--- a/LABlogbook_2517680.docx
+++ b/LABlogbook_2517680.docx
@@ -53,7 +53,23 @@
           <w:sz w:val="28"/>
           <w:szCs w:val="28"/>
         </w:rPr>
-        <w:t xml:space="preserve">Student Name: - Madushan Bhashana Dissanayake </w:t>
+        <w:t xml:space="preserve">Student Name: - Madushan </w:t>
+      </w:r>
+      <w:proofErr w:type="spellStart"/>
+      <w:r>
+        <w:rPr>
+          <w:sz w:val="28"/>
+          <w:szCs w:val="28"/>
+        </w:rPr>
+        <w:t>Bhashana</w:t>
+      </w:r>
+      <w:proofErr w:type="spellEnd"/>
+      <w:r>
+        <w:rPr>
+          <w:sz w:val="28"/>
+          <w:szCs w:val="28"/>
+        </w:rPr>
+        <w:t xml:space="preserve"> Dissanayake </w:t>
       </w:r>
     </w:p>
     <w:p>
@@ -694,7 +710,31 @@
           <w:lang w:eastAsia="en-GB"/>
           <w14:ligatures w14:val="none"/>
         </w:rPr>
-        <w:t>A fully connected Dense layer with 128 neurons and ReLU activation was added to learn image features.</w:t>
+        <w:t xml:space="preserve">A fully connected Dense layer with 128 neurons and </w:t>
+      </w:r>
+      <w:proofErr w:type="spellStart"/>
+      <w:r>
+        <w:rPr>
+          <w:rFonts w:eastAsia="Times New Roman" w:cstheme="minorHAnsi"/>
+          <w:kern w:val="0"/>
+          <w:sz w:val="20"/>
+          <w:szCs w:val="20"/>
+          <w:lang w:eastAsia="en-GB"/>
+          <w14:ligatures w14:val="none"/>
+        </w:rPr>
+        <w:t>ReLU</w:t>
+      </w:r>
+      <w:proofErr w:type="spellEnd"/>
+      <w:r>
+        <w:rPr>
+          <w:rFonts w:eastAsia="Times New Roman" w:cstheme="minorHAnsi"/>
+          <w:kern w:val="0"/>
+          <w:sz w:val="20"/>
+          <w:szCs w:val="20"/>
+          <w:lang w:eastAsia="en-GB"/>
+          <w14:ligatures w14:val="none"/>
+        </w:rPr>
+        <w:t xml:space="preserve"> activation was added to learn image features.</w:t>
       </w:r>
     </w:p>
     <w:p>
@@ -848,7 +888,31 @@
           <w:lang w:eastAsia="en-GB"/>
           <w14:ligatures w14:val="none"/>
         </w:rPr>
-        <w:t>The model was compiled using the Adam optimizer and Sparse Categorical Crossentropy loss function.</w:t>
+        <w:t xml:space="preserve">The model was compiled using the Adam optimizer and Sparse Categorical </w:t>
+      </w:r>
+      <w:proofErr w:type="spellStart"/>
+      <w:r>
+        <w:rPr>
+          <w:rFonts w:eastAsia="Times New Roman" w:cstheme="minorHAnsi"/>
+          <w:kern w:val="0"/>
+          <w:sz w:val="20"/>
+          <w:szCs w:val="20"/>
+          <w:lang w:eastAsia="en-GB"/>
+          <w14:ligatures w14:val="none"/>
+        </w:rPr>
+        <w:t>Crossentropy</w:t>
+      </w:r>
+      <w:proofErr w:type="spellEnd"/>
+      <w:r>
+        <w:rPr>
+          <w:rFonts w:eastAsia="Times New Roman" w:cstheme="minorHAnsi"/>
+          <w:kern w:val="0"/>
+          <w:sz w:val="20"/>
+          <w:szCs w:val="20"/>
+          <w:lang w:eastAsia="en-GB"/>
+          <w14:ligatures w14:val="none"/>
+        </w:rPr>
+        <w:t xml:space="preserve"> loss function.</w:t>
       </w:r>
     </w:p>
     <w:p>
@@ -2036,6 +2100,1322 @@
           <w:u w:val="single"/>
         </w:rPr>
       </w:pPr>
+      <w:r>
+        <w:rPr>
+          <w:noProof/>
+        </w:rPr>
+        <w:drawing>
+          <wp:inline distT="0" distB="0" distL="0" distR="0" wp14:anchorId="37C1DBA4" wp14:editId="15AA4FCE">
+            <wp:extent cx="5731510" cy="2879090"/>
+            <wp:effectExtent l="0" t="0" r="2540" b="0"/>
+            <wp:docPr id="872262512" name="Picture 1"/>
+            <wp:cNvGraphicFramePr>
+              <a:graphicFrameLocks xmlns:a="http://schemas.openxmlformats.org/drawingml/2006/main" noChangeAspect="1"/>
+            </wp:cNvGraphicFramePr>
+            <a:graphic xmlns:a="http://schemas.openxmlformats.org/drawingml/2006/main">
+              <a:graphicData uri="http://schemas.openxmlformats.org/drawingml/2006/picture">
+                <pic:pic xmlns:pic="http://schemas.openxmlformats.org/drawingml/2006/picture">
+                  <pic:nvPicPr>
+                    <pic:cNvPr id="0" name="Picture 1"/>
+                    <pic:cNvPicPr>
+                      <a:picLocks noChangeAspect="1" noChangeArrowheads="1"/>
+                    </pic:cNvPicPr>
+                  </pic:nvPicPr>
+                  <pic:blipFill>
+                    <a:blip r:embed="rId5">
+                      <a:extLst>
+                        <a:ext uri="{28A0092B-C50C-407E-A947-70E740481C1C}">
+                          <a14:useLocalDpi xmlns:a14="http://schemas.microsoft.com/office/drawing/2010/main" val="0"/>
+                        </a:ext>
+                      </a:extLst>
+                    </a:blip>
+                    <a:srcRect/>
+                    <a:stretch>
+                      <a:fillRect/>
+                    </a:stretch>
+                  </pic:blipFill>
+                  <pic:spPr bwMode="auto">
+                    <a:xfrm>
+                      <a:off x="0" y="0"/>
+                      <a:ext cx="5731510" cy="2879090"/>
+                    </a:xfrm>
+                    <a:prstGeom prst="rect">
+                      <a:avLst/>
+                    </a:prstGeom>
+                    <a:noFill/>
+                    <a:ln>
+                      <a:noFill/>
+                    </a:ln>
+                  </pic:spPr>
+                </pic:pic>
+              </a:graphicData>
+            </a:graphic>
+          </wp:inline>
+        </w:drawing>
+      </w:r>
+    </w:p>
+    <w:p>
+      <w:pPr>
+        <w:shd w:val="clear" w:color="auto" w:fill="FFFFFF"/>
+        <w:tabs>
+          <w:tab w:val="left" w:pos="916"/>
+          <w:tab w:val="left" w:pos="1832"/>
+          <w:tab w:val="left" w:pos="2748"/>
+          <w:tab w:val="left" w:pos="3664"/>
+          <w:tab w:val="left" w:pos="4580"/>
+          <w:tab w:val="left" w:pos="5496"/>
+          <w:tab w:val="left" w:pos="6412"/>
+          <w:tab w:val="left" w:pos="7328"/>
+          <w:tab w:val="left" w:pos="8244"/>
+          <w:tab w:val="left" w:pos="9160"/>
+          <w:tab w:val="left" w:pos="10076"/>
+          <w:tab w:val="left" w:pos="10992"/>
+          <w:tab w:val="left" w:pos="11908"/>
+          <w:tab w:val="left" w:pos="12824"/>
+          <w:tab w:val="left" w:pos="13740"/>
+          <w:tab w:val="left" w:pos="14656"/>
+        </w:tabs>
+        <w:wordWrap w:val="0"/>
+        <w:spacing w:before="360" w:after="360" w:line="240" w:lineRule="auto"/>
+        <w:ind w:left="480" w:right="480"/>
+        <w:rPr>
+          <w:rFonts w:ascii="Consolas" w:eastAsia="Times New Roman" w:hAnsi="Consolas" w:cs="Courier New"/>
+          <w:kern w:val="0"/>
+          <w:sz w:val="20"/>
+          <w:szCs w:val="20"/>
+          <w:lang w:eastAsia="en-GB"/>
+          <w14:ligatures w14:val="none"/>
+        </w:rPr>
+      </w:pPr>
+      <w:r>
+        <w:rPr>
+          <w:rFonts w:ascii="Consolas" w:eastAsia="Times New Roman" w:hAnsi="Consolas" w:cs="Courier New"/>
+          <w:b/>
+          <w:bCs/>
+          <w:kern w:val="0"/>
+          <w:sz w:val="20"/>
+          <w:szCs w:val="20"/>
+          <w:lang w:eastAsia="en-GB"/>
+          <w14:ligatures w14:val="none"/>
+        </w:rPr>
+        <w:t>Model: "sequential_2"</w:t>
+      </w:r>
+    </w:p>
+    <w:p>
+      <w:pPr>
+        <w:shd w:val="clear" w:color="auto" w:fill="FFFFFF"/>
+        <w:tabs>
+          <w:tab w:val="left" w:pos="916"/>
+          <w:tab w:val="left" w:pos="1832"/>
+          <w:tab w:val="left" w:pos="2748"/>
+          <w:tab w:val="left" w:pos="3664"/>
+          <w:tab w:val="left" w:pos="4580"/>
+          <w:tab w:val="left" w:pos="5496"/>
+          <w:tab w:val="left" w:pos="6412"/>
+          <w:tab w:val="left" w:pos="7328"/>
+          <w:tab w:val="left" w:pos="8244"/>
+          <w:tab w:val="left" w:pos="9160"/>
+          <w:tab w:val="left" w:pos="10076"/>
+          <w:tab w:val="left" w:pos="10992"/>
+          <w:tab w:val="left" w:pos="11908"/>
+          <w:tab w:val="left" w:pos="12824"/>
+          <w:tab w:val="left" w:pos="13740"/>
+          <w:tab w:val="left" w:pos="14656"/>
+        </w:tabs>
+        <w:wordWrap w:val="0"/>
+        <w:spacing w:before="360" w:after="360" w:line="240" w:lineRule="auto"/>
+        <w:ind w:left="480" w:right="480"/>
+        <w:rPr>
+          <w:rFonts w:ascii="Consolas" w:eastAsia="Times New Roman" w:hAnsi="Consolas" w:cs="Courier New"/>
+          <w:kern w:val="0"/>
+          <w:sz w:val="20"/>
+          <w:szCs w:val="20"/>
+          <w:lang w:eastAsia="en-GB"/>
+          <w14:ligatures w14:val="none"/>
+        </w:rPr>
+      </w:pPr>
+      <w:r>
+        <w:rPr>
+          <w:rFonts w:ascii="Consolas" w:eastAsia="Times New Roman" w:hAnsi="Consolas" w:cs="Courier New"/>
+          <w:kern w:val="0"/>
+          <w:sz w:val="20"/>
+          <w:szCs w:val="20"/>
+          <w:lang w:eastAsia="en-GB"/>
+          <w14:ligatures w14:val="none"/>
+        </w:rPr>
+        <w:t>┏━━━━━━━━━━━━━━━━━━━━━━━━━━━━━━━━━┳━━━━━━━━━━━━━━━━━━━━━━━━┳━━━━━━━━━━━━━━━┓</w:t>
+      </w:r>
+    </w:p>
+    <w:p>
+      <w:pPr>
+        <w:shd w:val="clear" w:color="auto" w:fill="FFFFFF"/>
+        <w:tabs>
+          <w:tab w:val="left" w:pos="916"/>
+          <w:tab w:val="left" w:pos="1832"/>
+          <w:tab w:val="left" w:pos="2748"/>
+          <w:tab w:val="left" w:pos="3664"/>
+          <w:tab w:val="left" w:pos="4580"/>
+          <w:tab w:val="left" w:pos="5496"/>
+          <w:tab w:val="left" w:pos="6412"/>
+          <w:tab w:val="left" w:pos="7328"/>
+          <w:tab w:val="left" w:pos="8244"/>
+          <w:tab w:val="left" w:pos="9160"/>
+          <w:tab w:val="left" w:pos="10076"/>
+          <w:tab w:val="left" w:pos="10992"/>
+          <w:tab w:val="left" w:pos="11908"/>
+          <w:tab w:val="left" w:pos="12824"/>
+          <w:tab w:val="left" w:pos="13740"/>
+          <w:tab w:val="left" w:pos="14656"/>
+        </w:tabs>
+        <w:wordWrap w:val="0"/>
+        <w:spacing w:before="360" w:after="360" w:line="240" w:lineRule="auto"/>
+        <w:ind w:left="480" w:right="480"/>
+        <w:rPr>
+          <w:rFonts w:ascii="Consolas" w:eastAsia="Times New Roman" w:hAnsi="Consolas" w:cs="Courier New"/>
+          <w:kern w:val="0"/>
+          <w:sz w:val="20"/>
+          <w:szCs w:val="20"/>
+          <w:lang w:eastAsia="en-GB"/>
+          <w14:ligatures w14:val="none"/>
+        </w:rPr>
+      </w:pPr>
+      <w:r>
+        <w:rPr>
+          <w:rFonts w:ascii="Consolas" w:eastAsia="Times New Roman" w:hAnsi="Consolas" w:cs="Courier New"/>
+          <w:kern w:val="0"/>
+          <w:sz w:val="20"/>
+          <w:szCs w:val="20"/>
+          <w:lang w:eastAsia="en-GB"/>
+          <w14:ligatures w14:val="none"/>
+        </w:rPr>
+        <w:t>┃</w:t>
+      </w:r>
+      <w:r>
+        <w:rPr>
+          <w:rFonts w:ascii="Consolas" w:eastAsia="Times New Roman" w:hAnsi="Consolas" w:cs="Courier New"/>
+          <w:b/>
+          <w:bCs/>
+          <w:kern w:val="0"/>
+          <w:sz w:val="20"/>
+          <w:szCs w:val="20"/>
+          <w:lang w:eastAsia="en-GB"/>
+          <w14:ligatures w14:val="none"/>
+        </w:rPr>
+        <w:t xml:space="preserve"> Layer (type)                    </w:t>
+      </w:r>
+      <w:r>
+        <w:rPr>
+          <w:rFonts w:ascii="Consolas" w:eastAsia="Times New Roman" w:hAnsi="Consolas" w:cs="Courier New"/>
+          <w:kern w:val="0"/>
+          <w:sz w:val="20"/>
+          <w:szCs w:val="20"/>
+          <w:lang w:eastAsia="en-GB"/>
+          <w14:ligatures w14:val="none"/>
+        </w:rPr>
+        <w:t>┃</w:t>
+      </w:r>
+      <w:r>
+        <w:rPr>
+          <w:rFonts w:ascii="Consolas" w:eastAsia="Times New Roman" w:hAnsi="Consolas" w:cs="Courier New"/>
+          <w:b/>
+          <w:bCs/>
+          <w:kern w:val="0"/>
+          <w:sz w:val="20"/>
+          <w:szCs w:val="20"/>
+          <w:lang w:eastAsia="en-GB"/>
+          <w14:ligatures w14:val="none"/>
+        </w:rPr>
+        <w:t xml:space="preserve"> Output Shape           </w:t>
+      </w:r>
+      <w:r>
+        <w:rPr>
+          <w:rFonts w:ascii="Consolas" w:eastAsia="Times New Roman" w:hAnsi="Consolas" w:cs="Courier New"/>
+          <w:kern w:val="0"/>
+          <w:sz w:val="20"/>
+          <w:szCs w:val="20"/>
+          <w:lang w:eastAsia="en-GB"/>
+          <w14:ligatures w14:val="none"/>
+        </w:rPr>
+        <w:t>┃</w:t>
+      </w:r>
+      <w:r>
+        <w:rPr>
+          <w:rFonts w:ascii="Consolas" w:eastAsia="Times New Roman" w:hAnsi="Consolas" w:cs="Courier New"/>
+          <w:b/>
+          <w:bCs/>
+          <w:kern w:val="0"/>
+          <w:sz w:val="20"/>
+          <w:szCs w:val="20"/>
+          <w:lang w:eastAsia="en-GB"/>
+          <w14:ligatures w14:val="none"/>
+        </w:rPr>
+        <w:t xml:space="preserve">       Param # </w:t>
+      </w:r>
+      <w:r>
+        <w:rPr>
+          <w:rFonts w:ascii="Consolas" w:eastAsia="Times New Roman" w:hAnsi="Consolas" w:cs="Courier New"/>
+          <w:kern w:val="0"/>
+          <w:sz w:val="20"/>
+          <w:szCs w:val="20"/>
+          <w:lang w:eastAsia="en-GB"/>
+          <w14:ligatures w14:val="none"/>
+        </w:rPr>
+        <w:t>┃</w:t>
+      </w:r>
+    </w:p>
+    <w:p>
+      <w:pPr>
+        <w:shd w:val="clear" w:color="auto" w:fill="FFFFFF"/>
+        <w:tabs>
+          <w:tab w:val="left" w:pos="916"/>
+          <w:tab w:val="left" w:pos="1832"/>
+          <w:tab w:val="left" w:pos="2748"/>
+          <w:tab w:val="left" w:pos="3664"/>
+          <w:tab w:val="left" w:pos="4580"/>
+          <w:tab w:val="left" w:pos="5496"/>
+          <w:tab w:val="left" w:pos="6412"/>
+          <w:tab w:val="left" w:pos="7328"/>
+          <w:tab w:val="left" w:pos="8244"/>
+          <w:tab w:val="left" w:pos="9160"/>
+          <w:tab w:val="left" w:pos="10076"/>
+          <w:tab w:val="left" w:pos="10992"/>
+          <w:tab w:val="left" w:pos="11908"/>
+          <w:tab w:val="left" w:pos="12824"/>
+          <w:tab w:val="left" w:pos="13740"/>
+          <w:tab w:val="left" w:pos="14656"/>
+        </w:tabs>
+        <w:wordWrap w:val="0"/>
+        <w:spacing w:before="360" w:after="360" w:line="240" w:lineRule="auto"/>
+        <w:ind w:left="480" w:right="480"/>
+        <w:rPr>
+          <w:rFonts w:ascii="Consolas" w:eastAsia="Times New Roman" w:hAnsi="Consolas" w:cs="Courier New"/>
+          <w:kern w:val="0"/>
+          <w:sz w:val="20"/>
+          <w:szCs w:val="20"/>
+          <w:lang w:eastAsia="en-GB"/>
+          <w14:ligatures w14:val="none"/>
+        </w:rPr>
+      </w:pPr>
+      <w:r>
+        <w:rPr>
+          <w:rFonts w:ascii="Consolas" w:eastAsia="Times New Roman" w:hAnsi="Consolas" w:cs="Courier New"/>
+          <w:kern w:val="0"/>
+          <w:sz w:val="20"/>
+          <w:szCs w:val="20"/>
+          <w:lang w:eastAsia="en-GB"/>
+          <w14:ligatures w14:val="none"/>
+        </w:rPr>
+        <w:t>┡━━━━━━━━━━━━━━━━━━━━━━━━━━━━━━━━━╇━━━━━━━━━━━━━━━━━━━━━━━━╇━━━━━━━━━━━━━━━┩</w:t>
+      </w:r>
+    </w:p>
+    <w:p>
+      <w:pPr>
+        <w:shd w:val="clear" w:color="auto" w:fill="FFFFFF"/>
+        <w:tabs>
+          <w:tab w:val="left" w:pos="916"/>
+          <w:tab w:val="left" w:pos="1832"/>
+          <w:tab w:val="left" w:pos="2748"/>
+          <w:tab w:val="left" w:pos="3664"/>
+          <w:tab w:val="left" w:pos="4580"/>
+          <w:tab w:val="left" w:pos="5496"/>
+          <w:tab w:val="left" w:pos="6412"/>
+          <w:tab w:val="left" w:pos="7328"/>
+          <w:tab w:val="left" w:pos="8244"/>
+          <w:tab w:val="left" w:pos="9160"/>
+          <w:tab w:val="left" w:pos="10076"/>
+          <w:tab w:val="left" w:pos="10992"/>
+          <w:tab w:val="left" w:pos="11908"/>
+          <w:tab w:val="left" w:pos="12824"/>
+          <w:tab w:val="left" w:pos="13740"/>
+          <w:tab w:val="left" w:pos="14656"/>
+        </w:tabs>
+        <w:wordWrap w:val="0"/>
+        <w:spacing w:before="360" w:after="360" w:line="240" w:lineRule="auto"/>
+        <w:ind w:left="480" w:right="480"/>
+        <w:rPr>
+          <w:rFonts w:ascii="Consolas" w:eastAsia="Times New Roman" w:hAnsi="Consolas" w:cs="Courier New"/>
+          <w:kern w:val="0"/>
+          <w:sz w:val="20"/>
+          <w:szCs w:val="20"/>
+          <w:lang w:eastAsia="en-GB"/>
+          <w14:ligatures w14:val="none"/>
+        </w:rPr>
+      </w:pPr>
+      <w:r>
+        <w:rPr>
+          <w:rFonts w:ascii="Consolas" w:eastAsia="Times New Roman" w:hAnsi="Consolas" w:cs="Courier New"/>
+          <w:kern w:val="0"/>
+          <w:sz w:val="20"/>
+          <w:szCs w:val="20"/>
+          <w:lang w:eastAsia="en-GB"/>
+          <w14:ligatures w14:val="none"/>
+        </w:rPr>
+        <w:t>│ dense (</w:t>
+      </w:r>
+      <w:r>
+        <w:rPr>
+          <w:rFonts w:ascii="Consolas" w:eastAsia="Times New Roman" w:hAnsi="Consolas" w:cs="Courier New"/>
+          <w:color w:val="0087FF"/>
+          <w:kern w:val="0"/>
+          <w:sz w:val="20"/>
+          <w:szCs w:val="20"/>
+          <w:lang w:eastAsia="en-GB"/>
+          <w14:ligatures w14:val="none"/>
+        </w:rPr>
+        <w:t>Dense</w:t>
+      </w:r>
+      <w:r>
+        <w:rPr>
+          <w:rFonts w:ascii="Consolas" w:eastAsia="Times New Roman" w:hAnsi="Consolas" w:cs="Courier New"/>
+          <w:kern w:val="0"/>
+          <w:sz w:val="20"/>
+          <w:szCs w:val="20"/>
+          <w:lang w:eastAsia="en-GB"/>
+          <w14:ligatures w14:val="none"/>
+        </w:rPr>
+        <w:t>)                   │ (</w:t>
+      </w:r>
+      <w:r>
+        <w:rPr>
+          <w:rFonts w:ascii="Consolas" w:eastAsia="Times New Roman" w:hAnsi="Consolas" w:cs="Courier New"/>
+          <w:color w:val="00D7FF"/>
+          <w:kern w:val="0"/>
+          <w:sz w:val="20"/>
+          <w:szCs w:val="20"/>
+          <w:lang w:eastAsia="en-GB"/>
+          <w14:ligatures w14:val="none"/>
+        </w:rPr>
+        <w:t>None</w:t>
+      </w:r>
+      <w:r>
+        <w:rPr>
+          <w:rFonts w:ascii="Consolas" w:eastAsia="Times New Roman" w:hAnsi="Consolas" w:cs="Courier New"/>
+          <w:kern w:val="0"/>
+          <w:sz w:val="20"/>
+          <w:szCs w:val="20"/>
+          <w:lang w:eastAsia="en-GB"/>
+          <w14:ligatures w14:val="none"/>
+        </w:rPr>
+        <w:t xml:space="preserve">, </w:t>
+      </w:r>
+      <w:r>
+        <w:rPr>
+          <w:rFonts w:ascii="Consolas" w:eastAsia="Times New Roman" w:hAnsi="Consolas" w:cs="Courier New"/>
+          <w:color w:val="00AF00"/>
+          <w:kern w:val="0"/>
+          <w:sz w:val="20"/>
+          <w:szCs w:val="20"/>
+          <w:lang w:eastAsia="en-GB"/>
+          <w14:ligatures w14:val="none"/>
+        </w:rPr>
+        <w:t>128</w:t>
+      </w:r>
+      <w:r>
+        <w:rPr>
+          <w:rFonts w:ascii="Consolas" w:eastAsia="Times New Roman" w:hAnsi="Consolas" w:cs="Courier New"/>
+          <w:kern w:val="0"/>
+          <w:sz w:val="20"/>
+          <w:szCs w:val="20"/>
+          <w:lang w:eastAsia="en-GB"/>
+          <w14:ligatures w14:val="none"/>
+        </w:rPr>
+        <w:t xml:space="preserve">)            │         </w:t>
+      </w:r>
+      <w:r>
+        <w:rPr>
+          <w:rFonts w:ascii="Consolas" w:eastAsia="Times New Roman" w:hAnsi="Consolas" w:cs="Courier New"/>
+          <w:color w:val="00AF00"/>
+          <w:kern w:val="0"/>
+          <w:sz w:val="20"/>
+          <w:szCs w:val="20"/>
+          <w:lang w:eastAsia="en-GB"/>
+          <w14:ligatures w14:val="none"/>
+        </w:rPr>
+        <w:t>2,560</w:t>
+      </w:r>
+      <w:r>
+        <w:rPr>
+          <w:rFonts w:ascii="Consolas" w:eastAsia="Times New Roman" w:hAnsi="Consolas" w:cs="Courier New"/>
+          <w:kern w:val="0"/>
+          <w:sz w:val="20"/>
+          <w:szCs w:val="20"/>
+          <w:lang w:eastAsia="en-GB"/>
+          <w14:ligatures w14:val="none"/>
+        </w:rPr>
+        <w:t xml:space="preserve"> │</w:t>
+      </w:r>
+    </w:p>
+    <w:p>
+      <w:pPr>
+        <w:shd w:val="clear" w:color="auto" w:fill="FFFFFF"/>
+        <w:tabs>
+          <w:tab w:val="left" w:pos="916"/>
+          <w:tab w:val="left" w:pos="1832"/>
+          <w:tab w:val="left" w:pos="2748"/>
+          <w:tab w:val="left" w:pos="3664"/>
+          <w:tab w:val="left" w:pos="4580"/>
+          <w:tab w:val="left" w:pos="5496"/>
+          <w:tab w:val="left" w:pos="6412"/>
+          <w:tab w:val="left" w:pos="7328"/>
+          <w:tab w:val="left" w:pos="8244"/>
+          <w:tab w:val="left" w:pos="9160"/>
+          <w:tab w:val="left" w:pos="10076"/>
+          <w:tab w:val="left" w:pos="10992"/>
+          <w:tab w:val="left" w:pos="11908"/>
+          <w:tab w:val="left" w:pos="12824"/>
+          <w:tab w:val="left" w:pos="13740"/>
+          <w:tab w:val="left" w:pos="14656"/>
+        </w:tabs>
+        <w:wordWrap w:val="0"/>
+        <w:spacing w:before="360" w:after="360" w:line="240" w:lineRule="auto"/>
+        <w:ind w:left="480" w:right="480"/>
+        <w:rPr>
+          <w:rFonts w:ascii="Consolas" w:eastAsia="Times New Roman" w:hAnsi="Consolas" w:cs="Courier New"/>
+          <w:kern w:val="0"/>
+          <w:sz w:val="20"/>
+          <w:szCs w:val="20"/>
+          <w:lang w:eastAsia="en-GB"/>
+          <w14:ligatures w14:val="none"/>
+        </w:rPr>
+      </w:pPr>
+      <w:r>
+        <w:rPr>
+          <w:rFonts w:ascii="Consolas" w:eastAsia="Times New Roman" w:hAnsi="Consolas" w:cs="Courier New"/>
+          <w:kern w:val="0"/>
+          <w:sz w:val="20"/>
+          <w:szCs w:val="20"/>
+          <w:lang w:eastAsia="en-GB"/>
+          <w14:ligatures w14:val="none"/>
+        </w:rPr>
+        <w:t>├─────────────────────────────────┼────────────────────────┼───────────────┤</w:t>
+      </w:r>
+    </w:p>
+    <w:p>
+      <w:pPr>
+        <w:shd w:val="clear" w:color="auto" w:fill="FFFFFF"/>
+        <w:tabs>
+          <w:tab w:val="left" w:pos="916"/>
+          <w:tab w:val="left" w:pos="1832"/>
+          <w:tab w:val="left" w:pos="2748"/>
+          <w:tab w:val="left" w:pos="3664"/>
+          <w:tab w:val="left" w:pos="4580"/>
+          <w:tab w:val="left" w:pos="5496"/>
+          <w:tab w:val="left" w:pos="6412"/>
+          <w:tab w:val="left" w:pos="7328"/>
+          <w:tab w:val="left" w:pos="8244"/>
+          <w:tab w:val="left" w:pos="9160"/>
+          <w:tab w:val="left" w:pos="10076"/>
+          <w:tab w:val="left" w:pos="10992"/>
+          <w:tab w:val="left" w:pos="11908"/>
+          <w:tab w:val="left" w:pos="12824"/>
+          <w:tab w:val="left" w:pos="13740"/>
+          <w:tab w:val="left" w:pos="14656"/>
+        </w:tabs>
+        <w:wordWrap w:val="0"/>
+        <w:spacing w:before="360" w:after="360" w:line="240" w:lineRule="auto"/>
+        <w:ind w:left="480" w:right="480"/>
+        <w:rPr>
+          <w:rFonts w:ascii="Consolas" w:eastAsia="Times New Roman" w:hAnsi="Consolas" w:cs="Courier New"/>
+          <w:kern w:val="0"/>
+          <w:sz w:val="20"/>
+          <w:szCs w:val="20"/>
+          <w:lang w:eastAsia="en-GB"/>
+          <w14:ligatures w14:val="none"/>
+        </w:rPr>
+      </w:pPr>
+      <w:r>
+        <w:rPr>
+          <w:rFonts w:ascii="Consolas" w:eastAsia="Times New Roman" w:hAnsi="Consolas" w:cs="Courier New"/>
+          <w:kern w:val="0"/>
+          <w:sz w:val="20"/>
+          <w:szCs w:val="20"/>
+          <w:lang w:eastAsia="en-GB"/>
+          <w14:ligatures w14:val="none"/>
+        </w:rPr>
+        <w:t>│ dense_1 (</w:t>
+      </w:r>
+      <w:r>
+        <w:rPr>
+          <w:rFonts w:ascii="Consolas" w:eastAsia="Times New Roman" w:hAnsi="Consolas" w:cs="Courier New"/>
+          <w:color w:val="0087FF"/>
+          <w:kern w:val="0"/>
+          <w:sz w:val="20"/>
+          <w:szCs w:val="20"/>
+          <w:lang w:eastAsia="en-GB"/>
+          <w14:ligatures w14:val="none"/>
+        </w:rPr>
+        <w:t>Dense</w:t>
+      </w:r>
+      <w:r>
+        <w:rPr>
+          <w:rFonts w:ascii="Consolas" w:eastAsia="Times New Roman" w:hAnsi="Consolas" w:cs="Courier New"/>
+          <w:kern w:val="0"/>
+          <w:sz w:val="20"/>
+          <w:szCs w:val="20"/>
+          <w:lang w:eastAsia="en-GB"/>
+          <w14:ligatures w14:val="none"/>
+        </w:rPr>
+        <w:t>)                 │ (</w:t>
+      </w:r>
+      <w:r>
+        <w:rPr>
+          <w:rFonts w:ascii="Consolas" w:eastAsia="Times New Roman" w:hAnsi="Consolas" w:cs="Courier New"/>
+          <w:color w:val="00D7FF"/>
+          <w:kern w:val="0"/>
+          <w:sz w:val="20"/>
+          <w:szCs w:val="20"/>
+          <w:lang w:eastAsia="en-GB"/>
+          <w14:ligatures w14:val="none"/>
+        </w:rPr>
+        <w:t>None</w:t>
+      </w:r>
+      <w:r>
+        <w:rPr>
+          <w:rFonts w:ascii="Consolas" w:eastAsia="Times New Roman" w:hAnsi="Consolas" w:cs="Courier New"/>
+          <w:kern w:val="0"/>
+          <w:sz w:val="20"/>
+          <w:szCs w:val="20"/>
+          <w:lang w:eastAsia="en-GB"/>
+          <w14:ligatures w14:val="none"/>
+        </w:rPr>
+        <w:t xml:space="preserve">, </w:t>
+      </w:r>
+      <w:r>
+        <w:rPr>
+          <w:rFonts w:ascii="Consolas" w:eastAsia="Times New Roman" w:hAnsi="Consolas" w:cs="Courier New"/>
+          <w:color w:val="00AF00"/>
+          <w:kern w:val="0"/>
+          <w:sz w:val="20"/>
+          <w:szCs w:val="20"/>
+          <w:lang w:eastAsia="en-GB"/>
+          <w14:ligatures w14:val="none"/>
+        </w:rPr>
+        <w:t>64</w:t>
+      </w:r>
+      <w:r>
+        <w:rPr>
+          <w:rFonts w:ascii="Consolas" w:eastAsia="Times New Roman" w:hAnsi="Consolas" w:cs="Courier New"/>
+          <w:kern w:val="0"/>
+          <w:sz w:val="20"/>
+          <w:szCs w:val="20"/>
+          <w:lang w:eastAsia="en-GB"/>
+          <w14:ligatures w14:val="none"/>
+        </w:rPr>
+        <w:t xml:space="preserve">)             │         </w:t>
+      </w:r>
+      <w:r>
+        <w:rPr>
+          <w:rFonts w:ascii="Consolas" w:eastAsia="Times New Roman" w:hAnsi="Consolas" w:cs="Courier New"/>
+          <w:color w:val="00AF00"/>
+          <w:kern w:val="0"/>
+          <w:sz w:val="20"/>
+          <w:szCs w:val="20"/>
+          <w:lang w:eastAsia="en-GB"/>
+          <w14:ligatures w14:val="none"/>
+        </w:rPr>
+        <w:t>8,256</w:t>
+      </w:r>
+      <w:r>
+        <w:rPr>
+          <w:rFonts w:ascii="Consolas" w:eastAsia="Times New Roman" w:hAnsi="Consolas" w:cs="Courier New"/>
+          <w:kern w:val="0"/>
+          <w:sz w:val="20"/>
+          <w:szCs w:val="20"/>
+          <w:lang w:eastAsia="en-GB"/>
+          <w14:ligatures w14:val="none"/>
+        </w:rPr>
+        <w:t xml:space="preserve"> │</w:t>
+      </w:r>
+    </w:p>
+    <w:p>
+      <w:pPr>
+        <w:shd w:val="clear" w:color="auto" w:fill="FFFFFF"/>
+        <w:tabs>
+          <w:tab w:val="left" w:pos="916"/>
+          <w:tab w:val="left" w:pos="1832"/>
+          <w:tab w:val="left" w:pos="2748"/>
+          <w:tab w:val="left" w:pos="3664"/>
+          <w:tab w:val="left" w:pos="4580"/>
+          <w:tab w:val="left" w:pos="5496"/>
+          <w:tab w:val="left" w:pos="6412"/>
+          <w:tab w:val="left" w:pos="7328"/>
+          <w:tab w:val="left" w:pos="8244"/>
+          <w:tab w:val="left" w:pos="9160"/>
+          <w:tab w:val="left" w:pos="10076"/>
+          <w:tab w:val="left" w:pos="10992"/>
+          <w:tab w:val="left" w:pos="11908"/>
+          <w:tab w:val="left" w:pos="12824"/>
+          <w:tab w:val="left" w:pos="13740"/>
+          <w:tab w:val="left" w:pos="14656"/>
+        </w:tabs>
+        <w:wordWrap w:val="0"/>
+        <w:spacing w:before="360" w:after="360" w:line="240" w:lineRule="auto"/>
+        <w:ind w:left="480" w:right="480"/>
+        <w:rPr>
+          <w:rFonts w:ascii="Consolas" w:eastAsia="Times New Roman" w:hAnsi="Consolas" w:cs="Courier New"/>
+          <w:kern w:val="0"/>
+          <w:sz w:val="20"/>
+          <w:szCs w:val="20"/>
+          <w:lang w:eastAsia="en-GB"/>
+          <w14:ligatures w14:val="none"/>
+        </w:rPr>
+      </w:pPr>
+      <w:r>
+        <w:rPr>
+          <w:rFonts w:ascii="Consolas" w:eastAsia="Times New Roman" w:hAnsi="Consolas" w:cs="Courier New"/>
+          <w:kern w:val="0"/>
+          <w:sz w:val="20"/>
+          <w:szCs w:val="20"/>
+          <w:lang w:eastAsia="en-GB"/>
+          <w14:ligatures w14:val="none"/>
+        </w:rPr>
+        <w:t>├─────────────────────────────────┼────────────────────────┼───────────────┤</w:t>
+      </w:r>
+    </w:p>
+    <w:p>
+      <w:pPr>
+        <w:shd w:val="clear" w:color="auto" w:fill="FFFFFF"/>
+        <w:tabs>
+          <w:tab w:val="left" w:pos="916"/>
+          <w:tab w:val="left" w:pos="1832"/>
+          <w:tab w:val="left" w:pos="2748"/>
+          <w:tab w:val="left" w:pos="3664"/>
+          <w:tab w:val="left" w:pos="4580"/>
+          <w:tab w:val="left" w:pos="5496"/>
+          <w:tab w:val="left" w:pos="6412"/>
+          <w:tab w:val="left" w:pos="7328"/>
+          <w:tab w:val="left" w:pos="8244"/>
+          <w:tab w:val="left" w:pos="9160"/>
+          <w:tab w:val="left" w:pos="10076"/>
+          <w:tab w:val="left" w:pos="10992"/>
+          <w:tab w:val="left" w:pos="11908"/>
+          <w:tab w:val="left" w:pos="12824"/>
+          <w:tab w:val="left" w:pos="13740"/>
+          <w:tab w:val="left" w:pos="14656"/>
+        </w:tabs>
+        <w:wordWrap w:val="0"/>
+        <w:spacing w:before="360" w:after="360" w:line="240" w:lineRule="auto"/>
+        <w:ind w:left="480" w:right="480"/>
+        <w:rPr>
+          <w:rFonts w:ascii="Consolas" w:eastAsia="Times New Roman" w:hAnsi="Consolas" w:cs="Courier New"/>
+          <w:kern w:val="0"/>
+          <w:sz w:val="20"/>
+          <w:szCs w:val="20"/>
+          <w:lang w:eastAsia="en-GB"/>
+          <w14:ligatures w14:val="none"/>
+        </w:rPr>
+      </w:pPr>
+      <w:r>
+        <w:rPr>
+          <w:rFonts w:ascii="Consolas" w:eastAsia="Times New Roman" w:hAnsi="Consolas" w:cs="Courier New"/>
+          <w:kern w:val="0"/>
+          <w:sz w:val="20"/>
+          <w:szCs w:val="20"/>
+          <w:lang w:eastAsia="en-GB"/>
+          <w14:ligatures w14:val="none"/>
+        </w:rPr>
+        <w:lastRenderedPageBreak/>
+        <w:t>│ dense_2 (</w:t>
+      </w:r>
+      <w:r>
+        <w:rPr>
+          <w:rFonts w:ascii="Consolas" w:eastAsia="Times New Roman" w:hAnsi="Consolas" w:cs="Courier New"/>
+          <w:color w:val="0087FF"/>
+          <w:kern w:val="0"/>
+          <w:sz w:val="20"/>
+          <w:szCs w:val="20"/>
+          <w:lang w:eastAsia="en-GB"/>
+          <w14:ligatures w14:val="none"/>
+        </w:rPr>
+        <w:t>Dense</w:t>
+      </w:r>
+      <w:r>
+        <w:rPr>
+          <w:rFonts w:ascii="Consolas" w:eastAsia="Times New Roman" w:hAnsi="Consolas" w:cs="Courier New"/>
+          <w:kern w:val="0"/>
+          <w:sz w:val="20"/>
+          <w:szCs w:val="20"/>
+          <w:lang w:eastAsia="en-GB"/>
+          <w14:ligatures w14:val="none"/>
+        </w:rPr>
+        <w:t>)                 │ (</w:t>
+      </w:r>
+      <w:r>
+        <w:rPr>
+          <w:rFonts w:ascii="Consolas" w:eastAsia="Times New Roman" w:hAnsi="Consolas" w:cs="Courier New"/>
+          <w:color w:val="00D7FF"/>
+          <w:kern w:val="0"/>
+          <w:sz w:val="20"/>
+          <w:szCs w:val="20"/>
+          <w:lang w:eastAsia="en-GB"/>
+          <w14:ligatures w14:val="none"/>
+        </w:rPr>
+        <w:t>None</w:t>
+      </w:r>
+      <w:r>
+        <w:rPr>
+          <w:rFonts w:ascii="Consolas" w:eastAsia="Times New Roman" w:hAnsi="Consolas" w:cs="Courier New"/>
+          <w:kern w:val="0"/>
+          <w:sz w:val="20"/>
+          <w:szCs w:val="20"/>
+          <w:lang w:eastAsia="en-GB"/>
+          <w14:ligatures w14:val="none"/>
+        </w:rPr>
+        <w:t xml:space="preserve">, </w:t>
+      </w:r>
+      <w:r>
+        <w:rPr>
+          <w:rFonts w:ascii="Consolas" w:eastAsia="Times New Roman" w:hAnsi="Consolas" w:cs="Courier New"/>
+          <w:color w:val="00AF00"/>
+          <w:kern w:val="0"/>
+          <w:sz w:val="20"/>
+          <w:szCs w:val="20"/>
+          <w:lang w:eastAsia="en-GB"/>
+          <w14:ligatures w14:val="none"/>
+        </w:rPr>
+        <w:t>32</w:t>
+      </w:r>
+      <w:r>
+        <w:rPr>
+          <w:rFonts w:ascii="Consolas" w:eastAsia="Times New Roman" w:hAnsi="Consolas" w:cs="Courier New"/>
+          <w:kern w:val="0"/>
+          <w:sz w:val="20"/>
+          <w:szCs w:val="20"/>
+          <w:lang w:eastAsia="en-GB"/>
+          <w14:ligatures w14:val="none"/>
+        </w:rPr>
+        <w:t xml:space="preserve">)             │         </w:t>
+      </w:r>
+      <w:r>
+        <w:rPr>
+          <w:rFonts w:ascii="Consolas" w:eastAsia="Times New Roman" w:hAnsi="Consolas" w:cs="Courier New"/>
+          <w:color w:val="00AF00"/>
+          <w:kern w:val="0"/>
+          <w:sz w:val="20"/>
+          <w:szCs w:val="20"/>
+          <w:lang w:eastAsia="en-GB"/>
+          <w14:ligatures w14:val="none"/>
+        </w:rPr>
+        <w:t>2,080</w:t>
+      </w:r>
+      <w:r>
+        <w:rPr>
+          <w:rFonts w:ascii="Consolas" w:eastAsia="Times New Roman" w:hAnsi="Consolas" w:cs="Courier New"/>
+          <w:kern w:val="0"/>
+          <w:sz w:val="20"/>
+          <w:szCs w:val="20"/>
+          <w:lang w:eastAsia="en-GB"/>
+          <w14:ligatures w14:val="none"/>
+        </w:rPr>
+        <w:t xml:space="preserve"> │</w:t>
+      </w:r>
+    </w:p>
+    <w:p>
+      <w:pPr>
+        <w:shd w:val="clear" w:color="auto" w:fill="FFFFFF"/>
+        <w:tabs>
+          <w:tab w:val="left" w:pos="916"/>
+          <w:tab w:val="left" w:pos="1832"/>
+          <w:tab w:val="left" w:pos="2748"/>
+          <w:tab w:val="left" w:pos="3664"/>
+          <w:tab w:val="left" w:pos="4580"/>
+          <w:tab w:val="left" w:pos="5496"/>
+          <w:tab w:val="left" w:pos="6412"/>
+          <w:tab w:val="left" w:pos="7328"/>
+          <w:tab w:val="left" w:pos="8244"/>
+          <w:tab w:val="left" w:pos="9160"/>
+          <w:tab w:val="left" w:pos="10076"/>
+          <w:tab w:val="left" w:pos="10992"/>
+          <w:tab w:val="left" w:pos="11908"/>
+          <w:tab w:val="left" w:pos="12824"/>
+          <w:tab w:val="left" w:pos="13740"/>
+          <w:tab w:val="left" w:pos="14656"/>
+        </w:tabs>
+        <w:wordWrap w:val="0"/>
+        <w:spacing w:before="360" w:after="360" w:line="240" w:lineRule="auto"/>
+        <w:ind w:left="480" w:right="480"/>
+        <w:rPr>
+          <w:rFonts w:ascii="Consolas" w:eastAsia="Times New Roman" w:hAnsi="Consolas" w:cs="Courier New"/>
+          <w:kern w:val="0"/>
+          <w:sz w:val="20"/>
+          <w:szCs w:val="20"/>
+          <w:lang w:eastAsia="en-GB"/>
+          <w14:ligatures w14:val="none"/>
+        </w:rPr>
+      </w:pPr>
+      <w:r>
+        <w:rPr>
+          <w:rFonts w:ascii="Consolas" w:eastAsia="Times New Roman" w:hAnsi="Consolas" w:cs="Courier New"/>
+          <w:kern w:val="0"/>
+          <w:sz w:val="20"/>
+          <w:szCs w:val="20"/>
+          <w:lang w:eastAsia="en-GB"/>
+          <w14:ligatures w14:val="none"/>
+        </w:rPr>
+        <w:t>├─────────────────────────────────┼────────────────────────┼───────────────┤</w:t>
+      </w:r>
+    </w:p>
+    <w:p>
+      <w:pPr>
+        <w:shd w:val="clear" w:color="auto" w:fill="FFFFFF"/>
+        <w:tabs>
+          <w:tab w:val="left" w:pos="916"/>
+          <w:tab w:val="left" w:pos="1832"/>
+          <w:tab w:val="left" w:pos="2748"/>
+          <w:tab w:val="left" w:pos="3664"/>
+          <w:tab w:val="left" w:pos="4580"/>
+          <w:tab w:val="left" w:pos="5496"/>
+          <w:tab w:val="left" w:pos="6412"/>
+          <w:tab w:val="left" w:pos="7328"/>
+          <w:tab w:val="left" w:pos="8244"/>
+          <w:tab w:val="left" w:pos="9160"/>
+          <w:tab w:val="left" w:pos="10076"/>
+          <w:tab w:val="left" w:pos="10992"/>
+          <w:tab w:val="left" w:pos="11908"/>
+          <w:tab w:val="left" w:pos="12824"/>
+          <w:tab w:val="left" w:pos="13740"/>
+          <w:tab w:val="left" w:pos="14656"/>
+        </w:tabs>
+        <w:wordWrap w:val="0"/>
+        <w:spacing w:before="360" w:after="360" w:line="240" w:lineRule="auto"/>
+        <w:ind w:left="480" w:right="480"/>
+        <w:rPr>
+          <w:rFonts w:ascii="Consolas" w:eastAsia="Times New Roman" w:hAnsi="Consolas" w:cs="Courier New"/>
+          <w:kern w:val="0"/>
+          <w:sz w:val="20"/>
+          <w:szCs w:val="20"/>
+          <w:lang w:eastAsia="en-GB"/>
+          <w14:ligatures w14:val="none"/>
+        </w:rPr>
+      </w:pPr>
+      <w:r>
+        <w:rPr>
+          <w:rFonts w:ascii="Consolas" w:eastAsia="Times New Roman" w:hAnsi="Consolas" w:cs="Courier New"/>
+          <w:kern w:val="0"/>
+          <w:sz w:val="20"/>
+          <w:szCs w:val="20"/>
+          <w:lang w:eastAsia="en-GB"/>
+          <w14:ligatures w14:val="none"/>
+        </w:rPr>
+        <w:t>│ dense_3 (</w:t>
+      </w:r>
+      <w:r>
+        <w:rPr>
+          <w:rFonts w:ascii="Consolas" w:eastAsia="Times New Roman" w:hAnsi="Consolas" w:cs="Courier New"/>
+          <w:color w:val="0087FF"/>
+          <w:kern w:val="0"/>
+          <w:sz w:val="20"/>
+          <w:szCs w:val="20"/>
+          <w:lang w:eastAsia="en-GB"/>
+          <w14:ligatures w14:val="none"/>
+        </w:rPr>
+        <w:t>Dense</w:t>
+      </w:r>
+      <w:r>
+        <w:rPr>
+          <w:rFonts w:ascii="Consolas" w:eastAsia="Times New Roman" w:hAnsi="Consolas" w:cs="Courier New"/>
+          <w:kern w:val="0"/>
+          <w:sz w:val="20"/>
+          <w:szCs w:val="20"/>
+          <w:lang w:eastAsia="en-GB"/>
+          <w14:ligatures w14:val="none"/>
+        </w:rPr>
+        <w:t>)                 │ (</w:t>
+      </w:r>
+      <w:r>
+        <w:rPr>
+          <w:rFonts w:ascii="Consolas" w:eastAsia="Times New Roman" w:hAnsi="Consolas" w:cs="Courier New"/>
+          <w:color w:val="00D7FF"/>
+          <w:kern w:val="0"/>
+          <w:sz w:val="20"/>
+          <w:szCs w:val="20"/>
+          <w:lang w:eastAsia="en-GB"/>
+          <w14:ligatures w14:val="none"/>
+        </w:rPr>
+        <w:t>None</w:t>
+      </w:r>
+      <w:r>
+        <w:rPr>
+          <w:rFonts w:ascii="Consolas" w:eastAsia="Times New Roman" w:hAnsi="Consolas" w:cs="Courier New"/>
+          <w:kern w:val="0"/>
+          <w:sz w:val="20"/>
+          <w:szCs w:val="20"/>
+          <w:lang w:eastAsia="en-GB"/>
+          <w14:ligatures w14:val="none"/>
+        </w:rPr>
+        <w:t xml:space="preserve">, </w:t>
+      </w:r>
+      <w:r>
+        <w:rPr>
+          <w:rFonts w:ascii="Consolas" w:eastAsia="Times New Roman" w:hAnsi="Consolas" w:cs="Courier New"/>
+          <w:color w:val="00AF00"/>
+          <w:kern w:val="0"/>
+          <w:sz w:val="20"/>
+          <w:szCs w:val="20"/>
+          <w:lang w:eastAsia="en-GB"/>
+          <w14:ligatures w14:val="none"/>
+        </w:rPr>
+        <w:t>1</w:t>
+      </w:r>
+      <w:r>
+        <w:rPr>
+          <w:rFonts w:ascii="Consolas" w:eastAsia="Times New Roman" w:hAnsi="Consolas" w:cs="Courier New"/>
+          <w:kern w:val="0"/>
+          <w:sz w:val="20"/>
+          <w:szCs w:val="20"/>
+          <w:lang w:eastAsia="en-GB"/>
+          <w14:ligatures w14:val="none"/>
+        </w:rPr>
+        <w:t xml:space="preserve">)              │            </w:t>
+      </w:r>
+      <w:r>
+        <w:rPr>
+          <w:rFonts w:ascii="Consolas" w:eastAsia="Times New Roman" w:hAnsi="Consolas" w:cs="Courier New"/>
+          <w:color w:val="00AF00"/>
+          <w:kern w:val="0"/>
+          <w:sz w:val="20"/>
+          <w:szCs w:val="20"/>
+          <w:lang w:eastAsia="en-GB"/>
+          <w14:ligatures w14:val="none"/>
+        </w:rPr>
+        <w:t>33</w:t>
+      </w:r>
+      <w:r>
+        <w:rPr>
+          <w:rFonts w:ascii="Consolas" w:eastAsia="Times New Roman" w:hAnsi="Consolas" w:cs="Courier New"/>
+          <w:kern w:val="0"/>
+          <w:sz w:val="20"/>
+          <w:szCs w:val="20"/>
+          <w:lang w:eastAsia="en-GB"/>
+          <w14:ligatures w14:val="none"/>
+        </w:rPr>
+        <w:t xml:space="preserve"> │</w:t>
+      </w:r>
+    </w:p>
+    <w:p>
+      <w:pPr>
+        <w:shd w:val="clear" w:color="auto" w:fill="FFFFFF"/>
+        <w:tabs>
+          <w:tab w:val="left" w:pos="916"/>
+          <w:tab w:val="left" w:pos="1832"/>
+          <w:tab w:val="left" w:pos="2748"/>
+          <w:tab w:val="left" w:pos="3664"/>
+          <w:tab w:val="left" w:pos="4580"/>
+          <w:tab w:val="left" w:pos="5496"/>
+          <w:tab w:val="left" w:pos="6412"/>
+          <w:tab w:val="left" w:pos="7328"/>
+          <w:tab w:val="left" w:pos="8244"/>
+          <w:tab w:val="left" w:pos="9160"/>
+          <w:tab w:val="left" w:pos="10076"/>
+          <w:tab w:val="left" w:pos="10992"/>
+          <w:tab w:val="left" w:pos="11908"/>
+          <w:tab w:val="left" w:pos="12824"/>
+          <w:tab w:val="left" w:pos="13740"/>
+          <w:tab w:val="left" w:pos="14656"/>
+        </w:tabs>
+        <w:wordWrap w:val="0"/>
+        <w:spacing w:before="360" w:after="360" w:line="240" w:lineRule="auto"/>
+        <w:ind w:left="480" w:right="480"/>
+        <w:rPr>
+          <w:rFonts w:ascii="Consolas" w:eastAsia="Times New Roman" w:hAnsi="Consolas" w:cs="Courier New"/>
+          <w:kern w:val="0"/>
+          <w:sz w:val="20"/>
+          <w:szCs w:val="20"/>
+          <w:lang w:eastAsia="en-GB"/>
+          <w14:ligatures w14:val="none"/>
+        </w:rPr>
+      </w:pPr>
+      <w:r>
+        <w:rPr>
+          <w:rFonts w:ascii="Consolas" w:eastAsia="Times New Roman" w:hAnsi="Consolas" w:cs="Courier New"/>
+          <w:kern w:val="0"/>
+          <w:sz w:val="20"/>
+          <w:szCs w:val="20"/>
+          <w:lang w:eastAsia="en-GB"/>
+          <w14:ligatures w14:val="none"/>
+        </w:rPr>
+        <w:t>└─────────────────────────────────┴────────────────────────┴───────────────┘</w:t>
+      </w:r>
+    </w:p>
+    <w:p>
+      <w:pPr>
+        <w:shd w:val="clear" w:color="auto" w:fill="FFFFFF"/>
+        <w:tabs>
+          <w:tab w:val="left" w:pos="916"/>
+          <w:tab w:val="left" w:pos="1832"/>
+          <w:tab w:val="left" w:pos="2748"/>
+          <w:tab w:val="left" w:pos="3664"/>
+          <w:tab w:val="left" w:pos="4580"/>
+          <w:tab w:val="left" w:pos="5496"/>
+          <w:tab w:val="left" w:pos="6412"/>
+          <w:tab w:val="left" w:pos="7328"/>
+          <w:tab w:val="left" w:pos="8244"/>
+          <w:tab w:val="left" w:pos="9160"/>
+          <w:tab w:val="left" w:pos="10076"/>
+          <w:tab w:val="left" w:pos="10992"/>
+          <w:tab w:val="left" w:pos="11908"/>
+          <w:tab w:val="left" w:pos="12824"/>
+          <w:tab w:val="left" w:pos="13740"/>
+          <w:tab w:val="left" w:pos="14656"/>
+        </w:tabs>
+        <w:wordWrap w:val="0"/>
+        <w:spacing w:before="360" w:after="360" w:line="240" w:lineRule="auto"/>
+        <w:ind w:left="480" w:right="480"/>
+        <w:rPr>
+          <w:rFonts w:ascii="Consolas" w:eastAsia="Times New Roman" w:hAnsi="Consolas" w:cs="Courier New"/>
+          <w:kern w:val="0"/>
+          <w:sz w:val="20"/>
+          <w:szCs w:val="20"/>
+          <w:lang w:eastAsia="en-GB"/>
+          <w14:ligatures w14:val="none"/>
+        </w:rPr>
+      </w:pPr>
+      <w:r>
+        <w:rPr>
+          <w:rFonts w:ascii="Consolas" w:eastAsia="Times New Roman" w:hAnsi="Consolas" w:cs="Courier New"/>
+          <w:b/>
+          <w:bCs/>
+          <w:kern w:val="0"/>
+          <w:sz w:val="20"/>
+          <w:szCs w:val="20"/>
+          <w:lang w:eastAsia="en-GB"/>
+          <w14:ligatures w14:val="none"/>
+        </w:rPr>
+        <w:t xml:space="preserve"> Total params: </w:t>
+      </w:r>
+      <w:r>
+        <w:rPr>
+          <w:rFonts w:ascii="Consolas" w:eastAsia="Times New Roman" w:hAnsi="Consolas" w:cs="Courier New"/>
+          <w:color w:val="00AF00"/>
+          <w:kern w:val="0"/>
+          <w:sz w:val="20"/>
+          <w:szCs w:val="20"/>
+          <w:lang w:eastAsia="en-GB"/>
+          <w14:ligatures w14:val="none"/>
+        </w:rPr>
+        <w:t>38,789</w:t>
+      </w:r>
+      <w:r>
+        <w:rPr>
+          <w:rFonts w:ascii="Consolas" w:eastAsia="Times New Roman" w:hAnsi="Consolas" w:cs="Courier New"/>
+          <w:kern w:val="0"/>
+          <w:sz w:val="20"/>
+          <w:szCs w:val="20"/>
+          <w:lang w:eastAsia="en-GB"/>
+          <w14:ligatures w14:val="none"/>
+        </w:rPr>
+        <w:t xml:space="preserve"> (151.52 KB)</w:t>
+      </w:r>
+    </w:p>
+    <w:p>
+      <w:pPr>
+        <w:shd w:val="clear" w:color="auto" w:fill="FFFFFF"/>
+        <w:tabs>
+          <w:tab w:val="left" w:pos="916"/>
+          <w:tab w:val="left" w:pos="1832"/>
+          <w:tab w:val="left" w:pos="2748"/>
+          <w:tab w:val="left" w:pos="3664"/>
+          <w:tab w:val="left" w:pos="4580"/>
+          <w:tab w:val="left" w:pos="5496"/>
+          <w:tab w:val="left" w:pos="6412"/>
+          <w:tab w:val="left" w:pos="7328"/>
+          <w:tab w:val="left" w:pos="8244"/>
+          <w:tab w:val="left" w:pos="9160"/>
+          <w:tab w:val="left" w:pos="10076"/>
+          <w:tab w:val="left" w:pos="10992"/>
+          <w:tab w:val="left" w:pos="11908"/>
+          <w:tab w:val="left" w:pos="12824"/>
+          <w:tab w:val="left" w:pos="13740"/>
+          <w:tab w:val="left" w:pos="14656"/>
+        </w:tabs>
+        <w:wordWrap w:val="0"/>
+        <w:spacing w:before="360" w:after="360" w:line="240" w:lineRule="auto"/>
+        <w:ind w:left="480" w:right="480"/>
+        <w:rPr>
+          <w:rFonts w:ascii="Consolas" w:eastAsia="Times New Roman" w:hAnsi="Consolas" w:cs="Courier New"/>
+          <w:kern w:val="0"/>
+          <w:sz w:val="20"/>
+          <w:szCs w:val="20"/>
+          <w:lang w:eastAsia="en-GB"/>
+          <w14:ligatures w14:val="none"/>
+        </w:rPr>
+      </w:pPr>
+      <w:r>
+        <w:rPr>
+          <w:rFonts w:ascii="Consolas" w:eastAsia="Times New Roman" w:hAnsi="Consolas" w:cs="Courier New"/>
+          <w:b/>
+          <w:bCs/>
+          <w:kern w:val="0"/>
+          <w:sz w:val="20"/>
+          <w:szCs w:val="20"/>
+          <w:lang w:eastAsia="en-GB"/>
+          <w14:ligatures w14:val="none"/>
+        </w:rPr>
+        <w:t xml:space="preserve"> Trainable params: </w:t>
+      </w:r>
+      <w:r>
+        <w:rPr>
+          <w:rFonts w:ascii="Consolas" w:eastAsia="Times New Roman" w:hAnsi="Consolas" w:cs="Courier New"/>
+          <w:color w:val="00AF00"/>
+          <w:kern w:val="0"/>
+          <w:sz w:val="20"/>
+          <w:szCs w:val="20"/>
+          <w:lang w:eastAsia="en-GB"/>
+          <w14:ligatures w14:val="none"/>
+        </w:rPr>
+        <w:t>12,929</w:t>
+      </w:r>
+      <w:r>
+        <w:rPr>
+          <w:rFonts w:ascii="Consolas" w:eastAsia="Times New Roman" w:hAnsi="Consolas" w:cs="Courier New"/>
+          <w:kern w:val="0"/>
+          <w:sz w:val="20"/>
+          <w:szCs w:val="20"/>
+          <w:lang w:eastAsia="en-GB"/>
+          <w14:ligatures w14:val="none"/>
+        </w:rPr>
+        <w:t xml:space="preserve"> (50.50 KB)</w:t>
+      </w:r>
+    </w:p>
+    <w:p>
+      <w:pPr>
+        <w:shd w:val="clear" w:color="auto" w:fill="FFFFFF"/>
+        <w:tabs>
+          <w:tab w:val="left" w:pos="916"/>
+          <w:tab w:val="left" w:pos="1832"/>
+          <w:tab w:val="left" w:pos="2748"/>
+          <w:tab w:val="left" w:pos="3664"/>
+          <w:tab w:val="left" w:pos="4580"/>
+          <w:tab w:val="left" w:pos="5496"/>
+          <w:tab w:val="left" w:pos="6412"/>
+          <w:tab w:val="left" w:pos="7328"/>
+          <w:tab w:val="left" w:pos="8244"/>
+          <w:tab w:val="left" w:pos="9160"/>
+          <w:tab w:val="left" w:pos="10076"/>
+          <w:tab w:val="left" w:pos="10992"/>
+          <w:tab w:val="left" w:pos="11908"/>
+          <w:tab w:val="left" w:pos="12824"/>
+          <w:tab w:val="left" w:pos="13740"/>
+          <w:tab w:val="left" w:pos="14656"/>
+        </w:tabs>
+        <w:wordWrap w:val="0"/>
+        <w:spacing w:before="360" w:after="360" w:line="240" w:lineRule="auto"/>
+        <w:ind w:left="480" w:right="480"/>
+        <w:rPr>
+          <w:rFonts w:ascii="Consolas" w:eastAsia="Times New Roman" w:hAnsi="Consolas" w:cs="Courier New"/>
+          <w:kern w:val="0"/>
+          <w:sz w:val="20"/>
+          <w:szCs w:val="20"/>
+          <w:lang w:eastAsia="en-GB"/>
+          <w14:ligatures w14:val="none"/>
+        </w:rPr>
+      </w:pPr>
+      <w:r>
+        <w:rPr>
+          <w:rFonts w:ascii="Consolas" w:eastAsia="Times New Roman" w:hAnsi="Consolas" w:cs="Courier New"/>
+          <w:b/>
+          <w:bCs/>
+          <w:kern w:val="0"/>
+          <w:sz w:val="20"/>
+          <w:szCs w:val="20"/>
+          <w:lang w:eastAsia="en-GB"/>
+          <w14:ligatures w14:val="none"/>
+        </w:rPr>
+        <w:t xml:space="preserve"> Non-trainable params: </w:t>
+      </w:r>
+      <w:r>
+        <w:rPr>
+          <w:rFonts w:ascii="Consolas" w:eastAsia="Times New Roman" w:hAnsi="Consolas" w:cs="Courier New"/>
+          <w:color w:val="00AF00"/>
+          <w:kern w:val="0"/>
+          <w:sz w:val="20"/>
+          <w:szCs w:val="20"/>
+          <w:lang w:eastAsia="en-GB"/>
+          <w14:ligatures w14:val="none"/>
+        </w:rPr>
+        <w:t>0</w:t>
+      </w:r>
+      <w:r>
+        <w:rPr>
+          <w:rFonts w:ascii="Consolas" w:eastAsia="Times New Roman" w:hAnsi="Consolas" w:cs="Courier New"/>
+          <w:kern w:val="0"/>
+          <w:sz w:val="20"/>
+          <w:szCs w:val="20"/>
+          <w:lang w:eastAsia="en-GB"/>
+          <w14:ligatures w14:val="none"/>
+        </w:rPr>
+        <w:t xml:space="preserve"> (0.00 B)</w:t>
+      </w:r>
+    </w:p>
+    <w:p>
+      <w:pPr>
+        <w:shd w:val="clear" w:color="auto" w:fill="FFFFFF"/>
+        <w:tabs>
+          <w:tab w:val="left" w:pos="916"/>
+          <w:tab w:val="left" w:pos="1832"/>
+          <w:tab w:val="left" w:pos="2748"/>
+          <w:tab w:val="left" w:pos="3664"/>
+          <w:tab w:val="left" w:pos="4580"/>
+          <w:tab w:val="left" w:pos="5496"/>
+          <w:tab w:val="left" w:pos="6412"/>
+          <w:tab w:val="left" w:pos="7328"/>
+          <w:tab w:val="left" w:pos="8244"/>
+          <w:tab w:val="left" w:pos="9160"/>
+          <w:tab w:val="left" w:pos="10076"/>
+          <w:tab w:val="left" w:pos="10992"/>
+          <w:tab w:val="left" w:pos="11908"/>
+          <w:tab w:val="left" w:pos="12824"/>
+          <w:tab w:val="left" w:pos="13740"/>
+          <w:tab w:val="left" w:pos="14656"/>
+        </w:tabs>
+        <w:wordWrap w:val="0"/>
+        <w:spacing w:before="360" w:after="360" w:line="240" w:lineRule="auto"/>
+        <w:ind w:left="480" w:right="480"/>
+        <w:rPr>
+          <w:rFonts w:ascii="Consolas" w:eastAsia="Times New Roman" w:hAnsi="Consolas" w:cs="Courier New"/>
+          <w:kern w:val="0"/>
+          <w:sz w:val="20"/>
+          <w:szCs w:val="20"/>
+          <w:lang w:eastAsia="en-GB"/>
+          <w14:ligatures w14:val="none"/>
+        </w:rPr>
+      </w:pPr>
+      <w:r>
+        <w:rPr>
+          <w:rFonts w:ascii="Consolas" w:eastAsia="Times New Roman" w:hAnsi="Consolas" w:cs="Courier New"/>
+          <w:b/>
+          <w:bCs/>
+          <w:kern w:val="0"/>
+          <w:sz w:val="20"/>
+          <w:szCs w:val="20"/>
+          <w:lang w:eastAsia="en-GB"/>
+          <w14:ligatures w14:val="none"/>
+        </w:rPr>
+        <w:t xml:space="preserve"> Optimizer params: </w:t>
+      </w:r>
+      <w:r>
+        <w:rPr>
+          <w:rFonts w:ascii="Consolas" w:eastAsia="Times New Roman" w:hAnsi="Consolas" w:cs="Courier New"/>
+          <w:color w:val="00AF00"/>
+          <w:kern w:val="0"/>
+          <w:sz w:val="20"/>
+          <w:szCs w:val="20"/>
+          <w:lang w:eastAsia="en-GB"/>
+          <w14:ligatures w14:val="none"/>
+        </w:rPr>
+        <w:t>25,860</w:t>
+      </w:r>
+      <w:r>
+        <w:rPr>
+          <w:rFonts w:ascii="Consolas" w:eastAsia="Times New Roman" w:hAnsi="Consolas" w:cs="Courier New"/>
+          <w:kern w:val="0"/>
+          <w:sz w:val="20"/>
+          <w:szCs w:val="20"/>
+          <w:lang w:eastAsia="en-GB"/>
+          <w14:ligatures w14:val="none"/>
+        </w:rPr>
+        <w:t xml:space="preserve"> (101.02 KB)</w:t>
+      </w:r>
     </w:p>
     <w:p>
       <w:pPr>
@@ -2046,24 +3426,24 @@
           <w:u w:val="single"/>
         </w:rPr>
       </w:pPr>
-      <w:r>
+    </w:p>
+    <w:p>
+      <w:pPr>
+        <w:jc w:val="both"/>
         <w:rPr>
           <w:sz w:val="44"/>
           <w:szCs w:val="44"/>
           <w:u w:val="single"/>
         </w:rPr>
-        <w:t>Lab 5</w:t>
-      </w:r>
-    </w:p>
-    <w:p>
-      <w:pPr>
-        <w:jc w:val="both"/>
+      </w:pPr>
+      <w:r>
         <w:rPr>
           <w:sz w:val="44"/>
           <w:szCs w:val="44"/>
           <w:u w:val="single"/>
         </w:rPr>
-      </w:pPr>
+        <w:t>Lab 5</w:t>
+      </w:r>
     </w:p>
     <w:p>
       <w:pPr>
@@ -2074,24 +3454,24 @@
           <w:u w:val="single"/>
         </w:rPr>
       </w:pPr>
-      <w:r>
+    </w:p>
+    <w:p>
+      <w:pPr>
+        <w:jc w:val="both"/>
         <w:rPr>
           <w:sz w:val="44"/>
           <w:szCs w:val="44"/>
           <w:u w:val="single"/>
         </w:rPr>
-        <w:t>Lab 6</w:t>
-      </w:r>
-    </w:p>
-    <w:p>
-      <w:pPr>
-        <w:jc w:val="both"/>
+      </w:pPr>
+      <w:r>
         <w:rPr>
           <w:sz w:val="44"/>
           <w:szCs w:val="44"/>
           <w:u w:val="single"/>
         </w:rPr>
-      </w:pPr>
+        <w:t>Lab 6</w:t>
+      </w:r>
     </w:p>
     <w:p>
       <w:pPr>
@@ -2102,24 +3482,24 @@
           <w:u w:val="single"/>
         </w:rPr>
       </w:pPr>
-      <w:r>
+    </w:p>
+    <w:p>
+      <w:pPr>
+        <w:jc w:val="both"/>
         <w:rPr>
           <w:sz w:val="44"/>
           <w:szCs w:val="44"/>
           <w:u w:val="single"/>
         </w:rPr>
-        <w:t>Lab 7</w:t>
-      </w:r>
-    </w:p>
-    <w:p>
-      <w:pPr>
-        <w:jc w:val="both"/>
+      </w:pPr>
+      <w:r>
         <w:rPr>
           <w:sz w:val="44"/>
           <w:szCs w:val="44"/>
           <w:u w:val="single"/>
         </w:rPr>
-      </w:pPr>
+        <w:t>Lab 7</w:t>
+      </w:r>
     </w:p>
     <w:p>
       <w:pPr>
@@ -2130,24 +3510,24 @@
           <w:u w:val="single"/>
         </w:rPr>
       </w:pPr>
-      <w:r>
+    </w:p>
+    <w:p>
+      <w:pPr>
+        <w:jc w:val="both"/>
         <w:rPr>
           <w:sz w:val="44"/>
           <w:szCs w:val="44"/>
           <w:u w:val="single"/>
         </w:rPr>
-        <w:t>Lab 8</w:t>
-      </w:r>
-    </w:p>
-    <w:p>
-      <w:pPr>
-        <w:jc w:val="both"/>
+      </w:pPr>
+      <w:r>
         <w:rPr>
           <w:sz w:val="44"/>
           <w:szCs w:val="44"/>
           <w:u w:val="single"/>
         </w:rPr>
-      </w:pPr>
+        <w:t>Lab 8</w:t>
+      </w:r>
     </w:p>
     <w:p>
       <w:pPr>
@@ -2158,24 +3538,24 @@
           <w:u w:val="single"/>
         </w:rPr>
       </w:pPr>
-      <w:r>
+    </w:p>
+    <w:p>
+      <w:pPr>
+        <w:jc w:val="both"/>
         <w:rPr>
           <w:sz w:val="44"/>
           <w:szCs w:val="44"/>
           <w:u w:val="single"/>
         </w:rPr>
-        <w:t xml:space="preserve">Lab 9 </w:t>
-      </w:r>
-    </w:p>
-    <w:p>
-      <w:pPr>
-        <w:jc w:val="both"/>
+      </w:pPr>
+      <w:r>
         <w:rPr>
           <w:sz w:val="44"/>
           <w:szCs w:val="44"/>
           <w:u w:val="single"/>
         </w:rPr>
-      </w:pPr>
+        <w:t xml:space="preserve">Lab 9 </w:t>
+      </w:r>
     </w:p>
     <w:p>
       <w:pPr>
@@ -2186,24 +3566,25 @@
           <w:u w:val="single"/>
         </w:rPr>
       </w:pPr>
-      <w:r>
+    </w:p>
+    <w:p>
+      <w:pPr>
+        <w:jc w:val="both"/>
         <w:rPr>
           <w:sz w:val="44"/>
           <w:szCs w:val="44"/>
           <w:u w:val="single"/>
         </w:rPr>
-        <w:t>Lab 10</w:t>
-      </w:r>
-    </w:p>
-    <w:p>
-      <w:pPr>
-        <w:jc w:val="both"/>
+      </w:pPr>
+      <w:r>
         <w:rPr>
           <w:sz w:val="44"/>
           <w:szCs w:val="44"/>
           <w:u w:val="single"/>
         </w:rPr>
-      </w:pPr>
+        <w:lastRenderedPageBreak/>
+        <w:t>Lab 10</w:t>
+      </w:r>
     </w:p>
     <w:p>
       <w:pPr>
@@ -2214,40 +3595,49 @@
           <w:u w:val="single"/>
         </w:rPr>
       </w:pPr>
-      <w:r>
+    </w:p>
+    <w:p>
+      <w:pPr>
+        <w:jc w:val="both"/>
         <w:rPr>
           <w:sz w:val="44"/>
           <w:szCs w:val="44"/>
           <w:u w:val="single"/>
         </w:rPr>
-        <w:t>Lab 11</w:t>
-      </w:r>
-    </w:p>
-    <w:p>
-      <w:pPr>
-        <w:jc w:val="both"/>
-        <w:rPr>
-          <w:sz w:val="44"/>
-          <w:szCs w:val="44"/>
-        </w:rPr>
-      </w:pPr>
-    </w:p>
-    <w:p>
-      <w:pPr>
-        <w:jc w:val="both"/>
+      </w:pPr>
+      <w:r>
         <w:rPr>
           <w:sz w:val="44"/>
           <w:szCs w:val="44"/>
           <w:u w:val="single"/>
         </w:rPr>
-      </w:pPr>
-      <w:r>
+        <w:t>Lab 11</w:t>
+      </w:r>
+    </w:p>
+    <w:p>
+      <w:pPr>
+        <w:jc w:val="both"/>
+        <w:rPr>
+          <w:sz w:val="44"/>
+          <w:szCs w:val="44"/>
+        </w:rPr>
+      </w:pPr>
+    </w:p>
+    <w:p>
+      <w:pPr>
+        <w:jc w:val="both"/>
         <w:rPr>
           <w:sz w:val="44"/>
           <w:szCs w:val="44"/>
           <w:u w:val="single"/>
         </w:rPr>
-        <w:lastRenderedPageBreak/>
+      </w:pPr>
+      <w:r>
+        <w:rPr>
+          <w:sz w:val="44"/>
+          <w:szCs w:val="44"/>
+          <w:u w:val="single"/>
+        </w:rPr>
         <w:t>Lab 12</w:t>
       </w:r>
     </w:p>

--- a/LABlogbook_2517680.docx
+++ b/LABlogbook_2517680.docx
@@ -130,7 +130,7 @@
                     </pic:cNvPicPr>
                   </pic:nvPicPr>
                   <pic:blipFill>
-                    <a:blip r:embed="rId4">
+                    <a:blip r:embed="rId5">
                       <a:extLst>
                         <a:ext uri="{28A0092B-C50C-407E-A947-70E740481C1C}">
                           <a14:useLocalDpi xmlns:a14="http://schemas.microsoft.com/office/drawing/2010/main" val="0"/>
@@ -1139,7 +1139,35 @@
           <w:lang w:eastAsia="en-GB"/>
           <w14:ligatures w14:val="none"/>
         </w:rPr>
-        <w:t xml:space="preserve"> Layer (type)                    </w:t>
+        <w:t xml:space="preserve"> Layer (</w:t>
+      </w:r>
+      <w:proofErr w:type="gramStart"/>
+      <w:r>
+        <w:rPr>
+          <w:rFonts w:ascii="Consolas" w:eastAsia="Times New Roman" w:hAnsi="Consolas" w:cs="Courier New"/>
+          <w:b/>
+          <w:bCs/>
+          <w:kern w:val="0"/>
+          <w:sz w:val="20"/>
+          <w:szCs w:val="20"/>
+          <w:lang w:eastAsia="en-GB"/>
+          <w14:ligatures w14:val="none"/>
+        </w:rPr>
+        <w:t xml:space="preserve">type)   </w:t>
+      </w:r>
+      <w:proofErr w:type="gramEnd"/>
+      <w:r>
+        <w:rPr>
+          <w:rFonts w:ascii="Consolas" w:eastAsia="Times New Roman" w:hAnsi="Consolas" w:cs="Courier New"/>
+          <w:b/>
+          <w:bCs/>
+          <w:kern w:val="0"/>
+          <w:sz w:val="20"/>
+          <w:szCs w:val="20"/>
+          <w:lang w:eastAsia="en-GB"/>
+          <w14:ligatures w14:val="none"/>
+        </w:rPr>
+        <w:t xml:space="preserve">                 </w:t>
       </w:r>
       <w:r>
         <w:rPr>
@@ -1290,6 +1318,7 @@
         </w:rPr>
         <w:t>│ flatten_3 (</w:t>
       </w:r>
+      <w:proofErr w:type="gramStart"/>
       <w:r>
         <w:rPr>
           <w:rFonts w:ascii="Consolas" w:eastAsia="Times New Roman" w:hAnsi="Consolas" w:cs="Courier New"/>
@@ -1311,7 +1340,19 @@
           <w:lang w:eastAsia="en-GB"/>
           <w14:ligatures w14:val="none"/>
         </w:rPr>
-        <w:t>)             │ (</w:t>
+        <w:t xml:space="preserve">)   </w:t>
+      </w:r>
+      <w:proofErr w:type="gramEnd"/>
+      <w:r>
+        <w:rPr>
+          <w:rFonts w:ascii="Consolas" w:eastAsia="Times New Roman" w:hAnsi="Consolas" w:cs="Courier New"/>
+          <w:kern w:val="0"/>
+          <w:sz w:val="20"/>
+          <w:szCs w:val="20"/>
+          <w:lang w:eastAsia="en-GB"/>
+          <w14:ligatures w14:val="none"/>
+        </w:rPr>
+        <w:t xml:space="preserve">          │ (</w:t>
       </w:r>
       <w:r>
         <w:rPr>
@@ -1472,6 +1513,7 @@
         </w:rPr>
         <w:t>│ dense_6 (</w:t>
       </w:r>
+      <w:proofErr w:type="gramStart"/>
       <w:r>
         <w:rPr>
           <w:rFonts w:ascii="Consolas" w:eastAsia="Times New Roman" w:hAnsi="Consolas" w:cs="Courier New"/>
@@ -1493,7 +1535,19 @@
           <w:lang w:eastAsia="en-GB"/>
           <w14:ligatures w14:val="none"/>
         </w:rPr>
-        <w:t>)                 │ (</w:t>
+        <w:t xml:space="preserve">)   </w:t>
+      </w:r>
+      <w:proofErr w:type="gramEnd"/>
+      <w:r>
+        <w:rPr>
+          <w:rFonts w:ascii="Consolas" w:eastAsia="Times New Roman" w:hAnsi="Consolas" w:cs="Courier New"/>
+          <w:kern w:val="0"/>
+          <w:sz w:val="20"/>
+          <w:szCs w:val="20"/>
+          <w:lang w:eastAsia="en-GB"/>
+          <w14:ligatures w14:val="none"/>
+        </w:rPr>
+        <w:t xml:space="preserve">              │ (</w:t>
       </w:r>
       <w:r>
         <w:rPr>
@@ -1654,6 +1708,7 @@
         </w:rPr>
         <w:t>│ dense_7 (</w:t>
       </w:r>
+      <w:proofErr w:type="gramStart"/>
       <w:r>
         <w:rPr>
           <w:rFonts w:ascii="Consolas" w:eastAsia="Times New Roman" w:hAnsi="Consolas" w:cs="Courier New"/>
@@ -1675,7 +1730,19 @@
           <w:lang w:eastAsia="en-GB"/>
           <w14:ligatures w14:val="none"/>
         </w:rPr>
-        <w:t>)                 │ (</w:t>
+        <w:t xml:space="preserve">)   </w:t>
+      </w:r>
+      <w:proofErr w:type="gramEnd"/>
+      <w:r>
+        <w:rPr>
+          <w:rFonts w:ascii="Consolas" w:eastAsia="Times New Roman" w:hAnsi="Consolas" w:cs="Courier New"/>
+          <w:kern w:val="0"/>
+          <w:sz w:val="20"/>
+          <w:szCs w:val="20"/>
+          <w:lang w:eastAsia="en-GB"/>
+          <w14:ligatures w14:val="none"/>
+        </w:rPr>
+        <w:t xml:space="preserve">              │ (</w:t>
       </w:r>
       <w:r>
         <w:rPr>
@@ -2122,7 +2189,7 @@
                     </pic:cNvPicPr>
                   </pic:nvPicPr>
                   <pic:blipFill>
-                    <a:blip r:embed="rId5">
+                    <a:blip r:embed="rId6">
                       <a:extLst>
                         <a:ext uri="{28A0092B-C50C-407E-A947-70E740481C1C}">
                           <a14:useLocalDpi xmlns:a14="http://schemas.microsoft.com/office/drawing/2010/main" val="0"/>
@@ -2301,7 +2368,35 @@
           <w:lang w:eastAsia="en-GB"/>
           <w14:ligatures w14:val="none"/>
         </w:rPr>
-        <w:t xml:space="preserve"> Layer (type)                    </w:t>
+        <w:t xml:space="preserve"> Layer (</w:t>
+      </w:r>
+      <w:proofErr w:type="gramStart"/>
+      <w:r>
+        <w:rPr>
+          <w:rFonts w:ascii="Consolas" w:eastAsia="Times New Roman" w:hAnsi="Consolas" w:cs="Courier New"/>
+          <w:b/>
+          <w:bCs/>
+          <w:kern w:val="0"/>
+          <w:sz w:val="20"/>
+          <w:szCs w:val="20"/>
+          <w:lang w:eastAsia="en-GB"/>
+          <w14:ligatures w14:val="none"/>
+        </w:rPr>
+        <w:t xml:space="preserve">type)   </w:t>
+      </w:r>
+      <w:proofErr w:type="gramEnd"/>
+      <w:r>
+        <w:rPr>
+          <w:rFonts w:ascii="Consolas" w:eastAsia="Times New Roman" w:hAnsi="Consolas" w:cs="Courier New"/>
+          <w:b/>
+          <w:bCs/>
+          <w:kern w:val="0"/>
+          <w:sz w:val="20"/>
+          <w:szCs w:val="20"/>
+          <w:lang w:eastAsia="en-GB"/>
+          <w14:ligatures w14:val="none"/>
+        </w:rPr>
+        <w:t xml:space="preserve">                 </w:t>
       </w:r>
       <w:r>
         <w:rPr>
@@ -2452,6 +2547,7 @@
         </w:rPr>
         <w:t>│ dense (</w:t>
       </w:r>
+      <w:proofErr w:type="gramStart"/>
       <w:r>
         <w:rPr>
           <w:rFonts w:ascii="Consolas" w:eastAsia="Times New Roman" w:hAnsi="Consolas" w:cs="Courier New"/>
@@ -2473,7 +2569,19 @@
           <w:lang w:eastAsia="en-GB"/>
           <w14:ligatures w14:val="none"/>
         </w:rPr>
-        <w:t>)                   │ (</w:t>
+        <w:t xml:space="preserve">)   </w:t>
+      </w:r>
+      <w:proofErr w:type="gramEnd"/>
+      <w:r>
+        <w:rPr>
+          <w:rFonts w:ascii="Consolas" w:eastAsia="Times New Roman" w:hAnsi="Consolas" w:cs="Courier New"/>
+          <w:kern w:val="0"/>
+          <w:sz w:val="20"/>
+          <w:szCs w:val="20"/>
+          <w:lang w:eastAsia="en-GB"/>
+          <w14:ligatures w14:val="none"/>
+        </w:rPr>
+        <w:t xml:space="preserve">                │ (</w:t>
       </w:r>
       <w:r>
         <w:rPr>
@@ -2634,6 +2742,7 @@
         </w:rPr>
         <w:t>│ dense_1 (</w:t>
       </w:r>
+      <w:proofErr w:type="gramStart"/>
       <w:r>
         <w:rPr>
           <w:rFonts w:ascii="Consolas" w:eastAsia="Times New Roman" w:hAnsi="Consolas" w:cs="Courier New"/>
@@ -2655,7 +2764,19 @@
           <w:lang w:eastAsia="en-GB"/>
           <w14:ligatures w14:val="none"/>
         </w:rPr>
-        <w:t>)                 │ (</w:t>
+        <w:t xml:space="preserve">)   </w:t>
+      </w:r>
+      <w:proofErr w:type="gramEnd"/>
+      <w:r>
+        <w:rPr>
+          <w:rFonts w:ascii="Consolas" w:eastAsia="Times New Roman" w:hAnsi="Consolas" w:cs="Courier New"/>
+          <w:kern w:val="0"/>
+          <w:sz w:val="20"/>
+          <w:szCs w:val="20"/>
+          <w:lang w:eastAsia="en-GB"/>
+          <w14:ligatures w14:val="none"/>
+        </w:rPr>
+        <w:t xml:space="preserve">              │ (</w:t>
       </w:r>
       <w:r>
         <w:rPr>
@@ -2817,6 +2938,7 @@
         <w:lastRenderedPageBreak/>
         <w:t>│ dense_2 (</w:t>
       </w:r>
+      <w:proofErr w:type="gramStart"/>
       <w:r>
         <w:rPr>
           <w:rFonts w:ascii="Consolas" w:eastAsia="Times New Roman" w:hAnsi="Consolas" w:cs="Courier New"/>
@@ -2838,7 +2960,19 @@
           <w:lang w:eastAsia="en-GB"/>
           <w14:ligatures w14:val="none"/>
         </w:rPr>
-        <w:t>)                 │ (</w:t>
+        <w:t xml:space="preserve">)   </w:t>
+      </w:r>
+      <w:proofErr w:type="gramEnd"/>
+      <w:r>
+        <w:rPr>
+          <w:rFonts w:ascii="Consolas" w:eastAsia="Times New Roman" w:hAnsi="Consolas" w:cs="Courier New"/>
+          <w:kern w:val="0"/>
+          <w:sz w:val="20"/>
+          <w:szCs w:val="20"/>
+          <w:lang w:eastAsia="en-GB"/>
+          <w14:ligatures w14:val="none"/>
+        </w:rPr>
+        <w:t xml:space="preserve">              │ (</w:t>
       </w:r>
       <w:r>
         <w:rPr>
@@ -2999,6 +3133,7 @@
         </w:rPr>
         <w:t>│ dense_3 (</w:t>
       </w:r>
+      <w:proofErr w:type="gramStart"/>
       <w:r>
         <w:rPr>
           <w:rFonts w:ascii="Consolas" w:eastAsia="Times New Roman" w:hAnsi="Consolas" w:cs="Courier New"/>
@@ -3020,7 +3155,19 @@
           <w:lang w:eastAsia="en-GB"/>
           <w14:ligatures w14:val="none"/>
         </w:rPr>
-        <w:t>)                 │ (</w:t>
+        <w:t xml:space="preserve">)   </w:t>
+      </w:r>
+      <w:proofErr w:type="gramEnd"/>
+      <w:r>
+        <w:rPr>
+          <w:rFonts w:ascii="Consolas" w:eastAsia="Times New Roman" w:hAnsi="Consolas" w:cs="Courier New"/>
+          <w:kern w:val="0"/>
+          <w:sz w:val="20"/>
+          <w:szCs w:val="20"/>
+          <w:lang w:eastAsia="en-GB"/>
+          <w14:ligatures w14:val="none"/>
+        </w:rPr>
+        <w:t xml:space="preserve">              │ (</w:t>
       </w:r>
       <w:r>
         <w:rPr>
@@ -3436,14 +3583,16 @@
           <w:u w:val="single"/>
         </w:rPr>
       </w:pPr>
-      <w:r>
+    </w:p>
+    <w:p>
+      <w:pPr>
+        <w:jc w:val="both"/>
         <w:rPr>
           <w:sz w:val="44"/>
           <w:szCs w:val="44"/>
           <w:u w:val="single"/>
         </w:rPr>
-        <w:t>Lab 5</w:t>
-      </w:r>
+      </w:pPr>
     </w:p>
     <w:p>
       <w:pPr>
@@ -3464,14 +3613,16 @@
           <w:u w:val="single"/>
         </w:rPr>
       </w:pPr>
-      <w:r>
+    </w:p>
+    <w:p>
+      <w:pPr>
+        <w:jc w:val="both"/>
         <w:rPr>
           <w:sz w:val="44"/>
           <w:szCs w:val="44"/>
           <w:u w:val="single"/>
         </w:rPr>
-        <w:t>Lab 6</w:t>
-      </w:r>
+      </w:pPr>
     </w:p>
     <w:p>
       <w:pPr>
@@ -3492,14 +3643,16 @@
           <w:u w:val="single"/>
         </w:rPr>
       </w:pPr>
-      <w:r>
+    </w:p>
+    <w:p>
+      <w:pPr>
+        <w:jc w:val="both"/>
         <w:rPr>
           <w:sz w:val="44"/>
           <w:szCs w:val="44"/>
           <w:u w:val="single"/>
         </w:rPr>
-        <w:t>Lab 7</w:t>
-      </w:r>
+      </w:pPr>
     </w:p>
     <w:p>
       <w:pPr>
@@ -3520,24 +3673,205 @@
           <w:u w:val="single"/>
         </w:rPr>
       </w:pPr>
-      <w:r>
+    </w:p>
+    <w:p>
+      <w:pPr>
+        <w:jc w:val="both"/>
         <w:rPr>
           <w:sz w:val="44"/>
           <w:szCs w:val="44"/>
           <w:u w:val="single"/>
         </w:rPr>
-        <w:t>Lab 8</w:t>
-      </w:r>
-    </w:p>
-    <w:p>
-      <w:pPr>
-        <w:jc w:val="both"/>
+      </w:pPr>
+      <w:r>
         <w:rPr>
           <w:sz w:val="44"/>
           <w:szCs w:val="44"/>
           <w:u w:val="single"/>
         </w:rPr>
-      </w:pPr>
+        <w:lastRenderedPageBreak/>
+        <w:t>Lab 5</w:t>
+      </w:r>
+    </w:p>
+    <w:p>
+      <w:pPr>
+        <w:pStyle w:val="ListParagraph"/>
+        <w:numPr>
+          <w:ilvl w:val="0"/>
+          <w:numId w:val="3"/>
+        </w:numPr>
+        <w:jc w:val="both"/>
+        <w:rPr>
+          <w:sz w:val="32"/>
+          <w:szCs w:val="32"/>
+        </w:rPr>
+      </w:pPr>
+      <w:r>
+        <w:rPr>
+          <w:sz w:val="32"/>
+          <w:szCs w:val="32"/>
+        </w:rPr>
+        <w:t xml:space="preserve">  </w:t>
+      </w:r>
+      <w:r>
+        <w:rPr>
+          <w:sz w:val="32"/>
+          <w:szCs w:val="32"/>
+        </w:rPr>
+        <w:drawing>
+          <wp:inline distT="0" distB="0" distL="0" distR="0" wp14:anchorId="6AA735EA" wp14:editId="6E4FD449">
+            <wp:extent cx="5731510" cy="3906520"/>
+            <wp:effectExtent l="0" t="0" r="2540" b="0"/>
+            <wp:docPr id="2052387555" name="Picture 1"/>
+            <wp:cNvGraphicFramePr>
+              <a:graphicFrameLocks xmlns:a="http://schemas.openxmlformats.org/drawingml/2006/main" noChangeAspect="1"/>
+            </wp:cNvGraphicFramePr>
+            <a:graphic xmlns:a="http://schemas.openxmlformats.org/drawingml/2006/main">
+              <a:graphicData uri="http://schemas.openxmlformats.org/drawingml/2006/picture">
+                <pic:pic xmlns:pic="http://schemas.openxmlformats.org/drawingml/2006/picture">
+                  <pic:nvPicPr>
+                    <pic:cNvPr id="2052387555" name=""/>
+                    <pic:cNvPicPr/>
+                  </pic:nvPicPr>
+                  <pic:blipFill>
+                    <a:blip r:embed="rId7"/>
+                    <a:stretch>
+                      <a:fillRect/>
+                    </a:stretch>
+                  </pic:blipFill>
+                  <pic:spPr>
+                    <a:xfrm>
+                      <a:off x="0" y="0"/>
+                      <a:ext cx="5731510" cy="3906520"/>
+                    </a:xfrm>
+                    <a:prstGeom prst="rect">
+                      <a:avLst/>
+                    </a:prstGeom>
+                  </pic:spPr>
+                </pic:pic>
+              </a:graphicData>
+            </a:graphic>
+          </wp:inline>
+        </w:drawing>
+      </w:r>
+    </w:p>
+    <w:p>
+      <w:pPr>
+        <w:pStyle w:val="ListParagraph"/>
+        <w:numPr>
+          <w:ilvl w:val="0"/>
+          <w:numId w:val="3"/>
+        </w:numPr>
+        <w:jc w:val="both"/>
+        <w:rPr>
+          <w:sz w:val="32"/>
+          <w:szCs w:val="32"/>
+        </w:rPr>
+      </w:pPr>
+      <w:r>
+        <w:rPr>
+          <w:sz w:val="32"/>
+          <w:szCs w:val="32"/>
+        </w:rPr>
+        <w:t xml:space="preserve">    </w:t>
+      </w:r>
+      <w:r>
+        <w:rPr>
+          <w:noProof/>
+        </w:rPr>
+        <w:drawing>
+          <wp:inline distT="0" distB="0" distL="0" distR="0" wp14:anchorId="51A5906F" wp14:editId="0D680B8E">
+            <wp:extent cx="5731510" cy="2795270"/>
+            <wp:effectExtent l="0" t="0" r="2540" b="5080"/>
+            <wp:docPr id="192139307" name="Picture 2"/>
+            <wp:cNvGraphicFramePr>
+              <a:graphicFrameLocks xmlns:a="http://schemas.openxmlformats.org/drawingml/2006/main" noChangeAspect="1"/>
+            </wp:cNvGraphicFramePr>
+            <a:graphic xmlns:a="http://schemas.openxmlformats.org/drawingml/2006/main">
+              <a:graphicData uri="http://schemas.openxmlformats.org/drawingml/2006/picture">
+                <pic:pic xmlns:pic="http://schemas.openxmlformats.org/drawingml/2006/picture">
+                  <pic:nvPicPr>
+                    <pic:cNvPr id="0" name="Picture 6"/>
+                    <pic:cNvPicPr>
+                      <a:picLocks noChangeAspect="1" noChangeArrowheads="1"/>
+                    </pic:cNvPicPr>
+                  </pic:nvPicPr>
+                  <pic:blipFill>
+                    <a:blip r:embed="rId8">
+                      <a:extLst>
+                        <a:ext uri="{28A0092B-C50C-407E-A947-70E740481C1C}">
+                          <a14:useLocalDpi xmlns:a14="http://schemas.microsoft.com/office/drawing/2010/main" val="0"/>
+                        </a:ext>
+                      </a:extLst>
+                    </a:blip>
+                    <a:srcRect/>
+                    <a:stretch>
+                      <a:fillRect/>
+                    </a:stretch>
+                  </pic:blipFill>
+                  <pic:spPr bwMode="auto">
+                    <a:xfrm>
+                      <a:off x="0" y="0"/>
+                      <a:ext cx="5731510" cy="2795270"/>
+                    </a:xfrm>
+                    <a:prstGeom prst="rect">
+                      <a:avLst/>
+                    </a:prstGeom>
+                    <a:noFill/>
+                    <a:ln>
+                      <a:noFill/>
+                    </a:ln>
+                  </pic:spPr>
+                </pic:pic>
+              </a:graphicData>
+            </a:graphic>
+          </wp:inline>
+        </w:drawing>
+      </w:r>
+    </w:p>
+    <w:p>
+      <w:pPr>
+        <w:pStyle w:val="ListParagraph"/>
+        <w:numPr>
+          <w:ilvl w:val="0"/>
+          <w:numId w:val="3"/>
+        </w:numPr>
+        <w:jc w:val="both"/>
+        <w:rPr>
+          <w:sz w:val="28"/>
+          <w:szCs w:val="28"/>
+        </w:rPr>
+      </w:pPr>
+      <w:r>
+        <w:rPr>
+          <w:sz w:val="28"/>
+          <w:szCs w:val="28"/>
+        </w:rPr>
+        <w:t xml:space="preserve">7 </w:t>
+      </w:r>
+      <w:proofErr w:type="gramStart"/>
+      <w:r>
+        <w:rPr>
+          <w:sz w:val="28"/>
+          <w:szCs w:val="28"/>
+        </w:rPr>
+        <w:t>epochs ,</w:t>
+      </w:r>
+      <w:proofErr w:type="gramEnd"/>
+      <w:r>
+        <w:rPr>
+          <w:sz w:val="28"/>
+          <w:szCs w:val="28"/>
+        </w:rPr>
+        <w:t xml:space="preserve"> because after that validation loss is not going down</w:t>
+      </w:r>
+      <w:r>
+        <w:rPr>
+          <w:sz w:val="28"/>
+          <w:szCs w:val="28"/>
+        </w:rPr>
+        <w:t xml:space="preserve"> and it’s going to be increased while the training loss is going down.</w:t>
+      </w:r>
     </w:p>
     <w:p>
       <w:pPr>
@@ -3548,24 +3882,25 @@
           <w:u w:val="single"/>
         </w:rPr>
       </w:pPr>
-      <w:r>
+    </w:p>
+    <w:p>
+      <w:pPr>
+        <w:jc w:val="both"/>
         <w:rPr>
           <w:sz w:val="44"/>
           <w:szCs w:val="44"/>
           <w:u w:val="single"/>
         </w:rPr>
-        <w:t xml:space="preserve">Lab 9 </w:t>
-      </w:r>
-    </w:p>
-    <w:p>
-      <w:pPr>
-        <w:jc w:val="both"/>
+      </w:pPr>
+      <w:r>
         <w:rPr>
           <w:sz w:val="44"/>
           <w:szCs w:val="44"/>
           <w:u w:val="single"/>
         </w:rPr>
-      </w:pPr>
+        <w:lastRenderedPageBreak/>
+        <w:t>Lab 6</w:t>
+      </w:r>
     </w:p>
     <w:p>
       <w:pPr>
@@ -3576,13 +3911,106 @@
           <w:u w:val="single"/>
         </w:rPr>
       </w:pPr>
-      <w:r>
+    </w:p>
+    <w:p>
+      <w:pPr>
+        <w:jc w:val="both"/>
         <w:rPr>
           <w:sz w:val="44"/>
           <w:szCs w:val="44"/>
           <w:u w:val="single"/>
         </w:rPr>
-        <w:lastRenderedPageBreak/>
+      </w:pPr>
+      <w:r>
+        <w:rPr>
+          <w:sz w:val="44"/>
+          <w:szCs w:val="44"/>
+          <w:u w:val="single"/>
+        </w:rPr>
+        <w:t>Lab 7</w:t>
+      </w:r>
+    </w:p>
+    <w:p>
+      <w:pPr>
+        <w:jc w:val="both"/>
+        <w:rPr>
+          <w:sz w:val="44"/>
+          <w:szCs w:val="44"/>
+          <w:u w:val="single"/>
+        </w:rPr>
+      </w:pPr>
+    </w:p>
+    <w:p>
+      <w:pPr>
+        <w:jc w:val="both"/>
+        <w:rPr>
+          <w:sz w:val="44"/>
+          <w:szCs w:val="44"/>
+          <w:u w:val="single"/>
+        </w:rPr>
+      </w:pPr>
+      <w:r>
+        <w:rPr>
+          <w:sz w:val="44"/>
+          <w:szCs w:val="44"/>
+          <w:u w:val="single"/>
+        </w:rPr>
+        <w:t>Lab 8</w:t>
+      </w:r>
+    </w:p>
+    <w:p>
+      <w:pPr>
+        <w:jc w:val="both"/>
+        <w:rPr>
+          <w:sz w:val="44"/>
+          <w:szCs w:val="44"/>
+          <w:u w:val="single"/>
+        </w:rPr>
+      </w:pPr>
+    </w:p>
+    <w:p>
+      <w:pPr>
+        <w:jc w:val="both"/>
+        <w:rPr>
+          <w:sz w:val="44"/>
+          <w:szCs w:val="44"/>
+          <w:u w:val="single"/>
+        </w:rPr>
+      </w:pPr>
+      <w:r>
+        <w:rPr>
+          <w:sz w:val="44"/>
+          <w:szCs w:val="44"/>
+          <w:u w:val="single"/>
+        </w:rPr>
+        <w:t xml:space="preserve">Lab 9 </w:t>
+      </w:r>
+    </w:p>
+    <w:p>
+      <w:pPr>
+        <w:jc w:val="both"/>
+        <w:rPr>
+          <w:sz w:val="44"/>
+          <w:szCs w:val="44"/>
+          <w:u w:val="single"/>
+        </w:rPr>
+      </w:pPr>
+    </w:p>
+    <w:p>
+      <w:pPr>
+        <w:jc w:val="both"/>
+        <w:rPr>
+          <w:sz w:val="44"/>
+          <w:szCs w:val="44"/>
+          <w:u w:val="single"/>
+        </w:rPr>
+      </w:pPr>
+      <w:r>
+        <w:rPr>
+          <w:sz w:val="44"/>
+          <w:szCs w:val="44"/>
+          <w:u w:val="single"/>
+        </w:rPr>
         <w:t>Lab 10</w:t>
       </w:r>
     </w:p>
@@ -3649,6 +4077,287 @@
     </w:sectPr>
   </w:body>
 </w:document>
+</file>
+
+<file path=word/numbering.xml><?xml version="1.0" encoding="utf-8"?>
+<w:numbering xmlns:wpc="http://schemas.microsoft.com/office/word/2010/wordprocessingCanvas" xmlns:cx="http://schemas.microsoft.com/office/drawing/2014/chartex" xmlns:cx1="http://schemas.microsoft.com/office/drawing/2015/9/8/chartex" xmlns:cx2="http://schemas.microsoft.com/office/drawing/2015/10/21/chartex" xmlns:cx3="http://schemas.microsoft.com/office/drawing/2016/5/9/chartex" xmlns:cx4="http://schemas.microsoft.com/office/drawing/2016/5/10/chartex" xmlns:cx5="http://schemas.microsoft.com/office/drawing/2016/5/11/chartex" xmlns:cx6="http://schemas.microsoft.com/office/drawing/2016/5/12/chartex" xmlns:cx7="http://schemas.microsoft.com/office/drawing/2016/5/13/chartex" xmlns:cx8="http://schemas.microsoft.com/office/drawing/2016/5/14/chartex" xmlns:mc="http://schemas.openxmlformats.org/markup-compatibility/2006" xmlns:aink="http://schemas.microsoft.com/office/drawing/2016/ink" xmlns:am3d="http://schemas.microsoft.com/office/drawing/2017/model3d" xmlns:o="urn:schemas-microsoft-com:office:office" xmlns:oel="http://schemas.microsoft.com/office/2019/extlst" xmlns:r="http://schemas.openxmlformats.org/officeDocument/2006/relationships" xmlns:m="http://schemas.openxmlformats.org/officeDocument/2006/math" xmlns:v="urn:schemas-microsoft-com:vml" xmlns:wp14="http://schemas.microsoft.com/office/word/2010/wordprocessingDrawing" xmlns:wp="http://schemas.openxmlformats.org/drawingml/2006/wordprocessingDrawing" xmlns:w10="urn:schemas-microsoft-com:office:word" xmlns:w="http://schemas.openxmlformats.org/wordprocessingml/2006/main" xmlns:w14="http://schemas.microsoft.com/office/word/2010/wordml" xmlns:w15="http://schemas.microsoft.com/office/word/2012/wordml" xmlns:w16cex="http://schemas.microsoft.com/office/word/2018/wordml/cex" xmlns:w16cid="http://schemas.microsoft.com/office/word/2016/wordml/cid" xmlns:w16="http://schemas.microsoft.com/office/word/2018/wordml" xmlns:w16du="http://schemas.microsoft.com/office/word/2023/wordml/word16du" xmlns:w16sdtdh="http://schemas.microsoft.com/office/word/2020/wordml/sdtdatahash" xmlns:w16sdtfl="http://schemas.microsoft.com/office/word/2024/wordml/sdtformatlock" xmlns:w16se="http://schemas.microsoft.com/office/word/2015/wordml/symex" xmlns:wpg="http://schemas.microsoft.com/office/word/2010/wordprocessingGroup" xmlns:wpi="http://schemas.microsoft.com/office/word/2010/wordprocessingInk" xmlns:wne="http://schemas.microsoft.com/office/word/2006/wordml" xmlns:wps="http://schemas.microsoft.com/office/word/2010/wordprocessingShape" mc:Ignorable="w14 w15 w16se w16cid w16 w16cex w16sdtdh w16sdtfl w16du wp14">
+  <w:abstractNum w:abstractNumId="0" w15:restartNumberingAfterBreak="0">
+    <w:nsid w:val="57D541CF"/>
+    <w:multiLevelType w:val="hybridMultilevel"/>
+    <w:tmpl w:val="913880B0"/>
+    <w:lvl w:ilvl="0" w:tplc="0809000F">
+      <w:start w:val="1"/>
+      <w:numFmt w:val="decimal"/>
+      <w:lvlText w:val="%1."/>
+      <w:lvlJc w:val="left"/>
+      <w:pPr>
+        <w:ind w:left="720" w:hanging="360"/>
+      </w:pPr>
+      <w:rPr>
+        <w:rFonts w:hint="default"/>
+      </w:rPr>
+    </w:lvl>
+    <w:lvl w:ilvl="1" w:tplc="08090019" w:tentative="1">
+      <w:start w:val="1"/>
+      <w:numFmt w:val="lowerLetter"/>
+      <w:lvlText w:val="%2."/>
+      <w:lvlJc w:val="left"/>
+      <w:pPr>
+        <w:ind w:left="1440" w:hanging="360"/>
+      </w:pPr>
+    </w:lvl>
+    <w:lvl w:ilvl="2" w:tplc="0809001B" w:tentative="1">
+      <w:start w:val="1"/>
+      <w:numFmt w:val="lowerRoman"/>
+      <w:lvlText w:val="%3."/>
+      <w:lvlJc w:val="right"/>
+      <w:pPr>
+        <w:ind w:left="2160" w:hanging="180"/>
+      </w:pPr>
+    </w:lvl>
+    <w:lvl w:ilvl="3" w:tplc="0809000F" w:tentative="1">
+      <w:start w:val="1"/>
+      <w:numFmt w:val="decimal"/>
+      <w:lvlText w:val="%4."/>
+      <w:lvlJc w:val="left"/>
+      <w:pPr>
+        <w:ind w:left="2880" w:hanging="360"/>
+      </w:pPr>
+    </w:lvl>
+    <w:lvl w:ilvl="4" w:tplc="08090019" w:tentative="1">
+      <w:start w:val="1"/>
+      <w:numFmt w:val="lowerLetter"/>
+      <w:lvlText w:val="%5."/>
+      <w:lvlJc w:val="left"/>
+      <w:pPr>
+        <w:ind w:left="3600" w:hanging="360"/>
+      </w:pPr>
+    </w:lvl>
+    <w:lvl w:ilvl="5" w:tplc="0809001B" w:tentative="1">
+      <w:start w:val="1"/>
+      <w:numFmt w:val="lowerRoman"/>
+      <w:lvlText w:val="%6."/>
+      <w:lvlJc w:val="right"/>
+      <w:pPr>
+        <w:ind w:left="4320" w:hanging="180"/>
+      </w:pPr>
+    </w:lvl>
+    <w:lvl w:ilvl="6" w:tplc="0809000F" w:tentative="1">
+      <w:start w:val="1"/>
+      <w:numFmt w:val="decimal"/>
+      <w:lvlText w:val="%7."/>
+      <w:lvlJc w:val="left"/>
+      <w:pPr>
+        <w:ind w:left="5040" w:hanging="360"/>
+      </w:pPr>
+    </w:lvl>
+    <w:lvl w:ilvl="7" w:tplc="08090019" w:tentative="1">
+      <w:start w:val="1"/>
+      <w:numFmt w:val="lowerLetter"/>
+      <w:lvlText w:val="%8."/>
+      <w:lvlJc w:val="left"/>
+      <w:pPr>
+        <w:ind w:left="5760" w:hanging="360"/>
+      </w:pPr>
+    </w:lvl>
+    <w:lvl w:ilvl="8" w:tplc="0809001B" w:tentative="1">
+      <w:start w:val="1"/>
+      <w:numFmt w:val="lowerRoman"/>
+      <w:lvlText w:val="%9."/>
+      <w:lvlJc w:val="right"/>
+      <w:pPr>
+        <w:ind w:left="6480" w:hanging="180"/>
+      </w:pPr>
+    </w:lvl>
+  </w:abstractNum>
+  <w:abstractNum w:abstractNumId="1" w15:restartNumberingAfterBreak="0">
+    <w:nsid w:val="7E6D6DFA"/>
+    <w:multiLevelType w:val="hybridMultilevel"/>
+    <w:tmpl w:val="0284BBA2"/>
+    <w:lvl w:ilvl="0" w:tplc="0809000F">
+      <w:start w:val="1"/>
+      <w:numFmt w:val="decimal"/>
+      <w:lvlText w:val="%1."/>
+      <w:lvlJc w:val="left"/>
+      <w:pPr>
+        <w:ind w:left="720" w:hanging="360"/>
+      </w:pPr>
+      <w:rPr>
+        <w:rFonts w:hint="default"/>
+      </w:rPr>
+    </w:lvl>
+    <w:lvl w:ilvl="1" w:tplc="08090019" w:tentative="1">
+      <w:start w:val="1"/>
+      <w:numFmt w:val="lowerLetter"/>
+      <w:lvlText w:val="%2."/>
+      <w:lvlJc w:val="left"/>
+      <w:pPr>
+        <w:ind w:left="1440" w:hanging="360"/>
+      </w:pPr>
+    </w:lvl>
+    <w:lvl w:ilvl="2" w:tplc="0809001B" w:tentative="1">
+      <w:start w:val="1"/>
+      <w:numFmt w:val="lowerRoman"/>
+      <w:lvlText w:val="%3."/>
+      <w:lvlJc w:val="right"/>
+      <w:pPr>
+        <w:ind w:left="2160" w:hanging="180"/>
+      </w:pPr>
+    </w:lvl>
+    <w:lvl w:ilvl="3" w:tplc="0809000F" w:tentative="1">
+      <w:start w:val="1"/>
+      <w:numFmt w:val="decimal"/>
+      <w:lvlText w:val="%4."/>
+      <w:lvlJc w:val="left"/>
+      <w:pPr>
+        <w:ind w:left="2880" w:hanging="360"/>
+      </w:pPr>
+    </w:lvl>
+    <w:lvl w:ilvl="4" w:tplc="08090019" w:tentative="1">
+      <w:start w:val="1"/>
+      <w:numFmt w:val="lowerLetter"/>
+      <w:lvlText w:val="%5."/>
+      <w:lvlJc w:val="left"/>
+      <w:pPr>
+        <w:ind w:left="3600" w:hanging="360"/>
+      </w:pPr>
+    </w:lvl>
+    <w:lvl w:ilvl="5" w:tplc="0809001B" w:tentative="1">
+      <w:start w:val="1"/>
+      <w:numFmt w:val="lowerRoman"/>
+      <w:lvlText w:val="%6."/>
+      <w:lvlJc w:val="right"/>
+      <w:pPr>
+        <w:ind w:left="4320" w:hanging="180"/>
+      </w:pPr>
+    </w:lvl>
+    <w:lvl w:ilvl="6" w:tplc="0809000F" w:tentative="1">
+      <w:start w:val="1"/>
+      <w:numFmt w:val="decimal"/>
+      <w:lvlText w:val="%7."/>
+      <w:lvlJc w:val="left"/>
+      <w:pPr>
+        <w:ind w:left="5040" w:hanging="360"/>
+      </w:pPr>
+    </w:lvl>
+    <w:lvl w:ilvl="7" w:tplc="08090019" w:tentative="1">
+      <w:start w:val="1"/>
+      <w:numFmt w:val="lowerLetter"/>
+      <w:lvlText w:val="%8."/>
+      <w:lvlJc w:val="left"/>
+      <w:pPr>
+        <w:ind w:left="5760" w:hanging="360"/>
+      </w:pPr>
+    </w:lvl>
+    <w:lvl w:ilvl="8" w:tplc="0809001B" w:tentative="1">
+      <w:start w:val="1"/>
+      <w:numFmt w:val="lowerRoman"/>
+      <w:lvlText w:val="%9."/>
+      <w:lvlJc w:val="right"/>
+      <w:pPr>
+        <w:ind w:left="6480" w:hanging="180"/>
+      </w:pPr>
+    </w:lvl>
+  </w:abstractNum>
+  <w:abstractNum w:abstractNumId="2" w15:restartNumberingAfterBreak="0">
+    <w:nsid w:val="7F582DAA"/>
+    <w:multiLevelType w:val="hybridMultilevel"/>
+    <w:tmpl w:val="9BA6BDCC"/>
+    <w:lvl w:ilvl="0" w:tplc="0809000F">
+      <w:start w:val="1"/>
+      <w:numFmt w:val="decimal"/>
+      <w:lvlText w:val="%1."/>
+      <w:lvlJc w:val="left"/>
+      <w:pPr>
+        <w:ind w:left="720" w:hanging="360"/>
+      </w:pPr>
+      <w:rPr>
+        <w:rFonts w:hint="default"/>
+      </w:rPr>
+    </w:lvl>
+    <w:lvl w:ilvl="1" w:tplc="08090019" w:tentative="1">
+      <w:start w:val="1"/>
+      <w:numFmt w:val="lowerLetter"/>
+      <w:lvlText w:val="%2."/>
+      <w:lvlJc w:val="left"/>
+      <w:pPr>
+        <w:ind w:left="1440" w:hanging="360"/>
+      </w:pPr>
+    </w:lvl>
+    <w:lvl w:ilvl="2" w:tplc="0809001B" w:tentative="1">
+      <w:start w:val="1"/>
+      <w:numFmt w:val="lowerRoman"/>
+      <w:lvlText w:val="%3."/>
+      <w:lvlJc w:val="right"/>
+      <w:pPr>
+        <w:ind w:left="2160" w:hanging="180"/>
+      </w:pPr>
+    </w:lvl>
+    <w:lvl w:ilvl="3" w:tplc="0809000F" w:tentative="1">
+      <w:start w:val="1"/>
+      <w:numFmt w:val="decimal"/>
+      <w:lvlText w:val="%4."/>
+      <w:lvlJc w:val="left"/>
+      <w:pPr>
+        <w:ind w:left="2880" w:hanging="360"/>
+      </w:pPr>
+    </w:lvl>
+    <w:lvl w:ilvl="4" w:tplc="08090019" w:tentative="1">
+      <w:start w:val="1"/>
+      <w:numFmt w:val="lowerLetter"/>
+      <w:lvlText w:val="%5."/>
+      <w:lvlJc w:val="left"/>
+      <w:pPr>
+        <w:ind w:left="3600" w:hanging="360"/>
+      </w:pPr>
+    </w:lvl>
+    <w:lvl w:ilvl="5" w:tplc="0809001B" w:tentative="1">
+      <w:start w:val="1"/>
+      <w:numFmt w:val="lowerRoman"/>
+      <w:lvlText w:val="%6."/>
+      <w:lvlJc w:val="right"/>
+      <w:pPr>
+        <w:ind w:left="4320" w:hanging="180"/>
+      </w:pPr>
+    </w:lvl>
+    <w:lvl w:ilvl="6" w:tplc="0809000F" w:tentative="1">
+      <w:start w:val="1"/>
+      <w:numFmt w:val="decimal"/>
+      <w:lvlText w:val="%7."/>
+      <w:lvlJc w:val="left"/>
+      <w:pPr>
+        <w:ind w:left="5040" w:hanging="360"/>
+      </w:pPr>
+    </w:lvl>
+    <w:lvl w:ilvl="7" w:tplc="08090019" w:tentative="1">
+      <w:start w:val="1"/>
+      <w:numFmt w:val="lowerLetter"/>
+      <w:lvlText w:val="%8."/>
+      <w:lvlJc w:val="left"/>
+      <w:pPr>
+        <w:ind w:left="5760" w:hanging="360"/>
+      </w:pPr>
+    </w:lvl>
+    <w:lvl w:ilvl="8" w:tplc="0809001B" w:tentative="1">
+      <w:start w:val="1"/>
+      <w:numFmt w:val="lowerRoman"/>
+      <w:lvlText w:val="%9."/>
+      <w:lvlJc w:val="right"/>
+      <w:pPr>
+        <w:ind w:left="6480" w:hanging="180"/>
+      </w:pPr>
+    </w:lvl>
+  </w:abstractNum>
+  <w:num w:numId="1" w16cid:durableId="537739397">
+    <w:abstractNumId w:val="1"/>
+  </w:num>
+  <w:num w:numId="2" w16cid:durableId="2010984536">
+    <w:abstractNumId w:val="2"/>
+  </w:num>
+  <w:num w:numId="3" w16cid:durableId="1053046251">
+    <w:abstractNumId w:val="0"/>
+  </w:num>
+</w:numbering>
 </file>
 
 <file path=word/styles.xml><?xml version="1.0" encoding="utf-8"?>
@@ -4055,6 +4764,7 @@
   <w:style w:type="character" w:default="1" w:styleId="DefaultParagraphFont">
     <w:name w:val="Default Paragraph Font"/>
     <w:uiPriority w:val="1"/>
+    <w:semiHidden/>
     <w:unhideWhenUsed/>
   </w:style>
   <w:style w:type="table" w:default="1" w:styleId="TableNormal">
@@ -4077,6 +4787,17 @@
     <w:uiPriority w:val="99"/>
     <w:semiHidden/>
     <w:unhideWhenUsed/>
+  </w:style>
+  <w:style w:type="paragraph" w:styleId="ListParagraph">
+    <w:name w:val="List Paragraph"/>
+    <w:basedOn w:val="Normal"/>
+    <w:uiPriority w:val="34"/>
+    <w:qFormat/>
+    <w:rsid w:val="006A5CD1"/>
+    <w:pPr>
+      <w:ind w:left="720"/>
+      <w:contextualSpacing/>
+    </w:pPr>
   </w:style>
 </w:styles>
 </file>

--- a/LABlogbook_2517680.docx
+++ b/LABlogbook_2517680.docx
@@ -53,23 +53,7 @@
           <w:sz w:val="28"/>
           <w:szCs w:val="28"/>
         </w:rPr>
-        <w:t xml:space="preserve">Student Name: - Madushan </w:t>
-      </w:r>
-      <w:proofErr w:type="spellStart"/>
-      <w:r>
-        <w:rPr>
-          <w:sz w:val="28"/>
-          <w:szCs w:val="28"/>
-        </w:rPr>
-        <w:t>Bhashana</w:t>
-      </w:r>
-      <w:proofErr w:type="spellEnd"/>
-      <w:r>
-        <w:rPr>
-          <w:sz w:val="28"/>
-          <w:szCs w:val="28"/>
-        </w:rPr>
-        <w:t xml:space="preserve"> Dissanayake </w:t>
+        <w:t xml:space="preserve">Student Name: - Madushan Bhashana Dissanayake </w:t>
       </w:r>
     </w:p>
     <w:p>
@@ -710,31 +694,7 @@
           <w:lang w:eastAsia="en-GB"/>
           <w14:ligatures w14:val="none"/>
         </w:rPr>
-        <w:t xml:space="preserve">A fully connected Dense layer with 128 neurons and </w:t>
-      </w:r>
-      <w:proofErr w:type="spellStart"/>
-      <w:r>
-        <w:rPr>
-          <w:rFonts w:eastAsia="Times New Roman" w:cstheme="minorHAnsi"/>
-          <w:kern w:val="0"/>
-          <w:sz w:val="20"/>
-          <w:szCs w:val="20"/>
-          <w:lang w:eastAsia="en-GB"/>
-          <w14:ligatures w14:val="none"/>
-        </w:rPr>
-        <w:t>ReLU</w:t>
-      </w:r>
-      <w:proofErr w:type="spellEnd"/>
-      <w:r>
-        <w:rPr>
-          <w:rFonts w:eastAsia="Times New Roman" w:cstheme="minorHAnsi"/>
-          <w:kern w:val="0"/>
-          <w:sz w:val="20"/>
-          <w:szCs w:val="20"/>
-          <w:lang w:eastAsia="en-GB"/>
-          <w14:ligatures w14:val="none"/>
-        </w:rPr>
-        <w:t xml:space="preserve"> activation was added to learn image features.</w:t>
+        <w:t>A fully connected Dense layer with 128 neurons and ReLU activation was added to learn image features.</w:t>
       </w:r>
     </w:p>
     <w:p>
@@ -888,31 +848,7 @@
           <w:lang w:eastAsia="en-GB"/>
           <w14:ligatures w14:val="none"/>
         </w:rPr>
-        <w:t xml:space="preserve">The model was compiled using the Adam optimizer and Sparse Categorical </w:t>
-      </w:r>
-      <w:proofErr w:type="spellStart"/>
-      <w:r>
-        <w:rPr>
-          <w:rFonts w:eastAsia="Times New Roman" w:cstheme="minorHAnsi"/>
-          <w:kern w:val="0"/>
-          <w:sz w:val="20"/>
-          <w:szCs w:val="20"/>
-          <w:lang w:eastAsia="en-GB"/>
-          <w14:ligatures w14:val="none"/>
-        </w:rPr>
-        <w:t>Crossentropy</w:t>
-      </w:r>
-      <w:proofErr w:type="spellEnd"/>
-      <w:r>
-        <w:rPr>
-          <w:rFonts w:eastAsia="Times New Roman" w:cstheme="minorHAnsi"/>
-          <w:kern w:val="0"/>
-          <w:sz w:val="20"/>
-          <w:szCs w:val="20"/>
-          <w:lang w:eastAsia="en-GB"/>
-          <w14:ligatures w14:val="none"/>
-        </w:rPr>
-        <w:t xml:space="preserve"> loss function.</w:t>
+        <w:t>The model was compiled using the Adam optimizer and Sparse Categorical Crossentropy loss function.</w:t>
       </w:r>
     </w:p>
     <w:p>
@@ -1139,35 +1075,7 @@
           <w:lang w:eastAsia="en-GB"/>
           <w14:ligatures w14:val="none"/>
         </w:rPr>
-        <w:t xml:space="preserve"> Layer (</w:t>
-      </w:r>
-      <w:proofErr w:type="gramStart"/>
-      <w:r>
-        <w:rPr>
-          <w:rFonts w:ascii="Consolas" w:eastAsia="Times New Roman" w:hAnsi="Consolas" w:cs="Courier New"/>
-          <w:b/>
-          <w:bCs/>
-          <w:kern w:val="0"/>
-          <w:sz w:val="20"/>
-          <w:szCs w:val="20"/>
-          <w:lang w:eastAsia="en-GB"/>
-          <w14:ligatures w14:val="none"/>
-        </w:rPr>
-        <w:t xml:space="preserve">type)   </w:t>
-      </w:r>
-      <w:proofErr w:type="gramEnd"/>
-      <w:r>
-        <w:rPr>
-          <w:rFonts w:ascii="Consolas" w:eastAsia="Times New Roman" w:hAnsi="Consolas" w:cs="Courier New"/>
-          <w:b/>
-          <w:bCs/>
-          <w:kern w:val="0"/>
-          <w:sz w:val="20"/>
-          <w:szCs w:val="20"/>
-          <w:lang w:eastAsia="en-GB"/>
-          <w14:ligatures w14:val="none"/>
-        </w:rPr>
-        <w:t xml:space="preserve">                 </w:t>
+        <w:t xml:space="preserve"> Layer (type)                    </w:t>
       </w:r>
       <w:r>
         <w:rPr>
@@ -1318,7 +1226,6 @@
         </w:rPr>
         <w:t>│ flatten_3 (</w:t>
       </w:r>
-      <w:proofErr w:type="gramStart"/>
       <w:r>
         <w:rPr>
           <w:rFonts w:ascii="Consolas" w:eastAsia="Times New Roman" w:hAnsi="Consolas" w:cs="Courier New"/>
@@ -1340,19 +1247,7 @@
           <w:lang w:eastAsia="en-GB"/>
           <w14:ligatures w14:val="none"/>
         </w:rPr>
-        <w:t xml:space="preserve">)   </w:t>
-      </w:r>
-      <w:proofErr w:type="gramEnd"/>
-      <w:r>
-        <w:rPr>
-          <w:rFonts w:ascii="Consolas" w:eastAsia="Times New Roman" w:hAnsi="Consolas" w:cs="Courier New"/>
-          <w:kern w:val="0"/>
-          <w:sz w:val="20"/>
-          <w:szCs w:val="20"/>
-          <w:lang w:eastAsia="en-GB"/>
-          <w14:ligatures w14:val="none"/>
-        </w:rPr>
-        <w:t xml:space="preserve">          │ (</w:t>
+        <w:t>)             │ (</w:t>
       </w:r>
       <w:r>
         <w:rPr>
@@ -1513,7 +1408,6 @@
         </w:rPr>
         <w:t>│ dense_6 (</w:t>
       </w:r>
-      <w:proofErr w:type="gramStart"/>
       <w:r>
         <w:rPr>
           <w:rFonts w:ascii="Consolas" w:eastAsia="Times New Roman" w:hAnsi="Consolas" w:cs="Courier New"/>
@@ -1535,19 +1429,7 @@
           <w:lang w:eastAsia="en-GB"/>
           <w14:ligatures w14:val="none"/>
         </w:rPr>
-        <w:t xml:space="preserve">)   </w:t>
-      </w:r>
-      <w:proofErr w:type="gramEnd"/>
-      <w:r>
-        <w:rPr>
-          <w:rFonts w:ascii="Consolas" w:eastAsia="Times New Roman" w:hAnsi="Consolas" w:cs="Courier New"/>
-          <w:kern w:val="0"/>
-          <w:sz w:val="20"/>
-          <w:szCs w:val="20"/>
-          <w:lang w:eastAsia="en-GB"/>
-          <w14:ligatures w14:val="none"/>
-        </w:rPr>
-        <w:t xml:space="preserve">              │ (</w:t>
+        <w:t>)                 │ (</w:t>
       </w:r>
       <w:r>
         <w:rPr>
@@ -1708,7 +1590,6 @@
         </w:rPr>
         <w:t>│ dense_7 (</w:t>
       </w:r>
-      <w:proofErr w:type="gramStart"/>
       <w:r>
         <w:rPr>
           <w:rFonts w:ascii="Consolas" w:eastAsia="Times New Roman" w:hAnsi="Consolas" w:cs="Courier New"/>
@@ -1730,19 +1611,7 @@
           <w:lang w:eastAsia="en-GB"/>
           <w14:ligatures w14:val="none"/>
         </w:rPr>
-        <w:t xml:space="preserve">)   </w:t>
-      </w:r>
-      <w:proofErr w:type="gramEnd"/>
-      <w:r>
-        <w:rPr>
-          <w:rFonts w:ascii="Consolas" w:eastAsia="Times New Roman" w:hAnsi="Consolas" w:cs="Courier New"/>
-          <w:kern w:val="0"/>
-          <w:sz w:val="20"/>
-          <w:szCs w:val="20"/>
-          <w:lang w:eastAsia="en-GB"/>
-          <w14:ligatures w14:val="none"/>
-        </w:rPr>
-        <w:t xml:space="preserve">              │ (</w:t>
+        <w:t>)                 │ (</w:t>
       </w:r>
       <w:r>
         <w:rPr>
@@ -2368,35 +2237,7 @@
           <w:lang w:eastAsia="en-GB"/>
           <w14:ligatures w14:val="none"/>
         </w:rPr>
-        <w:t xml:space="preserve"> Layer (</w:t>
-      </w:r>
-      <w:proofErr w:type="gramStart"/>
-      <w:r>
-        <w:rPr>
-          <w:rFonts w:ascii="Consolas" w:eastAsia="Times New Roman" w:hAnsi="Consolas" w:cs="Courier New"/>
-          <w:b/>
-          <w:bCs/>
-          <w:kern w:val="0"/>
-          <w:sz w:val="20"/>
-          <w:szCs w:val="20"/>
-          <w:lang w:eastAsia="en-GB"/>
-          <w14:ligatures w14:val="none"/>
-        </w:rPr>
-        <w:t xml:space="preserve">type)   </w:t>
-      </w:r>
-      <w:proofErr w:type="gramEnd"/>
-      <w:r>
-        <w:rPr>
-          <w:rFonts w:ascii="Consolas" w:eastAsia="Times New Roman" w:hAnsi="Consolas" w:cs="Courier New"/>
-          <w:b/>
-          <w:bCs/>
-          <w:kern w:val="0"/>
-          <w:sz w:val="20"/>
-          <w:szCs w:val="20"/>
-          <w:lang w:eastAsia="en-GB"/>
-          <w14:ligatures w14:val="none"/>
-        </w:rPr>
-        <w:t xml:space="preserve">                 </w:t>
+        <w:t xml:space="preserve"> Layer (type)                    </w:t>
       </w:r>
       <w:r>
         <w:rPr>
@@ -2547,7 +2388,6 @@
         </w:rPr>
         <w:t>│ dense (</w:t>
       </w:r>
-      <w:proofErr w:type="gramStart"/>
       <w:r>
         <w:rPr>
           <w:rFonts w:ascii="Consolas" w:eastAsia="Times New Roman" w:hAnsi="Consolas" w:cs="Courier New"/>
@@ -2569,19 +2409,7 @@
           <w:lang w:eastAsia="en-GB"/>
           <w14:ligatures w14:val="none"/>
         </w:rPr>
-        <w:t xml:space="preserve">)   </w:t>
-      </w:r>
-      <w:proofErr w:type="gramEnd"/>
-      <w:r>
-        <w:rPr>
-          <w:rFonts w:ascii="Consolas" w:eastAsia="Times New Roman" w:hAnsi="Consolas" w:cs="Courier New"/>
-          <w:kern w:val="0"/>
-          <w:sz w:val="20"/>
-          <w:szCs w:val="20"/>
-          <w:lang w:eastAsia="en-GB"/>
-          <w14:ligatures w14:val="none"/>
-        </w:rPr>
-        <w:t xml:space="preserve">                │ (</w:t>
+        <w:t>)                   │ (</w:t>
       </w:r>
       <w:r>
         <w:rPr>
@@ -2742,7 +2570,6 @@
         </w:rPr>
         <w:t>│ dense_1 (</w:t>
       </w:r>
-      <w:proofErr w:type="gramStart"/>
       <w:r>
         <w:rPr>
           <w:rFonts w:ascii="Consolas" w:eastAsia="Times New Roman" w:hAnsi="Consolas" w:cs="Courier New"/>
@@ -2764,19 +2591,7 @@
           <w:lang w:eastAsia="en-GB"/>
           <w14:ligatures w14:val="none"/>
         </w:rPr>
-        <w:t xml:space="preserve">)   </w:t>
-      </w:r>
-      <w:proofErr w:type="gramEnd"/>
-      <w:r>
-        <w:rPr>
-          <w:rFonts w:ascii="Consolas" w:eastAsia="Times New Roman" w:hAnsi="Consolas" w:cs="Courier New"/>
-          <w:kern w:val="0"/>
-          <w:sz w:val="20"/>
-          <w:szCs w:val="20"/>
-          <w:lang w:eastAsia="en-GB"/>
-          <w14:ligatures w14:val="none"/>
-        </w:rPr>
-        <w:t xml:space="preserve">              │ (</w:t>
+        <w:t>)                 │ (</w:t>
       </w:r>
       <w:r>
         <w:rPr>
@@ -2938,7 +2753,6 @@
         <w:lastRenderedPageBreak/>
         <w:t>│ dense_2 (</w:t>
       </w:r>
-      <w:proofErr w:type="gramStart"/>
       <w:r>
         <w:rPr>
           <w:rFonts w:ascii="Consolas" w:eastAsia="Times New Roman" w:hAnsi="Consolas" w:cs="Courier New"/>
@@ -2960,19 +2774,7 @@
           <w:lang w:eastAsia="en-GB"/>
           <w14:ligatures w14:val="none"/>
         </w:rPr>
-        <w:t xml:space="preserve">)   </w:t>
-      </w:r>
-      <w:proofErr w:type="gramEnd"/>
-      <w:r>
-        <w:rPr>
-          <w:rFonts w:ascii="Consolas" w:eastAsia="Times New Roman" w:hAnsi="Consolas" w:cs="Courier New"/>
-          <w:kern w:val="0"/>
-          <w:sz w:val="20"/>
-          <w:szCs w:val="20"/>
-          <w:lang w:eastAsia="en-GB"/>
-          <w14:ligatures w14:val="none"/>
-        </w:rPr>
-        <w:t xml:space="preserve">              │ (</w:t>
+        <w:t>)                 │ (</w:t>
       </w:r>
       <w:r>
         <w:rPr>
@@ -3133,7 +2935,6 @@
         </w:rPr>
         <w:t>│ dense_3 (</w:t>
       </w:r>
-      <w:proofErr w:type="gramStart"/>
       <w:r>
         <w:rPr>
           <w:rFonts w:ascii="Consolas" w:eastAsia="Times New Roman" w:hAnsi="Consolas" w:cs="Courier New"/>
@@ -3155,19 +2956,7 @@
           <w:lang w:eastAsia="en-GB"/>
           <w14:ligatures w14:val="none"/>
         </w:rPr>
-        <w:t xml:space="preserve">)   </w:t>
-      </w:r>
-      <w:proofErr w:type="gramEnd"/>
-      <w:r>
-        <w:rPr>
-          <w:rFonts w:ascii="Consolas" w:eastAsia="Times New Roman" w:hAnsi="Consolas" w:cs="Courier New"/>
-          <w:kern w:val="0"/>
-          <w:sz w:val="20"/>
-          <w:szCs w:val="20"/>
-          <w:lang w:eastAsia="en-GB"/>
-          <w14:ligatures w14:val="none"/>
-        </w:rPr>
-        <w:t xml:space="preserve">              │ (</w:t>
+        <w:t>)                 │ (</w:t>
       </w:r>
       <w:r>
         <w:rPr>
@@ -3715,6 +3504,7 @@
       </w:r>
       <w:r>
         <w:rPr>
+          <w:noProof/>
           <w:sz w:val="32"/>
           <w:szCs w:val="32"/>
         </w:rPr>
@@ -3849,21 +3639,12 @@
         </w:rPr>
         <w:t xml:space="preserve">7 </w:t>
       </w:r>
-      <w:proofErr w:type="gramStart"/>
       <w:r>
         <w:rPr>
           <w:sz w:val="28"/>
           <w:szCs w:val="28"/>
         </w:rPr>
-        <w:t>epochs ,</w:t>
-      </w:r>
-      <w:proofErr w:type="gramEnd"/>
-      <w:r>
-        <w:rPr>
-          <w:sz w:val="28"/>
-          <w:szCs w:val="28"/>
-        </w:rPr>
-        <w:t xml:space="preserve"> because after that validation loss is not going down</w:t>
+        <w:t>epochs , because after that validation loss is not going down</w:t>
       </w:r>
       <w:r>
         <w:rPr>
@@ -3906,28 +3687,848 @@
       <w:pPr>
         <w:jc w:val="both"/>
         <w:rPr>
+          <w:sz w:val="28"/>
+          <w:szCs w:val="28"/>
+        </w:rPr>
+      </w:pPr>
+    </w:p>
+    <w:p>
+      <w:pPr>
+        <w:jc w:val="both"/>
+        <w:rPr>
           <w:sz w:val="44"/>
           <w:szCs w:val="44"/>
           <w:u w:val="single"/>
         </w:rPr>
       </w:pPr>
-    </w:p>
-    <w:p>
-      <w:pPr>
-        <w:jc w:val="both"/>
+      <w:r>
         <w:rPr>
           <w:sz w:val="44"/>
           <w:szCs w:val="44"/>
           <w:u w:val="single"/>
         </w:rPr>
-      </w:pPr>
-      <w:r>
+        <w:t>Lab 7</w:t>
+      </w:r>
+    </w:p>
+    <w:p>
+      <w:pPr>
+        <w:jc w:val="both"/>
         <w:rPr>
           <w:sz w:val="44"/>
           <w:szCs w:val="44"/>
           <w:u w:val="single"/>
         </w:rPr>
-        <w:t>Lab 7</w:t>
+      </w:pPr>
+    </w:p>
+    <w:p>
+      <w:pPr>
+        <w:jc w:val="both"/>
+        <w:rPr>
+          <w:b/>
+          <w:bCs/>
+          <w:sz w:val="28"/>
+          <w:szCs w:val="28"/>
+          <w:u w:val="single"/>
+        </w:rPr>
+      </w:pPr>
+      <w:r>
+        <w:rPr>
+          <w:b/>
+          <w:bCs/>
+          <w:sz w:val="28"/>
+          <w:szCs w:val="28"/>
+          <w:u w:val="single"/>
+        </w:rPr>
+        <w:t>VGG16</w:t>
+      </w:r>
+    </w:p>
+    <w:p>
+      <w:pPr>
+        <w:jc w:val="both"/>
+        <w:rPr>
+          <w:sz w:val="28"/>
+          <w:szCs w:val="28"/>
+        </w:rPr>
+      </w:pPr>
+      <w:r>
+        <w:rPr>
+          <w:noProof/>
+        </w:rPr>
+        <w:drawing>
+          <wp:inline distT="0" distB="0" distL="0" distR="0" wp14:anchorId="164B257B" wp14:editId="118DA075">
+            <wp:extent cx="5731510" cy="2333625"/>
+            <wp:effectExtent l="0" t="0" r="2540" b="9525"/>
+            <wp:docPr id="143022068" name="Picture 2"/>
+            <wp:cNvGraphicFramePr>
+              <a:graphicFrameLocks xmlns:a="http://schemas.openxmlformats.org/drawingml/2006/main" noChangeAspect="1"/>
+            </wp:cNvGraphicFramePr>
+            <a:graphic xmlns:a="http://schemas.openxmlformats.org/drawingml/2006/main">
+              <a:graphicData uri="http://schemas.openxmlformats.org/drawingml/2006/picture">
+                <pic:pic xmlns:pic="http://schemas.openxmlformats.org/drawingml/2006/picture">
+                  <pic:nvPicPr>
+                    <pic:cNvPr id="0" name="Picture 6"/>
+                    <pic:cNvPicPr>
+                      <a:picLocks noChangeAspect="1" noChangeArrowheads="1"/>
+                    </pic:cNvPicPr>
+                  </pic:nvPicPr>
+                  <pic:blipFill>
+                    <a:blip r:embed="rId9">
+                      <a:extLst>
+                        <a:ext uri="{28A0092B-C50C-407E-A947-70E740481C1C}">
+                          <a14:useLocalDpi xmlns:a14="http://schemas.microsoft.com/office/drawing/2010/main" val="0"/>
+                        </a:ext>
+                      </a:extLst>
+                    </a:blip>
+                    <a:srcRect/>
+                    <a:stretch>
+                      <a:fillRect/>
+                    </a:stretch>
+                  </pic:blipFill>
+                  <pic:spPr bwMode="auto">
+                    <a:xfrm>
+                      <a:off x="0" y="0"/>
+                      <a:ext cx="5731510" cy="2333625"/>
+                    </a:xfrm>
+                    <a:prstGeom prst="rect">
+                      <a:avLst/>
+                    </a:prstGeom>
+                    <a:noFill/>
+                    <a:ln>
+                      <a:noFill/>
+                    </a:ln>
+                  </pic:spPr>
+                </pic:pic>
+              </a:graphicData>
+            </a:graphic>
+          </wp:inline>
+        </w:drawing>
+      </w:r>
+    </w:p>
+    <w:p>
+      <w:pPr>
+        <w:jc w:val="both"/>
+        <w:rPr>
+          <w:b/>
+          <w:bCs/>
+          <w:sz w:val="28"/>
+          <w:szCs w:val="28"/>
+          <w:u w:val="single"/>
+        </w:rPr>
+      </w:pPr>
+      <w:r>
+        <w:rPr>
+          <w:b/>
+          <w:bCs/>
+          <w:sz w:val="28"/>
+          <w:szCs w:val="28"/>
+          <w:u w:val="single"/>
+        </w:rPr>
+        <w:t>VGG1</w:t>
+      </w:r>
+      <w:r>
+        <w:rPr>
+          <w:b/>
+          <w:bCs/>
+          <w:sz w:val="28"/>
+          <w:szCs w:val="28"/>
+          <w:u w:val="single"/>
+        </w:rPr>
+        <w:t>9</w:t>
+      </w:r>
+    </w:p>
+    <w:p>
+      <w:pPr>
+        <w:jc w:val="both"/>
+        <w:rPr>
+          <w:b/>
+          <w:bCs/>
+          <w:sz w:val="28"/>
+          <w:szCs w:val="28"/>
+          <w:u w:val="single"/>
+        </w:rPr>
+      </w:pPr>
+      <w:r>
+        <w:rPr>
+          <w:noProof/>
+        </w:rPr>
+        <w:drawing>
+          <wp:inline distT="0" distB="0" distL="0" distR="0" wp14:anchorId="18987835" wp14:editId="43AB13C2">
+            <wp:extent cx="5731510" cy="2310765"/>
+            <wp:effectExtent l="0" t="0" r="2540" b="0"/>
+            <wp:docPr id="1587084863" name="Picture 3"/>
+            <wp:cNvGraphicFramePr>
+              <a:graphicFrameLocks xmlns:a="http://schemas.openxmlformats.org/drawingml/2006/main" noChangeAspect="1"/>
+            </wp:cNvGraphicFramePr>
+            <a:graphic xmlns:a="http://schemas.openxmlformats.org/drawingml/2006/main">
+              <a:graphicData uri="http://schemas.openxmlformats.org/drawingml/2006/picture">
+                <pic:pic xmlns:pic="http://schemas.openxmlformats.org/drawingml/2006/picture">
+                  <pic:nvPicPr>
+                    <pic:cNvPr id="0" name="Picture 8"/>
+                    <pic:cNvPicPr>
+                      <a:picLocks noChangeAspect="1" noChangeArrowheads="1"/>
+                    </pic:cNvPicPr>
+                  </pic:nvPicPr>
+                  <pic:blipFill>
+                    <a:blip r:embed="rId10">
+                      <a:extLst>
+                        <a:ext uri="{28A0092B-C50C-407E-A947-70E740481C1C}">
+                          <a14:useLocalDpi xmlns:a14="http://schemas.microsoft.com/office/drawing/2010/main" val="0"/>
+                        </a:ext>
+                      </a:extLst>
+                    </a:blip>
+                    <a:srcRect/>
+                    <a:stretch>
+                      <a:fillRect/>
+                    </a:stretch>
+                  </pic:blipFill>
+                  <pic:spPr bwMode="auto">
+                    <a:xfrm>
+                      <a:off x="0" y="0"/>
+                      <a:ext cx="5731510" cy="2310765"/>
+                    </a:xfrm>
+                    <a:prstGeom prst="rect">
+                      <a:avLst/>
+                    </a:prstGeom>
+                    <a:noFill/>
+                    <a:ln>
+                      <a:noFill/>
+                    </a:ln>
+                  </pic:spPr>
+                </pic:pic>
+              </a:graphicData>
+            </a:graphic>
+          </wp:inline>
+        </w:drawing>
+      </w:r>
+    </w:p>
+    <w:p>
+      <w:pPr>
+        <w:jc w:val="both"/>
+        <w:rPr>
+          <w:b/>
+          <w:bCs/>
+          <w:sz w:val="28"/>
+          <w:szCs w:val="28"/>
+          <w:u w:val="single"/>
+        </w:rPr>
+      </w:pPr>
+    </w:p>
+    <w:p>
+      <w:pPr>
+        <w:jc w:val="both"/>
+        <w:rPr>
+          <w:sz w:val="28"/>
+          <w:szCs w:val="28"/>
+        </w:rPr>
+      </w:pPr>
+      <w:r>
+        <w:rPr>
+          <w:sz w:val="28"/>
+          <w:szCs w:val="28"/>
+        </w:rPr>
+        <w:t xml:space="preserve">Optimum number of  epochs for training VGG16 model :- </w:t>
+      </w:r>
+      <w:r>
+        <w:rPr>
+          <w:sz w:val="28"/>
+          <w:szCs w:val="28"/>
+        </w:rPr>
+        <w:t xml:space="preserve"> 38 epochs </w:t>
+      </w:r>
+    </w:p>
+    <w:p>
+      <w:pPr>
+        <w:jc w:val="both"/>
+        <w:rPr>
+          <w:sz w:val="28"/>
+          <w:szCs w:val="28"/>
+        </w:rPr>
+      </w:pPr>
+    </w:p>
+    <w:tbl>
+      <w:tblPr>
+        <w:tblW w:w="0" w:type="auto"/>
+        <w:tblCellSpacing w:w="15" w:type="dxa"/>
+        <w:tblBorders>
+          <w:top w:val="outset" w:sz="6" w:space="0" w:color="auto"/>
+          <w:left w:val="outset" w:sz="6" w:space="0" w:color="auto"/>
+          <w:bottom w:val="outset" w:sz="6" w:space="0" w:color="auto"/>
+          <w:right w:val="outset" w:sz="6" w:space="0" w:color="auto"/>
+        </w:tblBorders>
+        <w:tblCellMar>
+          <w:top w:w="15" w:type="dxa"/>
+          <w:left w:w="15" w:type="dxa"/>
+          <w:bottom w:w="15" w:type="dxa"/>
+          <w:right w:w="15" w:type="dxa"/>
+        </w:tblCellMar>
+        <w:tblLook w:val="04A0" w:firstRow="1" w:lastRow="0" w:firstColumn="1" w:lastColumn="0" w:noHBand="0" w:noVBand="1"/>
+      </w:tblPr>
+      <w:tblGrid>
+        <w:gridCol w:w="1046"/>
+        <w:gridCol w:w="1126"/>
+        <w:gridCol w:w="1155"/>
+        <w:gridCol w:w="871"/>
+        <w:gridCol w:w="1170"/>
+      </w:tblGrid>
+      <w:tr>
+        <w:trPr>
+          <w:tblHeader/>
+          <w:tblCellSpacing w:w="15" w:type="dxa"/>
+        </w:trPr>
+        <w:tc>
+          <w:tcPr>
+            <w:tcW w:w="0" w:type="auto"/>
+            <w:tcBorders>
+              <w:top w:val="outset" w:sz="6" w:space="0" w:color="auto"/>
+              <w:left w:val="outset" w:sz="6" w:space="0" w:color="auto"/>
+              <w:bottom w:val="outset" w:sz="6" w:space="0" w:color="auto"/>
+              <w:right w:val="outset" w:sz="6" w:space="0" w:color="auto"/>
+            </w:tcBorders>
+            <w:vAlign w:val="center"/>
+            <w:hideMark/>
+          </w:tcPr>
+          <w:p>
+            <w:pPr>
+              <w:jc w:val="both"/>
+              <w:rPr>
+                <w:sz w:val="28"/>
+                <w:szCs w:val="28"/>
+              </w:rPr>
+            </w:pPr>
+          </w:p>
+        </w:tc>
+        <w:tc>
+          <w:tcPr>
+            <w:tcW w:w="0" w:type="auto"/>
+            <w:tcBorders>
+              <w:top w:val="outset" w:sz="6" w:space="0" w:color="auto"/>
+              <w:left w:val="outset" w:sz="6" w:space="0" w:color="auto"/>
+              <w:bottom w:val="outset" w:sz="6" w:space="0" w:color="auto"/>
+              <w:right w:val="outset" w:sz="6" w:space="0" w:color="auto"/>
+            </w:tcBorders>
+            <w:vAlign w:val="center"/>
+            <w:hideMark/>
+          </w:tcPr>
+          <w:p>
+            <w:pPr>
+              <w:jc w:val="both"/>
+              <w:rPr>
+                <w:b/>
+                <w:bCs/>
+                <w:sz w:val="28"/>
+                <w:szCs w:val="28"/>
+              </w:rPr>
+            </w:pPr>
+            <w:r>
+              <w:rPr>
+                <w:b/>
+                <w:bCs/>
+                <w:sz w:val="28"/>
+                <w:szCs w:val="28"/>
+              </w:rPr>
+              <w:t>Accuracy</w:t>
+            </w:r>
+          </w:p>
+        </w:tc>
+        <w:tc>
+          <w:tcPr>
+            <w:tcW w:w="0" w:type="auto"/>
+            <w:tcBorders>
+              <w:top w:val="outset" w:sz="6" w:space="0" w:color="auto"/>
+              <w:left w:val="outset" w:sz="6" w:space="0" w:color="auto"/>
+              <w:bottom w:val="outset" w:sz="6" w:space="0" w:color="auto"/>
+              <w:right w:val="outset" w:sz="6" w:space="0" w:color="auto"/>
+            </w:tcBorders>
+            <w:vAlign w:val="center"/>
+            <w:hideMark/>
+          </w:tcPr>
+          <w:p>
+            <w:pPr>
+              <w:jc w:val="both"/>
+              <w:rPr>
+                <w:b/>
+                <w:bCs/>
+                <w:sz w:val="28"/>
+                <w:szCs w:val="28"/>
+              </w:rPr>
+            </w:pPr>
+            <w:r>
+              <w:rPr>
+                <w:b/>
+                <w:bCs/>
+                <w:sz w:val="28"/>
+                <w:szCs w:val="28"/>
+              </w:rPr>
+              <w:t>Precision</w:t>
+            </w:r>
+          </w:p>
+        </w:tc>
+        <w:tc>
+          <w:tcPr>
+            <w:tcW w:w="0" w:type="auto"/>
+            <w:tcBorders>
+              <w:top w:val="outset" w:sz="6" w:space="0" w:color="auto"/>
+              <w:left w:val="outset" w:sz="6" w:space="0" w:color="auto"/>
+              <w:bottom w:val="outset" w:sz="6" w:space="0" w:color="auto"/>
+              <w:right w:val="outset" w:sz="6" w:space="0" w:color="auto"/>
+            </w:tcBorders>
+            <w:vAlign w:val="center"/>
+            <w:hideMark/>
+          </w:tcPr>
+          <w:p>
+            <w:pPr>
+              <w:jc w:val="both"/>
+              <w:rPr>
+                <w:b/>
+                <w:bCs/>
+                <w:sz w:val="28"/>
+                <w:szCs w:val="28"/>
+              </w:rPr>
+            </w:pPr>
+            <w:r>
+              <w:rPr>
+                <w:b/>
+                <w:bCs/>
+                <w:sz w:val="28"/>
+                <w:szCs w:val="28"/>
+              </w:rPr>
+              <w:t>Recall</w:t>
+            </w:r>
+          </w:p>
+        </w:tc>
+        <w:tc>
+          <w:tcPr>
+            <w:tcW w:w="0" w:type="auto"/>
+            <w:tcBorders>
+              <w:top w:val="outset" w:sz="6" w:space="0" w:color="auto"/>
+              <w:left w:val="outset" w:sz="6" w:space="0" w:color="auto"/>
+              <w:bottom w:val="outset" w:sz="6" w:space="0" w:color="auto"/>
+              <w:right w:val="outset" w:sz="6" w:space="0" w:color="auto"/>
+            </w:tcBorders>
+            <w:vAlign w:val="center"/>
+            <w:hideMark/>
+          </w:tcPr>
+          <w:p>
+            <w:pPr>
+              <w:jc w:val="both"/>
+              <w:rPr>
+                <w:b/>
+                <w:bCs/>
+                <w:sz w:val="28"/>
+                <w:szCs w:val="28"/>
+              </w:rPr>
+            </w:pPr>
+            <w:r>
+              <w:rPr>
+                <w:b/>
+                <w:bCs/>
+                <w:sz w:val="28"/>
+                <w:szCs w:val="28"/>
+              </w:rPr>
+              <w:t>F1_Score</w:t>
+            </w:r>
+          </w:p>
+        </w:tc>
+      </w:tr>
+      <w:tr>
+        <w:trPr>
+          <w:tblCellSpacing w:w="15" w:type="dxa"/>
+        </w:trPr>
+        <w:tc>
+          <w:tcPr>
+            <w:tcW w:w="0" w:type="auto"/>
+            <w:tcBorders>
+              <w:top w:val="outset" w:sz="6" w:space="0" w:color="auto"/>
+              <w:left w:val="outset" w:sz="6" w:space="0" w:color="auto"/>
+              <w:bottom w:val="outset" w:sz="6" w:space="0" w:color="auto"/>
+              <w:right w:val="outset" w:sz="6" w:space="0" w:color="auto"/>
+            </w:tcBorders>
+            <w:hideMark/>
+          </w:tcPr>
+          <w:p>
+            <w:pPr>
+              <w:jc w:val="both"/>
+              <w:rPr>
+                <w:b/>
+                <w:bCs/>
+                <w:sz w:val="28"/>
+                <w:szCs w:val="28"/>
+              </w:rPr>
+            </w:pPr>
+            <w:r>
+              <w:rPr>
+                <w:b/>
+                <w:bCs/>
+                <w:sz w:val="28"/>
+                <w:szCs w:val="28"/>
+              </w:rPr>
+              <w:t>VGG-16</w:t>
+            </w:r>
+          </w:p>
+        </w:tc>
+        <w:tc>
+          <w:tcPr>
+            <w:tcW w:w="0" w:type="auto"/>
+            <w:tcBorders>
+              <w:top w:val="outset" w:sz="6" w:space="0" w:color="auto"/>
+              <w:left w:val="outset" w:sz="6" w:space="0" w:color="auto"/>
+              <w:bottom w:val="outset" w:sz="6" w:space="0" w:color="auto"/>
+              <w:right w:val="outset" w:sz="6" w:space="0" w:color="auto"/>
+            </w:tcBorders>
+            <w:vAlign w:val="center"/>
+            <w:hideMark/>
+          </w:tcPr>
+          <w:p>
+            <w:pPr>
+              <w:jc w:val="both"/>
+              <w:rPr>
+                <w:sz w:val="28"/>
+                <w:szCs w:val="28"/>
+              </w:rPr>
+            </w:pPr>
+            <w:r>
+              <w:rPr>
+                <w:sz w:val="28"/>
+                <w:szCs w:val="28"/>
+              </w:rPr>
+              <w:t>0.6548</w:t>
+            </w:r>
+          </w:p>
+        </w:tc>
+        <w:tc>
+          <w:tcPr>
+            <w:tcW w:w="0" w:type="auto"/>
+            <w:tcBorders>
+              <w:top w:val="outset" w:sz="6" w:space="0" w:color="auto"/>
+              <w:left w:val="outset" w:sz="6" w:space="0" w:color="auto"/>
+              <w:bottom w:val="outset" w:sz="6" w:space="0" w:color="auto"/>
+              <w:right w:val="outset" w:sz="6" w:space="0" w:color="auto"/>
+            </w:tcBorders>
+            <w:vAlign w:val="center"/>
+            <w:hideMark/>
+          </w:tcPr>
+          <w:p>
+            <w:pPr>
+              <w:jc w:val="both"/>
+              <w:rPr>
+                <w:sz w:val="28"/>
+                <w:szCs w:val="28"/>
+              </w:rPr>
+            </w:pPr>
+            <w:r>
+              <w:rPr>
+                <w:sz w:val="28"/>
+                <w:szCs w:val="28"/>
+              </w:rPr>
+              <w:t>0.654669</w:t>
+            </w:r>
+          </w:p>
+        </w:tc>
+        <w:tc>
+          <w:tcPr>
+            <w:tcW w:w="0" w:type="auto"/>
+            <w:tcBorders>
+              <w:top w:val="outset" w:sz="6" w:space="0" w:color="auto"/>
+              <w:left w:val="outset" w:sz="6" w:space="0" w:color="auto"/>
+              <w:bottom w:val="outset" w:sz="6" w:space="0" w:color="auto"/>
+              <w:right w:val="outset" w:sz="6" w:space="0" w:color="auto"/>
+            </w:tcBorders>
+            <w:vAlign w:val="center"/>
+            <w:hideMark/>
+          </w:tcPr>
+          <w:p>
+            <w:pPr>
+              <w:jc w:val="both"/>
+              <w:rPr>
+                <w:sz w:val="28"/>
+                <w:szCs w:val="28"/>
+              </w:rPr>
+            </w:pPr>
+            <w:r>
+              <w:rPr>
+                <w:sz w:val="28"/>
+                <w:szCs w:val="28"/>
+              </w:rPr>
+              <w:t>0.6548</w:t>
+            </w:r>
+          </w:p>
+        </w:tc>
+        <w:tc>
+          <w:tcPr>
+            <w:tcW w:w="0" w:type="auto"/>
+            <w:tcBorders>
+              <w:top w:val="outset" w:sz="6" w:space="0" w:color="auto"/>
+              <w:left w:val="outset" w:sz="6" w:space="0" w:color="auto"/>
+              <w:bottom w:val="outset" w:sz="6" w:space="0" w:color="auto"/>
+              <w:right w:val="outset" w:sz="6" w:space="0" w:color="auto"/>
+            </w:tcBorders>
+            <w:vAlign w:val="center"/>
+            <w:hideMark/>
+          </w:tcPr>
+          <w:p>
+            <w:pPr>
+              <w:jc w:val="both"/>
+              <w:rPr>
+                <w:sz w:val="28"/>
+                <w:szCs w:val="28"/>
+              </w:rPr>
+            </w:pPr>
+            <w:r>
+              <w:rPr>
+                <w:sz w:val="28"/>
+                <w:szCs w:val="28"/>
+              </w:rPr>
+              <w:t>0.653463</w:t>
+            </w:r>
+          </w:p>
+        </w:tc>
+      </w:tr>
+      <w:tr>
+        <w:trPr>
+          <w:tblCellSpacing w:w="15" w:type="dxa"/>
+        </w:trPr>
+        <w:tc>
+          <w:tcPr>
+            <w:tcW w:w="0" w:type="auto"/>
+            <w:tcBorders>
+              <w:top w:val="outset" w:sz="6" w:space="0" w:color="auto"/>
+              <w:left w:val="outset" w:sz="6" w:space="0" w:color="auto"/>
+              <w:bottom w:val="outset" w:sz="6" w:space="0" w:color="auto"/>
+              <w:right w:val="outset" w:sz="6" w:space="0" w:color="auto"/>
+            </w:tcBorders>
+            <w:hideMark/>
+          </w:tcPr>
+          <w:p>
+            <w:pPr>
+              <w:jc w:val="both"/>
+              <w:rPr>
+                <w:b/>
+                <w:bCs/>
+                <w:sz w:val="28"/>
+                <w:szCs w:val="28"/>
+              </w:rPr>
+            </w:pPr>
+            <w:r>
+              <w:rPr>
+                <w:b/>
+                <w:bCs/>
+                <w:sz w:val="28"/>
+                <w:szCs w:val="28"/>
+              </w:rPr>
+              <w:t>VGG_19</w:t>
+            </w:r>
+          </w:p>
+        </w:tc>
+        <w:tc>
+          <w:tcPr>
+            <w:tcW w:w="0" w:type="auto"/>
+            <w:tcBorders>
+              <w:top w:val="outset" w:sz="6" w:space="0" w:color="auto"/>
+              <w:left w:val="outset" w:sz="6" w:space="0" w:color="auto"/>
+              <w:bottom w:val="outset" w:sz="6" w:space="0" w:color="auto"/>
+              <w:right w:val="outset" w:sz="6" w:space="0" w:color="auto"/>
+            </w:tcBorders>
+            <w:vAlign w:val="center"/>
+            <w:hideMark/>
+          </w:tcPr>
+          <w:p>
+            <w:pPr>
+              <w:jc w:val="both"/>
+              <w:rPr>
+                <w:sz w:val="28"/>
+                <w:szCs w:val="28"/>
+              </w:rPr>
+            </w:pPr>
+            <w:r>
+              <w:rPr>
+                <w:sz w:val="28"/>
+                <w:szCs w:val="28"/>
+              </w:rPr>
+              <w:t>0.4992</w:t>
+            </w:r>
+          </w:p>
+        </w:tc>
+        <w:tc>
+          <w:tcPr>
+            <w:tcW w:w="0" w:type="auto"/>
+            <w:tcBorders>
+              <w:top w:val="outset" w:sz="6" w:space="0" w:color="auto"/>
+              <w:left w:val="outset" w:sz="6" w:space="0" w:color="auto"/>
+              <w:bottom w:val="outset" w:sz="6" w:space="0" w:color="auto"/>
+              <w:right w:val="outset" w:sz="6" w:space="0" w:color="auto"/>
+            </w:tcBorders>
+            <w:vAlign w:val="center"/>
+            <w:hideMark/>
+          </w:tcPr>
+          <w:p>
+            <w:pPr>
+              <w:jc w:val="both"/>
+              <w:rPr>
+                <w:sz w:val="28"/>
+                <w:szCs w:val="28"/>
+              </w:rPr>
+            </w:pPr>
+            <w:r>
+              <w:rPr>
+                <w:sz w:val="28"/>
+                <w:szCs w:val="28"/>
+              </w:rPr>
+              <w:t>0.494318</w:t>
+            </w:r>
+          </w:p>
+        </w:tc>
+        <w:tc>
+          <w:tcPr>
+            <w:tcW w:w="0" w:type="auto"/>
+            <w:tcBorders>
+              <w:top w:val="outset" w:sz="6" w:space="0" w:color="auto"/>
+              <w:left w:val="outset" w:sz="6" w:space="0" w:color="auto"/>
+              <w:bottom w:val="outset" w:sz="6" w:space="0" w:color="auto"/>
+              <w:right w:val="outset" w:sz="6" w:space="0" w:color="auto"/>
+            </w:tcBorders>
+            <w:vAlign w:val="center"/>
+            <w:hideMark/>
+          </w:tcPr>
+          <w:p>
+            <w:pPr>
+              <w:jc w:val="both"/>
+              <w:rPr>
+                <w:sz w:val="28"/>
+                <w:szCs w:val="28"/>
+              </w:rPr>
+            </w:pPr>
+            <w:r>
+              <w:rPr>
+                <w:sz w:val="28"/>
+                <w:szCs w:val="28"/>
+              </w:rPr>
+              <w:t>0.4992</w:t>
+            </w:r>
+          </w:p>
+        </w:tc>
+        <w:tc>
+          <w:tcPr>
+            <w:tcW w:w="0" w:type="auto"/>
+            <w:tcBorders>
+              <w:top w:val="outset" w:sz="6" w:space="0" w:color="auto"/>
+              <w:left w:val="outset" w:sz="6" w:space="0" w:color="auto"/>
+              <w:bottom w:val="outset" w:sz="6" w:space="0" w:color="auto"/>
+              <w:right w:val="outset" w:sz="6" w:space="0" w:color="auto"/>
+            </w:tcBorders>
+            <w:vAlign w:val="center"/>
+            <w:hideMark/>
+          </w:tcPr>
+          <w:p>
+            <w:pPr>
+              <w:jc w:val="both"/>
+              <w:rPr>
+                <w:sz w:val="28"/>
+                <w:szCs w:val="28"/>
+              </w:rPr>
+            </w:pPr>
+            <w:r>
+              <w:rPr>
+                <w:sz w:val="28"/>
+                <w:szCs w:val="28"/>
+              </w:rPr>
+              <w:t>0.494875</w:t>
+            </w:r>
+          </w:p>
+        </w:tc>
+      </w:tr>
+    </w:tbl>
+    <w:p>
+      <w:pPr>
+        <w:jc w:val="both"/>
+        <w:rPr>
+          <w:sz w:val="28"/>
+          <w:szCs w:val="28"/>
+        </w:rPr>
+      </w:pPr>
+      <w:r>
+        <w:rPr>
+          <w:sz w:val="28"/>
+          <w:szCs w:val="28"/>
+        </w:rPr>
+        <w:pict w14:anchorId="20E46DC0"/>
+      </w:r>
+      <w:r>
+        <w:rPr>
+          <w:sz w:val="28"/>
+          <w:szCs w:val="28"/>
+        </w:rPr>
+        <w:pict w14:anchorId="7653307E"/>
+      </w:r>
+    </w:p>
+    <w:p>
+      <w:pPr>
+        <w:jc w:val="both"/>
+        <w:rPr>
+          <w:sz w:val="28"/>
+          <w:szCs w:val="28"/>
+        </w:rPr>
+      </w:pPr>
+    </w:p>
+    <w:p>
+      <w:pPr>
+        <w:jc w:val="both"/>
+        <w:rPr>
+          <w:sz w:val="28"/>
+          <w:szCs w:val="28"/>
+        </w:rPr>
+      </w:pPr>
+      <w:r>
+        <w:rPr>
+          <w:noProof/>
+        </w:rPr>
+        <w:drawing>
+          <wp:inline distT="0" distB="0" distL="0" distR="0" wp14:anchorId="63BA159B" wp14:editId="61234E10">
+            <wp:extent cx="5731510" cy="2313673"/>
+            <wp:effectExtent l="0" t="0" r="2540" b="0"/>
+            <wp:docPr id="8" name="Picture 3"/>
+            <wp:cNvGraphicFramePr>
+              <a:graphicFrameLocks xmlns:a="http://schemas.openxmlformats.org/drawingml/2006/main" noChangeAspect="1"/>
+            </wp:cNvGraphicFramePr>
+            <a:graphic xmlns:a="http://schemas.openxmlformats.org/drawingml/2006/main">
+              <a:graphicData uri="http://schemas.openxmlformats.org/drawingml/2006/picture">
+                <pic:pic xmlns:pic="http://schemas.openxmlformats.org/drawingml/2006/picture">
+                  <pic:nvPicPr>
+                    <pic:cNvPr id="0" name="Picture 8"/>
+                    <pic:cNvPicPr>
+                      <a:picLocks noChangeAspect="1" noChangeArrowheads="1"/>
+                    </pic:cNvPicPr>
+                  </pic:nvPicPr>
+                  <pic:blipFill>
+                    <a:blip r:embed="rId11">
+                      <a:extLst>
+                        <a:ext uri="{28A0092B-C50C-407E-A947-70E740481C1C}">
+                          <a14:useLocalDpi xmlns:a14="http://schemas.microsoft.com/office/drawing/2010/main" val="0"/>
+                        </a:ext>
+                      </a:extLst>
+                    </a:blip>
+                    <a:srcRect/>
+                    <a:stretch>
+                      <a:fillRect/>
+                    </a:stretch>
+                  </pic:blipFill>
+                  <pic:spPr bwMode="auto">
+                    <a:xfrm>
+                      <a:off x="0" y="0"/>
+                      <a:ext cx="5731510" cy="2313673"/>
+                    </a:xfrm>
+                    <a:prstGeom prst="rect">
+                      <a:avLst/>
+                    </a:prstGeom>
+                    <a:noFill/>
+                    <a:ln>
+                      <a:noFill/>
+                    </a:ln>
+                  </pic:spPr>
+                </pic:pic>
+              </a:graphicData>
+            </a:graphic>
+          </wp:inline>
+        </w:drawing>
       </w:r>
     </w:p>
     <w:p>
@@ -4066,6 +4667,7 @@
           <w:szCs w:val="44"/>
           <w:u w:val="single"/>
         </w:rPr>
+        <w:lastRenderedPageBreak/>
         <w:t>Lab 12</w:t>
       </w:r>
     </w:p>
@@ -4764,7 +5366,6 @@
   <w:style w:type="character" w:default="1" w:styleId="DefaultParagraphFont">
     <w:name w:val="Default Paragraph Font"/>
     <w:uiPriority w:val="1"/>
-    <w:semiHidden/>
     <w:unhideWhenUsed/>
   </w:style>
   <w:style w:type="table" w:default="1" w:styleId="TableNormal">

--- a/LABlogbook_2517680.docx
+++ b/LABlogbook_2517680.docx
@@ -53,7 +53,23 @@
           <w:sz w:val="28"/>
           <w:szCs w:val="28"/>
         </w:rPr>
-        <w:t xml:space="preserve">Student Name: - Madushan Bhashana Dissanayake </w:t>
+        <w:t xml:space="preserve">Student Name: - Madushan </w:t>
+      </w:r>
+      <w:proofErr w:type="spellStart"/>
+      <w:r>
+        <w:rPr>
+          <w:sz w:val="28"/>
+          <w:szCs w:val="28"/>
+        </w:rPr>
+        <w:t>Bhashana</w:t>
+      </w:r>
+      <w:proofErr w:type="spellEnd"/>
+      <w:r>
+        <w:rPr>
+          <w:sz w:val="28"/>
+          <w:szCs w:val="28"/>
+        </w:rPr>
+        <w:t xml:space="preserve"> Dissanayake </w:t>
       </w:r>
     </w:p>
     <w:p>
@@ -694,7 +710,31 @@
           <w:lang w:eastAsia="en-GB"/>
           <w14:ligatures w14:val="none"/>
         </w:rPr>
-        <w:t>A fully connected Dense layer with 128 neurons and ReLU activation was added to learn image features.</w:t>
+        <w:t xml:space="preserve">A fully connected Dense layer with 128 neurons and </w:t>
+      </w:r>
+      <w:proofErr w:type="spellStart"/>
+      <w:r>
+        <w:rPr>
+          <w:rFonts w:eastAsia="Times New Roman" w:cstheme="minorHAnsi"/>
+          <w:kern w:val="0"/>
+          <w:sz w:val="20"/>
+          <w:szCs w:val="20"/>
+          <w:lang w:eastAsia="en-GB"/>
+          <w14:ligatures w14:val="none"/>
+        </w:rPr>
+        <w:t>ReLU</w:t>
+      </w:r>
+      <w:proofErr w:type="spellEnd"/>
+      <w:r>
+        <w:rPr>
+          <w:rFonts w:eastAsia="Times New Roman" w:cstheme="minorHAnsi"/>
+          <w:kern w:val="0"/>
+          <w:sz w:val="20"/>
+          <w:szCs w:val="20"/>
+          <w:lang w:eastAsia="en-GB"/>
+          <w14:ligatures w14:val="none"/>
+        </w:rPr>
+        <w:t xml:space="preserve"> activation was added to learn image features.</w:t>
       </w:r>
     </w:p>
     <w:p>
@@ -848,7 +888,31 @@
           <w:lang w:eastAsia="en-GB"/>
           <w14:ligatures w14:val="none"/>
         </w:rPr>
-        <w:t>The model was compiled using the Adam optimizer and Sparse Categorical Crossentropy loss function.</w:t>
+        <w:t xml:space="preserve">The model was compiled using the Adam optimizer and Sparse Categorical </w:t>
+      </w:r>
+      <w:proofErr w:type="spellStart"/>
+      <w:r>
+        <w:rPr>
+          <w:rFonts w:eastAsia="Times New Roman" w:cstheme="minorHAnsi"/>
+          <w:kern w:val="0"/>
+          <w:sz w:val="20"/>
+          <w:szCs w:val="20"/>
+          <w:lang w:eastAsia="en-GB"/>
+          <w14:ligatures w14:val="none"/>
+        </w:rPr>
+        <w:t>Crossentropy</w:t>
+      </w:r>
+      <w:proofErr w:type="spellEnd"/>
+      <w:r>
+        <w:rPr>
+          <w:rFonts w:eastAsia="Times New Roman" w:cstheme="minorHAnsi"/>
+          <w:kern w:val="0"/>
+          <w:sz w:val="20"/>
+          <w:szCs w:val="20"/>
+          <w:lang w:eastAsia="en-GB"/>
+          <w14:ligatures w14:val="none"/>
+        </w:rPr>
+        <w:t xml:space="preserve"> loss function.</w:t>
       </w:r>
     </w:p>
     <w:p>
@@ -1075,7 +1139,35 @@
           <w:lang w:eastAsia="en-GB"/>
           <w14:ligatures w14:val="none"/>
         </w:rPr>
-        <w:t xml:space="preserve"> Layer (type)                    </w:t>
+        <w:t xml:space="preserve"> Layer (</w:t>
+      </w:r>
+      <w:proofErr w:type="gramStart"/>
+      <w:r>
+        <w:rPr>
+          <w:rFonts w:ascii="Consolas" w:eastAsia="Times New Roman" w:hAnsi="Consolas" w:cs="Courier New"/>
+          <w:b/>
+          <w:bCs/>
+          <w:kern w:val="0"/>
+          <w:sz w:val="20"/>
+          <w:szCs w:val="20"/>
+          <w:lang w:eastAsia="en-GB"/>
+          <w14:ligatures w14:val="none"/>
+        </w:rPr>
+        <w:t xml:space="preserve">type)   </w:t>
+      </w:r>
+      <w:proofErr w:type="gramEnd"/>
+      <w:r>
+        <w:rPr>
+          <w:rFonts w:ascii="Consolas" w:eastAsia="Times New Roman" w:hAnsi="Consolas" w:cs="Courier New"/>
+          <w:b/>
+          <w:bCs/>
+          <w:kern w:val="0"/>
+          <w:sz w:val="20"/>
+          <w:szCs w:val="20"/>
+          <w:lang w:eastAsia="en-GB"/>
+          <w14:ligatures w14:val="none"/>
+        </w:rPr>
+        <w:t xml:space="preserve">                 </w:t>
       </w:r>
       <w:r>
         <w:rPr>
@@ -1226,6 +1318,7 @@
         </w:rPr>
         <w:t>│ flatten_3 (</w:t>
       </w:r>
+      <w:proofErr w:type="gramStart"/>
       <w:r>
         <w:rPr>
           <w:rFonts w:ascii="Consolas" w:eastAsia="Times New Roman" w:hAnsi="Consolas" w:cs="Courier New"/>
@@ -1247,7 +1340,19 @@
           <w:lang w:eastAsia="en-GB"/>
           <w14:ligatures w14:val="none"/>
         </w:rPr>
-        <w:t>)             │ (</w:t>
+        <w:t xml:space="preserve">)   </w:t>
+      </w:r>
+      <w:proofErr w:type="gramEnd"/>
+      <w:r>
+        <w:rPr>
+          <w:rFonts w:ascii="Consolas" w:eastAsia="Times New Roman" w:hAnsi="Consolas" w:cs="Courier New"/>
+          <w:kern w:val="0"/>
+          <w:sz w:val="20"/>
+          <w:szCs w:val="20"/>
+          <w:lang w:eastAsia="en-GB"/>
+          <w14:ligatures w14:val="none"/>
+        </w:rPr>
+        <w:t xml:space="preserve">          │ (</w:t>
       </w:r>
       <w:r>
         <w:rPr>
@@ -1408,6 +1513,7 @@
         </w:rPr>
         <w:t>│ dense_6 (</w:t>
       </w:r>
+      <w:proofErr w:type="gramStart"/>
       <w:r>
         <w:rPr>
           <w:rFonts w:ascii="Consolas" w:eastAsia="Times New Roman" w:hAnsi="Consolas" w:cs="Courier New"/>
@@ -1429,7 +1535,19 @@
           <w:lang w:eastAsia="en-GB"/>
           <w14:ligatures w14:val="none"/>
         </w:rPr>
-        <w:t>)                 │ (</w:t>
+        <w:t xml:space="preserve">)   </w:t>
+      </w:r>
+      <w:proofErr w:type="gramEnd"/>
+      <w:r>
+        <w:rPr>
+          <w:rFonts w:ascii="Consolas" w:eastAsia="Times New Roman" w:hAnsi="Consolas" w:cs="Courier New"/>
+          <w:kern w:val="0"/>
+          <w:sz w:val="20"/>
+          <w:szCs w:val="20"/>
+          <w:lang w:eastAsia="en-GB"/>
+          <w14:ligatures w14:val="none"/>
+        </w:rPr>
+        <w:t xml:space="preserve">              │ (</w:t>
       </w:r>
       <w:r>
         <w:rPr>
@@ -1590,6 +1708,7 @@
         </w:rPr>
         <w:t>│ dense_7 (</w:t>
       </w:r>
+      <w:proofErr w:type="gramStart"/>
       <w:r>
         <w:rPr>
           <w:rFonts w:ascii="Consolas" w:eastAsia="Times New Roman" w:hAnsi="Consolas" w:cs="Courier New"/>
@@ -1611,7 +1730,19 @@
           <w:lang w:eastAsia="en-GB"/>
           <w14:ligatures w14:val="none"/>
         </w:rPr>
-        <w:t>)                 │ (</w:t>
+        <w:t xml:space="preserve">)   </w:t>
+      </w:r>
+      <w:proofErr w:type="gramEnd"/>
+      <w:r>
+        <w:rPr>
+          <w:rFonts w:ascii="Consolas" w:eastAsia="Times New Roman" w:hAnsi="Consolas" w:cs="Courier New"/>
+          <w:kern w:val="0"/>
+          <w:sz w:val="20"/>
+          <w:szCs w:val="20"/>
+          <w:lang w:eastAsia="en-GB"/>
+          <w14:ligatures w14:val="none"/>
+        </w:rPr>
+        <w:t xml:space="preserve">              │ (</w:t>
       </w:r>
       <w:r>
         <w:rPr>
@@ -2237,7 +2368,35 @@
           <w:lang w:eastAsia="en-GB"/>
           <w14:ligatures w14:val="none"/>
         </w:rPr>
-        <w:t xml:space="preserve"> Layer (type)                    </w:t>
+        <w:t xml:space="preserve"> Layer (</w:t>
+      </w:r>
+      <w:proofErr w:type="gramStart"/>
+      <w:r>
+        <w:rPr>
+          <w:rFonts w:ascii="Consolas" w:eastAsia="Times New Roman" w:hAnsi="Consolas" w:cs="Courier New"/>
+          <w:b/>
+          <w:bCs/>
+          <w:kern w:val="0"/>
+          <w:sz w:val="20"/>
+          <w:szCs w:val="20"/>
+          <w:lang w:eastAsia="en-GB"/>
+          <w14:ligatures w14:val="none"/>
+        </w:rPr>
+        <w:t xml:space="preserve">type)   </w:t>
+      </w:r>
+      <w:proofErr w:type="gramEnd"/>
+      <w:r>
+        <w:rPr>
+          <w:rFonts w:ascii="Consolas" w:eastAsia="Times New Roman" w:hAnsi="Consolas" w:cs="Courier New"/>
+          <w:b/>
+          <w:bCs/>
+          <w:kern w:val="0"/>
+          <w:sz w:val="20"/>
+          <w:szCs w:val="20"/>
+          <w:lang w:eastAsia="en-GB"/>
+          <w14:ligatures w14:val="none"/>
+        </w:rPr>
+        <w:t xml:space="preserve">                 </w:t>
       </w:r>
       <w:r>
         <w:rPr>
@@ -2388,6 +2547,7 @@
         </w:rPr>
         <w:t>│ dense (</w:t>
       </w:r>
+      <w:proofErr w:type="gramStart"/>
       <w:r>
         <w:rPr>
           <w:rFonts w:ascii="Consolas" w:eastAsia="Times New Roman" w:hAnsi="Consolas" w:cs="Courier New"/>
@@ -2409,7 +2569,19 @@
           <w:lang w:eastAsia="en-GB"/>
           <w14:ligatures w14:val="none"/>
         </w:rPr>
-        <w:t>)                   │ (</w:t>
+        <w:t xml:space="preserve">)   </w:t>
+      </w:r>
+      <w:proofErr w:type="gramEnd"/>
+      <w:r>
+        <w:rPr>
+          <w:rFonts w:ascii="Consolas" w:eastAsia="Times New Roman" w:hAnsi="Consolas" w:cs="Courier New"/>
+          <w:kern w:val="0"/>
+          <w:sz w:val="20"/>
+          <w:szCs w:val="20"/>
+          <w:lang w:eastAsia="en-GB"/>
+          <w14:ligatures w14:val="none"/>
+        </w:rPr>
+        <w:t xml:space="preserve">                │ (</w:t>
       </w:r>
       <w:r>
         <w:rPr>
@@ -2570,6 +2742,7 @@
         </w:rPr>
         <w:t>│ dense_1 (</w:t>
       </w:r>
+      <w:proofErr w:type="gramStart"/>
       <w:r>
         <w:rPr>
           <w:rFonts w:ascii="Consolas" w:eastAsia="Times New Roman" w:hAnsi="Consolas" w:cs="Courier New"/>
@@ -2591,7 +2764,19 @@
           <w:lang w:eastAsia="en-GB"/>
           <w14:ligatures w14:val="none"/>
         </w:rPr>
-        <w:t>)                 │ (</w:t>
+        <w:t xml:space="preserve">)   </w:t>
+      </w:r>
+      <w:proofErr w:type="gramEnd"/>
+      <w:r>
+        <w:rPr>
+          <w:rFonts w:ascii="Consolas" w:eastAsia="Times New Roman" w:hAnsi="Consolas" w:cs="Courier New"/>
+          <w:kern w:val="0"/>
+          <w:sz w:val="20"/>
+          <w:szCs w:val="20"/>
+          <w:lang w:eastAsia="en-GB"/>
+          <w14:ligatures w14:val="none"/>
+        </w:rPr>
+        <w:t xml:space="preserve">              │ (</w:t>
       </w:r>
       <w:r>
         <w:rPr>
@@ -2753,6 +2938,7 @@
         <w:lastRenderedPageBreak/>
         <w:t>│ dense_2 (</w:t>
       </w:r>
+      <w:proofErr w:type="gramStart"/>
       <w:r>
         <w:rPr>
           <w:rFonts w:ascii="Consolas" w:eastAsia="Times New Roman" w:hAnsi="Consolas" w:cs="Courier New"/>
@@ -2774,7 +2960,19 @@
           <w:lang w:eastAsia="en-GB"/>
           <w14:ligatures w14:val="none"/>
         </w:rPr>
-        <w:t>)                 │ (</w:t>
+        <w:t xml:space="preserve">)   </w:t>
+      </w:r>
+      <w:proofErr w:type="gramEnd"/>
+      <w:r>
+        <w:rPr>
+          <w:rFonts w:ascii="Consolas" w:eastAsia="Times New Roman" w:hAnsi="Consolas" w:cs="Courier New"/>
+          <w:kern w:val="0"/>
+          <w:sz w:val="20"/>
+          <w:szCs w:val="20"/>
+          <w:lang w:eastAsia="en-GB"/>
+          <w14:ligatures w14:val="none"/>
+        </w:rPr>
+        <w:t xml:space="preserve">              │ (</w:t>
       </w:r>
       <w:r>
         <w:rPr>
@@ -2935,6 +3133,7 @@
         </w:rPr>
         <w:t>│ dense_3 (</w:t>
       </w:r>
+      <w:proofErr w:type="gramStart"/>
       <w:r>
         <w:rPr>
           <w:rFonts w:ascii="Consolas" w:eastAsia="Times New Roman" w:hAnsi="Consolas" w:cs="Courier New"/>
@@ -2956,7 +3155,19 @@
           <w:lang w:eastAsia="en-GB"/>
           <w14:ligatures w14:val="none"/>
         </w:rPr>
-        <w:t>)                 │ (</w:t>
+        <w:t xml:space="preserve">)   </w:t>
+      </w:r>
+      <w:proofErr w:type="gramEnd"/>
+      <w:r>
+        <w:rPr>
+          <w:rFonts w:ascii="Consolas" w:eastAsia="Times New Roman" w:hAnsi="Consolas" w:cs="Courier New"/>
+          <w:kern w:val="0"/>
+          <w:sz w:val="20"/>
+          <w:szCs w:val="20"/>
+          <w:lang w:eastAsia="en-GB"/>
+          <w14:ligatures w14:val="none"/>
+        </w:rPr>
+        <w:t xml:space="preserve">              │ (</w:t>
       </w:r>
       <w:r>
         <w:rPr>
@@ -3639,12 +3850,21 @@
         </w:rPr>
         <w:t xml:space="preserve">7 </w:t>
       </w:r>
+      <w:proofErr w:type="gramStart"/>
       <w:r>
         <w:rPr>
           <w:sz w:val="28"/>
           <w:szCs w:val="28"/>
         </w:rPr>
-        <w:t>epochs , because after that validation loss is not going down</w:t>
+        <w:t>epochs ,</w:t>
+      </w:r>
+      <w:proofErr w:type="gramEnd"/>
+      <w:r>
+        <w:rPr>
+          <w:sz w:val="28"/>
+          <w:szCs w:val="28"/>
+        </w:rPr>
+        <w:t xml:space="preserve"> because after that validation loss is not going down</w:t>
       </w:r>
       <w:r>
         <w:rPr>
@@ -3926,7 +4146,39 @@
           <w:sz w:val="28"/>
           <w:szCs w:val="28"/>
         </w:rPr>
-        <w:t xml:space="preserve">Optimum number of  epochs for training VGG16 model :- </w:t>
+        <w:t xml:space="preserve">Optimum number </w:t>
+      </w:r>
+      <w:proofErr w:type="gramStart"/>
+      <w:r>
+        <w:rPr>
+          <w:sz w:val="28"/>
+          <w:szCs w:val="28"/>
+        </w:rPr>
+        <w:t>of  epochs</w:t>
+      </w:r>
+      <w:proofErr w:type="gramEnd"/>
+      <w:r>
+        <w:rPr>
+          <w:sz w:val="28"/>
+          <w:szCs w:val="28"/>
+        </w:rPr>
+        <w:t xml:space="preserve"> for training VGG16 </w:t>
+      </w:r>
+      <w:proofErr w:type="gramStart"/>
+      <w:r>
+        <w:rPr>
+          <w:sz w:val="28"/>
+          <w:szCs w:val="28"/>
+        </w:rPr>
+        <w:t>model :</w:t>
+      </w:r>
+      <w:proofErr w:type="gramEnd"/>
+      <w:r>
+        <w:rPr>
+          <w:sz w:val="28"/>
+          <w:szCs w:val="28"/>
+        </w:rPr>
+        <w:t xml:space="preserve">- </w:t>
       </w:r>
       <w:r>
         <w:rPr>
@@ -4445,20 +4697,6 @@
           <w:szCs w:val="28"/>
         </w:rPr>
       </w:pPr>
-      <w:r>
-        <w:rPr>
-          <w:sz w:val="28"/>
-          <w:szCs w:val="28"/>
-        </w:rPr>
-        <w:pict w14:anchorId="20E46DC0"/>
-      </w:r>
-      <w:r>
-        <w:rPr>
-          <w:sz w:val="28"/>
-          <w:szCs w:val="28"/>
-        </w:rPr>
-        <w:pict w14:anchorId="7653307E"/>
-      </w:r>
     </w:p>
     <w:p>
       <w:pPr>
@@ -4578,12 +4816,73 @@
           <w:u w:val="single"/>
         </w:rPr>
       </w:pPr>
-      <w:r>
-        <w:rPr>
-          <w:sz w:val="44"/>
-          <w:szCs w:val="44"/>
-          <w:u w:val="single"/>
-        </w:rPr>
+    </w:p>
+    <w:p>
+      <w:pPr>
+        <w:jc w:val="both"/>
+        <w:rPr>
+          <w:sz w:val="44"/>
+          <w:szCs w:val="44"/>
+          <w:u w:val="single"/>
+        </w:rPr>
+      </w:pPr>
+    </w:p>
+    <w:p>
+      <w:pPr>
+        <w:jc w:val="both"/>
+        <w:rPr>
+          <w:sz w:val="44"/>
+          <w:szCs w:val="44"/>
+          <w:u w:val="single"/>
+        </w:rPr>
+      </w:pPr>
+    </w:p>
+    <w:p>
+      <w:pPr>
+        <w:jc w:val="both"/>
+        <w:rPr>
+          <w:sz w:val="44"/>
+          <w:szCs w:val="44"/>
+          <w:u w:val="single"/>
+        </w:rPr>
+      </w:pPr>
+    </w:p>
+    <w:p>
+      <w:pPr>
+        <w:jc w:val="both"/>
+        <w:rPr>
+          <w:sz w:val="44"/>
+          <w:szCs w:val="44"/>
+          <w:u w:val="single"/>
+        </w:rPr>
+      </w:pPr>
+    </w:p>
+    <w:p>
+      <w:pPr>
+        <w:jc w:val="both"/>
+        <w:rPr>
+          <w:sz w:val="44"/>
+          <w:szCs w:val="44"/>
+          <w:u w:val="single"/>
+        </w:rPr>
+      </w:pPr>
+    </w:p>
+    <w:p>
+      <w:pPr>
+        <w:jc w:val="both"/>
+        <w:rPr>
+          <w:sz w:val="44"/>
+          <w:szCs w:val="44"/>
+          <w:u w:val="single"/>
+        </w:rPr>
+      </w:pPr>
+      <w:r>
+        <w:rPr>
+          <w:sz w:val="44"/>
+          <w:szCs w:val="44"/>
+          <w:u w:val="single"/>
+        </w:rPr>
+        <w:lastRenderedPageBreak/>
         <w:t xml:space="preserve">Lab 9 </w:t>
       </w:r>
     </w:p>
@@ -4599,6 +4898,721 @@
     </w:p>
     <w:p>
       <w:pPr>
+        <w:pStyle w:val="ListParagraph"/>
+        <w:numPr>
+          <w:ilvl w:val="0"/>
+          <w:numId w:val="6"/>
+        </w:numPr>
+        <w:jc w:val="both"/>
+        <w:rPr>
+          <w:sz w:val="24"/>
+          <w:szCs w:val="24"/>
+        </w:rPr>
+      </w:pPr>
+      <w:r>
+        <w:rPr>
+          <w:sz w:val="24"/>
+          <w:szCs w:val="24"/>
+        </w:rPr>
+        <w:t xml:space="preserve"> </w:t>
+      </w:r>
+    </w:p>
+    <w:p>
+      <w:pPr>
+        <w:pStyle w:val="ListParagraph"/>
+        <w:jc w:val="both"/>
+        <w:rPr>
+          <w:sz w:val="24"/>
+          <w:szCs w:val="24"/>
+        </w:rPr>
+      </w:pPr>
+      <w:r>
+        <w:rPr>
+          <w:sz w:val="24"/>
+          <w:szCs w:val="24"/>
+        </w:rPr>
+        <w:drawing>
+          <wp:inline distT="0" distB="0" distL="0" distR="0" wp14:anchorId="4B8DE50B" wp14:editId="5F62E752">
+            <wp:extent cx="5731510" cy="361315"/>
+            <wp:effectExtent l="0" t="0" r="2540" b="635"/>
+            <wp:docPr id="1931168554" name="Picture 1"/>
+            <wp:cNvGraphicFramePr>
+              <a:graphicFrameLocks xmlns:a="http://schemas.openxmlformats.org/drawingml/2006/main" noChangeAspect="1"/>
+            </wp:cNvGraphicFramePr>
+            <a:graphic xmlns:a="http://schemas.openxmlformats.org/drawingml/2006/main">
+              <a:graphicData uri="http://schemas.openxmlformats.org/drawingml/2006/picture">
+                <pic:pic xmlns:pic="http://schemas.openxmlformats.org/drawingml/2006/picture">
+                  <pic:nvPicPr>
+                    <pic:cNvPr id="1931168554" name=""/>
+                    <pic:cNvPicPr/>
+                  </pic:nvPicPr>
+                  <pic:blipFill>
+                    <a:blip r:embed="rId12"/>
+                    <a:stretch>
+                      <a:fillRect/>
+                    </a:stretch>
+                  </pic:blipFill>
+                  <pic:spPr>
+                    <a:xfrm>
+                      <a:off x="0" y="0"/>
+                      <a:ext cx="5731510" cy="361315"/>
+                    </a:xfrm>
+                    <a:prstGeom prst="rect">
+                      <a:avLst/>
+                    </a:prstGeom>
+                  </pic:spPr>
+                </pic:pic>
+              </a:graphicData>
+            </a:graphic>
+          </wp:inline>
+        </w:drawing>
+      </w:r>
+    </w:p>
+    <w:p>
+      <w:pPr>
+        <w:jc w:val="both"/>
+        <w:rPr>
+          <w:sz w:val="24"/>
+          <w:szCs w:val="24"/>
+        </w:rPr>
+      </w:pPr>
+    </w:p>
+    <w:p>
+      <w:pPr>
+        <w:pStyle w:val="ListParagraph"/>
+        <w:numPr>
+          <w:ilvl w:val="0"/>
+          <w:numId w:val="6"/>
+        </w:numPr>
+        <w:jc w:val="both"/>
+        <w:rPr>
+          <w:sz w:val="24"/>
+          <w:szCs w:val="24"/>
+        </w:rPr>
+      </w:pPr>
+      <w:r>
+        <w:rPr>
+          <w:sz w:val="24"/>
+          <w:szCs w:val="24"/>
+        </w:rPr>
+        <w:t xml:space="preserve"> </w:t>
+      </w:r>
+    </w:p>
+    <w:p>
+      <w:pPr>
+        <w:pStyle w:val="ListParagraph"/>
+        <w:jc w:val="both"/>
+        <w:rPr>
+          <w:sz w:val="24"/>
+          <w:szCs w:val="24"/>
+        </w:rPr>
+      </w:pPr>
+      <w:r>
+        <w:rPr>
+          <w:sz w:val="24"/>
+          <w:szCs w:val="24"/>
+        </w:rPr>
+        <w:drawing>
+          <wp:inline distT="0" distB="0" distL="0" distR="0" wp14:anchorId="4BE01CCF" wp14:editId="58F4A1A3">
+            <wp:extent cx="5731510" cy="1223010"/>
+            <wp:effectExtent l="0" t="0" r="2540" b="0"/>
+            <wp:docPr id="1823077229" name="Picture 1"/>
+            <wp:cNvGraphicFramePr>
+              <a:graphicFrameLocks xmlns:a="http://schemas.openxmlformats.org/drawingml/2006/main" noChangeAspect="1"/>
+            </wp:cNvGraphicFramePr>
+            <a:graphic xmlns:a="http://schemas.openxmlformats.org/drawingml/2006/main">
+              <a:graphicData uri="http://schemas.openxmlformats.org/drawingml/2006/picture">
+                <pic:pic xmlns:pic="http://schemas.openxmlformats.org/drawingml/2006/picture">
+                  <pic:nvPicPr>
+                    <pic:cNvPr id="1823077229" name=""/>
+                    <pic:cNvPicPr/>
+                  </pic:nvPicPr>
+                  <pic:blipFill>
+                    <a:blip r:embed="rId13"/>
+                    <a:stretch>
+                      <a:fillRect/>
+                    </a:stretch>
+                  </pic:blipFill>
+                  <pic:spPr>
+                    <a:xfrm>
+                      <a:off x="0" y="0"/>
+                      <a:ext cx="5731510" cy="1223010"/>
+                    </a:xfrm>
+                    <a:prstGeom prst="rect">
+                      <a:avLst/>
+                    </a:prstGeom>
+                  </pic:spPr>
+                </pic:pic>
+              </a:graphicData>
+            </a:graphic>
+          </wp:inline>
+        </w:drawing>
+      </w:r>
+    </w:p>
+    <w:p>
+      <w:pPr>
+        <w:jc w:val="both"/>
+        <w:rPr>
+          <w:sz w:val="24"/>
+          <w:szCs w:val="24"/>
+        </w:rPr>
+      </w:pPr>
+    </w:p>
+    <w:p>
+      <w:pPr>
+        <w:pStyle w:val="ListParagraph"/>
+        <w:jc w:val="both"/>
+        <w:rPr>
+          <w:sz w:val="24"/>
+          <w:szCs w:val="24"/>
+        </w:rPr>
+      </w:pPr>
+      <w:r>
+        <w:rPr>
+          <w:sz w:val="24"/>
+          <w:szCs w:val="24"/>
+        </w:rPr>
+        <w:drawing>
+          <wp:inline distT="0" distB="0" distL="0" distR="0" wp14:anchorId="74CD6A2D" wp14:editId="21BE085D">
+            <wp:extent cx="5731510" cy="2200275"/>
+            <wp:effectExtent l="0" t="0" r="2540" b="9525"/>
+            <wp:docPr id="851052614" name="Picture 1"/>
+            <wp:cNvGraphicFramePr>
+              <a:graphicFrameLocks xmlns:a="http://schemas.openxmlformats.org/drawingml/2006/main" noChangeAspect="1"/>
+            </wp:cNvGraphicFramePr>
+            <a:graphic xmlns:a="http://schemas.openxmlformats.org/drawingml/2006/main">
+              <a:graphicData uri="http://schemas.openxmlformats.org/drawingml/2006/picture">
+                <pic:pic xmlns:pic="http://schemas.openxmlformats.org/drawingml/2006/picture">
+                  <pic:nvPicPr>
+                    <pic:cNvPr id="851052614" name=""/>
+                    <pic:cNvPicPr/>
+                  </pic:nvPicPr>
+                  <pic:blipFill>
+                    <a:blip r:embed="rId14"/>
+                    <a:stretch>
+                      <a:fillRect/>
+                    </a:stretch>
+                  </pic:blipFill>
+                  <pic:spPr>
+                    <a:xfrm>
+                      <a:off x="0" y="0"/>
+                      <a:ext cx="5731510" cy="2200275"/>
+                    </a:xfrm>
+                    <a:prstGeom prst="rect">
+                      <a:avLst/>
+                    </a:prstGeom>
+                  </pic:spPr>
+                </pic:pic>
+              </a:graphicData>
+            </a:graphic>
+          </wp:inline>
+        </w:drawing>
+      </w:r>
+    </w:p>
+    <w:p>
+      <w:pPr>
+        <w:pStyle w:val="ListParagraph"/>
+        <w:jc w:val="both"/>
+        <w:rPr>
+          <w:sz w:val="24"/>
+          <w:szCs w:val="24"/>
+        </w:rPr>
+      </w:pPr>
+      <w:r>
+        <w:rPr>
+          <w:sz w:val="24"/>
+          <w:szCs w:val="24"/>
+        </w:rPr>
+        <w:lastRenderedPageBreak/>
+        <w:drawing>
+          <wp:inline distT="0" distB="0" distL="0" distR="0" wp14:anchorId="73611EBA" wp14:editId="6733A219">
+            <wp:extent cx="5731510" cy="3110865"/>
+            <wp:effectExtent l="0" t="0" r="2540" b="0"/>
+            <wp:docPr id="74137467" name="Picture 1"/>
+            <wp:cNvGraphicFramePr>
+              <a:graphicFrameLocks xmlns:a="http://schemas.openxmlformats.org/drawingml/2006/main" noChangeAspect="1"/>
+            </wp:cNvGraphicFramePr>
+            <a:graphic xmlns:a="http://schemas.openxmlformats.org/drawingml/2006/main">
+              <a:graphicData uri="http://schemas.openxmlformats.org/drawingml/2006/picture">
+                <pic:pic xmlns:pic="http://schemas.openxmlformats.org/drawingml/2006/picture">
+                  <pic:nvPicPr>
+                    <pic:cNvPr id="74137467" name=""/>
+                    <pic:cNvPicPr/>
+                  </pic:nvPicPr>
+                  <pic:blipFill>
+                    <a:blip r:embed="rId15"/>
+                    <a:stretch>
+                      <a:fillRect/>
+                    </a:stretch>
+                  </pic:blipFill>
+                  <pic:spPr>
+                    <a:xfrm>
+                      <a:off x="0" y="0"/>
+                      <a:ext cx="5731510" cy="3110865"/>
+                    </a:xfrm>
+                    <a:prstGeom prst="rect">
+                      <a:avLst/>
+                    </a:prstGeom>
+                  </pic:spPr>
+                </pic:pic>
+              </a:graphicData>
+            </a:graphic>
+          </wp:inline>
+        </w:drawing>
+      </w:r>
+    </w:p>
+    <w:p>
+      <w:pPr>
+        <w:pStyle w:val="ListParagraph"/>
+        <w:jc w:val="both"/>
+        <w:rPr>
+          <w:sz w:val="24"/>
+          <w:szCs w:val="24"/>
+        </w:rPr>
+      </w:pPr>
+    </w:p>
+    <w:p>
+      <w:pPr>
+        <w:pStyle w:val="ListParagraph"/>
+        <w:jc w:val="both"/>
+        <w:rPr>
+          <w:sz w:val="24"/>
+          <w:szCs w:val="24"/>
+        </w:rPr>
+      </w:pPr>
+      <w:r>
+        <w:rPr>
+          <w:sz w:val="24"/>
+          <w:szCs w:val="24"/>
+        </w:rPr>
+        <w:drawing>
+          <wp:inline distT="0" distB="0" distL="0" distR="0" wp14:anchorId="1B4AC179" wp14:editId="01321C23">
+            <wp:extent cx="5731510" cy="2578735"/>
+            <wp:effectExtent l="0" t="0" r="2540" b="0"/>
+            <wp:docPr id="1650227346" name="Picture 1"/>
+            <wp:cNvGraphicFramePr>
+              <a:graphicFrameLocks xmlns:a="http://schemas.openxmlformats.org/drawingml/2006/main" noChangeAspect="1"/>
+            </wp:cNvGraphicFramePr>
+            <a:graphic xmlns:a="http://schemas.openxmlformats.org/drawingml/2006/main">
+              <a:graphicData uri="http://schemas.openxmlformats.org/drawingml/2006/picture">
+                <pic:pic xmlns:pic="http://schemas.openxmlformats.org/drawingml/2006/picture">
+                  <pic:nvPicPr>
+                    <pic:cNvPr id="1650227346" name=""/>
+                    <pic:cNvPicPr/>
+                  </pic:nvPicPr>
+                  <pic:blipFill>
+                    <a:blip r:embed="rId16"/>
+                    <a:stretch>
+                      <a:fillRect/>
+                    </a:stretch>
+                  </pic:blipFill>
+                  <pic:spPr>
+                    <a:xfrm>
+                      <a:off x="0" y="0"/>
+                      <a:ext cx="5731510" cy="2578735"/>
+                    </a:xfrm>
+                    <a:prstGeom prst="rect">
+                      <a:avLst/>
+                    </a:prstGeom>
+                  </pic:spPr>
+                </pic:pic>
+              </a:graphicData>
+            </a:graphic>
+          </wp:inline>
+        </w:drawing>
+      </w:r>
+    </w:p>
+    <w:p>
+      <w:pPr>
+        <w:pStyle w:val="ListParagraph"/>
+        <w:jc w:val="both"/>
+        <w:rPr>
+          <w:sz w:val="24"/>
+          <w:szCs w:val="24"/>
+        </w:rPr>
+      </w:pPr>
+    </w:p>
+    <w:p>
+      <w:pPr>
+        <w:pStyle w:val="ListParagraph"/>
+        <w:numPr>
+          <w:ilvl w:val="0"/>
+          <w:numId w:val="6"/>
+        </w:numPr>
+        <w:jc w:val="both"/>
+        <w:rPr>
+          <w:sz w:val="24"/>
+          <w:szCs w:val="24"/>
+        </w:rPr>
+      </w:pPr>
+      <w:r>
+        <w:rPr>
+          <w:sz w:val="24"/>
+          <w:szCs w:val="24"/>
+        </w:rPr>
+        <w:t xml:space="preserve">  </w:t>
+      </w:r>
+    </w:p>
+    <w:p>
+      <w:pPr>
+        <w:pStyle w:val="ListParagraph"/>
+        <w:jc w:val="both"/>
+        <w:rPr>
+          <w:sz w:val="24"/>
+          <w:szCs w:val="24"/>
+        </w:rPr>
+      </w:pPr>
+      <w:r>
+        <w:rPr>
+          <w:sz w:val="24"/>
+          <w:szCs w:val="24"/>
+        </w:rPr>
+        <w:drawing>
+          <wp:inline distT="0" distB="0" distL="0" distR="0" wp14:anchorId="241E5D4B" wp14:editId="39DA7BA2">
+            <wp:extent cx="5731510" cy="1743710"/>
+            <wp:effectExtent l="0" t="0" r="2540" b="8890"/>
+            <wp:docPr id="77338815" name="Picture 1"/>
+            <wp:cNvGraphicFramePr>
+              <a:graphicFrameLocks xmlns:a="http://schemas.openxmlformats.org/drawingml/2006/main" noChangeAspect="1"/>
+            </wp:cNvGraphicFramePr>
+            <a:graphic xmlns:a="http://schemas.openxmlformats.org/drawingml/2006/main">
+              <a:graphicData uri="http://schemas.openxmlformats.org/drawingml/2006/picture">
+                <pic:pic xmlns:pic="http://schemas.openxmlformats.org/drawingml/2006/picture">
+                  <pic:nvPicPr>
+                    <pic:cNvPr id="77338815" name=""/>
+                    <pic:cNvPicPr/>
+                  </pic:nvPicPr>
+                  <pic:blipFill>
+                    <a:blip r:embed="rId17"/>
+                    <a:stretch>
+                      <a:fillRect/>
+                    </a:stretch>
+                  </pic:blipFill>
+                  <pic:spPr>
+                    <a:xfrm>
+                      <a:off x="0" y="0"/>
+                      <a:ext cx="5731510" cy="1743710"/>
+                    </a:xfrm>
+                    <a:prstGeom prst="rect">
+                      <a:avLst/>
+                    </a:prstGeom>
+                  </pic:spPr>
+                </pic:pic>
+              </a:graphicData>
+            </a:graphic>
+          </wp:inline>
+        </w:drawing>
+      </w:r>
+    </w:p>
+    <w:p>
+      <w:pPr>
+        <w:pStyle w:val="ListParagraph"/>
+        <w:jc w:val="both"/>
+        <w:rPr>
+          <w:sz w:val="24"/>
+          <w:szCs w:val="24"/>
+        </w:rPr>
+      </w:pPr>
+    </w:p>
+    <w:p>
+      <w:pPr>
+        <w:pStyle w:val="ListParagraph"/>
+        <w:jc w:val="both"/>
+        <w:rPr>
+          <w:sz w:val="24"/>
+          <w:szCs w:val="24"/>
+        </w:rPr>
+      </w:pPr>
+    </w:p>
+    <w:p>
+      <w:pPr>
+        <w:pStyle w:val="ListParagraph"/>
+        <w:jc w:val="both"/>
+        <w:rPr>
+          <w:sz w:val="24"/>
+          <w:szCs w:val="24"/>
+        </w:rPr>
+      </w:pPr>
+    </w:p>
+    <w:p>
+      <w:pPr>
+        <w:pStyle w:val="ListParagraph"/>
+        <w:numPr>
+          <w:ilvl w:val="0"/>
+          <w:numId w:val="6"/>
+        </w:numPr>
+        <w:jc w:val="both"/>
+        <w:rPr>
+          <w:sz w:val="24"/>
+          <w:szCs w:val="24"/>
+        </w:rPr>
+      </w:pPr>
+    </w:p>
+    <w:p>
+      <w:pPr>
+        <w:pStyle w:val="ListParagraph"/>
+        <w:jc w:val="both"/>
+        <w:rPr>
+          <w:sz w:val="24"/>
+          <w:szCs w:val="24"/>
+        </w:rPr>
+      </w:pPr>
+    </w:p>
+    <w:p>
+      <w:pPr>
+        <w:pStyle w:val="ListParagraph"/>
+        <w:jc w:val="both"/>
+        <w:rPr>
+          <w:sz w:val="24"/>
+          <w:szCs w:val="24"/>
+        </w:rPr>
+      </w:pPr>
+      <w:r>
+        <w:rPr>
+          <w:noProof/>
+        </w:rPr>
+        <w:drawing>
+          <wp:inline distT="0" distB="0" distL="0" distR="0" wp14:anchorId="330CB1B8" wp14:editId="3F890E32">
+            <wp:extent cx="5731510" cy="2819400"/>
+            <wp:effectExtent l="0" t="0" r="2540" b="0"/>
+            <wp:docPr id="1155154751" name="Picture 1"/>
+            <wp:cNvGraphicFramePr>
+              <a:graphicFrameLocks xmlns:a="http://schemas.openxmlformats.org/drawingml/2006/main" noChangeAspect="1"/>
+            </wp:cNvGraphicFramePr>
+            <a:graphic xmlns:a="http://schemas.openxmlformats.org/drawingml/2006/main">
+              <a:graphicData uri="http://schemas.openxmlformats.org/drawingml/2006/picture">
+                <pic:pic xmlns:pic="http://schemas.openxmlformats.org/drawingml/2006/picture">
+                  <pic:nvPicPr>
+                    <pic:cNvPr id="0" name="Picture 1"/>
+                    <pic:cNvPicPr>
+                      <a:picLocks noChangeAspect="1" noChangeArrowheads="1"/>
+                    </pic:cNvPicPr>
+                  </pic:nvPicPr>
+                  <pic:blipFill>
+                    <a:blip r:embed="rId18">
+                      <a:extLst>
+                        <a:ext uri="{28A0092B-C50C-407E-A947-70E740481C1C}">
+                          <a14:useLocalDpi xmlns:a14="http://schemas.microsoft.com/office/drawing/2010/main" val="0"/>
+                        </a:ext>
+                      </a:extLst>
+                    </a:blip>
+                    <a:srcRect/>
+                    <a:stretch>
+                      <a:fillRect/>
+                    </a:stretch>
+                  </pic:blipFill>
+                  <pic:spPr bwMode="auto">
+                    <a:xfrm>
+                      <a:off x="0" y="0"/>
+                      <a:ext cx="5731510" cy="2819400"/>
+                    </a:xfrm>
+                    <a:prstGeom prst="rect">
+                      <a:avLst/>
+                    </a:prstGeom>
+                    <a:noFill/>
+                    <a:ln>
+                      <a:noFill/>
+                    </a:ln>
+                  </pic:spPr>
+                </pic:pic>
+              </a:graphicData>
+            </a:graphic>
+          </wp:inline>
+        </w:drawing>
+      </w:r>
+    </w:p>
+    <w:p>
+      <w:pPr>
+        <w:jc w:val="both"/>
+        <w:rPr>
+          <w:sz w:val="44"/>
+          <w:szCs w:val="44"/>
+          <w:u w:val="single"/>
+        </w:rPr>
+      </w:pPr>
+    </w:p>
+    <w:p>
+      <w:pPr>
+        <w:jc w:val="both"/>
+        <w:rPr>
+          <w:sz w:val="44"/>
+          <w:szCs w:val="44"/>
+          <w:u w:val="single"/>
+        </w:rPr>
+      </w:pPr>
+    </w:p>
+    <w:p>
+      <w:pPr>
+        <w:jc w:val="both"/>
+        <w:rPr>
+          <w:sz w:val="44"/>
+          <w:szCs w:val="44"/>
+          <w:u w:val="single"/>
+        </w:rPr>
+      </w:pPr>
+    </w:p>
+    <w:p>
+      <w:pPr>
+        <w:jc w:val="both"/>
+        <w:rPr>
+          <w:sz w:val="44"/>
+          <w:szCs w:val="44"/>
+          <w:u w:val="single"/>
+        </w:rPr>
+      </w:pPr>
+    </w:p>
+    <w:p>
+      <w:pPr>
+        <w:jc w:val="both"/>
+        <w:rPr>
+          <w:sz w:val="44"/>
+          <w:szCs w:val="44"/>
+          <w:u w:val="single"/>
+        </w:rPr>
+      </w:pPr>
+    </w:p>
+    <w:p>
+      <w:pPr>
+        <w:jc w:val="both"/>
+        <w:rPr>
+          <w:sz w:val="44"/>
+          <w:szCs w:val="44"/>
+          <w:u w:val="single"/>
+        </w:rPr>
+      </w:pPr>
+    </w:p>
+    <w:p>
+      <w:pPr>
+        <w:jc w:val="both"/>
+        <w:rPr>
+          <w:sz w:val="44"/>
+          <w:szCs w:val="44"/>
+          <w:u w:val="single"/>
+        </w:rPr>
+      </w:pPr>
+    </w:p>
+    <w:p>
+      <w:pPr>
+        <w:jc w:val="both"/>
+        <w:rPr>
+          <w:sz w:val="44"/>
+          <w:szCs w:val="44"/>
+          <w:u w:val="single"/>
+        </w:rPr>
+      </w:pPr>
+    </w:p>
+    <w:p>
+      <w:pPr>
+        <w:jc w:val="both"/>
+        <w:rPr>
+          <w:sz w:val="44"/>
+          <w:szCs w:val="44"/>
+          <w:u w:val="single"/>
+        </w:rPr>
+      </w:pPr>
+    </w:p>
+    <w:p>
+      <w:pPr>
+        <w:jc w:val="both"/>
+        <w:rPr>
+          <w:sz w:val="44"/>
+          <w:szCs w:val="44"/>
+          <w:u w:val="single"/>
+        </w:rPr>
+      </w:pPr>
+    </w:p>
+    <w:p>
+      <w:pPr>
+        <w:jc w:val="both"/>
+        <w:rPr>
+          <w:sz w:val="44"/>
+          <w:szCs w:val="44"/>
+          <w:u w:val="single"/>
+        </w:rPr>
+      </w:pPr>
+    </w:p>
+    <w:p>
+      <w:pPr>
+        <w:jc w:val="both"/>
+        <w:rPr>
+          <w:sz w:val="44"/>
+          <w:szCs w:val="44"/>
+          <w:u w:val="single"/>
+        </w:rPr>
+      </w:pPr>
+    </w:p>
+    <w:p>
+      <w:pPr>
+        <w:jc w:val="both"/>
+        <w:rPr>
+          <w:sz w:val="44"/>
+          <w:szCs w:val="44"/>
+          <w:u w:val="single"/>
+        </w:rPr>
+      </w:pPr>
+    </w:p>
+    <w:p>
+      <w:pPr>
+        <w:jc w:val="both"/>
+        <w:rPr>
+          <w:sz w:val="44"/>
+          <w:szCs w:val="44"/>
+          <w:u w:val="single"/>
+        </w:rPr>
+      </w:pPr>
+    </w:p>
+    <w:p>
+      <w:pPr>
+        <w:jc w:val="both"/>
+        <w:rPr>
+          <w:sz w:val="44"/>
+          <w:szCs w:val="44"/>
+          <w:u w:val="single"/>
+        </w:rPr>
+      </w:pPr>
+    </w:p>
+    <w:p>
+      <w:pPr>
+        <w:jc w:val="both"/>
+        <w:rPr>
+          <w:sz w:val="44"/>
+          <w:szCs w:val="44"/>
+          <w:u w:val="single"/>
+        </w:rPr>
+      </w:pPr>
+    </w:p>
+    <w:p>
+      <w:pPr>
+        <w:jc w:val="both"/>
+        <w:rPr>
+          <w:sz w:val="44"/>
+          <w:szCs w:val="44"/>
+          <w:u w:val="single"/>
+        </w:rPr>
+      </w:pPr>
+    </w:p>
+    <w:p>
+      <w:pPr>
+        <w:jc w:val="both"/>
+        <w:rPr>
+          <w:sz w:val="44"/>
+          <w:szCs w:val="44"/>
+          <w:u w:val="single"/>
+        </w:rPr>
+      </w:pPr>
+    </w:p>
+    <w:p>
+      <w:pPr>
+        <w:jc w:val="both"/>
+        <w:rPr>
+          <w:sz w:val="44"/>
+          <w:szCs w:val="44"/>
+          <w:u w:val="single"/>
+        </w:rPr>
+      </w:pPr>
+    </w:p>
+    <w:p>
+      <w:pPr>
         <w:jc w:val="both"/>
         <w:rPr>
           <w:sz w:val="44"/>
@@ -4667,7 +5681,6 @@
           <w:szCs w:val="44"/>
           <w:u w:val="single"/>
         </w:rPr>
-        <w:lastRenderedPageBreak/>
         <w:t>Lab 12</w:t>
       </w:r>
     </w:p>
@@ -4684,9 +5697,9 @@
 <file path=word/numbering.xml><?xml version="1.0" encoding="utf-8"?>
 <w:numbering xmlns:wpc="http://schemas.microsoft.com/office/word/2010/wordprocessingCanvas" xmlns:cx="http://schemas.microsoft.com/office/drawing/2014/chartex" xmlns:cx1="http://schemas.microsoft.com/office/drawing/2015/9/8/chartex" xmlns:cx2="http://schemas.microsoft.com/office/drawing/2015/10/21/chartex" xmlns:cx3="http://schemas.microsoft.com/office/drawing/2016/5/9/chartex" xmlns:cx4="http://schemas.microsoft.com/office/drawing/2016/5/10/chartex" xmlns:cx5="http://schemas.microsoft.com/office/drawing/2016/5/11/chartex" xmlns:cx6="http://schemas.microsoft.com/office/drawing/2016/5/12/chartex" xmlns:cx7="http://schemas.microsoft.com/office/drawing/2016/5/13/chartex" xmlns:cx8="http://schemas.microsoft.com/office/drawing/2016/5/14/chartex" xmlns:mc="http://schemas.openxmlformats.org/markup-compatibility/2006" xmlns:aink="http://schemas.microsoft.com/office/drawing/2016/ink" xmlns:am3d="http://schemas.microsoft.com/office/drawing/2017/model3d" xmlns:o="urn:schemas-microsoft-com:office:office" xmlns:oel="http://schemas.microsoft.com/office/2019/extlst" xmlns:r="http://schemas.openxmlformats.org/officeDocument/2006/relationships" xmlns:m="http://schemas.openxmlformats.org/officeDocument/2006/math" xmlns:v="urn:schemas-microsoft-com:vml" xmlns:wp14="http://schemas.microsoft.com/office/word/2010/wordprocessingDrawing" xmlns:wp="http://schemas.openxmlformats.org/drawingml/2006/wordprocessingDrawing" xmlns:w10="urn:schemas-microsoft-com:office:word" xmlns:w="http://schemas.openxmlformats.org/wordprocessingml/2006/main" xmlns:w14="http://schemas.microsoft.com/office/word/2010/wordml" xmlns:w15="http://schemas.microsoft.com/office/word/2012/wordml" xmlns:w16cex="http://schemas.microsoft.com/office/word/2018/wordml/cex" xmlns:w16cid="http://schemas.microsoft.com/office/word/2016/wordml/cid" xmlns:w16="http://schemas.microsoft.com/office/word/2018/wordml" xmlns:w16du="http://schemas.microsoft.com/office/word/2023/wordml/word16du" xmlns:w16sdtdh="http://schemas.microsoft.com/office/word/2020/wordml/sdtdatahash" xmlns:w16sdtfl="http://schemas.microsoft.com/office/word/2024/wordml/sdtformatlock" xmlns:w16se="http://schemas.microsoft.com/office/word/2015/wordml/symex" xmlns:wpg="http://schemas.microsoft.com/office/word/2010/wordprocessingGroup" xmlns:wpi="http://schemas.microsoft.com/office/word/2010/wordprocessingInk" xmlns:wne="http://schemas.microsoft.com/office/word/2006/wordml" xmlns:wps="http://schemas.microsoft.com/office/word/2010/wordprocessingShape" mc:Ignorable="w14 w15 w16se w16cid w16 w16cex w16sdtdh w16sdtfl w16du wp14">
   <w:abstractNum w:abstractNumId="0" w15:restartNumberingAfterBreak="0">
-    <w:nsid w:val="57D541CF"/>
+    <w:nsid w:val="313E601F"/>
     <w:multiLevelType w:val="hybridMultilevel"/>
-    <w:tmpl w:val="913880B0"/>
+    <w:tmpl w:val="BD389610"/>
     <w:lvl w:ilvl="0" w:tplc="0809000F">
       <w:start w:val="1"/>
       <w:numFmt w:val="decimal"/>
@@ -4773,9 +5786,9 @@
     </w:lvl>
   </w:abstractNum>
   <w:abstractNum w:abstractNumId="1" w15:restartNumberingAfterBreak="0">
-    <w:nsid w:val="7E6D6DFA"/>
+    <w:nsid w:val="57D541CF"/>
     <w:multiLevelType w:val="hybridMultilevel"/>
-    <w:tmpl w:val="0284BBA2"/>
+    <w:tmpl w:val="913880B0"/>
     <w:lvl w:ilvl="0" w:tplc="0809000F">
       <w:start w:val="1"/>
       <w:numFmt w:val="decimal"/>
@@ -4862,9 +5875,9 @@
     </w:lvl>
   </w:abstractNum>
   <w:abstractNum w:abstractNumId="2" w15:restartNumberingAfterBreak="0">
-    <w:nsid w:val="7F582DAA"/>
+    <w:nsid w:val="70DA39CB"/>
     <w:multiLevelType w:val="hybridMultilevel"/>
-    <w:tmpl w:val="9BA6BDCC"/>
+    <w:tmpl w:val="1846B662"/>
     <w:lvl w:ilvl="0" w:tplc="0809000F">
       <w:start w:val="1"/>
       <w:numFmt w:val="decimal"/>
@@ -4950,14 +5963,290 @@
       </w:pPr>
     </w:lvl>
   </w:abstractNum>
+  <w:abstractNum w:abstractNumId="3" w15:restartNumberingAfterBreak="0">
+    <w:nsid w:val="73D459CA"/>
+    <w:multiLevelType w:val="hybridMultilevel"/>
+    <w:tmpl w:val="3AE831AA"/>
+    <w:lvl w:ilvl="0" w:tplc="0809000F">
+      <w:start w:val="1"/>
+      <w:numFmt w:val="decimal"/>
+      <w:lvlText w:val="%1."/>
+      <w:lvlJc w:val="left"/>
+      <w:pPr>
+        <w:ind w:left="720" w:hanging="360"/>
+      </w:pPr>
+      <w:rPr>
+        <w:rFonts w:hint="default"/>
+      </w:rPr>
+    </w:lvl>
+    <w:lvl w:ilvl="1" w:tplc="08090019" w:tentative="1">
+      <w:start w:val="1"/>
+      <w:numFmt w:val="lowerLetter"/>
+      <w:lvlText w:val="%2."/>
+      <w:lvlJc w:val="left"/>
+      <w:pPr>
+        <w:ind w:left="1440" w:hanging="360"/>
+      </w:pPr>
+    </w:lvl>
+    <w:lvl w:ilvl="2" w:tplc="0809001B" w:tentative="1">
+      <w:start w:val="1"/>
+      <w:numFmt w:val="lowerRoman"/>
+      <w:lvlText w:val="%3."/>
+      <w:lvlJc w:val="right"/>
+      <w:pPr>
+        <w:ind w:left="2160" w:hanging="180"/>
+      </w:pPr>
+    </w:lvl>
+    <w:lvl w:ilvl="3" w:tplc="0809000F" w:tentative="1">
+      <w:start w:val="1"/>
+      <w:numFmt w:val="decimal"/>
+      <w:lvlText w:val="%4."/>
+      <w:lvlJc w:val="left"/>
+      <w:pPr>
+        <w:ind w:left="2880" w:hanging="360"/>
+      </w:pPr>
+    </w:lvl>
+    <w:lvl w:ilvl="4" w:tplc="08090019" w:tentative="1">
+      <w:start w:val="1"/>
+      <w:numFmt w:val="lowerLetter"/>
+      <w:lvlText w:val="%5."/>
+      <w:lvlJc w:val="left"/>
+      <w:pPr>
+        <w:ind w:left="3600" w:hanging="360"/>
+      </w:pPr>
+    </w:lvl>
+    <w:lvl w:ilvl="5" w:tplc="0809001B" w:tentative="1">
+      <w:start w:val="1"/>
+      <w:numFmt w:val="lowerRoman"/>
+      <w:lvlText w:val="%6."/>
+      <w:lvlJc w:val="right"/>
+      <w:pPr>
+        <w:ind w:left="4320" w:hanging="180"/>
+      </w:pPr>
+    </w:lvl>
+    <w:lvl w:ilvl="6" w:tplc="0809000F" w:tentative="1">
+      <w:start w:val="1"/>
+      <w:numFmt w:val="decimal"/>
+      <w:lvlText w:val="%7."/>
+      <w:lvlJc w:val="left"/>
+      <w:pPr>
+        <w:ind w:left="5040" w:hanging="360"/>
+      </w:pPr>
+    </w:lvl>
+    <w:lvl w:ilvl="7" w:tplc="08090019" w:tentative="1">
+      <w:start w:val="1"/>
+      <w:numFmt w:val="lowerLetter"/>
+      <w:lvlText w:val="%8."/>
+      <w:lvlJc w:val="left"/>
+      <w:pPr>
+        <w:ind w:left="5760" w:hanging="360"/>
+      </w:pPr>
+    </w:lvl>
+    <w:lvl w:ilvl="8" w:tplc="0809001B" w:tentative="1">
+      <w:start w:val="1"/>
+      <w:numFmt w:val="lowerRoman"/>
+      <w:lvlText w:val="%9."/>
+      <w:lvlJc w:val="right"/>
+      <w:pPr>
+        <w:ind w:left="6480" w:hanging="180"/>
+      </w:pPr>
+    </w:lvl>
+  </w:abstractNum>
+  <w:abstractNum w:abstractNumId="4" w15:restartNumberingAfterBreak="0">
+    <w:nsid w:val="7E6D6DFA"/>
+    <w:multiLevelType w:val="hybridMultilevel"/>
+    <w:tmpl w:val="0284BBA2"/>
+    <w:lvl w:ilvl="0" w:tplc="0809000F">
+      <w:start w:val="1"/>
+      <w:numFmt w:val="decimal"/>
+      <w:lvlText w:val="%1."/>
+      <w:lvlJc w:val="left"/>
+      <w:pPr>
+        <w:ind w:left="720" w:hanging="360"/>
+      </w:pPr>
+      <w:rPr>
+        <w:rFonts w:hint="default"/>
+      </w:rPr>
+    </w:lvl>
+    <w:lvl w:ilvl="1" w:tplc="08090019" w:tentative="1">
+      <w:start w:val="1"/>
+      <w:numFmt w:val="lowerLetter"/>
+      <w:lvlText w:val="%2."/>
+      <w:lvlJc w:val="left"/>
+      <w:pPr>
+        <w:ind w:left="1440" w:hanging="360"/>
+      </w:pPr>
+    </w:lvl>
+    <w:lvl w:ilvl="2" w:tplc="0809001B" w:tentative="1">
+      <w:start w:val="1"/>
+      <w:numFmt w:val="lowerRoman"/>
+      <w:lvlText w:val="%3."/>
+      <w:lvlJc w:val="right"/>
+      <w:pPr>
+        <w:ind w:left="2160" w:hanging="180"/>
+      </w:pPr>
+    </w:lvl>
+    <w:lvl w:ilvl="3" w:tplc="0809000F" w:tentative="1">
+      <w:start w:val="1"/>
+      <w:numFmt w:val="decimal"/>
+      <w:lvlText w:val="%4."/>
+      <w:lvlJc w:val="left"/>
+      <w:pPr>
+        <w:ind w:left="2880" w:hanging="360"/>
+      </w:pPr>
+    </w:lvl>
+    <w:lvl w:ilvl="4" w:tplc="08090019" w:tentative="1">
+      <w:start w:val="1"/>
+      <w:numFmt w:val="lowerLetter"/>
+      <w:lvlText w:val="%5."/>
+      <w:lvlJc w:val="left"/>
+      <w:pPr>
+        <w:ind w:left="3600" w:hanging="360"/>
+      </w:pPr>
+    </w:lvl>
+    <w:lvl w:ilvl="5" w:tplc="0809001B" w:tentative="1">
+      <w:start w:val="1"/>
+      <w:numFmt w:val="lowerRoman"/>
+      <w:lvlText w:val="%6."/>
+      <w:lvlJc w:val="right"/>
+      <w:pPr>
+        <w:ind w:left="4320" w:hanging="180"/>
+      </w:pPr>
+    </w:lvl>
+    <w:lvl w:ilvl="6" w:tplc="0809000F" w:tentative="1">
+      <w:start w:val="1"/>
+      <w:numFmt w:val="decimal"/>
+      <w:lvlText w:val="%7."/>
+      <w:lvlJc w:val="left"/>
+      <w:pPr>
+        <w:ind w:left="5040" w:hanging="360"/>
+      </w:pPr>
+    </w:lvl>
+    <w:lvl w:ilvl="7" w:tplc="08090019" w:tentative="1">
+      <w:start w:val="1"/>
+      <w:numFmt w:val="lowerLetter"/>
+      <w:lvlText w:val="%8."/>
+      <w:lvlJc w:val="left"/>
+      <w:pPr>
+        <w:ind w:left="5760" w:hanging="360"/>
+      </w:pPr>
+    </w:lvl>
+    <w:lvl w:ilvl="8" w:tplc="0809001B" w:tentative="1">
+      <w:start w:val="1"/>
+      <w:numFmt w:val="lowerRoman"/>
+      <w:lvlText w:val="%9."/>
+      <w:lvlJc w:val="right"/>
+      <w:pPr>
+        <w:ind w:left="6480" w:hanging="180"/>
+      </w:pPr>
+    </w:lvl>
+  </w:abstractNum>
+  <w:abstractNum w:abstractNumId="5" w15:restartNumberingAfterBreak="0">
+    <w:nsid w:val="7F582DAA"/>
+    <w:multiLevelType w:val="hybridMultilevel"/>
+    <w:tmpl w:val="9BA6BDCC"/>
+    <w:lvl w:ilvl="0" w:tplc="0809000F">
+      <w:start w:val="1"/>
+      <w:numFmt w:val="decimal"/>
+      <w:lvlText w:val="%1."/>
+      <w:lvlJc w:val="left"/>
+      <w:pPr>
+        <w:ind w:left="720" w:hanging="360"/>
+      </w:pPr>
+      <w:rPr>
+        <w:rFonts w:hint="default"/>
+      </w:rPr>
+    </w:lvl>
+    <w:lvl w:ilvl="1" w:tplc="08090019" w:tentative="1">
+      <w:start w:val="1"/>
+      <w:numFmt w:val="lowerLetter"/>
+      <w:lvlText w:val="%2."/>
+      <w:lvlJc w:val="left"/>
+      <w:pPr>
+        <w:ind w:left="1440" w:hanging="360"/>
+      </w:pPr>
+    </w:lvl>
+    <w:lvl w:ilvl="2" w:tplc="0809001B" w:tentative="1">
+      <w:start w:val="1"/>
+      <w:numFmt w:val="lowerRoman"/>
+      <w:lvlText w:val="%3."/>
+      <w:lvlJc w:val="right"/>
+      <w:pPr>
+        <w:ind w:left="2160" w:hanging="180"/>
+      </w:pPr>
+    </w:lvl>
+    <w:lvl w:ilvl="3" w:tplc="0809000F" w:tentative="1">
+      <w:start w:val="1"/>
+      <w:numFmt w:val="decimal"/>
+      <w:lvlText w:val="%4."/>
+      <w:lvlJc w:val="left"/>
+      <w:pPr>
+        <w:ind w:left="2880" w:hanging="360"/>
+      </w:pPr>
+    </w:lvl>
+    <w:lvl w:ilvl="4" w:tplc="08090019" w:tentative="1">
+      <w:start w:val="1"/>
+      <w:numFmt w:val="lowerLetter"/>
+      <w:lvlText w:val="%5."/>
+      <w:lvlJc w:val="left"/>
+      <w:pPr>
+        <w:ind w:left="3600" w:hanging="360"/>
+      </w:pPr>
+    </w:lvl>
+    <w:lvl w:ilvl="5" w:tplc="0809001B" w:tentative="1">
+      <w:start w:val="1"/>
+      <w:numFmt w:val="lowerRoman"/>
+      <w:lvlText w:val="%6."/>
+      <w:lvlJc w:val="right"/>
+      <w:pPr>
+        <w:ind w:left="4320" w:hanging="180"/>
+      </w:pPr>
+    </w:lvl>
+    <w:lvl w:ilvl="6" w:tplc="0809000F" w:tentative="1">
+      <w:start w:val="1"/>
+      <w:numFmt w:val="decimal"/>
+      <w:lvlText w:val="%7."/>
+      <w:lvlJc w:val="left"/>
+      <w:pPr>
+        <w:ind w:left="5040" w:hanging="360"/>
+      </w:pPr>
+    </w:lvl>
+    <w:lvl w:ilvl="7" w:tplc="08090019" w:tentative="1">
+      <w:start w:val="1"/>
+      <w:numFmt w:val="lowerLetter"/>
+      <w:lvlText w:val="%8."/>
+      <w:lvlJc w:val="left"/>
+      <w:pPr>
+        <w:ind w:left="5760" w:hanging="360"/>
+      </w:pPr>
+    </w:lvl>
+    <w:lvl w:ilvl="8" w:tplc="0809001B" w:tentative="1">
+      <w:start w:val="1"/>
+      <w:numFmt w:val="lowerRoman"/>
+      <w:lvlText w:val="%9."/>
+      <w:lvlJc w:val="right"/>
+      <w:pPr>
+        <w:ind w:left="6480" w:hanging="180"/>
+      </w:pPr>
+    </w:lvl>
+  </w:abstractNum>
   <w:num w:numId="1" w16cid:durableId="537739397">
+    <w:abstractNumId w:val="4"/>
+  </w:num>
+  <w:num w:numId="2" w16cid:durableId="2010984536">
+    <w:abstractNumId w:val="5"/>
+  </w:num>
+  <w:num w:numId="3" w16cid:durableId="1053046251">
     <w:abstractNumId w:val="1"/>
   </w:num>
-  <w:num w:numId="2" w16cid:durableId="2010984536">
+  <w:num w:numId="4" w16cid:durableId="2088382603">
     <w:abstractNumId w:val="2"/>
   </w:num>
-  <w:num w:numId="3" w16cid:durableId="1053046251">
+  <w:num w:numId="5" w16cid:durableId="1995066455">
     <w:abstractNumId w:val="0"/>
+  </w:num>
+  <w:num w:numId="6" w16cid:durableId="225334775">
+    <w:abstractNumId w:val="3"/>
   </w:num>
 </w:numbering>
 </file>
@@ -5366,6 +6655,7 @@
   <w:style w:type="character" w:default="1" w:styleId="DefaultParagraphFont">
     <w:name w:val="Default Paragraph Font"/>
     <w:uiPriority w:val="1"/>
+    <w:semiHidden/>
     <w:unhideWhenUsed/>
   </w:style>
   <w:style w:type="table" w:default="1" w:styleId="TableNormal">

--- a/LABlogbook_2517680.docx
+++ b/LABlogbook_2517680.docx
@@ -53,23 +53,7 @@
           <w:sz w:val="28"/>
           <w:szCs w:val="28"/>
         </w:rPr>
-        <w:t xml:space="preserve">Student Name: - Madushan </w:t>
-      </w:r>
-      <w:proofErr w:type="spellStart"/>
-      <w:r>
-        <w:rPr>
-          <w:sz w:val="28"/>
-          <w:szCs w:val="28"/>
-        </w:rPr>
-        <w:t>Bhashana</w:t>
-      </w:r>
-      <w:proofErr w:type="spellEnd"/>
-      <w:r>
-        <w:rPr>
-          <w:sz w:val="28"/>
-          <w:szCs w:val="28"/>
-        </w:rPr>
-        <w:t xml:space="preserve"> Dissanayake </w:t>
+        <w:t xml:space="preserve">Student Name: - Madushan Bhashana Dissanayake </w:t>
       </w:r>
     </w:p>
     <w:p>
@@ -710,31 +694,7 @@
           <w:lang w:eastAsia="en-GB"/>
           <w14:ligatures w14:val="none"/>
         </w:rPr>
-        <w:t xml:space="preserve">A fully connected Dense layer with 128 neurons and </w:t>
-      </w:r>
-      <w:proofErr w:type="spellStart"/>
-      <w:r>
-        <w:rPr>
-          <w:rFonts w:eastAsia="Times New Roman" w:cstheme="minorHAnsi"/>
-          <w:kern w:val="0"/>
-          <w:sz w:val="20"/>
-          <w:szCs w:val="20"/>
-          <w:lang w:eastAsia="en-GB"/>
-          <w14:ligatures w14:val="none"/>
-        </w:rPr>
-        <w:t>ReLU</w:t>
-      </w:r>
-      <w:proofErr w:type="spellEnd"/>
-      <w:r>
-        <w:rPr>
-          <w:rFonts w:eastAsia="Times New Roman" w:cstheme="minorHAnsi"/>
-          <w:kern w:val="0"/>
-          <w:sz w:val="20"/>
-          <w:szCs w:val="20"/>
-          <w:lang w:eastAsia="en-GB"/>
-          <w14:ligatures w14:val="none"/>
-        </w:rPr>
-        <w:t xml:space="preserve"> activation was added to learn image features.</w:t>
+        <w:t>A fully connected Dense layer with 128 neurons and ReLU activation was added to learn image features.</w:t>
       </w:r>
     </w:p>
     <w:p>
@@ -888,31 +848,7 @@
           <w:lang w:eastAsia="en-GB"/>
           <w14:ligatures w14:val="none"/>
         </w:rPr>
-        <w:t xml:space="preserve">The model was compiled using the Adam optimizer and Sparse Categorical </w:t>
-      </w:r>
-      <w:proofErr w:type="spellStart"/>
-      <w:r>
-        <w:rPr>
-          <w:rFonts w:eastAsia="Times New Roman" w:cstheme="minorHAnsi"/>
-          <w:kern w:val="0"/>
-          <w:sz w:val="20"/>
-          <w:szCs w:val="20"/>
-          <w:lang w:eastAsia="en-GB"/>
-          <w14:ligatures w14:val="none"/>
-        </w:rPr>
-        <w:t>Crossentropy</w:t>
-      </w:r>
-      <w:proofErr w:type="spellEnd"/>
-      <w:r>
-        <w:rPr>
-          <w:rFonts w:eastAsia="Times New Roman" w:cstheme="minorHAnsi"/>
-          <w:kern w:val="0"/>
-          <w:sz w:val="20"/>
-          <w:szCs w:val="20"/>
-          <w:lang w:eastAsia="en-GB"/>
-          <w14:ligatures w14:val="none"/>
-        </w:rPr>
-        <w:t xml:space="preserve"> loss function.</w:t>
+        <w:t>The model was compiled using the Adam optimizer and Sparse Categorical Crossentropy loss function.</w:t>
       </w:r>
     </w:p>
     <w:p>
@@ -1139,35 +1075,7 @@
           <w:lang w:eastAsia="en-GB"/>
           <w14:ligatures w14:val="none"/>
         </w:rPr>
-        <w:t xml:space="preserve"> Layer (</w:t>
-      </w:r>
-      <w:proofErr w:type="gramStart"/>
-      <w:r>
-        <w:rPr>
-          <w:rFonts w:ascii="Consolas" w:eastAsia="Times New Roman" w:hAnsi="Consolas" w:cs="Courier New"/>
-          <w:b/>
-          <w:bCs/>
-          <w:kern w:val="0"/>
-          <w:sz w:val="20"/>
-          <w:szCs w:val="20"/>
-          <w:lang w:eastAsia="en-GB"/>
-          <w14:ligatures w14:val="none"/>
-        </w:rPr>
-        <w:t xml:space="preserve">type)   </w:t>
-      </w:r>
-      <w:proofErr w:type="gramEnd"/>
-      <w:r>
-        <w:rPr>
-          <w:rFonts w:ascii="Consolas" w:eastAsia="Times New Roman" w:hAnsi="Consolas" w:cs="Courier New"/>
-          <w:b/>
-          <w:bCs/>
-          <w:kern w:val="0"/>
-          <w:sz w:val="20"/>
-          <w:szCs w:val="20"/>
-          <w:lang w:eastAsia="en-GB"/>
-          <w14:ligatures w14:val="none"/>
-        </w:rPr>
-        <w:t xml:space="preserve">                 </w:t>
+        <w:t xml:space="preserve"> Layer (type)                    </w:t>
       </w:r>
       <w:r>
         <w:rPr>
@@ -1318,7 +1226,6 @@
         </w:rPr>
         <w:t>│ flatten_3 (</w:t>
       </w:r>
-      <w:proofErr w:type="gramStart"/>
       <w:r>
         <w:rPr>
           <w:rFonts w:ascii="Consolas" w:eastAsia="Times New Roman" w:hAnsi="Consolas" w:cs="Courier New"/>
@@ -1340,19 +1247,7 @@
           <w:lang w:eastAsia="en-GB"/>
           <w14:ligatures w14:val="none"/>
         </w:rPr>
-        <w:t xml:space="preserve">)   </w:t>
-      </w:r>
-      <w:proofErr w:type="gramEnd"/>
-      <w:r>
-        <w:rPr>
-          <w:rFonts w:ascii="Consolas" w:eastAsia="Times New Roman" w:hAnsi="Consolas" w:cs="Courier New"/>
-          <w:kern w:val="0"/>
-          <w:sz w:val="20"/>
-          <w:szCs w:val="20"/>
-          <w:lang w:eastAsia="en-GB"/>
-          <w14:ligatures w14:val="none"/>
-        </w:rPr>
-        <w:t xml:space="preserve">          │ (</w:t>
+        <w:t>)             │ (</w:t>
       </w:r>
       <w:r>
         <w:rPr>
@@ -1513,7 +1408,6 @@
         </w:rPr>
         <w:t>│ dense_6 (</w:t>
       </w:r>
-      <w:proofErr w:type="gramStart"/>
       <w:r>
         <w:rPr>
           <w:rFonts w:ascii="Consolas" w:eastAsia="Times New Roman" w:hAnsi="Consolas" w:cs="Courier New"/>
@@ -1535,19 +1429,7 @@
           <w:lang w:eastAsia="en-GB"/>
           <w14:ligatures w14:val="none"/>
         </w:rPr>
-        <w:t xml:space="preserve">)   </w:t>
-      </w:r>
-      <w:proofErr w:type="gramEnd"/>
-      <w:r>
-        <w:rPr>
-          <w:rFonts w:ascii="Consolas" w:eastAsia="Times New Roman" w:hAnsi="Consolas" w:cs="Courier New"/>
-          <w:kern w:val="0"/>
-          <w:sz w:val="20"/>
-          <w:szCs w:val="20"/>
-          <w:lang w:eastAsia="en-GB"/>
-          <w14:ligatures w14:val="none"/>
-        </w:rPr>
-        <w:t xml:space="preserve">              │ (</w:t>
+        <w:t>)                 │ (</w:t>
       </w:r>
       <w:r>
         <w:rPr>
@@ -1708,7 +1590,6 @@
         </w:rPr>
         <w:t>│ dense_7 (</w:t>
       </w:r>
-      <w:proofErr w:type="gramStart"/>
       <w:r>
         <w:rPr>
           <w:rFonts w:ascii="Consolas" w:eastAsia="Times New Roman" w:hAnsi="Consolas" w:cs="Courier New"/>
@@ -1730,19 +1611,7 @@
           <w:lang w:eastAsia="en-GB"/>
           <w14:ligatures w14:val="none"/>
         </w:rPr>
-        <w:t xml:space="preserve">)   </w:t>
-      </w:r>
-      <w:proofErr w:type="gramEnd"/>
-      <w:r>
-        <w:rPr>
-          <w:rFonts w:ascii="Consolas" w:eastAsia="Times New Roman" w:hAnsi="Consolas" w:cs="Courier New"/>
-          <w:kern w:val="0"/>
-          <w:sz w:val="20"/>
-          <w:szCs w:val="20"/>
-          <w:lang w:eastAsia="en-GB"/>
-          <w14:ligatures w14:val="none"/>
-        </w:rPr>
-        <w:t xml:space="preserve">              │ (</w:t>
+        <w:t>)                 │ (</w:t>
       </w:r>
       <w:r>
         <w:rPr>
@@ -2368,35 +2237,7 @@
           <w:lang w:eastAsia="en-GB"/>
           <w14:ligatures w14:val="none"/>
         </w:rPr>
-        <w:t xml:space="preserve"> Layer (</w:t>
-      </w:r>
-      <w:proofErr w:type="gramStart"/>
-      <w:r>
-        <w:rPr>
-          <w:rFonts w:ascii="Consolas" w:eastAsia="Times New Roman" w:hAnsi="Consolas" w:cs="Courier New"/>
-          <w:b/>
-          <w:bCs/>
-          <w:kern w:val="0"/>
-          <w:sz w:val="20"/>
-          <w:szCs w:val="20"/>
-          <w:lang w:eastAsia="en-GB"/>
-          <w14:ligatures w14:val="none"/>
-        </w:rPr>
-        <w:t xml:space="preserve">type)   </w:t>
-      </w:r>
-      <w:proofErr w:type="gramEnd"/>
-      <w:r>
-        <w:rPr>
-          <w:rFonts w:ascii="Consolas" w:eastAsia="Times New Roman" w:hAnsi="Consolas" w:cs="Courier New"/>
-          <w:b/>
-          <w:bCs/>
-          <w:kern w:val="0"/>
-          <w:sz w:val="20"/>
-          <w:szCs w:val="20"/>
-          <w:lang w:eastAsia="en-GB"/>
-          <w14:ligatures w14:val="none"/>
-        </w:rPr>
-        <w:t xml:space="preserve">                 </w:t>
+        <w:t xml:space="preserve"> Layer (type)                    </w:t>
       </w:r>
       <w:r>
         <w:rPr>
@@ -2547,7 +2388,6 @@
         </w:rPr>
         <w:t>│ dense (</w:t>
       </w:r>
-      <w:proofErr w:type="gramStart"/>
       <w:r>
         <w:rPr>
           <w:rFonts w:ascii="Consolas" w:eastAsia="Times New Roman" w:hAnsi="Consolas" w:cs="Courier New"/>
@@ -2569,19 +2409,7 @@
           <w:lang w:eastAsia="en-GB"/>
           <w14:ligatures w14:val="none"/>
         </w:rPr>
-        <w:t xml:space="preserve">)   </w:t>
-      </w:r>
-      <w:proofErr w:type="gramEnd"/>
-      <w:r>
-        <w:rPr>
-          <w:rFonts w:ascii="Consolas" w:eastAsia="Times New Roman" w:hAnsi="Consolas" w:cs="Courier New"/>
-          <w:kern w:val="0"/>
-          <w:sz w:val="20"/>
-          <w:szCs w:val="20"/>
-          <w:lang w:eastAsia="en-GB"/>
-          <w14:ligatures w14:val="none"/>
-        </w:rPr>
-        <w:t xml:space="preserve">                │ (</w:t>
+        <w:t>)                   │ (</w:t>
       </w:r>
       <w:r>
         <w:rPr>
@@ -2742,7 +2570,6 @@
         </w:rPr>
         <w:t>│ dense_1 (</w:t>
       </w:r>
-      <w:proofErr w:type="gramStart"/>
       <w:r>
         <w:rPr>
           <w:rFonts w:ascii="Consolas" w:eastAsia="Times New Roman" w:hAnsi="Consolas" w:cs="Courier New"/>
@@ -2764,19 +2591,7 @@
           <w:lang w:eastAsia="en-GB"/>
           <w14:ligatures w14:val="none"/>
         </w:rPr>
-        <w:t xml:space="preserve">)   </w:t>
-      </w:r>
-      <w:proofErr w:type="gramEnd"/>
-      <w:r>
-        <w:rPr>
-          <w:rFonts w:ascii="Consolas" w:eastAsia="Times New Roman" w:hAnsi="Consolas" w:cs="Courier New"/>
-          <w:kern w:val="0"/>
-          <w:sz w:val="20"/>
-          <w:szCs w:val="20"/>
-          <w:lang w:eastAsia="en-GB"/>
-          <w14:ligatures w14:val="none"/>
-        </w:rPr>
-        <w:t xml:space="preserve">              │ (</w:t>
+        <w:t>)                 │ (</w:t>
       </w:r>
       <w:r>
         <w:rPr>
@@ -2938,7 +2753,6 @@
         <w:lastRenderedPageBreak/>
         <w:t>│ dense_2 (</w:t>
       </w:r>
-      <w:proofErr w:type="gramStart"/>
       <w:r>
         <w:rPr>
           <w:rFonts w:ascii="Consolas" w:eastAsia="Times New Roman" w:hAnsi="Consolas" w:cs="Courier New"/>
@@ -2960,19 +2774,7 @@
           <w:lang w:eastAsia="en-GB"/>
           <w14:ligatures w14:val="none"/>
         </w:rPr>
-        <w:t xml:space="preserve">)   </w:t>
-      </w:r>
-      <w:proofErr w:type="gramEnd"/>
-      <w:r>
-        <w:rPr>
-          <w:rFonts w:ascii="Consolas" w:eastAsia="Times New Roman" w:hAnsi="Consolas" w:cs="Courier New"/>
-          <w:kern w:val="0"/>
-          <w:sz w:val="20"/>
-          <w:szCs w:val="20"/>
-          <w:lang w:eastAsia="en-GB"/>
-          <w14:ligatures w14:val="none"/>
-        </w:rPr>
-        <w:t xml:space="preserve">              │ (</w:t>
+        <w:t>)                 │ (</w:t>
       </w:r>
       <w:r>
         <w:rPr>
@@ -3133,7 +2935,6 @@
         </w:rPr>
         <w:t>│ dense_3 (</w:t>
       </w:r>
-      <w:proofErr w:type="gramStart"/>
       <w:r>
         <w:rPr>
           <w:rFonts w:ascii="Consolas" w:eastAsia="Times New Roman" w:hAnsi="Consolas" w:cs="Courier New"/>
@@ -3155,19 +2956,7 @@
           <w:lang w:eastAsia="en-GB"/>
           <w14:ligatures w14:val="none"/>
         </w:rPr>
-        <w:t xml:space="preserve">)   </w:t>
-      </w:r>
-      <w:proofErr w:type="gramEnd"/>
-      <w:r>
-        <w:rPr>
-          <w:rFonts w:ascii="Consolas" w:eastAsia="Times New Roman" w:hAnsi="Consolas" w:cs="Courier New"/>
-          <w:kern w:val="0"/>
-          <w:sz w:val="20"/>
-          <w:szCs w:val="20"/>
-          <w:lang w:eastAsia="en-GB"/>
-          <w14:ligatures w14:val="none"/>
-        </w:rPr>
-        <w:t xml:space="preserve">              │ (</w:t>
+        <w:t>)                 │ (</w:t>
       </w:r>
       <w:r>
         <w:rPr>
@@ -3850,21 +3639,12 @@
         </w:rPr>
         <w:t xml:space="preserve">7 </w:t>
       </w:r>
-      <w:proofErr w:type="gramStart"/>
       <w:r>
         <w:rPr>
           <w:sz w:val="28"/>
           <w:szCs w:val="28"/>
         </w:rPr>
-        <w:t>epochs ,</w:t>
-      </w:r>
-      <w:proofErr w:type="gramEnd"/>
-      <w:r>
-        <w:rPr>
-          <w:sz w:val="28"/>
-          <w:szCs w:val="28"/>
-        </w:rPr>
-        <w:t xml:space="preserve"> because after that validation loss is not going down</w:t>
+        <w:t>epochs , because after that validation loss is not going down</w:t>
       </w:r>
       <w:r>
         <w:rPr>
@@ -4146,39 +3926,7 @@
           <w:sz w:val="28"/>
           <w:szCs w:val="28"/>
         </w:rPr>
-        <w:t xml:space="preserve">Optimum number </w:t>
-      </w:r>
-      <w:proofErr w:type="gramStart"/>
-      <w:r>
-        <w:rPr>
-          <w:sz w:val="28"/>
-          <w:szCs w:val="28"/>
-        </w:rPr>
-        <w:t>of  epochs</w:t>
-      </w:r>
-      <w:proofErr w:type="gramEnd"/>
-      <w:r>
-        <w:rPr>
-          <w:sz w:val="28"/>
-          <w:szCs w:val="28"/>
-        </w:rPr>
-        <w:t xml:space="preserve"> for training VGG16 </w:t>
-      </w:r>
-      <w:proofErr w:type="gramStart"/>
-      <w:r>
-        <w:rPr>
-          <w:sz w:val="28"/>
-          <w:szCs w:val="28"/>
-        </w:rPr>
-        <w:t>model :</w:t>
-      </w:r>
-      <w:proofErr w:type="gramEnd"/>
-      <w:r>
-        <w:rPr>
-          <w:sz w:val="28"/>
-          <w:szCs w:val="28"/>
-        </w:rPr>
-        <w:t xml:space="preserve">- </w:t>
+        <w:t xml:space="preserve">Optimum number of  epochs for training VGG16 model :- </w:t>
       </w:r>
       <w:r>
         <w:rPr>
@@ -4898,6 +4646,48 @@
     </w:p>
     <w:p>
       <w:pPr>
+        <w:jc w:val="both"/>
+        <w:rPr>
+          <w:sz w:val="28"/>
+          <w:szCs w:val="28"/>
+        </w:rPr>
+      </w:pPr>
+      <w:r>
+        <w:rPr>
+          <w:sz w:val="28"/>
+          <w:szCs w:val="28"/>
+        </w:rPr>
+        <w:t xml:space="preserve">My SID :- 2517680 , Therefore Z = 0 </w:t>
+      </w:r>
+    </w:p>
+    <w:p>
+      <w:pPr>
+        <w:jc w:val="both"/>
+        <w:rPr>
+          <w:sz w:val="28"/>
+          <w:szCs w:val="28"/>
+        </w:rPr>
+      </w:pPr>
+      <w:r>
+        <w:rPr>
+          <w:sz w:val="28"/>
+          <w:szCs w:val="28"/>
+        </w:rPr>
+        <w:t>Therefore :- epochs = 30 , Batch size = 10</w:t>
+      </w:r>
+    </w:p>
+    <w:p>
+      <w:pPr>
+        <w:jc w:val="both"/>
+        <w:rPr>
+          <w:sz w:val="44"/>
+          <w:szCs w:val="44"/>
+          <w:u w:val="single"/>
+        </w:rPr>
+      </w:pPr>
+    </w:p>
+    <w:p>
+      <w:pPr>
         <w:pStyle w:val="ListParagraph"/>
         <w:numPr>
           <w:ilvl w:val="0"/>
@@ -4928,6 +4718,7 @@
       </w:pPr>
       <w:r>
         <w:rPr>
+          <w:noProof/>
           <w:sz w:val="24"/>
           <w:szCs w:val="24"/>
         </w:rPr>
@@ -5009,6 +4800,7 @@
       </w:pPr>
       <w:r>
         <w:rPr>
+          <w:noProof/>
           <w:sz w:val="24"/>
           <w:szCs w:val="24"/>
         </w:rPr>
@@ -5069,6 +4861,7 @@
       </w:pPr>
       <w:r>
         <w:rPr>
+          <w:noProof/>
           <w:sz w:val="24"/>
           <w:szCs w:val="24"/>
         </w:rPr>
@@ -5120,6 +4913,7 @@
       </w:pPr>
       <w:r>
         <w:rPr>
+          <w:noProof/>
           <w:sz w:val="24"/>
           <w:szCs w:val="24"/>
         </w:rPr>
@@ -5182,6 +4976,7 @@
       </w:pPr>
       <w:r>
         <w:rPr>
+          <w:noProof/>
           <w:sz w:val="24"/>
           <w:szCs w:val="24"/>
         </w:rPr>
@@ -5264,6 +5059,7 @@
       </w:pPr>
       <w:r>
         <w:rPr>
+          <w:noProof/>
           <w:sz w:val="24"/>
           <w:szCs w:val="24"/>
         </w:rPr>

--- a/LABlogbook_2517680.docx
+++ b/LABlogbook_2517680.docx
@@ -5226,16 +5226,14 @@
           <w:u w:val="single"/>
         </w:rPr>
       </w:pPr>
-    </w:p>
-    <w:p>
-      <w:pPr>
-        <w:jc w:val="both"/>
+      <w:r>
         <w:rPr>
           <w:sz w:val="44"/>
           <w:szCs w:val="44"/>
           <w:u w:val="single"/>
         </w:rPr>
-      </w:pPr>
+        <w:t>Lab 10</w:t>
+      </w:r>
     </w:p>
     <w:p>
       <w:pPr>
@@ -5251,6 +5249,303 @@
       <w:pPr>
         <w:jc w:val="both"/>
         <w:rPr>
+          <w:sz w:val="28"/>
+          <w:szCs w:val="28"/>
+        </w:rPr>
+      </w:pPr>
+      <w:r>
+        <w:rPr>
+          <w:sz w:val="28"/>
+          <w:szCs w:val="28"/>
+        </w:rPr>
+        <w:t xml:space="preserve">Notebook 1: - </w:t>
+      </w:r>
+      <w:r>
+        <w:rPr>
+          <w:sz w:val="28"/>
+          <w:szCs w:val="28"/>
+        </w:rPr>
+        <w:t xml:space="preserve">Week-10__Simple_Autoendoder_std_2025 </w:t>
+      </w:r>
+    </w:p>
+    <w:p>
+      <w:pPr>
+        <w:jc w:val="both"/>
+        <w:rPr>
+          <w:sz w:val="28"/>
+          <w:szCs w:val="28"/>
+        </w:rPr>
+      </w:pPr>
+    </w:p>
+    <w:p>
+      <w:pPr>
+        <w:pStyle w:val="ListParagraph"/>
+        <w:numPr>
+          <w:ilvl w:val="0"/>
+          <w:numId w:val="7"/>
+        </w:numPr>
+        <w:jc w:val="both"/>
+        <w:rPr>
+          <w:sz w:val="28"/>
+          <w:szCs w:val="28"/>
+        </w:rPr>
+      </w:pPr>
+      <w:r>
+        <w:rPr>
+          <w:sz w:val="28"/>
+          <w:szCs w:val="28"/>
+        </w:rPr>
+        <w:t xml:space="preserve">encoder summary </w:t>
+      </w:r>
+    </w:p>
+    <w:p>
+      <w:pPr>
+        <w:pStyle w:val="ListParagraph"/>
+        <w:jc w:val="both"/>
+        <w:rPr>
+          <w:sz w:val="28"/>
+          <w:szCs w:val="28"/>
+        </w:rPr>
+      </w:pPr>
+    </w:p>
+    <w:p>
+      <w:pPr>
+        <w:pStyle w:val="ListParagraph"/>
+        <w:jc w:val="both"/>
+        <w:rPr>
+          <w:sz w:val="28"/>
+          <w:szCs w:val="28"/>
+        </w:rPr>
+      </w:pPr>
+      <w:r>
+        <w:rPr>
+          <w:sz w:val="28"/>
+          <w:szCs w:val="28"/>
+        </w:rPr>
+        <w:drawing>
+          <wp:inline distT="0" distB="0" distL="0" distR="0" wp14:anchorId="7E3FBC5B" wp14:editId="6FAC8798">
+            <wp:extent cx="5731510" cy="3219450"/>
+            <wp:effectExtent l="0" t="0" r="2540" b="0"/>
+            <wp:docPr id="1255159983" name="Picture 1"/>
+            <wp:cNvGraphicFramePr>
+              <a:graphicFrameLocks xmlns:a="http://schemas.openxmlformats.org/drawingml/2006/main" noChangeAspect="1"/>
+            </wp:cNvGraphicFramePr>
+            <a:graphic xmlns:a="http://schemas.openxmlformats.org/drawingml/2006/main">
+              <a:graphicData uri="http://schemas.openxmlformats.org/drawingml/2006/picture">
+                <pic:pic xmlns:pic="http://schemas.openxmlformats.org/drawingml/2006/picture">
+                  <pic:nvPicPr>
+                    <pic:cNvPr id="1255159983" name=""/>
+                    <pic:cNvPicPr/>
+                  </pic:nvPicPr>
+                  <pic:blipFill>
+                    <a:blip r:embed="rId19"/>
+                    <a:stretch>
+                      <a:fillRect/>
+                    </a:stretch>
+                  </pic:blipFill>
+                  <pic:spPr>
+                    <a:xfrm>
+                      <a:off x="0" y="0"/>
+                      <a:ext cx="5731510" cy="3219450"/>
+                    </a:xfrm>
+                    <a:prstGeom prst="rect">
+                      <a:avLst/>
+                    </a:prstGeom>
+                  </pic:spPr>
+                </pic:pic>
+              </a:graphicData>
+            </a:graphic>
+          </wp:inline>
+        </w:drawing>
+      </w:r>
+    </w:p>
+    <w:p>
+      <w:pPr>
+        <w:pStyle w:val="ListParagraph"/>
+        <w:jc w:val="both"/>
+        <w:rPr>
+          <w:sz w:val="28"/>
+          <w:szCs w:val="28"/>
+        </w:rPr>
+      </w:pPr>
+    </w:p>
+    <w:p>
+      <w:pPr>
+        <w:pStyle w:val="ListParagraph"/>
+        <w:numPr>
+          <w:ilvl w:val="0"/>
+          <w:numId w:val="7"/>
+        </w:numPr>
+        <w:jc w:val="both"/>
+        <w:rPr>
+          <w:sz w:val="28"/>
+          <w:szCs w:val="28"/>
+        </w:rPr>
+      </w:pPr>
+      <w:r>
+        <w:rPr>
+          <w:sz w:val="28"/>
+          <w:szCs w:val="28"/>
+        </w:rPr>
+        <w:t xml:space="preserve">Decoder summary </w:t>
+      </w:r>
+    </w:p>
+    <w:p>
+      <w:pPr>
+        <w:pStyle w:val="ListParagraph"/>
+        <w:jc w:val="both"/>
+        <w:rPr>
+          <w:sz w:val="28"/>
+          <w:szCs w:val="28"/>
+        </w:rPr>
+      </w:pPr>
+    </w:p>
+    <w:p>
+      <w:pPr>
+        <w:pStyle w:val="ListParagraph"/>
+        <w:jc w:val="both"/>
+        <w:rPr>
+          <w:sz w:val="28"/>
+          <w:szCs w:val="28"/>
+        </w:rPr>
+      </w:pPr>
+      <w:r>
+        <w:rPr>
+          <w:sz w:val="28"/>
+          <w:szCs w:val="28"/>
+        </w:rPr>
+        <w:drawing>
+          <wp:inline distT="0" distB="0" distL="0" distR="0" wp14:anchorId="7571CF90" wp14:editId="6265E8E5">
+            <wp:extent cx="5731510" cy="3380105"/>
+            <wp:effectExtent l="0" t="0" r="2540" b="0"/>
+            <wp:docPr id="789209549" name="Picture 1"/>
+            <wp:cNvGraphicFramePr>
+              <a:graphicFrameLocks xmlns:a="http://schemas.openxmlformats.org/drawingml/2006/main" noChangeAspect="1"/>
+            </wp:cNvGraphicFramePr>
+            <a:graphic xmlns:a="http://schemas.openxmlformats.org/drawingml/2006/main">
+              <a:graphicData uri="http://schemas.openxmlformats.org/drawingml/2006/picture">
+                <pic:pic xmlns:pic="http://schemas.openxmlformats.org/drawingml/2006/picture">
+                  <pic:nvPicPr>
+                    <pic:cNvPr id="789209549" name=""/>
+                    <pic:cNvPicPr/>
+                  </pic:nvPicPr>
+                  <pic:blipFill>
+                    <a:blip r:embed="rId20"/>
+                    <a:stretch>
+                      <a:fillRect/>
+                    </a:stretch>
+                  </pic:blipFill>
+                  <pic:spPr>
+                    <a:xfrm>
+                      <a:off x="0" y="0"/>
+                      <a:ext cx="5731510" cy="3380105"/>
+                    </a:xfrm>
+                    <a:prstGeom prst="rect">
+                      <a:avLst/>
+                    </a:prstGeom>
+                  </pic:spPr>
+                </pic:pic>
+              </a:graphicData>
+            </a:graphic>
+          </wp:inline>
+        </w:drawing>
+      </w:r>
+    </w:p>
+    <w:p>
+      <w:pPr>
+        <w:jc w:val="both"/>
+        <w:rPr>
+          <w:sz w:val="28"/>
+          <w:szCs w:val="28"/>
+        </w:rPr>
+      </w:pPr>
+    </w:p>
+    <w:p>
+      <w:pPr>
+        <w:pStyle w:val="ListParagraph"/>
+        <w:numPr>
+          <w:ilvl w:val="0"/>
+          <w:numId w:val="7"/>
+        </w:numPr>
+        <w:jc w:val="both"/>
+        <w:rPr>
+          <w:sz w:val="28"/>
+          <w:szCs w:val="28"/>
+        </w:rPr>
+      </w:pPr>
+      <w:r>
+        <w:rPr>
+          <w:sz w:val="28"/>
+          <w:szCs w:val="28"/>
+        </w:rPr>
+        <w:t>Autoencoder summary</w:t>
+      </w:r>
+    </w:p>
+    <w:p>
+      <w:pPr>
+        <w:pStyle w:val="ListParagraph"/>
+        <w:jc w:val="both"/>
+        <w:rPr>
+          <w:sz w:val="28"/>
+          <w:szCs w:val="28"/>
+        </w:rPr>
+      </w:pPr>
+    </w:p>
+    <w:p>
+      <w:pPr>
+        <w:pStyle w:val="ListParagraph"/>
+        <w:jc w:val="both"/>
+        <w:rPr>
+          <w:sz w:val="28"/>
+          <w:szCs w:val="28"/>
+        </w:rPr>
+      </w:pPr>
+      <w:r>
+        <w:rPr>
+          <w:sz w:val="28"/>
+          <w:szCs w:val="28"/>
+        </w:rPr>
+        <w:drawing>
+          <wp:inline distT="0" distB="0" distL="0" distR="0" wp14:anchorId="07E372A6" wp14:editId="418B0EAB">
+            <wp:extent cx="5731510" cy="2905760"/>
+            <wp:effectExtent l="0" t="0" r="2540" b="8890"/>
+            <wp:docPr id="1511211547" name="Picture 1"/>
+            <wp:cNvGraphicFramePr>
+              <a:graphicFrameLocks xmlns:a="http://schemas.openxmlformats.org/drawingml/2006/main" noChangeAspect="1"/>
+            </wp:cNvGraphicFramePr>
+            <a:graphic xmlns:a="http://schemas.openxmlformats.org/drawingml/2006/main">
+              <a:graphicData uri="http://schemas.openxmlformats.org/drawingml/2006/picture">
+                <pic:pic xmlns:pic="http://schemas.openxmlformats.org/drawingml/2006/picture">
+                  <pic:nvPicPr>
+                    <pic:cNvPr id="1511211547" name=""/>
+                    <pic:cNvPicPr/>
+                  </pic:nvPicPr>
+                  <pic:blipFill>
+                    <a:blip r:embed="rId21"/>
+                    <a:stretch>
+                      <a:fillRect/>
+                    </a:stretch>
+                  </pic:blipFill>
+                  <pic:spPr>
+                    <a:xfrm>
+                      <a:off x="0" y="0"/>
+                      <a:ext cx="5731510" cy="2905760"/>
+                    </a:xfrm>
+                    <a:prstGeom prst="rect">
+                      <a:avLst/>
+                    </a:prstGeom>
+                  </pic:spPr>
+                </pic:pic>
+              </a:graphicData>
+            </a:graphic>
+          </wp:inline>
+        </w:drawing>
+      </w:r>
+    </w:p>
+    <w:p>
+      <w:pPr>
+        <w:jc w:val="both"/>
+        <w:rPr>
           <w:sz w:val="44"/>
           <w:szCs w:val="44"/>
           <w:u w:val="single"/>
@@ -5336,94 +5631,6 @@
           <w:u w:val="single"/>
         </w:rPr>
       </w:pPr>
-    </w:p>
-    <w:p>
-      <w:pPr>
-        <w:jc w:val="both"/>
-        <w:rPr>
-          <w:sz w:val="44"/>
-          <w:szCs w:val="44"/>
-          <w:u w:val="single"/>
-        </w:rPr>
-      </w:pPr>
-    </w:p>
-    <w:p>
-      <w:pPr>
-        <w:jc w:val="both"/>
-        <w:rPr>
-          <w:sz w:val="44"/>
-          <w:szCs w:val="44"/>
-          <w:u w:val="single"/>
-        </w:rPr>
-      </w:pPr>
-    </w:p>
-    <w:p>
-      <w:pPr>
-        <w:jc w:val="both"/>
-        <w:rPr>
-          <w:sz w:val="44"/>
-          <w:szCs w:val="44"/>
-          <w:u w:val="single"/>
-        </w:rPr>
-      </w:pPr>
-    </w:p>
-    <w:p>
-      <w:pPr>
-        <w:jc w:val="both"/>
-        <w:rPr>
-          <w:sz w:val="44"/>
-          <w:szCs w:val="44"/>
-          <w:u w:val="single"/>
-        </w:rPr>
-      </w:pPr>
-    </w:p>
-    <w:p>
-      <w:pPr>
-        <w:jc w:val="both"/>
-        <w:rPr>
-          <w:sz w:val="44"/>
-          <w:szCs w:val="44"/>
-          <w:u w:val="single"/>
-        </w:rPr>
-      </w:pPr>
-    </w:p>
-    <w:p>
-      <w:pPr>
-        <w:jc w:val="both"/>
-        <w:rPr>
-          <w:sz w:val="44"/>
-          <w:szCs w:val="44"/>
-          <w:u w:val="single"/>
-        </w:rPr>
-      </w:pPr>
-    </w:p>
-    <w:p>
-      <w:pPr>
-        <w:jc w:val="both"/>
-        <w:rPr>
-          <w:sz w:val="44"/>
-          <w:szCs w:val="44"/>
-          <w:u w:val="single"/>
-        </w:rPr>
-      </w:pPr>
-    </w:p>
-    <w:p>
-      <w:pPr>
-        <w:jc w:val="both"/>
-        <w:rPr>
-          <w:sz w:val="44"/>
-          <w:szCs w:val="44"/>
-          <w:u w:val="single"/>
-        </w:rPr>
-      </w:pPr>
-      <w:r>
-        <w:rPr>
-          <w:sz w:val="44"/>
-          <w:szCs w:val="44"/>
-          <w:u w:val="single"/>
-        </w:rPr>
-        <w:t>Lab 10</w:t>
-      </w:r>
     </w:p>
     <w:p>
       <w:pPr>
@@ -5493,9 +5700,9 @@
 <file path=word/numbering.xml><?xml version="1.0" encoding="utf-8"?>
 <w:numbering xmlns:wpc="http://schemas.microsoft.com/office/word/2010/wordprocessingCanvas" xmlns:cx="http://schemas.microsoft.com/office/drawing/2014/chartex" xmlns:cx1="http://schemas.microsoft.com/office/drawing/2015/9/8/chartex" xmlns:cx2="http://schemas.microsoft.com/office/drawing/2015/10/21/chartex" xmlns:cx3="http://schemas.microsoft.com/office/drawing/2016/5/9/chartex" xmlns:cx4="http://schemas.microsoft.com/office/drawing/2016/5/10/chartex" xmlns:cx5="http://schemas.microsoft.com/office/drawing/2016/5/11/chartex" xmlns:cx6="http://schemas.microsoft.com/office/drawing/2016/5/12/chartex" xmlns:cx7="http://schemas.microsoft.com/office/drawing/2016/5/13/chartex" xmlns:cx8="http://schemas.microsoft.com/office/drawing/2016/5/14/chartex" xmlns:mc="http://schemas.openxmlformats.org/markup-compatibility/2006" xmlns:aink="http://schemas.microsoft.com/office/drawing/2016/ink" xmlns:am3d="http://schemas.microsoft.com/office/drawing/2017/model3d" xmlns:o="urn:schemas-microsoft-com:office:office" xmlns:oel="http://schemas.microsoft.com/office/2019/extlst" xmlns:r="http://schemas.openxmlformats.org/officeDocument/2006/relationships" xmlns:m="http://schemas.openxmlformats.org/officeDocument/2006/math" xmlns:v="urn:schemas-microsoft-com:vml" xmlns:wp14="http://schemas.microsoft.com/office/word/2010/wordprocessingDrawing" xmlns:wp="http://schemas.openxmlformats.org/drawingml/2006/wordprocessingDrawing" xmlns:w10="urn:schemas-microsoft-com:office:word" xmlns:w="http://schemas.openxmlformats.org/wordprocessingml/2006/main" xmlns:w14="http://schemas.microsoft.com/office/word/2010/wordml" xmlns:w15="http://schemas.microsoft.com/office/word/2012/wordml" xmlns:w16cex="http://schemas.microsoft.com/office/word/2018/wordml/cex" xmlns:w16cid="http://schemas.microsoft.com/office/word/2016/wordml/cid" xmlns:w16="http://schemas.microsoft.com/office/word/2018/wordml" xmlns:w16du="http://schemas.microsoft.com/office/word/2023/wordml/word16du" xmlns:w16sdtdh="http://schemas.microsoft.com/office/word/2020/wordml/sdtdatahash" xmlns:w16sdtfl="http://schemas.microsoft.com/office/word/2024/wordml/sdtformatlock" xmlns:w16se="http://schemas.microsoft.com/office/word/2015/wordml/symex" xmlns:wpg="http://schemas.microsoft.com/office/word/2010/wordprocessingGroup" xmlns:wpi="http://schemas.microsoft.com/office/word/2010/wordprocessingInk" xmlns:wne="http://schemas.microsoft.com/office/word/2006/wordml" xmlns:wps="http://schemas.microsoft.com/office/word/2010/wordprocessingShape" mc:Ignorable="w14 w15 w16se w16cid w16 w16cex w16sdtdh w16sdtfl w16du wp14">
   <w:abstractNum w:abstractNumId="0" w15:restartNumberingAfterBreak="0">
-    <w:nsid w:val="313E601F"/>
+    <w:nsid w:val="10E66D76"/>
     <w:multiLevelType w:val="hybridMultilevel"/>
-    <w:tmpl w:val="BD389610"/>
+    <w:tmpl w:val="C9B0214A"/>
     <w:lvl w:ilvl="0" w:tplc="0809000F">
       <w:start w:val="1"/>
       <w:numFmt w:val="decimal"/>
@@ -5582,9 +5789,9 @@
     </w:lvl>
   </w:abstractNum>
   <w:abstractNum w:abstractNumId="1" w15:restartNumberingAfterBreak="0">
-    <w:nsid w:val="57D541CF"/>
+    <w:nsid w:val="313E601F"/>
     <w:multiLevelType w:val="hybridMultilevel"/>
-    <w:tmpl w:val="913880B0"/>
+    <w:tmpl w:val="BD389610"/>
     <w:lvl w:ilvl="0" w:tplc="0809000F">
       <w:start w:val="1"/>
       <w:numFmt w:val="decimal"/>
@@ -5671,9 +5878,9 @@
     </w:lvl>
   </w:abstractNum>
   <w:abstractNum w:abstractNumId="2" w15:restartNumberingAfterBreak="0">
-    <w:nsid w:val="70DA39CB"/>
+    <w:nsid w:val="57D541CF"/>
     <w:multiLevelType w:val="hybridMultilevel"/>
-    <w:tmpl w:val="1846B662"/>
+    <w:tmpl w:val="913880B0"/>
     <w:lvl w:ilvl="0" w:tplc="0809000F">
       <w:start w:val="1"/>
       <w:numFmt w:val="decimal"/>
@@ -5760,9 +5967,9 @@
     </w:lvl>
   </w:abstractNum>
   <w:abstractNum w:abstractNumId="3" w15:restartNumberingAfterBreak="0">
-    <w:nsid w:val="73D459CA"/>
+    <w:nsid w:val="70DA39CB"/>
     <w:multiLevelType w:val="hybridMultilevel"/>
-    <w:tmpl w:val="3AE831AA"/>
+    <w:tmpl w:val="1846B662"/>
     <w:lvl w:ilvl="0" w:tplc="0809000F">
       <w:start w:val="1"/>
       <w:numFmt w:val="decimal"/>
@@ -5849,9 +6056,9 @@
     </w:lvl>
   </w:abstractNum>
   <w:abstractNum w:abstractNumId="4" w15:restartNumberingAfterBreak="0">
-    <w:nsid w:val="7E6D6DFA"/>
+    <w:nsid w:val="73D459CA"/>
     <w:multiLevelType w:val="hybridMultilevel"/>
-    <w:tmpl w:val="0284BBA2"/>
+    <w:tmpl w:val="3AE831AA"/>
     <w:lvl w:ilvl="0" w:tplc="0809000F">
       <w:start w:val="1"/>
       <w:numFmt w:val="decimal"/>
@@ -5938,9 +6145,9 @@
     </w:lvl>
   </w:abstractNum>
   <w:abstractNum w:abstractNumId="5" w15:restartNumberingAfterBreak="0">
-    <w:nsid w:val="7F582DAA"/>
+    <w:nsid w:val="7E6D6DFA"/>
     <w:multiLevelType w:val="hybridMultilevel"/>
-    <w:tmpl w:val="9BA6BDCC"/>
+    <w:tmpl w:val="0284BBA2"/>
     <w:lvl w:ilvl="0" w:tplc="0809000F">
       <w:start w:val="1"/>
       <w:numFmt w:val="decimal"/>
@@ -6026,23 +6233,115 @@
       </w:pPr>
     </w:lvl>
   </w:abstractNum>
+  <w:abstractNum w:abstractNumId="6" w15:restartNumberingAfterBreak="0">
+    <w:nsid w:val="7F582DAA"/>
+    <w:multiLevelType w:val="hybridMultilevel"/>
+    <w:tmpl w:val="9BA6BDCC"/>
+    <w:lvl w:ilvl="0" w:tplc="0809000F">
+      <w:start w:val="1"/>
+      <w:numFmt w:val="decimal"/>
+      <w:lvlText w:val="%1."/>
+      <w:lvlJc w:val="left"/>
+      <w:pPr>
+        <w:ind w:left="720" w:hanging="360"/>
+      </w:pPr>
+      <w:rPr>
+        <w:rFonts w:hint="default"/>
+      </w:rPr>
+    </w:lvl>
+    <w:lvl w:ilvl="1" w:tplc="08090019" w:tentative="1">
+      <w:start w:val="1"/>
+      <w:numFmt w:val="lowerLetter"/>
+      <w:lvlText w:val="%2."/>
+      <w:lvlJc w:val="left"/>
+      <w:pPr>
+        <w:ind w:left="1440" w:hanging="360"/>
+      </w:pPr>
+    </w:lvl>
+    <w:lvl w:ilvl="2" w:tplc="0809001B" w:tentative="1">
+      <w:start w:val="1"/>
+      <w:numFmt w:val="lowerRoman"/>
+      <w:lvlText w:val="%3."/>
+      <w:lvlJc w:val="right"/>
+      <w:pPr>
+        <w:ind w:left="2160" w:hanging="180"/>
+      </w:pPr>
+    </w:lvl>
+    <w:lvl w:ilvl="3" w:tplc="0809000F" w:tentative="1">
+      <w:start w:val="1"/>
+      <w:numFmt w:val="decimal"/>
+      <w:lvlText w:val="%4."/>
+      <w:lvlJc w:val="left"/>
+      <w:pPr>
+        <w:ind w:left="2880" w:hanging="360"/>
+      </w:pPr>
+    </w:lvl>
+    <w:lvl w:ilvl="4" w:tplc="08090019" w:tentative="1">
+      <w:start w:val="1"/>
+      <w:numFmt w:val="lowerLetter"/>
+      <w:lvlText w:val="%5."/>
+      <w:lvlJc w:val="left"/>
+      <w:pPr>
+        <w:ind w:left="3600" w:hanging="360"/>
+      </w:pPr>
+    </w:lvl>
+    <w:lvl w:ilvl="5" w:tplc="0809001B" w:tentative="1">
+      <w:start w:val="1"/>
+      <w:numFmt w:val="lowerRoman"/>
+      <w:lvlText w:val="%6."/>
+      <w:lvlJc w:val="right"/>
+      <w:pPr>
+        <w:ind w:left="4320" w:hanging="180"/>
+      </w:pPr>
+    </w:lvl>
+    <w:lvl w:ilvl="6" w:tplc="0809000F" w:tentative="1">
+      <w:start w:val="1"/>
+      <w:numFmt w:val="decimal"/>
+      <w:lvlText w:val="%7."/>
+      <w:lvlJc w:val="left"/>
+      <w:pPr>
+        <w:ind w:left="5040" w:hanging="360"/>
+      </w:pPr>
+    </w:lvl>
+    <w:lvl w:ilvl="7" w:tplc="08090019" w:tentative="1">
+      <w:start w:val="1"/>
+      <w:numFmt w:val="lowerLetter"/>
+      <w:lvlText w:val="%8."/>
+      <w:lvlJc w:val="left"/>
+      <w:pPr>
+        <w:ind w:left="5760" w:hanging="360"/>
+      </w:pPr>
+    </w:lvl>
+    <w:lvl w:ilvl="8" w:tplc="0809001B" w:tentative="1">
+      <w:start w:val="1"/>
+      <w:numFmt w:val="lowerRoman"/>
+      <w:lvlText w:val="%9."/>
+      <w:lvlJc w:val="right"/>
+      <w:pPr>
+        <w:ind w:left="6480" w:hanging="180"/>
+      </w:pPr>
+    </w:lvl>
+  </w:abstractNum>
   <w:num w:numId="1" w16cid:durableId="537739397">
+    <w:abstractNumId w:val="5"/>
+  </w:num>
+  <w:num w:numId="2" w16cid:durableId="2010984536">
+    <w:abstractNumId w:val="6"/>
+  </w:num>
+  <w:num w:numId="3" w16cid:durableId="1053046251">
+    <w:abstractNumId w:val="2"/>
+  </w:num>
+  <w:num w:numId="4" w16cid:durableId="2088382603">
+    <w:abstractNumId w:val="3"/>
+  </w:num>
+  <w:num w:numId="5" w16cid:durableId="1995066455">
+    <w:abstractNumId w:val="1"/>
+  </w:num>
+  <w:num w:numId="6" w16cid:durableId="225334775">
     <w:abstractNumId w:val="4"/>
   </w:num>
-  <w:num w:numId="2" w16cid:durableId="2010984536">
-    <w:abstractNumId w:val="5"/>
-  </w:num>
-  <w:num w:numId="3" w16cid:durableId="1053046251">
-    <w:abstractNumId w:val="1"/>
-  </w:num>
-  <w:num w:numId="4" w16cid:durableId="2088382603">
-    <w:abstractNumId w:val="2"/>
-  </w:num>
-  <w:num w:numId="5" w16cid:durableId="1995066455">
+  <w:num w:numId="7" w16cid:durableId="105513565">
     <w:abstractNumId w:val="0"/>
-  </w:num>
-  <w:num w:numId="6" w16cid:durableId="225334775">
-    <w:abstractNumId w:val="3"/>
   </w:num>
 </w:numbering>
 </file>

--- a/LABlogbook_2517680.docx
+++ b/LABlogbook_2517680.docx
@@ -53,7 +53,23 @@
           <w:sz w:val="28"/>
           <w:szCs w:val="28"/>
         </w:rPr>
-        <w:t xml:space="preserve">Student Name: - Madushan Bhashana Dissanayake </w:t>
+        <w:t xml:space="preserve">Student Name: - Madushan </w:t>
+      </w:r>
+      <w:proofErr w:type="spellStart"/>
+      <w:r>
+        <w:rPr>
+          <w:sz w:val="28"/>
+          <w:szCs w:val="28"/>
+        </w:rPr>
+        <w:t>Bhashana</w:t>
+      </w:r>
+      <w:proofErr w:type="spellEnd"/>
+      <w:r>
+        <w:rPr>
+          <w:sz w:val="28"/>
+          <w:szCs w:val="28"/>
+        </w:rPr>
+        <w:t xml:space="preserve"> Dissanayake </w:t>
       </w:r>
     </w:p>
     <w:p>
@@ -694,7 +710,31 @@
           <w:lang w:eastAsia="en-GB"/>
           <w14:ligatures w14:val="none"/>
         </w:rPr>
-        <w:t>A fully connected Dense layer with 128 neurons and ReLU activation was added to learn image features.</w:t>
+        <w:t xml:space="preserve">A fully connected Dense layer with 128 neurons and </w:t>
+      </w:r>
+      <w:proofErr w:type="spellStart"/>
+      <w:r>
+        <w:rPr>
+          <w:rFonts w:eastAsia="Times New Roman" w:cstheme="minorHAnsi"/>
+          <w:kern w:val="0"/>
+          <w:sz w:val="20"/>
+          <w:szCs w:val="20"/>
+          <w:lang w:eastAsia="en-GB"/>
+          <w14:ligatures w14:val="none"/>
+        </w:rPr>
+        <w:t>ReLU</w:t>
+      </w:r>
+      <w:proofErr w:type="spellEnd"/>
+      <w:r>
+        <w:rPr>
+          <w:rFonts w:eastAsia="Times New Roman" w:cstheme="minorHAnsi"/>
+          <w:kern w:val="0"/>
+          <w:sz w:val="20"/>
+          <w:szCs w:val="20"/>
+          <w:lang w:eastAsia="en-GB"/>
+          <w14:ligatures w14:val="none"/>
+        </w:rPr>
+        <w:t xml:space="preserve"> activation was added to learn image features.</w:t>
       </w:r>
     </w:p>
     <w:p>
@@ -848,7 +888,31 @@
           <w:lang w:eastAsia="en-GB"/>
           <w14:ligatures w14:val="none"/>
         </w:rPr>
-        <w:t>The model was compiled using the Adam optimizer and Sparse Categorical Crossentropy loss function.</w:t>
+        <w:t xml:space="preserve">The model was compiled using the Adam optimizer and Sparse Categorical </w:t>
+      </w:r>
+      <w:proofErr w:type="spellStart"/>
+      <w:r>
+        <w:rPr>
+          <w:rFonts w:eastAsia="Times New Roman" w:cstheme="minorHAnsi"/>
+          <w:kern w:val="0"/>
+          <w:sz w:val="20"/>
+          <w:szCs w:val="20"/>
+          <w:lang w:eastAsia="en-GB"/>
+          <w14:ligatures w14:val="none"/>
+        </w:rPr>
+        <w:t>Crossentropy</w:t>
+      </w:r>
+      <w:proofErr w:type="spellEnd"/>
+      <w:r>
+        <w:rPr>
+          <w:rFonts w:eastAsia="Times New Roman" w:cstheme="minorHAnsi"/>
+          <w:kern w:val="0"/>
+          <w:sz w:val="20"/>
+          <w:szCs w:val="20"/>
+          <w:lang w:eastAsia="en-GB"/>
+          <w14:ligatures w14:val="none"/>
+        </w:rPr>
+        <w:t xml:space="preserve"> loss function.</w:t>
       </w:r>
     </w:p>
     <w:p>
@@ -5153,16 +5217,6 @@
           <w:szCs w:val="24"/>
         </w:rPr>
       </w:pPr>
-    </w:p>
-    <w:p>
-      <w:pPr>
-        <w:pStyle w:val="ListParagraph"/>
-        <w:jc w:val="both"/>
-        <w:rPr>
-          <w:sz w:val="24"/>
-          <w:szCs w:val="24"/>
-        </w:rPr>
-      </w:pPr>
       <w:r>
         <w:rPr>
           <w:noProof/>
@@ -5219,6 +5273,286 @@
     </w:p>
     <w:p>
       <w:pPr>
+        <w:pStyle w:val="ListParagraph"/>
+        <w:jc w:val="both"/>
+        <w:rPr>
+          <w:sz w:val="24"/>
+          <w:szCs w:val="24"/>
+        </w:rPr>
+      </w:pPr>
+    </w:p>
+    <w:p>
+      <w:pPr>
+        <w:pStyle w:val="ListParagraph"/>
+        <w:jc w:val="both"/>
+        <w:rPr>
+          <w:sz w:val="24"/>
+          <w:szCs w:val="24"/>
+        </w:rPr>
+      </w:pPr>
+    </w:p>
+    <w:p>
+      <w:pPr>
+        <w:pStyle w:val="ListParagraph"/>
+        <w:jc w:val="both"/>
+        <w:rPr>
+          <w:sz w:val="24"/>
+          <w:szCs w:val="24"/>
+        </w:rPr>
+      </w:pPr>
+    </w:p>
+    <w:p>
+      <w:pPr>
+        <w:pStyle w:val="ListParagraph"/>
+        <w:jc w:val="both"/>
+        <w:rPr>
+          <w:sz w:val="24"/>
+          <w:szCs w:val="24"/>
+        </w:rPr>
+      </w:pPr>
+    </w:p>
+    <w:p>
+      <w:pPr>
+        <w:pStyle w:val="ListParagraph"/>
+        <w:jc w:val="both"/>
+        <w:rPr>
+          <w:sz w:val="24"/>
+          <w:szCs w:val="24"/>
+        </w:rPr>
+      </w:pPr>
+    </w:p>
+    <w:p>
+      <w:pPr>
+        <w:pStyle w:val="ListParagraph"/>
+        <w:jc w:val="both"/>
+        <w:rPr>
+          <w:sz w:val="24"/>
+          <w:szCs w:val="24"/>
+        </w:rPr>
+      </w:pPr>
+    </w:p>
+    <w:p>
+      <w:pPr>
+        <w:pStyle w:val="ListParagraph"/>
+        <w:jc w:val="both"/>
+        <w:rPr>
+          <w:sz w:val="24"/>
+          <w:szCs w:val="24"/>
+        </w:rPr>
+      </w:pPr>
+    </w:p>
+    <w:p>
+      <w:pPr>
+        <w:pStyle w:val="ListParagraph"/>
+        <w:jc w:val="both"/>
+        <w:rPr>
+          <w:sz w:val="24"/>
+          <w:szCs w:val="24"/>
+        </w:rPr>
+      </w:pPr>
+    </w:p>
+    <w:p>
+      <w:pPr>
+        <w:pStyle w:val="ListParagraph"/>
+        <w:jc w:val="both"/>
+        <w:rPr>
+          <w:sz w:val="24"/>
+          <w:szCs w:val="24"/>
+        </w:rPr>
+      </w:pPr>
+    </w:p>
+    <w:p>
+      <w:pPr>
+        <w:pStyle w:val="ListParagraph"/>
+        <w:jc w:val="both"/>
+        <w:rPr>
+          <w:sz w:val="24"/>
+          <w:szCs w:val="24"/>
+        </w:rPr>
+      </w:pPr>
+    </w:p>
+    <w:p>
+      <w:pPr>
+        <w:pStyle w:val="ListParagraph"/>
+        <w:jc w:val="both"/>
+        <w:rPr>
+          <w:sz w:val="24"/>
+          <w:szCs w:val="24"/>
+        </w:rPr>
+      </w:pPr>
+    </w:p>
+    <w:p>
+      <w:pPr>
+        <w:pStyle w:val="ListParagraph"/>
+        <w:jc w:val="both"/>
+        <w:rPr>
+          <w:sz w:val="24"/>
+          <w:szCs w:val="24"/>
+        </w:rPr>
+      </w:pPr>
+    </w:p>
+    <w:p>
+      <w:pPr>
+        <w:pStyle w:val="ListParagraph"/>
+        <w:jc w:val="both"/>
+        <w:rPr>
+          <w:sz w:val="24"/>
+          <w:szCs w:val="24"/>
+        </w:rPr>
+      </w:pPr>
+    </w:p>
+    <w:p>
+      <w:pPr>
+        <w:pStyle w:val="ListParagraph"/>
+        <w:jc w:val="both"/>
+        <w:rPr>
+          <w:sz w:val="24"/>
+          <w:szCs w:val="24"/>
+        </w:rPr>
+      </w:pPr>
+    </w:p>
+    <w:p>
+      <w:pPr>
+        <w:pStyle w:val="ListParagraph"/>
+        <w:jc w:val="both"/>
+        <w:rPr>
+          <w:sz w:val="24"/>
+          <w:szCs w:val="24"/>
+        </w:rPr>
+      </w:pPr>
+    </w:p>
+    <w:p>
+      <w:pPr>
+        <w:pStyle w:val="ListParagraph"/>
+        <w:jc w:val="both"/>
+        <w:rPr>
+          <w:sz w:val="24"/>
+          <w:szCs w:val="24"/>
+        </w:rPr>
+      </w:pPr>
+    </w:p>
+    <w:p>
+      <w:pPr>
+        <w:pStyle w:val="ListParagraph"/>
+        <w:jc w:val="both"/>
+        <w:rPr>
+          <w:sz w:val="24"/>
+          <w:szCs w:val="24"/>
+        </w:rPr>
+      </w:pPr>
+    </w:p>
+    <w:p>
+      <w:pPr>
+        <w:pStyle w:val="ListParagraph"/>
+        <w:jc w:val="both"/>
+        <w:rPr>
+          <w:sz w:val="24"/>
+          <w:szCs w:val="24"/>
+        </w:rPr>
+      </w:pPr>
+    </w:p>
+    <w:p>
+      <w:pPr>
+        <w:pStyle w:val="ListParagraph"/>
+        <w:jc w:val="both"/>
+        <w:rPr>
+          <w:sz w:val="24"/>
+          <w:szCs w:val="24"/>
+        </w:rPr>
+      </w:pPr>
+    </w:p>
+    <w:p>
+      <w:pPr>
+        <w:pStyle w:val="ListParagraph"/>
+        <w:jc w:val="both"/>
+        <w:rPr>
+          <w:sz w:val="24"/>
+          <w:szCs w:val="24"/>
+        </w:rPr>
+      </w:pPr>
+    </w:p>
+    <w:p>
+      <w:pPr>
+        <w:pStyle w:val="ListParagraph"/>
+        <w:jc w:val="both"/>
+        <w:rPr>
+          <w:sz w:val="24"/>
+          <w:szCs w:val="24"/>
+        </w:rPr>
+      </w:pPr>
+    </w:p>
+    <w:p>
+      <w:pPr>
+        <w:pStyle w:val="ListParagraph"/>
+        <w:jc w:val="both"/>
+        <w:rPr>
+          <w:sz w:val="24"/>
+          <w:szCs w:val="24"/>
+        </w:rPr>
+      </w:pPr>
+    </w:p>
+    <w:p>
+      <w:pPr>
+        <w:pStyle w:val="ListParagraph"/>
+        <w:jc w:val="both"/>
+        <w:rPr>
+          <w:sz w:val="24"/>
+          <w:szCs w:val="24"/>
+        </w:rPr>
+      </w:pPr>
+    </w:p>
+    <w:p>
+      <w:pPr>
+        <w:pStyle w:val="ListParagraph"/>
+        <w:jc w:val="both"/>
+        <w:rPr>
+          <w:sz w:val="24"/>
+          <w:szCs w:val="24"/>
+        </w:rPr>
+      </w:pPr>
+    </w:p>
+    <w:p>
+      <w:pPr>
+        <w:pStyle w:val="ListParagraph"/>
+        <w:jc w:val="both"/>
+        <w:rPr>
+          <w:sz w:val="24"/>
+          <w:szCs w:val="24"/>
+        </w:rPr>
+      </w:pPr>
+    </w:p>
+    <w:p>
+      <w:pPr>
+        <w:pStyle w:val="ListParagraph"/>
+        <w:jc w:val="both"/>
+        <w:rPr>
+          <w:sz w:val="24"/>
+          <w:szCs w:val="24"/>
+        </w:rPr>
+      </w:pPr>
+    </w:p>
+    <w:p>
+      <w:pPr>
+        <w:pStyle w:val="ListParagraph"/>
+        <w:jc w:val="both"/>
+        <w:rPr>
+          <w:sz w:val="24"/>
+          <w:szCs w:val="24"/>
+        </w:rPr>
+      </w:pPr>
+    </w:p>
+    <w:p>
+      <w:pPr>
+        <w:pStyle w:val="ListParagraph"/>
+        <w:jc w:val="both"/>
+        <w:rPr>
+          <w:sz w:val="24"/>
+          <w:szCs w:val="24"/>
+        </w:rPr>
+      </w:pPr>
+    </w:p>
+    <w:p>
+      <w:pPr>
         <w:jc w:val="both"/>
         <w:rPr>
           <w:sz w:val="44"/>
@@ -5232,6 +5566,7 @@
           <w:szCs w:val="44"/>
           <w:u w:val="single"/>
         </w:rPr>
+        <w:lastRenderedPageBreak/>
         <w:t>Lab 10</w:t>
       </w:r>
     </w:p>
@@ -5251,21 +5586,16 @@
         <w:rPr>
           <w:sz w:val="28"/>
           <w:szCs w:val="28"/>
+          <w:u w:val="single"/>
         </w:rPr>
       </w:pPr>
       <w:r>
         <w:rPr>
           <w:sz w:val="28"/>
           <w:szCs w:val="28"/>
-        </w:rPr>
-        <w:t xml:space="preserve">Notebook 1: - </w:t>
-      </w:r>
-      <w:r>
-        <w:rPr>
-          <w:sz w:val="28"/>
-          <w:szCs w:val="28"/>
-        </w:rPr>
-        <w:t xml:space="preserve">Week-10__Simple_Autoendoder_std_2025 </w:t>
+          <w:u w:val="single"/>
+        </w:rPr>
+        <w:t xml:space="preserve">Notebook 1: - Week-10__Simple_Autoendoder_std_2025 </w:t>
       </w:r>
     </w:p>
     <w:p>
@@ -5319,6 +5649,7 @@
       </w:pPr>
       <w:r>
         <w:rPr>
+          <w:noProof/>
           <w:sz w:val="28"/>
           <w:szCs w:val="28"/>
         </w:rPr>
@@ -5411,9 +5742,11 @@
       </w:pPr>
       <w:r>
         <w:rPr>
+          <w:noProof/>
           <w:sz w:val="28"/>
           <w:szCs w:val="28"/>
         </w:rPr>
+        <w:lastRenderedPageBreak/>
         <w:drawing>
           <wp:inline distT="0" distB="0" distL="0" distR="0" wp14:anchorId="7571CF90" wp14:editId="6265E8E5">
             <wp:extent cx="5731510" cy="3380105"/>
@@ -5502,6 +5835,7 @@
       </w:pPr>
       <w:r>
         <w:rPr>
+          <w:noProof/>
           <w:sz w:val="28"/>
           <w:szCs w:val="28"/>
         </w:rPr>
@@ -5576,6 +5910,482 @@
       <w:pPr>
         <w:jc w:val="both"/>
         <w:rPr>
+          <w:sz w:val="28"/>
+          <w:szCs w:val="28"/>
+          <w:u w:val="single"/>
+        </w:rPr>
+      </w:pPr>
+      <w:r>
+        <w:rPr>
+          <w:sz w:val="28"/>
+          <w:szCs w:val="28"/>
+          <w:u w:val="single"/>
+        </w:rPr>
+        <w:lastRenderedPageBreak/>
+        <w:t xml:space="preserve">Notebook </w:t>
+      </w:r>
+      <w:r>
+        <w:rPr>
+          <w:sz w:val="28"/>
+          <w:szCs w:val="28"/>
+          <w:u w:val="single"/>
+        </w:rPr>
+        <w:t>2</w:t>
+      </w:r>
+      <w:r>
+        <w:rPr>
+          <w:sz w:val="28"/>
+          <w:szCs w:val="28"/>
+          <w:u w:val="single"/>
+        </w:rPr>
+        <w:t>: - Week-10_CNN_autoencoder_std_2025</w:t>
+      </w:r>
+    </w:p>
+    <w:p>
+      <w:pPr>
+        <w:jc w:val="both"/>
+        <w:rPr>
+          <w:sz w:val="28"/>
+          <w:szCs w:val="28"/>
+        </w:rPr>
+      </w:pPr>
+    </w:p>
+    <w:p>
+      <w:pPr>
+        <w:pStyle w:val="ListParagraph"/>
+        <w:numPr>
+          <w:ilvl w:val="0"/>
+          <w:numId w:val="9"/>
+        </w:numPr>
+        <w:jc w:val="both"/>
+        <w:rPr>
+          <w:sz w:val="28"/>
+          <w:szCs w:val="28"/>
+        </w:rPr>
+      </w:pPr>
+      <w:r>
+        <w:rPr>
+          <w:sz w:val="28"/>
+          <w:szCs w:val="28"/>
+        </w:rPr>
+        <w:t xml:space="preserve">  Autoencoder summary</w:t>
+      </w:r>
+    </w:p>
+    <w:p>
+      <w:pPr>
+        <w:pStyle w:val="ListParagraph"/>
+        <w:jc w:val="both"/>
+        <w:rPr>
+          <w:sz w:val="28"/>
+          <w:szCs w:val="28"/>
+        </w:rPr>
+      </w:pPr>
+    </w:p>
+    <w:p>
+      <w:pPr>
+        <w:pStyle w:val="ListParagraph"/>
+        <w:jc w:val="both"/>
+        <w:rPr>
+          <w:sz w:val="28"/>
+          <w:szCs w:val="28"/>
+        </w:rPr>
+      </w:pPr>
+      <w:r>
+        <w:rPr>
+          <w:sz w:val="28"/>
+          <w:szCs w:val="28"/>
+        </w:rPr>
+        <w:drawing>
+          <wp:inline distT="0" distB="0" distL="0" distR="0" wp14:anchorId="6F1868C5" wp14:editId="76F2227C">
+            <wp:extent cx="5731510" cy="2886075"/>
+            <wp:effectExtent l="0" t="0" r="2540" b="9525"/>
+            <wp:docPr id="551359503" name="Picture 1"/>
+            <wp:cNvGraphicFramePr>
+              <a:graphicFrameLocks xmlns:a="http://schemas.openxmlformats.org/drawingml/2006/main" noChangeAspect="1"/>
+            </wp:cNvGraphicFramePr>
+            <a:graphic xmlns:a="http://schemas.openxmlformats.org/drawingml/2006/main">
+              <a:graphicData uri="http://schemas.openxmlformats.org/drawingml/2006/picture">
+                <pic:pic xmlns:pic="http://schemas.openxmlformats.org/drawingml/2006/picture">
+                  <pic:nvPicPr>
+                    <pic:cNvPr id="551359503" name=""/>
+                    <pic:cNvPicPr/>
+                  </pic:nvPicPr>
+                  <pic:blipFill>
+                    <a:blip r:embed="rId22"/>
+                    <a:stretch>
+                      <a:fillRect/>
+                    </a:stretch>
+                  </pic:blipFill>
+                  <pic:spPr>
+                    <a:xfrm>
+                      <a:off x="0" y="0"/>
+                      <a:ext cx="5731510" cy="2886075"/>
+                    </a:xfrm>
+                    <a:prstGeom prst="rect">
+                      <a:avLst/>
+                    </a:prstGeom>
+                  </pic:spPr>
+                </pic:pic>
+              </a:graphicData>
+            </a:graphic>
+          </wp:inline>
+        </w:drawing>
+      </w:r>
+    </w:p>
+    <w:p>
+      <w:pPr>
+        <w:jc w:val="both"/>
+        <w:rPr>
+          <w:sz w:val="28"/>
+          <w:szCs w:val="28"/>
+        </w:rPr>
+      </w:pPr>
+    </w:p>
+    <w:p>
+      <w:pPr>
+        <w:pStyle w:val="ListParagraph"/>
+        <w:numPr>
+          <w:ilvl w:val="0"/>
+          <w:numId w:val="9"/>
+        </w:numPr>
+        <w:jc w:val="both"/>
+        <w:rPr>
+          <w:sz w:val="28"/>
+          <w:szCs w:val="28"/>
+        </w:rPr>
+      </w:pPr>
+      <w:r>
+        <w:rPr>
+          <w:sz w:val="28"/>
+          <w:szCs w:val="28"/>
+        </w:rPr>
+        <w:t xml:space="preserve">  </w:t>
+      </w:r>
+      <w:r>
+        <w:rPr>
+          <w:sz w:val="28"/>
+          <w:szCs w:val="28"/>
+        </w:rPr>
+        <w:t>autoencoder. Fit</w:t>
+      </w:r>
+      <w:r>
+        <w:rPr>
+          <w:sz w:val="28"/>
+          <w:szCs w:val="28"/>
+        </w:rPr>
+        <w:t>()</w:t>
+      </w:r>
+      <w:r>
+        <w:rPr>
+          <w:sz w:val="28"/>
+          <w:szCs w:val="28"/>
+        </w:rPr>
+        <w:t xml:space="preserve"> code </w:t>
+      </w:r>
+    </w:p>
+    <w:p>
+      <w:pPr>
+        <w:pStyle w:val="ListParagraph"/>
+        <w:jc w:val="both"/>
+        <w:rPr>
+          <w:sz w:val="28"/>
+          <w:szCs w:val="28"/>
+        </w:rPr>
+      </w:pPr>
+    </w:p>
+    <w:p>
+      <w:pPr>
+        <w:pStyle w:val="ListParagraph"/>
+        <w:jc w:val="both"/>
+        <w:rPr>
+          <w:sz w:val="28"/>
+          <w:szCs w:val="28"/>
+        </w:rPr>
+      </w:pPr>
+      <w:r>
+        <w:rPr>
+          <w:sz w:val="28"/>
+          <w:szCs w:val="28"/>
+        </w:rPr>
+        <w:drawing>
+          <wp:inline distT="0" distB="0" distL="0" distR="0" wp14:anchorId="7E96A410" wp14:editId="7DD313CF">
+            <wp:extent cx="5731510" cy="1327785"/>
+            <wp:effectExtent l="0" t="0" r="2540" b="5715"/>
+            <wp:docPr id="1416747453" name="Picture 1"/>
+            <wp:cNvGraphicFramePr>
+              <a:graphicFrameLocks xmlns:a="http://schemas.openxmlformats.org/drawingml/2006/main" noChangeAspect="1"/>
+            </wp:cNvGraphicFramePr>
+            <a:graphic xmlns:a="http://schemas.openxmlformats.org/drawingml/2006/main">
+              <a:graphicData uri="http://schemas.openxmlformats.org/drawingml/2006/picture">
+                <pic:pic xmlns:pic="http://schemas.openxmlformats.org/drawingml/2006/picture">
+                  <pic:nvPicPr>
+                    <pic:cNvPr id="1416747453" name=""/>
+                    <pic:cNvPicPr/>
+                  </pic:nvPicPr>
+                  <pic:blipFill>
+                    <a:blip r:embed="rId23"/>
+                    <a:stretch>
+                      <a:fillRect/>
+                    </a:stretch>
+                  </pic:blipFill>
+                  <pic:spPr>
+                    <a:xfrm>
+                      <a:off x="0" y="0"/>
+                      <a:ext cx="5731510" cy="1327785"/>
+                    </a:xfrm>
+                    <a:prstGeom prst="rect">
+                      <a:avLst/>
+                    </a:prstGeom>
+                  </pic:spPr>
+                </pic:pic>
+              </a:graphicData>
+            </a:graphic>
+          </wp:inline>
+        </w:drawing>
+      </w:r>
+    </w:p>
+    <w:p>
+      <w:pPr>
+        <w:jc w:val="both"/>
+        <w:rPr>
+          <w:sz w:val="28"/>
+          <w:szCs w:val="28"/>
+        </w:rPr>
+      </w:pPr>
+    </w:p>
+    <w:p>
+      <w:pPr>
+        <w:pStyle w:val="ListParagraph"/>
+        <w:numPr>
+          <w:ilvl w:val="0"/>
+          <w:numId w:val="9"/>
+        </w:numPr>
+        <w:jc w:val="both"/>
+        <w:rPr>
+          <w:sz w:val="28"/>
+          <w:szCs w:val="28"/>
+        </w:rPr>
+      </w:pPr>
+      <w:r>
+        <w:rPr>
+          <w:sz w:val="28"/>
+          <w:szCs w:val="28"/>
+        </w:rPr>
+        <w:t>The accuracy detailed graph</w:t>
+      </w:r>
+    </w:p>
+    <w:p>
+      <w:pPr>
+        <w:pStyle w:val="ListParagraph"/>
+        <w:jc w:val="both"/>
+        <w:rPr>
+          <w:sz w:val="28"/>
+          <w:szCs w:val="28"/>
+        </w:rPr>
+      </w:pPr>
+    </w:p>
+    <w:p>
+      <w:pPr>
+        <w:pStyle w:val="ListParagraph"/>
+        <w:jc w:val="both"/>
+        <w:rPr>
+          <w:sz w:val="28"/>
+          <w:szCs w:val="28"/>
+        </w:rPr>
+      </w:pPr>
+      <w:r>
+        <w:rPr>
+          <w:noProof/>
+        </w:rPr>
+        <w:lastRenderedPageBreak/>
+        <w:drawing>
+          <wp:inline distT="0" distB="0" distL="0" distR="0" wp14:anchorId="37621F07" wp14:editId="1CC63A5D">
+            <wp:extent cx="5731510" cy="2869565"/>
+            <wp:effectExtent l="0" t="0" r="2540" b="6985"/>
+            <wp:docPr id="729729691" name="Picture 2"/>
+            <wp:cNvGraphicFramePr>
+              <a:graphicFrameLocks xmlns:a="http://schemas.openxmlformats.org/drawingml/2006/main" noChangeAspect="1"/>
+            </wp:cNvGraphicFramePr>
+            <a:graphic xmlns:a="http://schemas.openxmlformats.org/drawingml/2006/main">
+              <a:graphicData uri="http://schemas.openxmlformats.org/drawingml/2006/picture">
+                <pic:pic xmlns:pic="http://schemas.openxmlformats.org/drawingml/2006/picture">
+                  <pic:nvPicPr>
+                    <pic:cNvPr id="0" name="Picture 2"/>
+                    <pic:cNvPicPr>
+                      <a:picLocks noChangeAspect="1" noChangeArrowheads="1"/>
+                    </pic:cNvPicPr>
+                  </pic:nvPicPr>
+                  <pic:blipFill>
+                    <a:blip r:embed="rId24">
+                      <a:extLst>
+                        <a:ext uri="{28A0092B-C50C-407E-A947-70E740481C1C}">
+                          <a14:useLocalDpi xmlns:a14="http://schemas.microsoft.com/office/drawing/2010/main" val="0"/>
+                        </a:ext>
+                      </a:extLst>
+                    </a:blip>
+                    <a:srcRect/>
+                    <a:stretch>
+                      <a:fillRect/>
+                    </a:stretch>
+                  </pic:blipFill>
+                  <pic:spPr bwMode="auto">
+                    <a:xfrm>
+                      <a:off x="0" y="0"/>
+                      <a:ext cx="5731510" cy="2869565"/>
+                    </a:xfrm>
+                    <a:prstGeom prst="rect">
+                      <a:avLst/>
+                    </a:prstGeom>
+                    <a:noFill/>
+                    <a:ln>
+                      <a:noFill/>
+                    </a:ln>
+                  </pic:spPr>
+                </pic:pic>
+              </a:graphicData>
+            </a:graphic>
+          </wp:inline>
+        </w:drawing>
+      </w:r>
+    </w:p>
+    <w:p>
+      <w:pPr>
+        <w:pStyle w:val="ListParagraph"/>
+        <w:jc w:val="both"/>
+        <w:rPr>
+          <w:sz w:val="28"/>
+          <w:szCs w:val="28"/>
+        </w:rPr>
+      </w:pPr>
+    </w:p>
+    <w:p>
+      <w:pPr>
+        <w:pStyle w:val="ListParagraph"/>
+        <w:numPr>
+          <w:ilvl w:val="0"/>
+          <w:numId w:val="9"/>
+        </w:numPr>
+        <w:jc w:val="both"/>
+        <w:rPr>
+          <w:sz w:val="28"/>
+          <w:szCs w:val="28"/>
+        </w:rPr>
+      </w:pPr>
+      <w:r>
+        <w:rPr>
+          <w:sz w:val="28"/>
+          <w:szCs w:val="28"/>
+        </w:rPr>
+        <w:t>The customized decoded images</w:t>
+      </w:r>
+    </w:p>
+    <w:p>
+      <w:pPr>
+        <w:pStyle w:val="ListParagraph"/>
+        <w:jc w:val="both"/>
+        <w:rPr>
+          <w:sz w:val="28"/>
+          <w:szCs w:val="28"/>
+        </w:rPr>
+      </w:pPr>
+    </w:p>
+    <w:p>
+      <w:pPr>
+        <w:pStyle w:val="ListParagraph"/>
+        <w:jc w:val="both"/>
+        <w:rPr>
+          <w:sz w:val="28"/>
+          <w:szCs w:val="28"/>
+        </w:rPr>
+      </w:pPr>
+      <w:r>
+        <w:rPr>
+          <w:noProof/>
+        </w:rPr>
+        <w:drawing>
+          <wp:inline distT="0" distB="0" distL="0" distR="0" wp14:anchorId="415D9CE1" wp14:editId="141A492C">
+            <wp:extent cx="5731510" cy="1266825"/>
+            <wp:effectExtent l="0" t="0" r="2540" b="9525"/>
+            <wp:docPr id="1455561053" name="Picture 3"/>
+            <wp:cNvGraphicFramePr>
+              <a:graphicFrameLocks xmlns:a="http://schemas.openxmlformats.org/drawingml/2006/main" noChangeAspect="1"/>
+            </wp:cNvGraphicFramePr>
+            <a:graphic xmlns:a="http://schemas.openxmlformats.org/drawingml/2006/main">
+              <a:graphicData uri="http://schemas.openxmlformats.org/drawingml/2006/picture">
+                <pic:pic xmlns:pic="http://schemas.openxmlformats.org/drawingml/2006/picture">
+                  <pic:nvPicPr>
+                    <pic:cNvPr id="0" name="Picture 4"/>
+                    <pic:cNvPicPr>
+                      <a:picLocks noChangeAspect="1" noChangeArrowheads="1"/>
+                    </pic:cNvPicPr>
+                  </pic:nvPicPr>
+                  <pic:blipFill>
+                    <a:blip r:embed="rId25" cstate="print">
+                      <a:extLst>
+                        <a:ext uri="{28A0092B-C50C-407E-A947-70E740481C1C}">
+                          <a14:useLocalDpi xmlns:a14="http://schemas.microsoft.com/office/drawing/2010/main" val="0"/>
+                        </a:ext>
+                      </a:extLst>
+                    </a:blip>
+                    <a:srcRect/>
+                    <a:stretch>
+                      <a:fillRect/>
+                    </a:stretch>
+                  </pic:blipFill>
+                  <pic:spPr bwMode="auto">
+                    <a:xfrm>
+                      <a:off x="0" y="0"/>
+                      <a:ext cx="5731510" cy="1266825"/>
+                    </a:xfrm>
+                    <a:prstGeom prst="rect">
+                      <a:avLst/>
+                    </a:prstGeom>
+                    <a:noFill/>
+                    <a:ln>
+                      <a:noFill/>
+                    </a:ln>
+                  </pic:spPr>
+                </pic:pic>
+              </a:graphicData>
+            </a:graphic>
+          </wp:inline>
+        </w:drawing>
+      </w:r>
+    </w:p>
+    <w:p>
+      <w:pPr>
+        <w:pStyle w:val="ListParagraph"/>
+        <w:jc w:val="both"/>
+        <w:rPr>
+          <w:sz w:val="28"/>
+          <w:szCs w:val="28"/>
+        </w:rPr>
+      </w:pPr>
+    </w:p>
+    <w:p>
+      <w:pPr>
+        <w:jc w:val="both"/>
+        <w:rPr>
+          <w:sz w:val="44"/>
+          <w:szCs w:val="44"/>
+          <w:u w:val="single"/>
+        </w:rPr>
+      </w:pPr>
+    </w:p>
+    <w:p>
+      <w:pPr>
+        <w:jc w:val="both"/>
+        <w:rPr>
+          <w:sz w:val="44"/>
+          <w:szCs w:val="44"/>
+          <w:u w:val="single"/>
+        </w:rPr>
+      </w:pPr>
+    </w:p>
+    <w:p>
+      <w:pPr>
+        <w:jc w:val="both"/>
+        <w:rPr>
           <w:sz w:val="44"/>
           <w:szCs w:val="44"/>
           <w:u w:val="single"/>
@@ -5789,9 +6599,9 @@
     </w:lvl>
   </w:abstractNum>
   <w:abstractNum w:abstractNumId="1" w15:restartNumberingAfterBreak="0">
-    <w:nsid w:val="313E601F"/>
+    <w:nsid w:val="13886CED"/>
     <w:multiLevelType w:val="hybridMultilevel"/>
-    <w:tmpl w:val="BD389610"/>
+    <w:tmpl w:val="46D0FEE2"/>
     <w:lvl w:ilvl="0" w:tplc="0809000F">
       <w:start w:val="1"/>
       <w:numFmt w:val="decimal"/>
@@ -5878,9 +6688,9 @@
     </w:lvl>
   </w:abstractNum>
   <w:abstractNum w:abstractNumId="2" w15:restartNumberingAfterBreak="0">
-    <w:nsid w:val="57D541CF"/>
+    <w:nsid w:val="313E601F"/>
     <w:multiLevelType w:val="hybridMultilevel"/>
-    <w:tmpl w:val="913880B0"/>
+    <w:tmpl w:val="BD389610"/>
     <w:lvl w:ilvl="0" w:tplc="0809000F">
       <w:start w:val="1"/>
       <w:numFmt w:val="decimal"/>
@@ -5967,9 +6777,9 @@
     </w:lvl>
   </w:abstractNum>
   <w:abstractNum w:abstractNumId="3" w15:restartNumberingAfterBreak="0">
-    <w:nsid w:val="70DA39CB"/>
+    <w:nsid w:val="4BAD5ECD"/>
     <w:multiLevelType w:val="hybridMultilevel"/>
-    <w:tmpl w:val="1846B662"/>
+    <w:tmpl w:val="6D7A8378"/>
     <w:lvl w:ilvl="0" w:tplc="0809000F">
       <w:start w:val="1"/>
       <w:numFmt w:val="decimal"/>
@@ -6056,9 +6866,9 @@
     </w:lvl>
   </w:abstractNum>
   <w:abstractNum w:abstractNumId="4" w15:restartNumberingAfterBreak="0">
-    <w:nsid w:val="73D459CA"/>
+    <w:nsid w:val="57D541CF"/>
     <w:multiLevelType w:val="hybridMultilevel"/>
-    <w:tmpl w:val="3AE831AA"/>
+    <w:tmpl w:val="913880B0"/>
     <w:lvl w:ilvl="0" w:tplc="0809000F">
       <w:start w:val="1"/>
       <w:numFmt w:val="decimal"/>
@@ -6145,9 +6955,9 @@
     </w:lvl>
   </w:abstractNum>
   <w:abstractNum w:abstractNumId="5" w15:restartNumberingAfterBreak="0">
-    <w:nsid w:val="7E6D6DFA"/>
+    <w:nsid w:val="70DA39CB"/>
     <w:multiLevelType w:val="hybridMultilevel"/>
-    <w:tmpl w:val="0284BBA2"/>
+    <w:tmpl w:val="1846B662"/>
     <w:lvl w:ilvl="0" w:tplc="0809000F">
       <w:start w:val="1"/>
       <w:numFmt w:val="decimal"/>
@@ -6234,9 +7044,9 @@
     </w:lvl>
   </w:abstractNum>
   <w:abstractNum w:abstractNumId="6" w15:restartNumberingAfterBreak="0">
-    <w:nsid w:val="7F582DAA"/>
+    <w:nsid w:val="73D459CA"/>
     <w:multiLevelType w:val="hybridMultilevel"/>
-    <w:tmpl w:val="9BA6BDCC"/>
+    <w:tmpl w:val="3AE831AA"/>
     <w:lvl w:ilvl="0" w:tplc="0809000F">
       <w:start w:val="1"/>
       <w:numFmt w:val="decimal"/>
@@ -6322,26 +7132,210 @@
       </w:pPr>
     </w:lvl>
   </w:abstractNum>
+  <w:abstractNum w:abstractNumId="7" w15:restartNumberingAfterBreak="0">
+    <w:nsid w:val="7E6D6DFA"/>
+    <w:multiLevelType w:val="hybridMultilevel"/>
+    <w:tmpl w:val="0284BBA2"/>
+    <w:lvl w:ilvl="0" w:tplc="0809000F">
+      <w:start w:val="1"/>
+      <w:numFmt w:val="decimal"/>
+      <w:lvlText w:val="%1."/>
+      <w:lvlJc w:val="left"/>
+      <w:pPr>
+        <w:ind w:left="720" w:hanging="360"/>
+      </w:pPr>
+      <w:rPr>
+        <w:rFonts w:hint="default"/>
+      </w:rPr>
+    </w:lvl>
+    <w:lvl w:ilvl="1" w:tplc="08090019" w:tentative="1">
+      <w:start w:val="1"/>
+      <w:numFmt w:val="lowerLetter"/>
+      <w:lvlText w:val="%2."/>
+      <w:lvlJc w:val="left"/>
+      <w:pPr>
+        <w:ind w:left="1440" w:hanging="360"/>
+      </w:pPr>
+    </w:lvl>
+    <w:lvl w:ilvl="2" w:tplc="0809001B" w:tentative="1">
+      <w:start w:val="1"/>
+      <w:numFmt w:val="lowerRoman"/>
+      <w:lvlText w:val="%3."/>
+      <w:lvlJc w:val="right"/>
+      <w:pPr>
+        <w:ind w:left="2160" w:hanging="180"/>
+      </w:pPr>
+    </w:lvl>
+    <w:lvl w:ilvl="3" w:tplc="0809000F" w:tentative="1">
+      <w:start w:val="1"/>
+      <w:numFmt w:val="decimal"/>
+      <w:lvlText w:val="%4."/>
+      <w:lvlJc w:val="left"/>
+      <w:pPr>
+        <w:ind w:left="2880" w:hanging="360"/>
+      </w:pPr>
+    </w:lvl>
+    <w:lvl w:ilvl="4" w:tplc="08090019" w:tentative="1">
+      <w:start w:val="1"/>
+      <w:numFmt w:val="lowerLetter"/>
+      <w:lvlText w:val="%5."/>
+      <w:lvlJc w:val="left"/>
+      <w:pPr>
+        <w:ind w:left="3600" w:hanging="360"/>
+      </w:pPr>
+    </w:lvl>
+    <w:lvl w:ilvl="5" w:tplc="0809001B" w:tentative="1">
+      <w:start w:val="1"/>
+      <w:numFmt w:val="lowerRoman"/>
+      <w:lvlText w:val="%6."/>
+      <w:lvlJc w:val="right"/>
+      <w:pPr>
+        <w:ind w:left="4320" w:hanging="180"/>
+      </w:pPr>
+    </w:lvl>
+    <w:lvl w:ilvl="6" w:tplc="0809000F" w:tentative="1">
+      <w:start w:val="1"/>
+      <w:numFmt w:val="decimal"/>
+      <w:lvlText w:val="%7."/>
+      <w:lvlJc w:val="left"/>
+      <w:pPr>
+        <w:ind w:left="5040" w:hanging="360"/>
+      </w:pPr>
+    </w:lvl>
+    <w:lvl w:ilvl="7" w:tplc="08090019" w:tentative="1">
+      <w:start w:val="1"/>
+      <w:numFmt w:val="lowerLetter"/>
+      <w:lvlText w:val="%8."/>
+      <w:lvlJc w:val="left"/>
+      <w:pPr>
+        <w:ind w:left="5760" w:hanging="360"/>
+      </w:pPr>
+    </w:lvl>
+    <w:lvl w:ilvl="8" w:tplc="0809001B" w:tentative="1">
+      <w:start w:val="1"/>
+      <w:numFmt w:val="lowerRoman"/>
+      <w:lvlText w:val="%9."/>
+      <w:lvlJc w:val="right"/>
+      <w:pPr>
+        <w:ind w:left="6480" w:hanging="180"/>
+      </w:pPr>
+    </w:lvl>
+  </w:abstractNum>
+  <w:abstractNum w:abstractNumId="8" w15:restartNumberingAfterBreak="0">
+    <w:nsid w:val="7F582DAA"/>
+    <w:multiLevelType w:val="hybridMultilevel"/>
+    <w:tmpl w:val="9BA6BDCC"/>
+    <w:lvl w:ilvl="0" w:tplc="0809000F">
+      <w:start w:val="1"/>
+      <w:numFmt w:val="decimal"/>
+      <w:lvlText w:val="%1."/>
+      <w:lvlJc w:val="left"/>
+      <w:pPr>
+        <w:ind w:left="720" w:hanging="360"/>
+      </w:pPr>
+      <w:rPr>
+        <w:rFonts w:hint="default"/>
+      </w:rPr>
+    </w:lvl>
+    <w:lvl w:ilvl="1" w:tplc="08090019" w:tentative="1">
+      <w:start w:val="1"/>
+      <w:numFmt w:val="lowerLetter"/>
+      <w:lvlText w:val="%2."/>
+      <w:lvlJc w:val="left"/>
+      <w:pPr>
+        <w:ind w:left="1440" w:hanging="360"/>
+      </w:pPr>
+    </w:lvl>
+    <w:lvl w:ilvl="2" w:tplc="0809001B" w:tentative="1">
+      <w:start w:val="1"/>
+      <w:numFmt w:val="lowerRoman"/>
+      <w:lvlText w:val="%3."/>
+      <w:lvlJc w:val="right"/>
+      <w:pPr>
+        <w:ind w:left="2160" w:hanging="180"/>
+      </w:pPr>
+    </w:lvl>
+    <w:lvl w:ilvl="3" w:tplc="0809000F" w:tentative="1">
+      <w:start w:val="1"/>
+      <w:numFmt w:val="decimal"/>
+      <w:lvlText w:val="%4."/>
+      <w:lvlJc w:val="left"/>
+      <w:pPr>
+        <w:ind w:left="2880" w:hanging="360"/>
+      </w:pPr>
+    </w:lvl>
+    <w:lvl w:ilvl="4" w:tplc="08090019" w:tentative="1">
+      <w:start w:val="1"/>
+      <w:numFmt w:val="lowerLetter"/>
+      <w:lvlText w:val="%5."/>
+      <w:lvlJc w:val="left"/>
+      <w:pPr>
+        <w:ind w:left="3600" w:hanging="360"/>
+      </w:pPr>
+    </w:lvl>
+    <w:lvl w:ilvl="5" w:tplc="0809001B" w:tentative="1">
+      <w:start w:val="1"/>
+      <w:numFmt w:val="lowerRoman"/>
+      <w:lvlText w:val="%6."/>
+      <w:lvlJc w:val="right"/>
+      <w:pPr>
+        <w:ind w:left="4320" w:hanging="180"/>
+      </w:pPr>
+    </w:lvl>
+    <w:lvl w:ilvl="6" w:tplc="0809000F" w:tentative="1">
+      <w:start w:val="1"/>
+      <w:numFmt w:val="decimal"/>
+      <w:lvlText w:val="%7."/>
+      <w:lvlJc w:val="left"/>
+      <w:pPr>
+        <w:ind w:left="5040" w:hanging="360"/>
+      </w:pPr>
+    </w:lvl>
+    <w:lvl w:ilvl="7" w:tplc="08090019" w:tentative="1">
+      <w:start w:val="1"/>
+      <w:numFmt w:val="lowerLetter"/>
+      <w:lvlText w:val="%8."/>
+      <w:lvlJc w:val="left"/>
+      <w:pPr>
+        <w:ind w:left="5760" w:hanging="360"/>
+      </w:pPr>
+    </w:lvl>
+    <w:lvl w:ilvl="8" w:tplc="0809001B" w:tentative="1">
+      <w:start w:val="1"/>
+      <w:numFmt w:val="lowerRoman"/>
+      <w:lvlText w:val="%9."/>
+      <w:lvlJc w:val="right"/>
+      <w:pPr>
+        <w:ind w:left="6480" w:hanging="180"/>
+      </w:pPr>
+    </w:lvl>
+  </w:abstractNum>
   <w:num w:numId="1" w16cid:durableId="537739397">
+    <w:abstractNumId w:val="7"/>
+  </w:num>
+  <w:num w:numId="2" w16cid:durableId="2010984536">
+    <w:abstractNumId w:val="8"/>
+  </w:num>
+  <w:num w:numId="3" w16cid:durableId="1053046251">
+    <w:abstractNumId w:val="4"/>
+  </w:num>
+  <w:num w:numId="4" w16cid:durableId="2088382603">
     <w:abstractNumId w:val="5"/>
   </w:num>
-  <w:num w:numId="2" w16cid:durableId="2010984536">
-    <w:abstractNumId w:val="6"/>
-  </w:num>
-  <w:num w:numId="3" w16cid:durableId="1053046251">
+  <w:num w:numId="5" w16cid:durableId="1995066455">
     <w:abstractNumId w:val="2"/>
   </w:num>
-  <w:num w:numId="4" w16cid:durableId="2088382603">
-    <w:abstractNumId w:val="3"/>
-  </w:num>
-  <w:num w:numId="5" w16cid:durableId="1995066455">
-    <w:abstractNumId w:val="1"/>
-  </w:num>
   <w:num w:numId="6" w16cid:durableId="225334775">
-    <w:abstractNumId w:val="4"/>
+    <w:abstractNumId w:val="6"/>
   </w:num>
   <w:num w:numId="7" w16cid:durableId="105513565">
     <w:abstractNumId w:val="0"/>
+  </w:num>
+  <w:num w:numId="8" w16cid:durableId="1933732831">
+    <w:abstractNumId w:val="1"/>
+  </w:num>
+  <w:num w:numId="9" w16cid:durableId="687146478">
+    <w:abstractNumId w:val="3"/>
   </w:num>
 </w:numbering>
 </file>
@@ -6750,7 +7744,6 @@
   <w:style w:type="character" w:default="1" w:styleId="DefaultParagraphFont">
     <w:name w:val="Default Paragraph Font"/>
     <w:uiPriority w:val="1"/>
-    <w:semiHidden/>
     <w:unhideWhenUsed/>
   </w:style>
   <w:style w:type="table" w:default="1" w:styleId="TableNormal">

--- a/LABlogbook_2517680.docx
+++ b/LABlogbook_2517680.docx
@@ -1139,7 +1139,35 @@
           <w:lang w:eastAsia="en-GB"/>
           <w14:ligatures w14:val="none"/>
         </w:rPr>
-        <w:t xml:space="preserve"> Layer (type)                    </w:t>
+        <w:t xml:space="preserve"> Layer (</w:t>
+      </w:r>
+      <w:proofErr w:type="gramStart"/>
+      <w:r>
+        <w:rPr>
+          <w:rFonts w:ascii="Consolas" w:eastAsia="Times New Roman" w:hAnsi="Consolas" w:cs="Courier New"/>
+          <w:b/>
+          <w:bCs/>
+          <w:kern w:val="0"/>
+          <w:sz w:val="20"/>
+          <w:szCs w:val="20"/>
+          <w:lang w:eastAsia="en-GB"/>
+          <w14:ligatures w14:val="none"/>
+        </w:rPr>
+        <w:t xml:space="preserve">type)   </w:t>
+      </w:r>
+      <w:proofErr w:type="gramEnd"/>
+      <w:r>
+        <w:rPr>
+          <w:rFonts w:ascii="Consolas" w:eastAsia="Times New Roman" w:hAnsi="Consolas" w:cs="Courier New"/>
+          <w:b/>
+          <w:bCs/>
+          <w:kern w:val="0"/>
+          <w:sz w:val="20"/>
+          <w:szCs w:val="20"/>
+          <w:lang w:eastAsia="en-GB"/>
+          <w14:ligatures w14:val="none"/>
+        </w:rPr>
+        <w:t xml:space="preserve">                 </w:t>
       </w:r>
       <w:r>
         <w:rPr>
@@ -1290,6 +1318,7 @@
         </w:rPr>
         <w:t>│ flatten_3 (</w:t>
       </w:r>
+      <w:proofErr w:type="gramStart"/>
       <w:r>
         <w:rPr>
           <w:rFonts w:ascii="Consolas" w:eastAsia="Times New Roman" w:hAnsi="Consolas" w:cs="Courier New"/>
@@ -1311,7 +1340,19 @@
           <w:lang w:eastAsia="en-GB"/>
           <w14:ligatures w14:val="none"/>
         </w:rPr>
-        <w:t>)             │ (</w:t>
+        <w:t xml:space="preserve">)   </w:t>
+      </w:r>
+      <w:proofErr w:type="gramEnd"/>
+      <w:r>
+        <w:rPr>
+          <w:rFonts w:ascii="Consolas" w:eastAsia="Times New Roman" w:hAnsi="Consolas" w:cs="Courier New"/>
+          <w:kern w:val="0"/>
+          <w:sz w:val="20"/>
+          <w:szCs w:val="20"/>
+          <w:lang w:eastAsia="en-GB"/>
+          <w14:ligatures w14:val="none"/>
+        </w:rPr>
+        <w:t xml:space="preserve">          │ (</w:t>
       </w:r>
       <w:r>
         <w:rPr>
@@ -1472,6 +1513,7 @@
         </w:rPr>
         <w:t>│ dense_6 (</w:t>
       </w:r>
+      <w:proofErr w:type="gramStart"/>
       <w:r>
         <w:rPr>
           <w:rFonts w:ascii="Consolas" w:eastAsia="Times New Roman" w:hAnsi="Consolas" w:cs="Courier New"/>
@@ -1493,7 +1535,19 @@
           <w:lang w:eastAsia="en-GB"/>
           <w14:ligatures w14:val="none"/>
         </w:rPr>
-        <w:t>)                 │ (</w:t>
+        <w:t xml:space="preserve">)   </w:t>
+      </w:r>
+      <w:proofErr w:type="gramEnd"/>
+      <w:r>
+        <w:rPr>
+          <w:rFonts w:ascii="Consolas" w:eastAsia="Times New Roman" w:hAnsi="Consolas" w:cs="Courier New"/>
+          <w:kern w:val="0"/>
+          <w:sz w:val="20"/>
+          <w:szCs w:val="20"/>
+          <w:lang w:eastAsia="en-GB"/>
+          <w14:ligatures w14:val="none"/>
+        </w:rPr>
+        <w:t xml:space="preserve">              │ (</w:t>
       </w:r>
       <w:r>
         <w:rPr>
@@ -1654,6 +1708,7 @@
         </w:rPr>
         <w:t>│ dense_7 (</w:t>
       </w:r>
+      <w:proofErr w:type="gramStart"/>
       <w:r>
         <w:rPr>
           <w:rFonts w:ascii="Consolas" w:eastAsia="Times New Roman" w:hAnsi="Consolas" w:cs="Courier New"/>
@@ -1675,7 +1730,19 @@
           <w:lang w:eastAsia="en-GB"/>
           <w14:ligatures w14:val="none"/>
         </w:rPr>
-        <w:t>)                 │ (</w:t>
+        <w:t xml:space="preserve">)   </w:t>
+      </w:r>
+      <w:proofErr w:type="gramEnd"/>
+      <w:r>
+        <w:rPr>
+          <w:rFonts w:ascii="Consolas" w:eastAsia="Times New Roman" w:hAnsi="Consolas" w:cs="Courier New"/>
+          <w:kern w:val="0"/>
+          <w:sz w:val="20"/>
+          <w:szCs w:val="20"/>
+          <w:lang w:eastAsia="en-GB"/>
+          <w14:ligatures w14:val="none"/>
+        </w:rPr>
+        <w:t xml:space="preserve">              │ (</w:t>
       </w:r>
       <w:r>
         <w:rPr>
@@ -2301,7 +2368,35 @@
           <w:lang w:eastAsia="en-GB"/>
           <w14:ligatures w14:val="none"/>
         </w:rPr>
-        <w:t xml:space="preserve"> Layer (type)                    </w:t>
+        <w:t xml:space="preserve"> Layer (</w:t>
+      </w:r>
+      <w:proofErr w:type="gramStart"/>
+      <w:r>
+        <w:rPr>
+          <w:rFonts w:ascii="Consolas" w:eastAsia="Times New Roman" w:hAnsi="Consolas" w:cs="Courier New"/>
+          <w:b/>
+          <w:bCs/>
+          <w:kern w:val="0"/>
+          <w:sz w:val="20"/>
+          <w:szCs w:val="20"/>
+          <w:lang w:eastAsia="en-GB"/>
+          <w14:ligatures w14:val="none"/>
+        </w:rPr>
+        <w:t xml:space="preserve">type)   </w:t>
+      </w:r>
+      <w:proofErr w:type="gramEnd"/>
+      <w:r>
+        <w:rPr>
+          <w:rFonts w:ascii="Consolas" w:eastAsia="Times New Roman" w:hAnsi="Consolas" w:cs="Courier New"/>
+          <w:b/>
+          <w:bCs/>
+          <w:kern w:val="0"/>
+          <w:sz w:val="20"/>
+          <w:szCs w:val="20"/>
+          <w:lang w:eastAsia="en-GB"/>
+          <w14:ligatures w14:val="none"/>
+        </w:rPr>
+        <w:t xml:space="preserve">                 </w:t>
       </w:r>
       <w:r>
         <w:rPr>
@@ -2452,6 +2547,7 @@
         </w:rPr>
         <w:t>│ dense (</w:t>
       </w:r>
+      <w:proofErr w:type="gramStart"/>
       <w:r>
         <w:rPr>
           <w:rFonts w:ascii="Consolas" w:eastAsia="Times New Roman" w:hAnsi="Consolas" w:cs="Courier New"/>
@@ -2473,7 +2569,19 @@
           <w:lang w:eastAsia="en-GB"/>
           <w14:ligatures w14:val="none"/>
         </w:rPr>
-        <w:t>)                   │ (</w:t>
+        <w:t xml:space="preserve">)   </w:t>
+      </w:r>
+      <w:proofErr w:type="gramEnd"/>
+      <w:r>
+        <w:rPr>
+          <w:rFonts w:ascii="Consolas" w:eastAsia="Times New Roman" w:hAnsi="Consolas" w:cs="Courier New"/>
+          <w:kern w:val="0"/>
+          <w:sz w:val="20"/>
+          <w:szCs w:val="20"/>
+          <w:lang w:eastAsia="en-GB"/>
+          <w14:ligatures w14:val="none"/>
+        </w:rPr>
+        <w:t xml:space="preserve">                │ (</w:t>
       </w:r>
       <w:r>
         <w:rPr>
@@ -2634,6 +2742,7 @@
         </w:rPr>
         <w:t>│ dense_1 (</w:t>
       </w:r>
+      <w:proofErr w:type="gramStart"/>
       <w:r>
         <w:rPr>
           <w:rFonts w:ascii="Consolas" w:eastAsia="Times New Roman" w:hAnsi="Consolas" w:cs="Courier New"/>
@@ -2655,7 +2764,19 @@
           <w:lang w:eastAsia="en-GB"/>
           <w14:ligatures w14:val="none"/>
         </w:rPr>
-        <w:t>)                 │ (</w:t>
+        <w:t xml:space="preserve">)   </w:t>
+      </w:r>
+      <w:proofErr w:type="gramEnd"/>
+      <w:r>
+        <w:rPr>
+          <w:rFonts w:ascii="Consolas" w:eastAsia="Times New Roman" w:hAnsi="Consolas" w:cs="Courier New"/>
+          <w:kern w:val="0"/>
+          <w:sz w:val="20"/>
+          <w:szCs w:val="20"/>
+          <w:lang w:eastAsia="en-GB"/>
+          <w14:ligatures w14:val="none"/>
+        </w:rPr>
+        <w:t xml:space="preserve">              │ (</w:t>
       </w:r>
       <w:r>
         <w:rPr>
@@ -2817,6 +2938,7 @@
         <w:lastRenderedPageBreak/>
         <w:t>│ dense_2 (</w:t>
       </w:r>
+      <w:proofErr w:type="gramStart"/>
       <w:r>
         <w:rPr>
           <w:rFonts w:ascii="Consolas" w:eastAsia="Times New Roman" w:hAnsi="Consolas" w:cs="Courier New"/>
@@ -2838,7 +2960,19 @@
           <w:lang w:eastAsia="en-GB"/>
           <w14:ligatures w14:val="none"/>
         </w:rPr>
-        <w:t>)                 │ (</w:t>
+        <w:t xml:space="preserve">)   </w:t>
+      </w:r>
+      <w:proofErr w:type="gramEnd"/>
+      <w:r>
+        <w:rPr>
+          <w:rFonts w:ascii="Consolas" w:eastAsia="Times New Roman" w:hAnsi="Consolas" w:cs="Courier New"/>
+          <w:kern w:val="0"/>
+          <w:sz w:val="20"/>
+          <w:szCs w:val="20"/>
+          <w:lang w:eastAsia="en-GB"/>
+          <w14:ligatures w14:val="none"/>
+        </w:rPr>
+        <w:t xml:space="preserve">              │ (</w:t>
       </w:r>
       <w:r>
         <w:rPr>
@@ -2999,6 +3133,7 @@
         </w:rPr>
         <w:t>│ dense_3 (</w:t>
       </w:r>
+      <w:proofErr w:type="gramStart"/>
       <w:r>
         <w:rPr>
           <w:rFonts w:ascii="Consolas" w:eastAsia="Times New Roman" w:hAnsi="Consolas" w:cs="Courier New"/>
@@ -3020,7 +3155,19 @@
           <w:lang w:eastAsia="en-GB"/>
           <w14:ligatures w14:val="none"/>
         </w:rPr>
-        <w:t>)                 │ (</w:t>
+        <w:t xml:space="preserve">)   </w:t>
+      </w:r>
+      <w:proofErr w:type="gramEnd"/>
+      <w:r>
+        <w:rPr>
+          <w:rFonts w:ascii="Consolas" w:eastAsia="Times New Roman" w:hAnsi="Consolas" w:cs="Courier New"/>
+          <w:kern w:val="0"/>
+          <w:sz w:val="20"/>
+          <w:szCs w:val="20"/>
+          <w:lang w:eastAsia="en-GB"/>
+          <w14:ligatures w14:val="none"/>
+        </w:rPr>
+        <w:t xml:space="preserve">              │ (</w:t>
       </w:r>
       <w:r>
         <w:rPr>
@@ -3703,12 +3850,21 @@
         </w:rPr>
         <w:t xml:space="preserve">7 </w:t>
       </w:r>
-      <w:r>
-        <w:rPr>
-          <w:sz w:val="28"/>
-          <w:szCs w:val="28"/>
-        </w:rPr>
-        <w:t>epochs , because after that validation loss is not going down</w:t>
+      <w:proofErr w:type="gramStart"/>
+      <w:r>
+        <w:rPr>
+          <w:sz w:val="28"/>
+          <w:szCs w:val="28"/>
+        </w:rPr>
+        <w:t>epochs ,</w:t>
+      </w:r>
+      <w:proofErr w:type="gramEnd"/>
+      <w:r>
+        <w:rPr>
+          <w:sz w:val="28"/>
+          <w:szCs w:val="28"/>
+        </w:rPr>
+        <w:t xml:space="preserve"> because after that validation loss is not going down</w:t>
       </w:r>
       <w:r>
         <w:rPr>
@@ -3990,7 +4146,39 @@
           <w:sz w:val="28"/>
           <w:szCs w:val="28"/>
         </w:rPr>
-        <w:t xml:space="preserve">Optimum number of  epochs for training VGG16 model :- </w:t>
+        <w:t xml:space="preserve">Optimum number </w:t>
+      </w:r>
+      <w:proofErr w:type="gramStart"/>
+      <w:r>
+        <w:rPr>
+          <w:sz w:val="28"/>
+          <w:szCs w:val="28"/>
+        </w:rPr>
+        <w:t>of  epochs</w:t>
+      </w:r>
+      <w:proofErr w:type="gramEnd"/>
+      <w:r>
+        <w:rPr>
+          <w:sz w:val="28"/>
+          <w:szCs w:val="28"/>
+        </w:rPr>
+        <w:t xml:space="preserve"> for training VGG16 </w:t>
+      </w:r>
+      <w:proofErr w:type="gramStart"/>
+      <w:r>
+        <w:rPr>
+          <w:sz w:val="28"/>
+          <w:szCs w:val="28"/>
+        </w:rPr>
+        <w:t>model :</w:t>
+      </w:r>
+      <w:proofErr w:type="gramEnd"/>
+      <w:r>
+        <w:rPr>
+          <w:sz w:val="28"/>
+          <w:szCs w:val="28"/>
+        </w:rPr>
+        <w:t xml:space="preserve">- </w:t>
       </w:r>
       <w:r>
         <w:rPr>
@@ -4721,23 +4909,80 @@
           <w:sz w:val="28"/>
           <w:szCs w:val="28"/>
         </w:rPr>
-        <w:t xml:space="preserve">My SID :- 2517680 , Therefore Z = 0 </w:t>
-      </w:r>
-    </w:p>
-    <w:p>
-      <w:pPr>
-        <w:jc w:val="both"/>
-        <w:rPr>
-          <w:sz w:val="28"/>
-          <w:szCs w:val="28"/>
-        </w:rPr>
-      </w:pPr>
-      <w:r>
-        <w:rPr>
-          <w:sz w:val="28"/>
-          <w:szCs w:val="28"/>
-        </w:rPr>
-        <w:t>Therefore :- epochs = 30 , Batch size = 10</w:t>
+        <w:t xml:space="preserve">My </w:t>
+      </w:r>
+      <w:proofErr w:type="gramStart"/>
+      <w:r>
+        <w:rPr>
+          <w:sz w:val="28"/>
+          <w:szCs w:val="28"/>
+        </w:rPr>
+        <w:t>SID :</w:t>
+      </w:r>
+      <w:proofErr w:type="gramEnd"/>
+      <w:r>
+        <w:rPr>
+          <w:sz w:val="28"/>
+          <w:szCs w:val="28"/>
+        </w:rPr>
+        <w:t xml:space="preserve">- </w:t>
+      </w:r>
+      <w:proofErr w:type="gramStart"/>
+      <w:r>
+        <w:rPr>
+          <w:sz w:val="28"/>
+          <w:szCs w:val="28"/>
+        </w:rPr>
+        <w:t>2517680 ,</w:t>
+      </w:r>
+      <w:proofErr w:type="gramEnd"/>
+      <w:r>
+        <w:rPr>
+          <w:sz w:val="28"/>
+          <w:szCs w:val="28"/>
+        </w:rPr>
+        <w:t xml:space="preserve"> Therefore Z = 0 </w:t>
+      </w:r>
+    </w:p>
+    <w:p>
+      <w:pPr>
+        <w:jc w:val="both"/>
+        <w:rPr>
+          <w:sz w:val="28"/>
+          <w:szCs w:val="28"/>
+        </w:rPr>
+      </w:pPr>
+      <w:proofErr w:type="gramStart"/>
+      <w:r>
+        <w:rPr>
+          <w:sz w:val="28"/>
+          <w:szCs w:val="28"/>
+        </w:rPr>
+        <w:t>Therefore :</w:t>
+      </w:r>
+      <w:proofErr w:type="gramEnd"/>
+      <w:r>
+        <w:rPr>
+          <w:sz w:val="28"/>
+          <w:szCs w:val="28"/>
+        </w:rPr>
+        <w:t xml:space="preserve">- epochs = </w:t>
+      </w:r>
+      <w:proofErr w:type="gramStart"/>
+      <w:r>
+        <w:rPr>
+          <w:sz w:val="28"/>
+          <w:szCs w:val="28"/>
+        </w:rPr>
+        <w:t>30 ,</w:t>
+      </w:r>
+      <w:proofErr w:type="gramEnd"/>
+      <w:r>
+        <w:rPr>
+          <w:sz w:val="28"/>
+          <w:szCs w:val="28"/>
+        </w:rPr>
+        <w:t xml:space="preserve"> Batch size = 10</w:t>
       </w:r>
     </w:p>
     <w:p>
@@ -5922,23 +6167,7 @@
           <w:u w:val="single"/>
         </w:rPr>
         <w:lastRenderedPageBreak/>
-        <w:t xml:space="preserve">Notebook </w:t>
-      </w:r>
-      <w:r>
-        <w:rPr>
-          <w:sz w:val="28"/>
-          <w:szCs w:val="28"/>
-          <w:u w:val="single"/>
-        </w:rPr>
-        <w:t>2</w:t>
-      </w:r>
-      <w:r>
-        <w:rPr>
-          <w:sz w:val="28"/>
-          <w:szCs w:val="28"/>
-          <w:u w:val="single"/>
-        </w:rPr>
-        <w:t>: - Week-10_CNN_autoencoder_std_2025</w:t>
+        <w:t>Notebook 2: - Week-10_CNN_autoencoder_std_2025</w:t>
       </w:r>
     </w:p>
     <w:p>
@@ -5992,6 +6221,7 @@
       </w:pPr>
       <w:r>
         <w:rPr>
+          <w:noProof/>
           <w:sz w:val="28"/>
           <w:szCs w:val="28"/>
         </w:rPr>
@@ -6066,14 +6296,30 @@
           <w:sz w:val="28"/>
           <w:szCs w:val="28"/>
         </w:rPr>
-        <w:t>autoencoder. Fit</w:t>
-      </w:r>
-      <w:r>
-        <w:rPr>
-          <w:sz w:val="28"/>
-          <w:szCs w:val="28"/>
-        </w:rPr>
-        <w:t>()</w:t>
+        <w:t xml:space="preserve">autoencoder. </w:t>
+      </w:r>
+      <w:proofErr w:type="gramStart"/>
+      <w:r>
+        <w:rPr>
+          <w:sz w:val="28"/>
+          <w:szCs w:val="28"/>
+        </w:rPr>
+        <w:t>Fit</w:t>
+      </w:r>
+      <w:r>
+        <w:rPr>
+          <w:sz w:val="28"/>
+          <w:szCs w:val="28"/>
+        </w:rPr>
+        <w:t>(</w:t>
+      </w:r>
+      <w:proofErr w:type="gramEnd"/>
+      <w:r>
+        <w:rPr>
+          <w:sz w:val="28"/>
+          <w:szCs w:val="28"/>
+        </w:rPr>
+        <w:t>)</w:t>
       </w:r>
       <w:r>
         <w:rPr>
@@ -6104,6 +6350,7 @@
       </w:pPr>
       <w:r>
         <w:rPr>
+          <w:noProof/>
           <w:sz w:val="28"/>
           <w:szCs w:val="28"/>
         </w:rPr>
@@ -6303,7 +6550,7 @@
           <w:noProof/>
         </w:rPr>
         <w:drawing>
-          <wp:inline distT="0" distB="0" distL="0" distR="0" wp14:anchorId="415D9CE1" wp14:editId="141A492C">
+          <wp:inline distT="0" distB="0" distL="0" distR="0" wp14:anchorId="415D9CE1" wp14:editId="6AD6C47C">
             <wp:extent cx="5731510" cy="1266825"/>
             <wp:effectExtent l="0" t="0" r="2540" b="9525"/>
             <wp:docPr id="1455561053" name="Picture 3"/>
@@ -6451,24 +6698,259 @@
           <w:u w:val="single"/>
         </w:rPr>
       </w:pPr>
-    </w:p>
-    <w:p>
-      <w:pPr>
-        <w:jc w:val="both"/>
+      <w:r>
         <w:rPr>
           <w:sz w:val="44"/>
           <w:szCs w:val="44"/>
           <w:u w:val="single"/>
         </w:rPr>
-      </w:pPr>
-      <w:r>
+        <w:lastRenderedPageBreak/>
+        <w:t>Lab 11</w:t>
+      </w:r>
+    </w:p>
+    <w:p>
+      <w:pPr>
+        <w:jc w:val="both"/>
         <w:rPr>
           <w:sz w:val="44"/>
           <w:szCs w:val="44"/>
           <w:u w:val="single"/>
         </w:rPr>
-        <w:t>Lab 11</w:t>
-      </w:r>
+      </w:pPr>
+    </w:p>
+    <w:p>
+      <w:pPr>
+        <w:jc w:val="both"/>
+        <w:rPr>
+          <w:sz w:val="28"/>
+          <w:szCs w:val="28"/>
+        </w:rPr>
+      </w:pPr>
+      <w:r>
+        <w:rPr>
+          <w:sz w:val="28"/>
+          <w:szCs w:val="28"/>
+        </w:rPr>
+        <w:t xml:space="preserve">My </w:t>
+      </w:r>
+      <w:proofErr w:type="gramStart"/>
+      <w:r>
+        <w:rPr>
+          <w:sz w:val="28"/>
+          <w:szCs w:val="28"/>
+        </w:rPr>
+        <w:t>SID:-</w:t>
+      </w:r>
+      <w:proofErr w:type="gramEnd"/>
+      <w:r>
+        <w:rPr>
+          <w:sz w:val="28"/>
+          <w:szCs w:val="28"/>
+        </w:rPr>
+        <w:t xml:space="preserve"> 2517680</w:t>
+      </w:r>
+    </w:p>
+    <w:p>
+      <w:pPr>
+        <w:jc w:val="both"/>
+        <w:rPr>
+          <w:sz w:val="28"/>
+          <w:szCs w:val="28"/>
+        </w:rPr>
+      </w:pPr>
+      <w:r>
+        <w:rPr>
+          <w:sz w:val="28"/>
+          <w:szCs w:val="28"/>
+        </w:rPr>
+        <w:t xml:space="preserve">Last two </w:t>
+      </w:r>
+      <w:proofErr w:type="gramStart"/>
+      <w:r>
+        <w:rPr>
+          <w:sz w:val="28"/>
+          <w:szCs w:val="28"/>
+        </w:rPr>
+        <w:t>digits :</w:t>
+      </w:r>
+      <w:proofErr w:type="gramEnd"/>
+      <w:r>
+        <w:rPr>
+          <w:sz w:val="28"/>
+          <w:szCs w:val="28"/>
+        </w:rPr>
+        <w:t>- 80</w:t>
+      </w:r>
+    </w:p>
+    <w:p>
+      <w:pPr>
+        <w:jc w:val="both"/>
+        <w:rPr>
+          <w:sz w:val="28"/>
+          <w:szCs w:val="28"/>
+        </w:rPr>
+      </w:pPr>
+      <w:r>
+        <w:rPr>
+          <w:sz w:val="28"/>
+          <w:szCs w:val="28"/>
+        </w:rPr>
+        <w:t>80&gt;50</w:t>
+      </w:r>
+    </w:p>
+    <w:p>
+      <w:pPr>
+        <w:jc w:val="both"/>
+        <w:rPr>
+          <w:sz w:val="28"/>
+          <w:szCs w:val="28"/>
+        </w:rPr>
+      </w:pPr>
+      <w:proofErr w:type="gramStart"/>
+      <w:r>
+        <w:rPr>
+          <w:sz w:val="28"/>
+          <w:szCs w:val="28"/>
+        </w:rPr>
+        <w:t>Therefore</w:t>
+      </w:r>
+      <w:proofErr w:type="gramEnd"/>
+      <w:r>
+        <w:rPr>
+          <w:sz w:val="28"/>
+          <w:szCs w:val="28"/>
+        </w:rPr>
+        <w:t xml:space="preserve"> no of </w:t>
+      </w:r>
+      <w:proofErr w:type="gramStart"/>
+      <w:r>
+        <w:rPr>
+          <w:sz w:val="28"/>
+          <w:szCs w:val="28"/>
+        </w:rPr>
+        <w:t>epochs :</w:t>
+      </w:r>
+      <w:proofErr w:type="gramEnd"/>
+      <w:r>
+        <w:rPr>
+          <w:sz w:val="28"/>
+          <w:szCs w:val="28"/>
+        </w:rPr>
+        <w:t xml:space="preserve">-  80/2 = 40 </w:t>
+      </w:r>
+    </w:p>
+    <w:p>
+      <w:pPr>
+        <w:jc w:val="both"/>
+        <w:rPr>
+          <w:sz w:val="28"/>
+          <w:szCs w:val="28"/>
+        </w:rPr>
+      </w:pPr>
+    </w:p>
+    <w:p>
+      <w:pPr>
+        <w:jc w:val="both"/>
+        <w:rPr>
+          <w:sz w:val="44"/>
+          <w:szCs w:val="44"/>
+        </w:rPr>
+      </w:pPr>
+      <w:r>
+        <w:rPr>
+          <w:sz w:val="44"/>
+          <w:szCs w:val="44"/>
+        </w:rPr>
+        <w:drawing>
+          <wp:inline distT="0" distB="0" distL="0" distR="0" wp14:anchorId="0353FD93" wp14:editId="61B7ACC5">
+            <wp:extent cx="5731510" cy="3206750"/>
+            <wp:effectExtent l="0" t="0" r="2540" b="0"/>
+            <wp:docPr id="1217895776" name="Picture 1"/>
+            <wp:cNvGraphicFramePr>
+              <a:graphicFrameLocks xmlns:a="http://schemas.openxmlformats.org/drawingml/2006/main" noChangeAspect="1"/>
+            </wp:cNvGraphicFramePr>
+            <a:graphic xmlns:a="http://schemas.openxmlformats.org/drawingml/2006/main">
+              <a:graphicData uri="http://schemas.openxmlformats.org/drawingml/2006/picture">
+                <pic:pic xmlns:pic="http://schemas.openxmlformats.org/drawingml/2006/picture">
+                  <pic:nvPicPr>
+                    <pic:cNvPr id="1217895776" name=""/>
+                    <pic:cNvPicPr/>
+                  </pic:nvPicPr>
+                  <pic:blipFill>
+                    <a:blip r:embed="rId26"/>
+                    <a:stretch>
+                      <a:fillRect/>
+                    </a:stretch>
+                  </pic:blipFill>
+                  <pic:spPr>
+                    <a:xfrm>
+                      <a:off x="0" y="0"/>
+                      <a:ext cx="5731510" cy="3206750"/>
+                    </a:xfrm>
+                    <a:prstGeom prst="rect">
+                      <a:avLst/>
+                    </a:prstGeom>
+                  </pic:spPr>
+                </pic:pic>
+              </a:graphicData>
+            </a:graphic>
+          </wp:inline>
+        </w:drawing>
+      </w:r>
+    </w:p>
+    <w:p>
+      <w:pPr>
+        <w:jc w:val="both"/>
+        <w:rPr>
+          <w:sz w:val="44"/>
+          <w:szCs w:val="44"/>
+        </w:rPr>
+      </w:pPr>
+    </w:p>
+    <w:p>
+      <w:pPr>
+        <w:jc w:val="both"/>
+        <w:rPr>
+          <w:sz w:val="44"/>
+          <w:szCs w:val="44"/>
+        </w:rPr>
+      </w:pPr>
+    </w:p>
+    <w:p>
+      <w:pPr>
+        <w:jc w:val="both"/>
+        <w:rPr>
+          <w:sz w:val="44"/>
+          <w:szCs w:val="44"/>
+        </w:rPr>
+      </w:pPr>
+    </w:p>
+    <w:p>
+      <w:pPr>
+        <w:jc w:val="both"/>
+        <w:rPr>
+          <w:sz w:val="44"/>
+          <w:szCs w:val="44"/>
+        </w:rPr>
+      </w:pPr>
+    </w:p>
+    <w:p>
+      <w:pPr>
+        <w:jc w:val="both"/>
+        <w:rPr>
+          <w:sz w:val="44"/>
+          <w:szCs w:val="44"/>
+        </w:rPr>
+      </w:pPr>
+    </w:p>
+    <w:p>
+      <w:pPr>
+        <w:jc w:val="both"/>
+        <w:rPr>
+          <w:sz w:val="44"/>
+          <w:szCs w:val="44"/>
+        </w:rPr>
+      </w:pPr>
     </w:p>
     <w:p>
       <w:pPr>
@@ -7744,6 +8226,7 @@
   <w:style w:type="character" w:default="1" w:styleId="DefaultParagraphFont">
     <w:name w:val="Default Paragraph Font"/>
     <w:uiPriority w:val="1"/>
+    <w:semiHidden/>
     <w:unhideWhenUsed/>
   </w:style>
   <w:style w:type="table" w:default="1" w:styleId="TableNormal">

--- a/LABlogbook_2517680.docx
+++ b/LABlogbook_2517680.docx
@@ -74,6 +74,71 @@
     </w:p>
     <w:p>
       <w:pPr>
+        <w:rPr>
+          <w:sz w:val="28"/>
+          <w:szCs w:val="28"/>
+        </w:rPr>
+      </w:pPr>
+      <w:r>
+        <w:rPr>
+          <w:sz w:val="28"/>
+          <w:szCs w:val="28"/>
+        </w:rPr>
+        <w:t xml:space="preserve">GitHub repository Link :- </w:t>
+      </w:r>
+      <w:hyperlink r:id="rId5" w:history="1">
+        <w:r>
+          <w:rPr>
+            <w:rStyle w:val="Hyperlink"/>
+            <w:sz w:val="28"/>
+            <w:szCs w:val="28"/>
+          </w:rPr>
+          <w:t>Madushan996/Neural-Computing-and-Deep-Learning-Lab-Log-book</w:t>
+        </w:r>
+      </w:hyperlink>
+    </w:p>
+    <w:p>
+      <w:pPr>
+        <w:rPr>
+          <w:sz w:val="28"/>
+          <w:szCs w:val="28"/>
+        </w:rPr>
+      </w:pPr>
+      <w:r>
+        <w:rPr>
+          <w:sz w:val="28"/>
+          <w:szCs w:val="28"/>
+        </w:rPr>
+        <w:t>(</w:t>
+      </w:r>
+      <w:hyperlink r:id="rId6" w:history="1">
+        <w:r>
+          <w:rPr>
+            <w:rStyle w:val="Hyperlink"/>
+            <w:sz w:val="28"/>
+            <w:szCs w:val="28"/>
+          </w:rPr>
+          <w:t>https://github.com/Madushan996/Neural-Computing-and-Deep-Learning-Lab-Log-book</w:t>
+        </w:r>
+      </w:hyperlink>
+      <w:r>
+        <w:rPr>
+          <w:sz w:val="28"/>
+          <w:szCs w:val="28"/>
+        </w:rPr>
+        <w:t>)</w:t>
+      </w:r>
+    </w:p>
+    <w:p>
+      <w:pPr>
+        <w:rPr>
+          <w:sz w:val="28"/>
+          <w:szCs w:val="28"/>
+        </w:rPr>
+      </w:pPr>
+    </w:p>
+    <w:p>
+      <w:pPr>
         <w:jc w:val="center"/>
         <w:rPr>
           <w:sz w:val="44"/>
@@ -98,6 +163,26 @@
         </w:rPr>
         <w:t>Lab 1</w:t>
       </w:r>
+    </w:p>
+    <w:p>
+      <w:pPr>
+        <w:jc w:val="both"/>
+        <w:rPr>
+          <w:sz w:val="44"/>
+          <w:szCs w:val="44"/>
+          <w:u w:val="single"/>
+        </w:rPr>
+      </w:pPr>
+    </w:p>
+    <w:p>
+      <w:pPr>
+        <w:jc w:val="both"/>
+        <w:rPr>
+          <w:sz w:val="44"/>
+          <w:szCs w:val="44"/>
+          <w:u w:val="single"/>
+        </w:rPr>
+      </w:pPr>
     </w:p>
     <w:p>
       <w:pPr>
@@ -130,7 +215,7 @@
                     </pic:cNvPicPr>
                   </pic:nvPicPr>
                   <pic:blipFill>
-                    <a:blip r:embed="rId5">
+                    <a:blip r:embed="rId7">
                       <a:extLst>
                         <a:ext uri="{28A0092B-C50C-407E-A947-70E740481C1C}">
                           <a14:useLocalDpi xmlns:a14="http://schemas.microsoft.com/office/drawing/2010/main" val="0"/>
@@ -202,6 +287,163 @@
     </w:p>
     <w:p>
       <w:pPr>
+        <w:pStyle w:val="ListParagraph"/>
+        <w:numPr>
+          <w:ilvl w:val="0"/>
+          <w:numId w:val="11"/>
+        </w:numPr>
+        <w:jc w:val="both"/>
+        <w:rPr>
+          <w:sz w:val="24"/>
+          <w:szCs w:val="24"/>
+        </w:rPr>
+      </w:pPr>
+      <w:r>
+        <w:rPr>
+          <w:sz w:val="24"/>
+          <w:szCs w:val="24"/>
+        </w:rPr>
+        <w:t>0.9296</w:t>
+      </w:r>
+    </w:p>
+    <w:p>
+      <w:pPr>
+        <w:pStyle w:val="ListParagraph"/>
+        <w:numPr>
+          <w:ilvl w:val="0"/>
+          <w:numId w:val="11"/>
+        </w:numPr>
+        <w:jc w:val="both"/>
+        <w:rPr>
+          <w:sz w:val="24"/>
+          <w:szCs w:val="24"/>
+        </w:rPr>
+      </w:pPr>
+      <w:r>
+        <w:rPr>
+          <w:sz w:val="24"/>
+          <w:szCs w:val="24"/>
+        </w:rPr>
+        <w:t xml:space="preserve"> </w:t>
+      </w:r>
+    </w:p>
+    <w:p>
+      <w:pPr>
+        <w:pStyle w:val="ListParagraph"/>
+        <w:jc w:val="both"/>
+        <w:rPr>
+          <w:sz w:val="24"/>
+          <w:szCs w:val="24"/>
+        </w:rPr>
+      </w:pPr>
+      <w:r>
+        <w:rPr>
+          <w:sz w:val="24"/>
+          <w:szCs w:val="24"/>
+        </w:rPr>
+        <w:drawing>
+          <wp:inline distT="0" distB="0" distL="0" distR="0" wp14:anchorId="76E3935E" wp14:editId="08BDF1EF">
+            <wp:extent cx="5731510" cy="3378200"/>
+            <wp:effectExtent l="0" t="0" r="2540" b="0"/>
+            <wp:docPr id="702030016" name="Picture 1"/>
+            <wp:cNvGraphicFramePr>
+              <a:graphicFrameLocks xmlns:a="http://schemas.openxmlformats.org/drawingml/2006/main" noChangeAspect="1"/>
+            </wp:cNvGraphicFramePr>
+            <a:graphic xmlns:a="http://schemas.openxmlformats.org/drawingml/2006/main">
+              <a:graphicData uri="http://schemas.openxmlformats.org/drawingml/2006/picture">
+                <pic:pic xmlns:pic="http://schemas.openxmlformats.org/drawingml/2006/picture">
+                  <pic:nvPicPr>
+                    <pic:cNvPr id="702030016" name=""/>
+                    <pic:cNvPicPr/>
+                  </pic:nvPicPr>
+                  <pic:blipFill>
+                    <a:blip r:embed="rId8"/>
+                    <a:stretch>
+                      <a:fillRect/>
+                    </a:stretch>
+                  </pic:blipFill>
+                  <pic:spPr>
+                    <a:xfrm>
+                      <a:off x="0" y="0"/>
+                      <a:ext cx="5731510" cy="3378200"/>
+                    </a:xfrm>
+                    <a:prstGeom prst="rect">
+                      <a:avLst/>
+                    </a:prstGeom>
+                  </pic:spPr>
+                </pic:pic>
+              </a:graphicData>
+            </a:graphic>
+          </wp:inline>
+        </w:drawing>
+      </w:r>
+    </w:p>
+    <w:p>
+      <w:pPr>
+        <w:pStyle w:val="ListParagraph"/>
+        <w:numPr>
+          <w:ilvl w:val="0"/>
+          <w:numId w:val="11"/>
+        </w:numPr>
+        <w:jc w:val="both"/>
+        <w:rPr>
+          <w:sz w:val="24"/>
+          <w:szCs w:val="24"/>
+        </w:rPr>
+      </w:pPr>
+      <w:r>
+        <w:rPr>
+          <w:sz w:val="24"/>
+          <w:szCs w:val="24"/>
+        </w:rPr>
+        <w:t xml:space="preserve">My </w:t>
+      </w:r>
+      <w:proofErr w:type="gramStart"/>
+      <w:r>
+        <w:rPr>
+          <w:sz w:val="24"/>
+          <w:szCs w:val="24"/>
+        </w:rPr>
+        <w:t>SSID :</w:t>
+      </w:r>
+      <w:proofErr w:type="gramEnd"/>
+      <w:r>
+        <w:rPr>
+          <w:sz w:val="24"/>
+          <w:szCs w:val="24"/>
+        </w:rPr>
+        <w:t>- 2517680</w:t>
+      </w:r>
+    </w:p>
+    <w:p>
+      <w:pPr>
+        <w:pStyle w:val="ListParagraph"/>
+        <w:jc w:val="both"/>
+        <w:rPr>
+          <w:sz w:val="24"/>
+          <w:szCs w:val="24"/>
+        </w:rPr>
+      </w:pPr>
+    </w:p>
+    <w:p>
+      <w:pPr>
+        <w:pStyle w:val="ListParagraph"/>
+        <w:jc w:val="both"/>
+        <w:rPr>
+          <w:sz w:val="24"/>
+          <w:szCs w:val="24"/>
+        </w:rPr>
+      </w:pPr>
+      <w:r>
+        <w:rPr>
+          <w:sz w:val="24"/>
+          <w:szCs w:val="24"/>
+        </w:rPr>
+        <w:t>O1 = 0.8267, O2 = 0.8267</w:t>
+      </w:r>
+    </w:p>
+    <w:p>
+      <w:pPr>
         <w:jc w:val="both"/>
         <w:rPr>
           <w:sz w:val="44"/>
@@ -239,13 +481,52 @@
           <w:u w:val="single"/>
         </w:rPr>
       </w:pPr>
-      <w:r>
+    </w:p>
+    <w:p>
+      <w:pPr>
+        <w:jc w:val="both"/>
         <w:rPr>
           <w:sz w:val="44"/>
           <w:szCs w:val="44"/>
           <w:u w:val="single"/>
         </w:rPr>
-        <w:lastRenderedPageBreak/>
+      </w:pPr>
+    </w:p>
+    <w:p>
+      <w:pPr>
+        <w:jc w:val="both"/>
+        <w:rPr>
+          <w:sz w:val="44"/>
+          <w:szCs w:val="44"/>
+          <w:u w:val="single"/>
+        </w:rPr>
+      </w:pPr>
+    </w:p>
+    <w:p>
+      <w:pPr>
+        <w:jc w:val="both"/>
+        <w:rPr>
+          <w:sz w:val="44"/>
+          <w:szCs w:val="44"/>
+          <w:u w:val="single"/>
+        </w:rPr>
+      </w:pPr>
+    </w:p>
+    <w:p>
+      <w:pPr>
+        <w:jc w:val="both"/>
+        <w:rPr>
+          <w:sz w:val="44"/>
+          <w:szCs w:val="44"/>
+          <w:u w:val="single"/>
+        </w:rPr>
+      </w:pPr>
+      <w:r>
+        <w:rPr>
+          <w:sz w:val="44"/>
+          <w:szCs w:val="44"/>
+          <w:u w:val="single"/>
+        </w:rPr>
         <w:t>Lab 3</w:t>
       </w:r>
     </w:p>
@@ -1028,15 +1309,47 @@
       <w:r>
         <w:rPr>
           <w:rFonts w:ascii="Consolas" w:eastAsia="Times New Roman" w:hAnsi="Consolas" w:cs="Courier New"/>
-          <w:b/>
-          <w:bCs/>
           <w:kern w:val="0"/>
           <w:sz w:val="20"/>
           <w:szCs w:val="20"/>
           <w:lang w:eastAsia="en-GB"/>
           <w14:ligatures w14:val="none"/>
         </w:rPr>
-        <w:t>Model: "sequential_3"</w:t>
+        <w:drawing>
+          <wp:inline distT="0" distB="0" distL="0" distR="0" wp14:anchorId="10136AF4" wp14:editId="3E6954C7">
+            <wp:extent cx="5731510" cy="3667125"/>
+            <wp:effectExtent l="0" t="0" r="2540" b="9525"/>
+            <wp:docPr id="119378466" name="Picture 1"/>
+            <wp:cNvGraphicFramePr>
+              <a:graphicFrameLocks xmlns:a="http://schemas.openxmlformats.org/drawingml/2006/main" noChangeAspect="1"/>
+            </wp:cNvGraphicFramePr>
+            <a:graphic xmlns:a="http://schemas.openxmlformats.org/drawingml/2006/main">
+              <a:graphicData uri="http://schemas.openxmlformats.org/drawingml/2006/picture">
+                <pic:pic xmlns:pic="http://schemas.openxmlformats.org/drawingml/2006/picture">
+                  <pic:nvPicPr>
+                    <pic:cNvPr id="119378466" name=""/>
+                    <pic:cNvPicPr/>
+                  </pic:nvPicPr>
+                  <pic:blipFill>
+                    <a:blip r:embed="rId9"/>
+                    <a:stretch>
+                      <a:fillRect/>
+                    </a:stretch>
+                  </pic:blipFill>
+                  <pic:spPr>
+                    <a:xfrm>
+                      <a:off x="0" y="0"/>
+                      <a:ext cx="5731510" cy="3667125"/>
+                    </a:xfrm>
+                    <a:prstGeom prst="rect">
+                      <a:avLst/>
+                    </a:prstGeom>
+                  </pic:spPr>
+                </pic:pic>
+              </a:graphicData>
+            </a:graphic>
+          </wp:inline>
+        </w:drawing>
       </w:r>
     </w:p>
     <w:p>
@@ -1062,7 +1375,7 @@
         </w:tabs>
         <w:wordWrap w:val="0"/>
         <w:spacing w:before="360" w:after="360" w:line="240" w:lineRule="auto"/>
-        <w:ind w:left="480" w:right="480"/>
+        <w:ind w:right="480"/>
         <w:rPr>
           <w:rFonts w:ascii="Consolas" w:eastAsia="Times New Roman" w:hAnsi="Consolas" w:cs="Courier New"/>
           <w:kern w:val="0"/>
@@ -1072,17 +1385,6 @@
           <w14:ligatures w14:val="none"/>
         </w:rPr>
       </w:pPr>
-      <w:r>
-        <w:rPr>
-          <w:rFonts w:ascii="Consolas" w:eastAsia="Times New Roman" w:hAnsi="Consolas" w:cs="Courier New"/>
-          <w:kern w:val="0"/>
-          <w:sz w:val="20"/>
-          <w:szCs w:val="20"/>
-          <w:lang w:eastAsia="en-GB"/>
-          <w14:ligatures w14:val="none"/>
-        </w:rPr>
-        <w:t>┏━━━━━━━━━━━━━━━━━━━━━━━━━━━━━━━━━┳━━━━━━━━━━━━━━━━━━━━━━━━┳━━━━━━━━━━━━━━━┓</w:t>
-      </w:r>
     </w:p>
     <w:p>
       <w:pPr>
@@ -1107,7 +1409,7 @@
         </w:tabs>
         <w:wordWrap w:val="0"/>
         <w:spacing w:before="360" w:after="360" w:line="240" w:lineRule="auto"/>
-        <w:ind w:left="480" w:right="480"/>
+        <w:ind w:right="480"/>
         <w:rPr>
           <w:rFonts w:ascii="Consolas" w:eastAsia="Times New Roman" w:hAnsi="Consolas" w:cs="Courier New"/>
           <w:kern w:val="0"/>
@@ -1117,117 +1419,6 @@
           <w14:ligatures w14:val="none"/>
         </w:rPr>
       </w:pPr>
-      <w:r>
-        <w:rPr>
-          <w:rFonts w:ascii="Consolas" w:eastAsia="Times New Roman" w:hAnsi="Consolas" w:cs="Courier New"/>
-          <w:kern w:val="0"/>
-          <w:sz w:val="20"/>
-          <w:szCs w:val="20"/>
-          <w:lang w:eastAsia="en-GB"/>
-          <w14:ligatures w14:val="none"/>
-        </w:rPr>
-        <w:t>┃</w:t>
-      </w:r>
-      <w:r>
-        <w:rPr>
-          <w:rFonts w:ascii="Consolas" w:eastAsia="Times New Roman" w:hAnsi="Consolas" w:cs="Courier New"/>
-          <w:b/>
-          <w:bCs/>
-          <w:kern w:val="0"/>
-          <w:sz w:val="20"/>
-          <w:szCs w:val="20"/>
-          <w:lang w:eastAsia="en-GB"/>
-          <w14:ligatures w14:val="none"/>
-        </w:rPr>
-        <w:t xml:space="preserve"> Layer (</w:t>
-      </w:r>
-      <w:proofErr w:type="gramStart"/>
-      <w:r>
-        <w:rPr>
-          <w:rFonts w:ascii="Consolas" w:eastAsia="Times New Roman" w:hAnsi="Consolas" w:cs="Courier New"/>
-          <w:b/>
-          <w:bCs/>
-          <w:kern w:val="0"/>
-          <w:sz w:val="20"/>
-          <w:szCs w:val="20"/>
-          <w:lang w:eastAsia="en-GB"/>
-          <w14:ligatures w14:val="none"/>
-        </w:rPr>
-        <w:t xml:space="preserve">type)   </w:t>
-      </w:r>
-      <w:proofErr w:type="gramEnd"/>
-      <w:r>
-        <w:rPr>
-          <w:rFonts w:ascii="Consolas" w:eastAsia="Times New Roman" w:hAnsi="Consolas" w:cs="Courier New"/>
-          <w:b/>
-          <w:bCs/>
-          <w:kern w:val="0"/>
-          <w:sz w:val="20"/>
-          <w:szCs w:val="20"/>
-          <w:lang w:eastAsia="en-GB"/>
-          <w14:ligatures w14:val="none"/>
-        </w:rPr>
-        <w:t xml:space="preserve">                 </w:t>
-      </w:r>
-      <w:r>
-        <w:rPr>
-          <w:rFonts w:ascii="Consolas" w:eastAsia="Times New Roman" w:hAnsi="Consolas" w:cs="Courier New"/>
-          <w:kern w:val="0"/>
-          <w:sz w:val="20"/>
-          <w:szCs w:val="20"/>
-          <w:lang w:eastAsia="en-GB"/>
-          <w14:ligatures w14:val="none"/>
-        </w:rPr>
-        <w:t>┃</w:t>
-      </w:r>
-      <w:r>
-        <w:rPr>
-          <w:rFonts w:ascii="Consolas" w:eastAsia="Times New Roman" w:hAnsi="Consolas" w:cs="Courier New"/>
-          <w:b/>
-          <w:bCs/>
-          <w:kern w:val="0"/>
-          <w:sz w:val="20"/>
-          <w:szCs w:val="20"/>
-          <w:lang w:eastAsia="en-GB"/>
-          <w14:ligatures w14:val="none"/>
-        </w:rPr>
-        <w:t xml:space="preserve"> Output Shape           </w:t>
-      </w:r>
-      <w:r>
-        <w:rPr>
-          <w:rFonts w:ascii="Consolas" w:eastAsia="Times New Roman" w:hAnsi="Consolas" w:cs="Courier New"/>
-          <w:kern w:val="0"/>
-          <w:sz w:val="20"/>
-          <w:szCs w:val="20"/>
-          <w:lang w:eastAsia="en-GB"/>
-          <w14:ligatures w14:val="none"/>
-        </w:rPr>
-        <w:t>┃</w:t>
-      </w:r>
-      <w:r>
-        <w:rPr>
-          <w:rFonts w:ascii="Consolas" w:eastAsia="Times New Roman" w:hAnsi="Consolas" w:cs="Courier New"/>
-          <w:b/>
-          <w:bCs/>
-          <w:kern w:val="0"/>
-          <w:sz w:val="20"/>
-          <w:szCs w:val="20"/>
-          <w:lang w:eastAsia="en-GB"/>
-          <w14:ligatures w14:val="none"/>
-        </w:rPr>
-        <w:t xml:space="preserve">       Param # </w:t>
-      </w:r>
-      <w:r>
-        <w:rPr>
-          <w:rFonts w:ascii="Consolas" w:eastAsia="Times New Roman" w:hAnsi="Consolas" w:cs="Courier New"/>
-          <w:kern w:val="0"/>
-          <w:sz w:val="20"/>
-          <w:szCs w:val="20"/>
-          <w:lang w:eastAsia="en-GB"/>
-          <w14:ligatures w14:val="none"/>
-        </w:rPr>
-        <w:t>┃</w:t>
-      </w:r>
     </w:p>
     <w:p>
       <w:pPr>
@@ -1252,7 +1443,7 @@
         </w:tabs>
         <w:wordWrap w:val="0"/>
         <w:spacing w:before="360" w:after="360" w:line="240" w:lineRule="auto"/>
-        <w:ind w:left="480" w:right="480"/>
+        <w:ind w:right="480"/>
         <w:rPr>
           <w:rFonts w:ascii="Consolas" w:eastAsia="Times New Roman" w:hAnsi="Consolas" w:cs="Courier New"/>
           <w:kern w:val="0"/>
@@ -1262,17 +1453,6 @@
           <w14:ligatures w14:val="none"/>
         </w:rPr>
       </w:pPr>
-      <w:r>
-        <w:rPr>
-          <w:rFonts w:ascii="Consolas" w:eastAsia="Times New Roman" w:hAnsi="Consolas" w:cs="Courier New"/>
-          <w:kern w:val="0"/>
-          <w:sz w:val="20"/>
-          <w:szCs w:val="20"/>
-          <w:lang w:eastAsia="en-GB"/>
-          <w14:ligatures w14:val="none"/>
-        </w:rPr>
-        <w:t>┡━━━━━━━━━━━━━━━━━━━━━━━━━━━━━━━━━╇━━━━━━━━━━━━━━━━━━━━━━━━╇━━━━━━━━━━━━━━━┩</w:t>
-      </w:r>
     </w:p>
     <w:p>
       <w:pPr>
@@ -1297,7 +1477,7 @@
         </w:tabs>
         <w:wordWrap w:val="0"/>
         <w:spacing w:before="360" w:after="360" w:line="240" w:lineRule="auto"/>
-        <w:ind w:left="480" w:right="480"/>
+        <w:ind w:right="480"/>
         <w:rPr>
           <w:rFonts w:ascii="Consolas" w:eastAsia="Times New Roman" w:hAnsi="Consolas" w:cs="Courier New"/>
           <w:kern w:val="0"/>
@@ -1307,838 +1487,6 @@
           <w14:ligatures w14:val="none"/>
         </w:rPr>
       </w:pPr>
-      <w:r>
-        <w:rPr>
-          <w:rFonts w:ascii="Consolas" w:eastAsia="Times New Roman" w:hAnsi="Consolas" w:cs="Courier New"/>
-          <w:kern w:val="0"/>
-          <w:sz w:val="20"/>
-          <w:szCs w:val="20"/>
-          <w:lang w:eastAsia="en-GB"/>
-          <w14:ligatures w14:val="none"/>
-        </w:rPr>
-        <w:t>│ flatten_3 (</w:t>
-      </w:r>
-      <w:proofErr w:type="gramStart"/>
-      <w:r>
-        <w:rPr>
-          <w:rFonts w:ascii="Consolas" w:eastAsia="Times New Roman" w:hAnsi="Consolas" w:cs="Courier New"/>
-          <w:color w:val="0087FF"/>
-          <w:kern w:val="0"/>
-          <w:sz w:val="20"/>
-          <w:szCs w:val="20"/>
-          <w:lang w:eastAsia="en-GB"/>
-          <w14:ligatures w14:val="none"/>
-        </w:rPr>
-        <w:t>Flatten</w:t>
-      </w:r>
-      <w:r>
-        <w:rPr>
-          <w:rFonts w:ascii="Consolas" w:eastAsia="Times New Roman" w:hAnsi="Consolas" w:cs="Courier New"/>
-          <w:kern w:val="0"/>
-          <w:sz w:val="20"/>
-          <w:szCs w:val="20"/>
-          <w:lang w:eastAsia="en-GB"/>
-          <w14:ligatures w14:val="none"/>
-        </w:rPr>
-        <w:t xml:space="preserve">)   </w:t>
-      </w:r>
-      <w:proofErr w:type="gramEnd"/>
-      <w:r>
-        <w:rPr>
-          <w:rFonts w:ascii="Consolas" w:eastAsia="Times New Roman" w:hAnsi="Consolas" w:cs="Courier New"/>
-          <w:kern w:val="0"/>
-          <w:sz w:val="20"/>
-          <w:szCs w:val="20"/>
-          <w:lang w:eastAsia="en-GB"/>
-          <w14:ligatures w14:val="none"/>
-        </w:rPr>
-        <w:t xml:space="preserve">          │ (</w:t>
-      </w:r>
-      <w:r>
-        <w:rPr>
-          <w:rFonts w:ascii="Consolas" w:eastAsia="Times New Roman" w:hAnsi="Consolas" w:cs="Courier New"/>
-          <w:color w:val="00D7FF"/>
-          <w:kern w:val="0"/>
-          <w:sz w:val="20"/>
-          <w:szCs w:val="20"/>
-          <w:lang w:eastAsia="en-GB"/>
-          <w14:ligatures w14:val="none"/>
-        </w:rPr>
-        <w:t>None</w:t>
-      </w:r>
-      <w:r>
-        <w:rPr>
-          <w:rFonts w:ascii="Consolas" w:eastAsia="Times New Roman" w:hAnsi="Consolas" w:cs="Courier New"/>
-          <w:kern w:val="0"/>
-          <w:sz w:val="20"/>
-          <w:szCs w:val="20"/>
-          <w:lang w:eastAsia="en-GB"/>
-          <w14:ligatures w14:val="none"/>
-        </w:rPr>
-        <w:t xml:space="preserve">, </w:t>
-      </w:r>
-      <w:r>
-        <w:rPr>
-          <w:rFonts w:ascii="Consolas" w:eastAsia="Times New Roman" w:hAnsi="Consolas" w:cs="Courier New"/>
-          <w:color w:val="00AF00"/>
-          <w:kern w:val="0"/>
-          <w:sz w:val="20"/>
-          <w:szCs w:val="20"/>
-          <w:lang w:eastAsia="en-GB"/>
-          <w14:ligatures w14:val="none"/>
-        </w:rPr>
-        <w:t>784</w:t>
-      </w:r>
-      <w:r>
-        <w:rPr>
-          <w:rFonts w:ascii="Consolas" w:eastAsia="Times New Roman" w:hAnsi="Consolas" w:cs="Courier New"/>
-          <w:kern w:val="0"/>
-          <w:sz w:val="20"/>
-          <w:szCs w:val="20"/>
-          <w:lang w:eastAsia="en-GB"/>
-          <w14:ligatures w14:val="none"/>
-        </w:rPr>
-        <w:t xml:space="preserve">)            │             </w:t>
-      </w:r>
-      <w:r>
-        <w:rPr>
-          <w:rFonts w:ascii="Consolas" w:eastAsia="Times New Roman" w:hAnsi="Consolas" w:cs="Courier New"/>
-          <w:color w:val="00AF00"/>
-          <w:kern w:val="0"/>
-          <w:sz w:val="20"/>
-          <w:szCs w:val="20"/>
-          <w:lang w:eastAsia="en-GB"/>
-          <w14:ligatures w14:val="none"/>
-        </w:rPr>
-        <w:t>0</w:t>
-      </w:r>
-      <w:r>
-        <w:rPr>
-          <w:rFonts w:ascii="Consolas" w:eastAsia="Times New Roman" w:hAnsi="Consolas" w:cs="Courier New"/>
-          <w:kern w:val="0"/>
-          <w:sz w:val="20"/>
-          <w:szCs w:val="20"/>
-          <w:lang w:eastAsia="en-GB"/>
-          <w14:ligatures w14:val="none"/>
-        </w:rPr>
-        <w:t xml:space="preserve"> │</w:t>
-      </w:r>
-    </w:p>
-    <w:p>
-      <w:pPr>
-        <w:shd w:val="clear" w:color="auto" w:fill="FFFFFF"/>
-        <w:tabs>
-          <w:tab w:val="left" w:pos="916"/>
-          <w:tab w:val="left" w:pos="1832"/>
-          <w:tab w:val="left" w:pos="2748"/>
-          <w:tab w:val="left" w:pos="3664"/>
-          <w:tab w:val="left" w:pos="4580"/>
-          <w:tab w:val="left" w:pos="5496"/>
-          <w:tab w:val="left" w:pos="6412"/>
-          <w:tab w:val="left" w:pos="7328"/>
-          <w:tab w:val="left" w:pos="8244"/>
-          <w:tab w:val="left" w:pos="9160"/>
-          <w:tab w:val="left" w:pos="10076"/>
-          <w:tab w:val="left" w:pos="10992"/>
-          <w:tab w:val="left" w:pos="11908"/>
-          <w:tab w:val="left" w:pos="12824"/>
-          <w:tab w:val="left" w:pos="13740"/>
-          <w:tab w:val="left" w:pos="14656"/>
-        </w:tabs>
-        <w:wordWrap w:val="0"/>
-        <w:spacing w:before="360" w:after="360" w:line="240" w:lineRule="auto"/>
-        <w:ind w:left="480" w:right="480"/>
-        <w:rPr>
-          <w:rFonts w:ascii="Consolas" w:eastAsia="Times New Roman" w:hAnsi="Consolas" w:cs="Courier New"/>
-          <w:kern w:val="0"/>
-          <w:sz w:val="20"/>
-          <w:szCs w:val="20"/>
-          <w:lang w:eastAsia="en-GB"/>
-          <w14:ligatures w14:val="none"/>
-        </w:rPr>
-      </w:pPr>
-      <w:r>
-        <w:rPr>
-          <w:rFonts w:ascii="Consolas" w:eastAsia="Times New Roman" w:hAnsi="Consolas" w:cs="Courier New"/>
-          <w:kern w:val="0"/>
-          <w:sz w:val="20"/>
-          <w:szCs w:val="20"/>
-          <w:lang w:eastAsia="en-GB"/>
-          <w14:ligatures w14:val="none"/>
-        </w:rPr>
-        <w:t>├─────────────────────────────────┼────────────────────────┼───────────────┤</w:t>
-      </w:r>
-    </w:p>
-    <w:p>
-      <w:pPr>
-        <w:shd w:val="clear" w:color="auto" w:fill="FFFFFF"/>
-        <w:tabs>
-          <w:tab w:val="left" w:pos="916"/>
-          <w:tab w:val="left" w:pos="1832"/>
-          <w:tab w:val="left" w:pos="2748"/>
-          <w:tab w:val="left" w:pos="3664"/>
-          <w:tab w:val="left" w:pos="4580"/>
-          <w:tab w:val="left" w:pos="5496"/>
-          <w:tab w:val="left" w:pos="6412"/>
-          <w:tab w:val="left" w:pos="7328"/>
-          <w:tab w:val="left" w:pos="8244"/>
-          <w:tab w:val="left" w:pos="9160"/>
-          <w:tab w:val="left" w:pos="10076"/>
-          <w:tab w:val="left" w:pos="10992"/>
-          <w:tab w:val="left" w:pos="11908"/>
-          <w:tab w:val="left" w:pos="12824"/>
-          <w:tab w:val="left" w:pos="13740"/>
-          <w:tab w:val="left" w:pos="14656"/>
-        </w:tabs>
-        <w:wordWrap w:val="0"/>
-        <w:spacing w:before="360" w:after="360" w:line="240" w:lineRule="auto"/>
-        <w:ind w:left="480" w:right="480"/>
-        <w:rPr>
-          <w:rFonts w:ascii="Consolas" w:eastAsia="Times New Roman" w:hAnsi="Consolas" w:cs="Courier New"/>
-          <w:kern w:val="0"/>
-          <w:sz w:val="20"/>
-          <w:szCs w:val="20"/>
-          <w:lang w:eastAsia="en-GB"/>
-          <w14:ligatures w14:val="none"/>
-        </w:rPr>
-      </w:pPr>
-      <w:r>
-        <w:rPr>
-          <w:rFonts w:ascii="Consolas" w:eastAsia="Times New Roman" w:hAnsi="Consolas" w:cs="Courier New"/>
-          <w:kern w:val="0"/>
-          <w:sz w:val="20"/>
-          <w:szCs w:val="20"/>
-          <w:lang w:eastAsia="en-GB"/>
-          <w14:ligatures w14:val="none"/>
-        </w:rPr>
-        <w:t>│ dense_6 (</w:t>
-      </w:r>
-      <w:proofErr w:type="gramStart"/>
-      <w:r>
-        <w:rPr>
-          <w:rFonts w:ascii="Consolas" w:eastAsia="Times New Roman" w:hAnsi="Consolas" w:cs="Courier New"/>
-          <w:color w:val="0087FF"/>
-          <w:kern w:val="0"/>
-          <w:sz w:val="20"/>
-          <w:szCs w:val="20"/>
-          <w:lang w:eastAsia="en-GB"/>
-          <w14:ligatures w14:val="none"/>
-        </w:rPr>
-        <w:t>Dense</w:t>
-      </w:r>
-      <w:r>
-        <w:rPr>
-          <w:rFonts w:ascii="Consolas" w:eastAsia="Times New Roman" w:hAnsi="Consolas" w:cs="Courier New"/>
-          <w:kern w:val="0"/>
-          <w:sz w:val="20"/>
-          <w:szCs w:val="20"/>
-          <w:lang w:eastAsia="en-GB"/>
-          <w14:ligatures w14:val="none"/>
-        </w:rPr>
-        <w:t xml:space="preserve">)   </w:t>
-      </w:r>
-      <w:proofErr w:type="gramEnd"/>
-      <w:r>
-        <w:rPr>
-          <w:rFonts w:ascii="Consolas" w:eastAsia="Times New Roman" w:hAnsi="Consolas" w:cs="Courier New"/>
-          <w:kern w:val="0"/>
-          <w:sz w:val="20"/>
-          <w:szCs w:val="20"/>
-          <w:lang w:eastAsia="en-GB"/>
-          <w14:ligatures w14:val="none"/>
-        </w:rPr>
-        <w:t xml:space="preserve">              │ (</w:t>
-      </w:r>
-      <w:r>
-        <w:rPr>
-          <w:rFonts w:ascii="Consolas" w:eastAsia="Times New Roman" w:hAnsi="Consolas" w:cs="Courier New"/>
-          <w:color w:val="00D7FF"/>
-          <w:kern w:val="0"/>
-          <w:sz w:val="20"/>
-          <w:szCs w:val="20"/>
-          <w:lang w:eastAsia="en-GB"/>
-          <w14:ligatures w14:val="none"/>
-        </w:rPr>
-        <w:t>None</w:t>
-      </w:r>
-      <w:r>
-        <w:rPr>
-          <w:rFonts w:ascii="Consolas" w:eastAsia="Times New Roman" w:hAnsi="Consolas" w:cs="Courier New"/>
-          <w:kern w:val="0"/>
-          <w:sz w:val="20"/>
-          <w:szCs w:val="20"/>
-          <w:lang w:eastAsia="en-GB"/>
-          <w14:ligatures w14:val="none"/>
-        </w:rPr>
-        <w:t xml:space="preserve">, </w:t>
-      </w:r>
-      <w:r>
-        <w:rPr>
-          <w:rFonts w:ascii="Consolas" w:eastAsia="Times New Roman" w:hAnsi="Consolas" w:cs="Courier New"/>
-          <w:color w:val="00AF00"/>
-          <w:kern w:val="0"/>
-          <w:sz w:val="20"/>
-          <w:szCs w:val="20"/>
-          <w:lang w:eastAsia="en-GB"/>
-          <w14:ligatures w14:val="none"/>
-        </w:rPr>
-        <w:t>128</w:t>
-      </w:r>
-      <w:r>
-        <w:rPr>
-          <w:rFonts w:ascii="Consolas" w:eastAsia="Times New Roman" w:hAnsi="Consolas" w:cs="Courier New"/>
-          <w:kern w:val="0"/>
-          <w:sz w:val="20"/>
-          <w:szCs w:val="20"/>
-          <w:lang w:eastAsia="en-GB"/>
-          <w14:ligatures w14:val="none"/>
-        </w:rPr>
-        <w:t xml:space="preserve">)            │       </w:t>
-      </w:r>
-      <w:r>
-        <w:rPr>
-          <w:rFonts w:ascii="Consolas" w:eastAsia="Times New Roman" w:hAnsi="Consolas" w:cs="Courier New"/>
-          <w:color w:val="00AF00"/>
-          <w:kern w:val="0"/>
-          <w:sz w:val="20"/>
-          <w:szCs w:val="20"/>
-          <w:lang w:eastAsia="en-GB"/>
-          <w14:ligatures w14:val="none"/>
-        </w:rPr>
-        <w:t>100,480</w:t>
-      </w:r>
-      <w:r>
-        <w:rPr>
-          <w:rFonts w:ascii="Consolas" w:eastAsia="Times New Roman" w:hAnsi="Consolas" w:cs="Courier New"/>
-          <w:kern w:val="0"/>
-          <w:sz w:val="20"/>
-          <w:szCs w:val="20"/>
-          <w:lang w:eastAsia="en-GB"/>
-          <w14:ligatures w14:val="none"/>
-        </w:rPr>
-        <w:t xml:space="preserve"> │</w:t>
-      </w:r>
-    </w:p>
-    <w:p>
-      <w:pPr>
-        <w:shd w:val="clear" w:color="auto" w:fill="FFFFFF"/>
-        <w:tabs>
-          <w:tab w:val="left" w:pos="916"/>
-          <w:tab w:val="left" w:pos="1832"/>
-          <w:tab w:val="left" w:pos="2748"/>
-          <w:tab w:val="left" w:pos="3664"/>
-          <w:tab w:val="left" w:pos="4580"/>
-          <w:tab w:val="left" w:pos="5496"/>
-          <w:tab w:val="left" w:pos="6412"/>
-          <w:tab w:val="left" w:pos="7328"/>
-          <w:tab w:val="left" w:pos="8244"/>
-          <w:tab w:val="left" w:pos="9160"/>
-          <w:tab w:val="left" w:pos="10076"/>
-          <w:tab w:val="left" w:pos="10992"/>
-          <w:tab w:val="left" w:pos="11908"/>
-          <w:tab w:val="left" w:pos="12824"/>
-          <w:tab w:val="left" w:pos="13740"/>
-          <w:tab w:val="left" w:pos="14656"/>
-        </w:tabs>
-        <w:wordWrap w:val="0"/>
-        <w:spacing w:before="360" w:after="360" w:line="240" w:lineRule="auto"/>
-        <w:ind w:left="480" w:right="480"/>
-        <w:rPr>
-          <w:rFonts w:ascii="Consolas" w:eastAsia="Times New Roman" w:hAnsi="Consolas" w:cs="Courier New"/>
-          <w:kern w:val="0"/>
-          <w:sz w:val="20"/>
-          <w:szCs w:val="20"/>
-          <w:lang w:eastAsia="en-GB"/>
-          <w14:ligatures w14:val="none"/>
-        </w:rPr>
-      </w:pPr>
-      <w:r>
-        <w:rPr>
-          <w:rFonts w:ascii="Consolas" w:eastAsia="Times New Roman" w:hAnsi="Consolas" w:cs="Courier New"/>
-          <w:kern w:val="0"/>
-          <w:sz w:val="20"/>
-          <w:szCs w:val="20"/>
-          <w:lang w:eastAsia="en-GB"/>
-          <w14:ligatures w14:val="none"/>
-        </w:rPr>
-        <w:t>├─────────────────────────────────┼────────────────────────┼───────────────┤</w:t>
-      </w:r>
-    </w:p>
-    <w:p>
-      <w:pPr>
-        <w:shd w:val="clear" w:color="auto" w:fill="FFFFFF"/>
-        <w:tabs>
-          <w:tab w:val="left" w:pos="916"/>
-          <w:tab w:val="left" w:pos="1832"/>
-          <w:tab w:val="left" w:pos="2748"/>
-          <w:tab w:val="left" w:pos="3664"/>
-          <w:tab w:val="left" w:pos="4580"/>
-          <w:tab w:val="left" w:pos="5496"/>
-          <w:tab w:val="left" w:pos="6412"/>
-          <w:tab w:val="left" w:pos="7328"/>
-          <w:tab w:val="left" w:pos="8244"/>
-          <w:tab w:val="left" w:pos="9160"/>
-          <w:tab w:val="left" w:pos="10076"/>
-          <w:tab w:val="left" w:pos="10992"/>
-          <w:tab w:val="left" w:pos="11908"/>
-          <w:tab w:val="left" w:pos="12824"/>
-          <w:tab w:val="left" w:pos="13740"/>
-          <w:tab w:val="left" w:pos="14656"/>
-        </w:tabs>
-        <w:wordWrap w:val="0"/>
-        <w:spacing w:before="360" w:after="360" w:line="240" w:lineRule="auto"/>
-        <w:ind w:left="480" w:right="480"/>
-        <w:rPr>
-          <w:rFonts w:ascii="Consolas" w:eastAsia="Times New Roman" w:hAnsi="Consolas" w:cs="Courier New"/>
-          <w:kern w:val="0"/>
-          <w:sz w:val="20"/>
-          <w:szCs w:val="20"/>
-          <w:lang w:eastAsia="en-GB"/>
-          <w14:ligatures w14:val="none"/>
-        </w:rPr>
-      </w:pPr>
-      <w:r>
-        <w:rPr>
-          <w:rFonts w:ascii="Consolas" w:eastAsia="Times New Roman" w:hAnsi="Consolas" w:cs="Courier New"/>
-          <w:kern w:val="0"/>
-          <w:sz w:val="20"/>
-          <w:szCs w:val="20"/>
-          <w:lang w:eastAsia="en-GB"/>
-          <w14:ligatures w14:val="none"/>
-        </w:rPr>
-        <w:t>│ dense_7 (</w:t>
-      </w:r>
-      <w:proofErr w:type="gramStart"/>
-      <w:r>
-        <w:rPr>
-          <w:rFonts w:ascii="Consolas" w:eastAsia="Times New Roman" w:hAnsi="Consolas" w:cs="Courier New"/>
-          <w:color w:val="0087FF"/>
-          <w:kern w:val="0"/>
-          <w:sz w:val="20"/>
-          <w:szCs w:val="20"/>
-          <w:lang w:eastAsia="en-GB"/>
-          <w14:ligatures w14:val="none"/>
-        </w:rPr>
-        <w:t>Dense</w:t>
-      </w:r>
-      <w:r>
-        <w:rPr>
-          <w:rFonts w:ascii="Consolas" w:eastAsia="Times New Roman" w:hAnsi="Consolas" w:cs="Courier New"/>
-          <w:kern w:val="0"/>
-          <w:sz w:val="20"/>
-          <w:szCs w:val="20"/>
-          <w:lang w:eastAsia="en-GB"/>
-          <w14:ligatures w14:val="none"/>
-        </w:rPr>
-        <w:t xml:space="preserve">)   </w:t>
-      </w:r>
-      <w:proofErr w:type="gramEnd"/>
-      <w:r>
-        <w:rPr>
-          <w:rFonts w:ascii="Consolas" w:eastAsia="Times New Roman" w:hAnsi="Consolas" w:cs="Courier New"/>
-          <w:kern w:val="0"/>
-          <w:sz w:val="20"/>
-          <w:szCs w:val="20"/>
-          <w:lang w:eastAsia="en-GB"/>
-          <w14:ligatures w14:val="none"/>
-        </w:rPr>
-        <w:t xml:space="preserve">              │ (</w:t>
-      </w:r>
-      <w:r>
-        <w:rPr>
-          <w:rFonts w:ascii="Consolas" w:eastAsia="Times New Roman" w:hAnsi="Consolas" w:cs="Courier New"/>
-          <w:color w:val="00D7FF"/>
-          <w:kern w:val="0"/>
-          <w:sz w:val="20"/>
-          <w:szCs w:val="20"/>
-          <w:lang w:eastAsia="en-GB"/>
-          <w14:ligatures w14:val="none"/>
-        </w:rPr>
-        <w:t>None</w:t>
-      </w:r>
-      <w:r>
-        <w:rPr>
-          <w:rFonts w:ascii="Consolas" w:eastAsia="Times New Roman" w:hAnsi="Consolas" w:cs="Courier New"/>
-          <w:kern w:val="0"/>
-          <w:sz w:val="20"/>
-          <w:szCs w:val="20"/>
-          <w:lang w:eastAsia="en-GB"/>
-          <w14:ligatures w14:val="none"/>
-        </w:rPr>
-        <w:t xml:space="preserve">, </w:t>
-      </w:r>
-      <w:r>
-        <w:rPr>
-          <w:rFonts w:ascii="Consolas" w:eastAsia="Times New Roman" w:hAnsi="Consolas" w:cs="Courier New"/>
-          <w:color w:val="00AF00"/>
-          <w:kern w:val="0"/>
-          <w:sz w:val="20"/>
-          <w:szCs w:val="20"/>
-          <w:lang w:eastAsia="en-GB"/>
-          <w14:ligatures w14:val="none"/>
-        </w:rPr>
-        <w:t>10</w:t>
-      </w:r>
-      <w:r>
-        <w:rPr>
-          <w:rFonts w:ascii="Consolas" w:eastAsia="Times New Roman" w:hAnsi="Consolas" w:cs="Courier New"/>
-          <w:kern w:val="0"/>
-          <w:sz w:val="20"/>
-          <w:szCs w:val="20"/>
-          <w:lang w:eastAsia="en-GB"/>
-          <w14:ligatures w14:val="none"/>
-        </w:rPr>
-        <w:t xml:space="preserve">)             │         </w:t>
-      </w:r>
-      <w:r>
-        <w:rPr>
-          <w:rFonts w:ascii="Consolas" w:eastAsia="Times New Roman" w:hAnsi="Consolas" w:cs="Courier New"/>
-          <w:color w:val="00AF00"/>
-          <w:kern w:val="0"/>
-          <w:sz w:val="20"/>
-          <w:szCs w:val="20"/>
-          <w:lang w:eastAsia="en-GB"/>
-          <w14:ligatures w14:val="none"/>
-        </w:rPr>
-        <w:t>1,290</w:t>
-      </w:r>
-      <w:r>
-        <w:rPr>
-          <w:rFonts w:ascii="Consolas" w:eastAsia="Times New Roman" w:hAnsi="Consolas" w:cs="Courier New"/>
-          <w:kern w:val="0"/>
-          <w:sz w:val="20"/>
-          <w:szCs w:val="20"/>
-          <w:lang w:eastAsia="en-GB"/>
-          <w14:ligatures w14:val="none"/>
-        </w:rPr>
-        <w:t xml:space="preserve"> │</w:t>
-      </w:r>
-    </w:p>
-    <w:p>
-      <w:pPr>
-        <w:shd w:val="clear" w:color="auto" w:fill="FFFFFF"/>
-        <w:tabs>
-          <w:tab w:val="left" w:pos="916"/>
-          <w:tab w:val="left" w:pos="1832"/>
-          <w:tab w:val="left" w:pos="2748"/>
-          <w:tab w:val="left" w:pos="3664"/>
-          <w:tab w:val="left" w:pos="4580"/>
-          <w:tab w:val="left" w:pos="5496"/>
-          <w:tab w:val="left" w:pos="6412"/>
-          <w:tab w:val="left" w:pos="7328"/>
-          <w:tab w:val="left" w:pos="8244"/>
-          <w:tab w:val="left" w:pos="9160"/>
-          <w:tab w:val="left" w:pos="10076"/>
-          <w:tab w:val="left" w:pos="10992"/>
-          <w:tab w:val="left" w:pos="11908"/>
-          <w:tab w:val="left" w:pos="12824"/>
-          <w:tab w:val="left" w:pos="13740"/>
-          <w:tab w:val="left" w:pos="14656"/>
-        </w:tabs>
-        <w:wordWrap w:val="0"/>
-        <w:spacing w:before="360" w:after="360" w:line="240" w:lineRule="auto"/>
-        <w:ind w:left="480" w:right="480"/>
-        <w:rPr>
-          <w:rFonts w:ascii="Consolas" w:eastAsia="Times New Roman" w:hAnsi="Consolas" w:cs="Courier New"/>
-          <w:kern w:val="0"/>
-          <w:sz w:val="20"/>
-          <w:szCs w:val="20"/>
-          <w:lang w:eastAsia="en-GB"/>
-          <w14:ligatures w14:val="none"/>
-        </w:rPr>
-      </w:pPr>
-      <w:r>
-        <w:rPr>
-          <w:rFonts w:ascii="Consolas" w:eastAsia="Times New Roman" w:hAnsi="Consolas" w:cs="Courier New"/>
-          <w:kern w:val="0"/>
-          <w:sz w:val="20"/>
-          <w:szCs w:val="20"/>
-          <w:lang w:eastAsia="en-GB"/>
-          <w14:ligatures w14:val="none"/>
-        </w:rPr>
-        <w:t>└─────────────────────────────────┴────────────────────────┴───────────────┘</w:t>
-      </w:r>
-    </w:p>
-    <w:p>
-      <w:pPr>
-        <w:shd w:val="clear" w:color="auto" w:fill="FFFFFF"/>
-        <w:tabs>
-          <w:tab w:val="left" w:pos="916"/>
-          <w:tab w:val="left" w:pos="1832"/>
-          <w:tab w:val="left" w:pos="2748"/>
-          <w:tab w:val="left" w:pos="3664"/>
-          <w:tab w:val="left" w:pos="4580"/>
-          <w:tab w:val="left" w:pos="5496"/>
-          <w:tab w:val="left" w:pos="6412"/>
-          <w:tab w:val="left" w:pos="7328"/>
-          <w:tab w:val="left" w:pos="8244"/>
-          <w:tab w:val="left" w:pos="9160"/>
-          <w:tab w:val="left" w:pos="10076"/>
-          <w:tab w:val="left" w:pos="10992"/>
-          <w:tab w:val="left" w:pos="11908"/>
-          <w:tab w:val="left" w:pos="12824"/>
-          <w:tab w:val="left" w:pos="13740"/>
-          <w:tab w:val="left" w:pos="14656"/>
-        </w:tabs>
-        <w:wordWrap w:val="0"/>
-        <w:spacing w:before="360" w:after="360" w:line="240" w:lineRule="auto"/>
-        <w:ind w:left="480" w:right="480"/>
-        <w:rPr>
-          <w:rFonts w:ascii="Consolas" w:eastAsia="Times New Roman" w:hAnsi="Consolas" w:cs="Courier New"/>
-          <w:kern w:val="0"/>
-          <w:sz w:val="20"/>
-          <w:szCs w:val="20"/>
-          <w:lang w:eastAsia="en-GB"/>
-          <w14:ligatures w14:val="none"/>
-        </w:rPr>
-      </w:pPr>
-      <w:r>
-        <w:rPr>
-          <w:rFonts w:ascii="Consolas" w:eastAsia="Times New Roman" w:hAnsi="Consolas" w:cs="Courier New"/>
-          <w:b/>
-          <w:bCs/>
-          <w:kern w:val="0"/>
-          <w:sz w:val="20"/>
-          <w:szCs w:val="20"/>
-          <w:lang w:eastAsia="en-GB"/>
-          <w14:ligatures w14:val="none"/>
-        </w:rPr>
-        <w:t xml:space="preserve"> Total params: </w:t>
-      </w:r>
-      <w:r>
-        <w:rPr>
-          <w:rFonts w:ascii="Consolas" w:eastAsia="Times New Roman" w:hAnsi="Consolas" w:cs="Courier New"/>
-          <w:color w:val="00AF00"/>
-          <w:kern w:val="0"/>
-          <w:sz w:val="20"/>
-          <w:szCs w:val="20"/>
-          <w:lang w:eastAsia="en-GB"/>
-          <w14:ligatures w14:val="none"/>
-        </w:rPr>
-        <w:t>305,312</w:t>
-      </w:r>
-      <w:r>
-        <w:rPr>
-          <w:rFonts w:ascii="Consolas" w:eastAsia="Times New Roman" w:hAnsi="Consolas" w:cs="Courier New"/>
-          <w:kern w:val="0"/>
-          <w:sz w:val="20"/>
-          <w:szCs w:val="20"/>
-          <w:lang w:eastAsia="en-GB"/>
-          <w14:ligatures w14:val="none"/>
-        </w:rPr>
-        <w:t xml:space="preserve"> (1.16 MB)</w:t>
-      </w:r>
-    </w:p>
-    <w:p>
-      <w:pPr>
-        <w:shd w:val="clear" w:color="auto" w:fill="FFFFFF"/>
-        <w:tabs>
-          <w:tab w:val="left" w:pos="916"/>
-          <w:tab w:val="left" w:pos="1832"/>
-          <w:tab w:val="left" w:pos="2748"/>
-          <w:tab w:val="left" w:pos="3664"/>
-          <w:tab w:val="left" w:pos="4580"/>
-          <w:tab w:val="left" w:pos="5496"/>
-          <w:tab w:val="left" w:pos="6412"/>
-          <w:tab w:val="left" w:pos="7328"/>
-          <w:tab w:val="left" w:pos="8244"/>
-          <w:tab w:val="left" w:pos="9160"/>
-          <w:tab w:val="left" w:pos="10076"/>
-          <w:tab w:val="left" w:pos="10992"/>
-          <w:tab w:val="left" w:pos="11908"/>
-          <w:tab w:val="left" w:pos="12824"/>
-          <w:tab w:val="left" w:pos="13740"/>
-          <w:tab w:val="left" w:pos="14656"/>
-        </w:tabs>
-        <w:wordWrap w:val="0"/>
-        <w:spacing w:before="360" w:after="360" w:line="240" w:lineRule="auto"/>
-        <w:ind w:left="480" w:right="480"/>
-        <w:rPr>
-          <w:rFonts w:ascii="Consolas" w:eastAsia="Times New Roman" w:hAnsi="Consolas" w:cs="Courier New"/>
-          <w:kern w:val="0"/>
-          <w:sz w:val="20"/>
-          <w:szCs w:val="20"/>
-          <w:lang w:eastAsia="en-GB"/>
-          <w14:ligatures w14:val="none"/>
-        </w:rPr>
-      </w:pPr>
-      <w:r>
-        <w:rPr>
-          <w:rFonts w:ascii="Consolas" w:eastAsia="Times New Roman" w:hAnsi="Consolas" w:cs="Courier New"/>
-          <w:b/>
-          <w:bCs/>
-          <w:kern w:val="0"/>
-          <w:sz w:val="20"/>
-          <w:szCs w:val="20"/>
-          <w:lang w:eastAsia="en-GB"/>
-          <w14:ligatures w14:val="none"/>
-        </w:rPr>
-        <w:lastRenderedPageBreak/>
-        <w:t xml:space="preserve"> Trainable params: </w:t>
-      </w:r>
-      <w:r>
-        <w:rPr>
-          <w:rFonts w:ascii="Consolas" w:eastAsia="Times New Roman" w:hAnsi="Consolas" w:cs="Courier New"/>
-          <w:color w:val="00AF00"/>
-          <w:kern w:val="0"/>
-          <w:sz w:val="20"/>
-          <w:szCs w:val="20"/>
-          <w:lang w:eastAsia="en-GB"/>
-          <w14:ligatures w14:val="none"/>
-        </w:rPr>
-        <w:t>101,770</w:t>
-      </w:r>
-      <w:r>
-        <w:rPr>
-          <w:rFonts w:ascii="Consolas" w:eastAsia="Times New Roman" w:hAnsi="Consolas" w:cs="Courier New"/>
-          <w:kern w:val="0"/>
-          <w:sz w:val="20"/>
-          <w:szCs w:val="20"/>
-          <w:lang w:eastAsia="en-GB"/>
-          <w14:ligatures w14:val="none"/>
-        </w:rPr>
-        <w:t xml:space="preserve"> (397.54 KB)</w:t>
-      </w:r>
-    </w:p>
-    <w:p>
-      <w:pPr>
-        <w:shd w:val="clear" w:color="auto" w:fill="FFFFFF"/>
-        <w:tabs>
-          <w:tab w:val="left" w:pos="916"/>
-          <w:tab w:val="left" w:pos="1832"/>
-          <w:tab w:val="left" w:pos="2748"/>
-          <w:tab w:val="left" w:pos="3664"/>
-          <w:tab w:val="left" w:pos="4580"/>
-          <w:tab w:val="left" w:pos="5496"/>
-          <w:tab w:val="left" w:pos="6412"/>
-          <w:tab w:val="left" w:pos="7328"/>
-          <w:tab w:val="left" w:pos="8244"/>
-          <w:tab w:val="left" w:pos="9160"/>
-          <w:tab w:val="left" w:pos="10076"/>
-          <w:tab w:val="left" w:pos="10992"/>
-          <w:tab w:val="left" w:pos="11908"/>
-          <w:tab w:val="left" w:pos="12824"/>
-          <w:tab w:val="left" w:pos="13740"/>
-          <w:tab w:val="left" w:pos="14656"/>
-        </w:tabs>
-        <w:wordWrap w:val="0"/>
-        <w:spacing w:before="360" w:after="360" w:line="240" w:lineRule="auto"/>
-        <w:ind w:left="480" w:right="480"/>
-        <w:rPr>
-          <w:rFonts w:ascii="Consolas" w:eastAsia="Times New Roman" w:hAnsi="Consolas" w:cs="Courier New"/>
-          <w:kern w:val="0"/>
-          <w:sz w:val="20"/>
-          <w:szCs w:val="20"/>
-          <w:lang w:eastAsia="en-GB"/>
-          <w14:ligatures w14:val="none"/>
-        </w:rPr>
-      </w:pPr>
-      <w:r>
-        <w:rPr>
-          <w:rFonts w:ascii="Consolas" w:eastAsia="Times New Roman" w:hAnsi="Consolas" w:cs="Courier New"/>
-          <w:b/>
-          <w:bCs/>
-          <w:kern w:val="0"/>
-          <w:sz w:val="20"/>
-          <w:szCs w:val="20"/>
-          <w:lang w:eastAsia="en-GB"/>
-          <w14:ligatures w14:val="none"/>
-        </w:rPr>
-        <w:t xml:space="preserve"> Non-trainable params: </w:t>
-      </w:r>
-      <w:r>
-        <w:rPr>
-          <w:rFonts w:ascii="Consolas" w:eastAsia="Times New Roman" w:hAnsi="Consolas" w:cs="Courier New"/>
-          <w:color w:val="00AF00"/>
-          <w:kern w:val="0"/>
-          <w:sz w:val="20"/>
-          <w:szCs w:val="20"/>
-          <w:lang w:eastAsia="en-GB"/>
-          <w14:ligatures w14:val="none"/>
-        </w:rPr>
-        <w:t>0</w:t>
-      </w:r>
-      <w:r>
-        <w:rPr>
-          <w:rFonts w:ascii="Consolas" w:eastAsia="Times New Roman" w:hAnsi="Consolas" w:cs="Courier New"/>
-          <w:kern w:val="0"/>
-          <w:sz w:val="20"/>
-          <w:szCs w:val="20"/>
-          <w:lang w:eastAsia="en-GB"/>
-          <w14:ligatures w14:val="none"/>
-        </w:rPr>
-        <w:t xml:space="preserve"> (0.00 B)</w:t>
-      </w:r>
-    </w:p>
-    <w:p>
-      <w:pPr>
-        <w:shd w:val="clear" w:color="auto" w:fill="FFFFFF"/>
-        <w:tabs>
-          <w:tab w:val="left" w:pos="916"/>
-          <w:tab w:val="left" w:pos="1832"/>
-          <w:tab w:val="left" w:pos="2748"/>
-          <w:tab w:val="left" w:pos="3664"/>
-          <w:tab w:val="left" w:pos="4580"/>
-          <w:tab w:val="left" w:pos="5496"/>
-          <w:tab w:val="left" w:pos="6412"/>
-          <w:tab w:val="left" w:pos="7328"/>
-          <w:tab w:val="left" w:pos="8244"/>
-          <w:tab w:val="left" w:pos="9160"/>
-          <w:tab w:val="left" w:pos="10076"/>
-          <w:tab w:val="left" w:pos="10992"/>
-          <w:tab w:val="left" w:pos="11908"/>
-          <w:tab w:val="left" w:pos="12824"/>
-          <w:tab w:val="left" w:pos="13740"/>
-          <w:tab w:val="left" w:pos="14656"/>
-        </w:tabs>
-        <w:wordWrap w:val="0"/>
-        <w:spacing w:before="360" w:after="360" w:line="240" w:lineRule="auto"/>
-        <w:ind w:left="480" w:right="480"/>
-        <w:rPr>
-          <w:rFonts w:ascii="Consolas" w:eastAsia="Times New Roman" w:hAnsi="Consolas" w:cs="Courier New"/>
-          <w:kern w:val="0"/>
-          <w:sz w:val="20"/>
-          <w:szCs w:val="20"/>
-          <w:lang w:eastAsia="en-GB"/>
-          <w14:ligatures w14:val="none"/>
-        </w:rPr>
-      </w:pPr>
-      <w:r>
-        <w:rPr>
-          <w:rFonts w:ascii="Consolas" w:eastAsia="Times New Roman" w:hAnsi="Consolas" w:cs="Courier New"/>
-          <w:b/>
-          <w:bCs/>
-          <w:kern w:val="0"/>
-          <w:sz w:val="20"/>
-          <w:szCs w:val="20"/>
-          <w:lang w:eastAsia="en-GB"/>
-          <w14:ligatures w14:val="none"/>
-        </w:rPr>
-        <w:t xml:space="preserve"> Optimizer params: </w:t>
-      </w:r>
-      <w:r>
-        <w:rPr>
-          <w:rFonts w:ascii="Consolas" w:eastAsia="Times New Roman" w:hAnsi="Consolas" w:cs="Courier New"/>
-          <w:color w:val="00AF00"/>
-          <w:kern w:val="0"/>
-          <w:sz w:val="20"/>
-          <w:szCs w:val="20"/>
-          <w:lang w:eastAsia="en-GB"/>
-          <w14:ligatures w14:val="none"/>
-        </w:rPr>
-        <w:t>203,542</w:t>
-      </w:r>
-      <w:r>
-        <w:rPr>
-          <w:rFonts w:ascii="Consolas" w:eastAsia="Times New Roman" w:hAnsi="Consolas" w:cs="Courier New"/>
-          <w:kern w:val="0"/>
-          <w:sz w:val="20"/>
-          <w:szCs w:val="20"/>
-          <w:lang w:eastAsia="en-GB"/>
-          <w14:ligatures w14:val="none"/>
-        </w:rPr>
-        <w:t xml:space="preserve"> (795.09 KB)</w:t>
-      </w:r>
     </w:p>
     <w:p>
       <w:pPr>
@@ -2157,6 +1505,16 @@
         </w:rPr>
         <w:t>Lab 4</w:t>
       </w:r>
+    </w:p>
+    <w:p>
+      <w:pPr>
+        <w:jc w:val="both"/>
+        <w:rPr>
+          <w:sz w:val="44"/>
+          <w:szCs w:val="44"/>
+          <w:u w:val="single"/>
+        </w:rPr>
+      </w:pPr>
     </w:p>
     <w:p>
       <w:pPr>
@@ -2189,7 +1547,7 @@
                     </pic:cNvPicPr>
                   </pic:nvPicPr>
                   <pic:blipFill>
-                    <a:blip r:embed="rId6">
+                    <a:blip r:embed="rId10">
                       <a:extLst>
                         <a:ext uri="{28A0092B-C50C-407E-A947-70E740481C1C}">
                           <a14:useLocalDpi xmlns:a14="http://schemas.microsoft.com/office/drawing/2010/main" val="0"/>
@@ -2223,1349 +1581,6 @@
     </w:p>
     <w:p>
       <w:pPr>
-        <w:shd w:val="clear" w:color="auto" w:fill="FFFFFF"/>
-        <w:tabs>
-          <w:tab w:val="left" w:pos="916"/>
-          <w:tab w:val="left" w:pos="1832"/>
-          <w:tab w:val="left" w:pos="2748"/>
-          <w:tab w:val="left" w:pos="3664"/>
-          <w:tab w:val="left" w:pos="4580"/>
-          <w:tab w:val="left" w:pos="5496"/>
-          <w:tab w:val="left" w:pos="6412"/>
-          <w:tab w:val="left" w:pos="7328"/>
-          <w:tab w:val="left" w:pos="8244"/>
-          <w:tab w:val="left" w:pos="9160"/>
-          <w:tab w:val="left" w:pos="10076"/>
-          <w:tab w:val="left" w:pos="10992"/>
-          <w:tab w:val="left" w:pos="11908"/>
-          <w:tab w:val="left" w:pos="12824"/>
-          <w:tab w:val="left" w:pos="13740"/>
-          <w:tab w:val="left" w:pos="14656"/>
-        </w:tabs>
-        <w:wordWrap w:val="0"/>
-        <w:spacing w:before="360" w:after="360" w:line="240" w:lineRule="auto"/>
-        <w:ind w:left="480" w:right="480"/>
-        <w:rPr>
-          <w:rFonts w:ascii="Consolas" w:eastAsia="Times New Roman" w:hAnsi="Consolas" w:cs="Courier New"/>
-          <w:kern w:val="0"/>
-          <w:sz w:val="20"/>
-          <w:szCs w:val="20"/>
-          <w:lang w:eastAsia="en-GB"/>
-          <w14:ligatures w14:val="none"/>
-        </w:rPr>
-      </w:pPr>
-      <w:r>
-        <w:rPr>
-          <w:rFonts w:ascii="Consolas" w:eastAsia="Times New Roman" w:hAnsi="Consolas" w:cs="Courier New"/>
-          <w:b/>
-          <w:bCs/>
-          <w:kern w:val="0"/>
-          <w:sz w:val="20"/>
-          <w:szCs w:val="20"/>
-          <w:lang w:eastAsia="en-GB"/>
-          <w14:ligatures w14:val="none"/>
-        </w:rPr>
-        <w:t>Model: "sequential_2"</w:t>
-      </w:r>
-    </w:p>
-    <w:p>
-      <w:pPr>
-        <w:shd w:val="clear" w:color="auto" w:fill="FFFFFF"/>
-        <w:tabs>
-          <w:tab w:val="left" w:pos="916"/>
-          <w:tab w:val="left" w:pos="1832"/>
-          <w:tab w:val="left" w:pos="2748"/>
-          <w:tab w:val="left" w:pos="3664"/>
-          <w:tab w:val="left" w:pos="4580"/>
-          <w:tab w:val="left" w:pos="5496"/>
-          <w:tab w:val="left" w:pos="6412"/>
-          <w:tab w:val="left" w:pos="7328"/>
-          <w:tab w:val="left" w:pos="8244"/>
-          <w:tab w:val="left" w:pos="9160"/>
-          <w:tab w:val="left" w:pos="10076"/>
-          <w:tab w:val="left" w:pos="10992"/>
-          <w:tab w:val="left" w:pos="11908"/>
-          <w:tab w:val="left" w:pos="12824"/>
-          <w:tab w:val="left" w:pos="13740"/>
-          <w:tab w:val="left" w:pos="14656"/>
-        </w:tabs>
-        <w:wordWrap w:val="0"/>
-        <w:spacing w:before="360" w:after="360" w:line="240" w:lineRule="auto"/>
-        <w:ind w:left="480" w:right="480"/>
-        <w:rPr>
-          <w:rFonts w:ascii="Consolas" w:eastAsia="Times New Roman" w:hAnsi="Consolas" w:cs="Courier New"/>
-          <w:kern w:val="0"/>
-          <w:sz w:val="20"/>
-          <w:szCs w:val="20"/>
-          <w:lang w:eastAsia="en-GB"/>
-          <w14:ligatures w14:val="none"/>
-        </w:rPr>
-      </w:pPr>
-      <w:r>
-        <w:rPr>
-          <w:rFonts w:ascii="Consolas" w:eastAsia="Times New Roman" w:hAnsi="Consolas" w:cs="Courier New"/>
-          <w:kern w:val="0"/>
-          <w:sz w:val="20"/>
-          <w:szCs w:val="20"/>
-          <w:lang w:eastAsia="en-GB"/>
-          <w14:ligatures w14:val="none"/>
-        </w:rPr>
-        <w:t>┏━━━━━━━━━━━━━━━━━━━━━━━━━━━━━━━━━┳━━━━━━━━━━━━━━━━━━━━━━━━┳━━━━━━━━━━━━━━━┓</w:t>
-      </w:r>
-    </w:p>
-    <w:p>
-      <w:pPr>
-        <w:shd w:val="clear" w:color="auto" w:fill="FFFFFF"/>
-        <w:tabs>
-          <w:tab w:val="left" w:pos="916"/>
-          <w:tab w:val="left" w:pos="1832"/>
-          <w:tab w:val="left" w:pos="2748"/>
-          <w:tab w:val="left" w:pos="3664"/>
-          <w:tab w:val="left" w:pos="4580"/>
-          <w:tab w:val="left" w:pos="5496"/>
-          <w:tab w:val="left" w:pos="6412"/>
-          <w:tab w:val="left" w:pos="7328"/>
-          <w:tab w:val="left" w:pos="8244"/>
-          <w:tab w:val="left" w:pos="9160"/>
-          <w:tab w:val="left" w:pos="10076"/>
-          <w:tab w:val="left" w:pos="10992"/>
-          <w:tab w:val="left" w:pos="11908"/>
-          <w:tab w:val="left" w:pos="12824"/>
-          <w:tab w:val="left" w:pos="13740"/>
-          <w:tab w:val="left" w:pos="14656"/>
-        </w:tabs>
-        <w:wordWrap w:val="0"/>
-        <w:spacing w:before="360" w:after="360" w:line="240" w:lineRule="auto"/>
-        <w:ind w:left="480" w:right="480"/>
-        <w:rPr>
-          <w:rFonts w:ascii="Consolas" w:eastAsia="Times New Roman" w:hAnsi="Consolas" w:cs="Courier New"/>
-          <w:kern w:val="0"/>
-          <w:sz w:val="20"/>
-          <w:szCs w:val="20"/>
-          <w:lang w:eastAsia="en-GB"/>
-          <w14:ligatures w14:val="none"/>
-        </w:rPr>
-      </w:pPr>
-      <w:r>
-        <w:rPr>
-          <w:rFonts w:ascii="Consolas" w:eastAsia="Times New Roman" w:hAnsi="Consolas" w:cs="Courier New"/>
-          <w:kern w:val="0"/>
-          <w:sz w:val="20"/>
-          <w:szCs w:val="20"/>
-          <w:lang w:eastAsia="en-GB"/>
-          <w14:ligatures w14:val="none"/>
-        </w:rPr>
-        <w:t>┃</w:t>
-      </w:r>
-      <w:r>
-        <w:rPr>
-          <w:rFonts w:ascii="Consolas" w:eastAsia="Times New Roman" w:hAnsi="Consolas" w:cs="Courier New"/>
-          <w:b/>
-          <w:bCs/>
-          <w:kern w:val="0"/>
-          <w:sz w:val="20"/>
-          <w:szCs w:val="20"/>
-          <w:lang w:eastAsia="en-GB"/>
-          <w14:ligatures w14:val="none"/>
-        </w:rPr>
-        <w:t xml:space="preserve"> Layer (</w:t>
-      </w:r>
-      <w:proofErr w:type="gramStart"/>
-      <w:r>
-        <w:rPr>
-          <w:rFonts w:ascii="Consolas" w:eastAsia="Times New Roman" w:hAnsi="Consolas" w:cs="Courier New"/>
-          <w:b/>
-          <w:bCs/>
-          <w:kern w:val="0"/>
-          <w:sz w:val="20"/>
-          <w:szCs w:val="20"/>
-          <w:lang w:eastAsia="en-GB"/>
-          <w14:ligatures w14:val="none"/>
-        </w:rPr>
-        <w:t xml:space="preserve">type)   </w:t>
-      </w:r>
-      <w:proofErr w:type="gramEnd"/>
-      <w:r>
-        <w:rPr>
-          <w:rFonts w:ascii="Consolas" w:eastAsia="Times New Roman" w:hAnsi="Consolas" w:cs="Courier New"/>
-          <w:b/>
-          <w:bCs/>
-          <w:kern w:val="0"/>
-          <w:sz w:val="20"/>
-          <w:szCs w:val="20"/>
-          <w:lang w:eastAsia="en-GB"/>
-          <w14:ligatures w14:val="none"/>
-        </w:rPr>
-        <w:t xml:space="preserve">                 </w:t>
-      </w:r>
-      <w:r>
-        <w:rPr>
-          <w:rFonts w:ascii="Consolas" w:eastAsia="Times New Roman" w:hAnsi="Consolas" w:cs="Courier New"/>
-          <w:kern w:val="0"/>
-          <w:sz w:val="20"/>
-          <w:szCs w:val="20"/>
-          <w:lang w:eastAsia="en-GB"/>
-          <w14:ligatures w14:val="none"/>
-        </w:rPr>
-        <w:t>┃</w:t>
-      </w:r>
-      <w:r>
-        <w:rPr>
-          <w:rFonts w:ascii="Consolas" w:eastAsia="Times New Roman" w:hAnsi="Consolas" w:cs="Courier New"/>
-          <w:b/>
-          <w:bCs/>
-          <w:kern w:val="0"/>
-          <w:sz w:val="20"/>
-          <w:szCs w:val="20"/>
-          <w:lang w:eastAsia="en-GB"/>
-          <w14:ligatures w14:val="none"/>
-        </w:rPr>
-        <w:t xml:space="preserve"> Output Shape           </w:t>
-      </w:r>
-      <w:r>
-        <w:rPr>
-          <w:rFonts w:ascii="Consolas" w:eastAsia="Times New Roman" w:hAnsi="Consolas" w:cs="Courier New"/>
-          <w:kern w:val="0"/>
-          <w:sz w:val="20"/>
-          <w:szCs w:val="20"/>
-          <w:lang w:eastAsia="en-GB"/>
-          <w14:ligatures w14:val="none"/>
-        </w:rPr>
-        <w:t>┃</w:t>
-      </w:r>
-      <w:r>
-        <w:rPr>
-          <w:rFonts w:ascii="Consolas" w:eastAsia="Times New Roman" w:hAnsi="Consolas" w:cs="Courier New"/>
-          <w:b/>
-          <w:bCs/>
-          <w:kern w:val="0"/>
-          <w:sz w:val="20"/>
-          <w:szCs w:val="20"/>
-          <w:lang w:eastAsia="en-GB"/>
-          <w14:ligatures w14:val="none"/>
-        </w:rPr>
-        <w:t xml:space="preserve">       Param # </w:t>
-      </w:r>
-      <w:r>
-        <w:rPr>
-          <w:rFonts w:ascii="Consolas" w:eastAsia="Times New Roman" w:hAnsi="Consolas" w:cs="Courier New"/>
-          <w:kern w:val="0"/>
-          <w:sz w:val="20"/>
-          <w:szCs w:val="20"/>
-          <w:lang w:eastAsia="en-GB"/>
-          <w14:ligatures w14:val="none"/>
-        </w:rPr>
-        <w:t>┃</w:t>
-      </w:r>
-    </w:p>
-    <w:p>
-      <w:pPr>
-        <w:shd w:val="clear" w:color="auto" w:fill="FFFFFF"/>
-        <w:tabs>
-          <w:tab w:val="left" w:pos="916"/>
-          <w:tab w:val="left" w:pos="1832"/>
-          <w:tab w:val="left" w:pos="2748"/>
-          <w:tab w:val="left" w:pos="3664"/>
-          <w:tab w:val="left" w:pos="4580"/>
-          <w:tab w:val="left" w:pos="5496"/>
-          <w:tab w:val="left" w:pos="6412"/>
-          <w:tab w:val="left" w:pos="7328"/>
-          <w:tab w:val="left" w:pos="8244"/>
-          <w:tab w:val="left" w:pos="9160"/>
-          <w:tab w:val="left" w:pos="10076"/>
-          <w:tab w:val="left" w:pos="10992"/>
-          <w:tab w:val="left" w:pos="11908"/>
-          <w:tab w:val="left" w:pos="12824"/>
-          <w:tab w:val="left" w:pos="13740"/>
-          <w:tab w:val="left" w:pos="14656"/>
-        </w:tabs>
-        <w:wordWrap w:val="0"/>
-        <w:spacing w:before="360" w:after="360" w:line="240" w:lineRule="auto"/>
-        <w:ind w:left="480" w:right="480"/>
-        <w:rPr>
-          <w:rFonts w:ascii="Consolas" w:eastAsia="Times New Roman" w:hAnsi="Consolas" w:cs="Courier New"/>
-          <w:kern w:val="0"/>
-          <w:sz w:val="20"/>
-          <w:szCs w:val="20"/>
-          <w:lang w:eastAsia="en-GB"/>
-          <w14:ligatures w14:val="none"/>
-        </w:rPr>
-      </w:pPr>
-      <w:r>
-        <w:rPr>
-          <w:rFonts w:ascii="Consolas" w:eastAsia="Times New Roman" w:hAnsi="Consolas" w:cs="Courier New"/>
-          <w:kern w:val="0"/>
-          <w:sz w:val="20"/>
-          <w:szCs w:val="20"/>
-          <w:lang w:eastAsia="en-GB"/>
-          <w14:ligatures w14:val="none"/>
-        </w:rPr>
-        <w:t>┡━━━━━━━━━━━━━━━━━━━━━━━━━━━━━━━━━╇━━━━━━━━━━━━━━━━━━━━━━━━╇━━━━━━━━━━━━━━━┩</w:t>
-      </w:r>
-    </w:p>
-    <w:p>
-      <w:pPr>
-        <w:shd w:val="clear" w:color="auto" w:fill="FFFFFF"/>
-        <w:tabs>
-          <w:tab w:val="left" w:pos="916"/>
-          <w:tab w:val="left" w:pos="1832"/>
-          <w:tab w:val="left" w:pos="2748"/>
-          <w:tab w:val="left" w:pos="3664"/>
-          <w:tab w:val="left" w:pos="4580"/>
-          <w:tab w:val="left" w:pos="5496"/>
-          <w:tab w:val="left" w:pos="6412"/>
-          <w:tab w:val="left" w:pos="7328"/>
-          <w:tab w:val="left" w:pos="8244"/>
-          <w:tab w:val="left" w:pos="9160"/>
-          <w:tab w:val="left" w:pos="10076"/>
-          <w:tab w:val="left" w:pos="10992"/>
-          <w:tab w:val="left" w:pos="11908"/>
-          <w:tab w:val="left" w:pos="12824"/>
-          <w:tab w:val="left" w:pos="13740"/>
-          <w:tab w:val="left" w:pos="14656"/>
-        </w:tabs>
-        <w:wordWrap w:val="0"/>
-        <w:spacing w:before="360" w:after="360" w:line="240" w:lineRule="auto"/>
-        <w:ind w:left="480" w:right="480"/>
-        <w:rPr>
-          <w:rFonts w:ascii="Consolas" w:eastAsia="Times New Roman" w:hAnsi="Consolas" w:cs="Courier New"/>
-          <w:kern w:val="0"/>
-          <w:sz w:val="20"/>
-          <w:szCs w:val="20"/>
-          <w:lang w:eastAsia="en-GB"/>
-          <w14:ligatures w14:val="none"/>
-        </w:rPr>
-      </w:pPr>
-      <w:r>
-        <w:rPr>
-          <w:rFonts w:ascii="Consolas" w:eastAsia="Times New Roman" w:hAnsi="Consolas" w:cs="Courier New"/>
-          <w:kern w:val="0"/>
-          <w:sz w:val="20"/>
-          <w:szCs w:val="20"/>
-          <w:lang w:eastAsia="en-GB"/>
-          <w14:ligatures w14:val="none"/>
-        </w:rPr>
-        <w:t>│ dense (</w:t>
-      </w:r>
-      <w:proofErr w:type="gramStart"/>
-      <w:r>
-        <w:rPr>
-          <w:rFonts w:ascii="Consolas" w:eastAsia="Times New Roman" w:hAnsi="Consolas" w:cs="Courier New"/>
-          <w:color w:val="0087FF"/>
-          <w:kern w:val="0"/>
-          <w:sz w:val="20"/>
-          <w:szCs w:val="20"/>
-          <w:lang w:eastAsia="en-GB"/>
-          <w14:ligatures w14:val="none"/>
-        </w:rPr>
-        <w:t>Dense</w:t>
-      </w:r>
-      <w:r>
-        <w:rPr>
-          <w:rFonts w:ascii="Consolas" w:eastAsia="Times New Roman" w:hAnsi="Consolas" w:cs="Courier New"/>
-          <w:kern w:val="0"/>
-          <w:sz w:val="20"/>
-          <w:szCs w:val="20"/>
-          <w:lang w:eastAsia="en-GB"/>
-          <w14:ligatures w14:val="none"/>
-        </w:rPr>
-        <w:t xml:space="preserve">)   </w:t>
-      </w:r>
-      <w:proofErr w:type="gramEnd"/>
-      <w:r>
-        <w:rPr>
-          <w:rFonts w:ascii="Consolas" w:eastAsia="Times New Roman" w:hAnsi="Consolas" w:cs="Courier New"/>
-          <w:kern w:val="0"/>
-          <w:sz w:val="20"/>
-          <w:szCs w:val="20"/>
-          <w:lang w:eastAsia="en-GB"/>
-          <w14:ligatures w14:val="none"/>
-        </w:rPr>
-        <w:t xml:space="preserve">                │ (</w:t>
-      </w:r>
-      <w:r>
-        <w:rPr>
-          <w:rFonts w:ascii="Consolas" w:eastAsia="Times New Roman" w:hAnsi="Consolas" w:cs="Courier New"/>
-          <w:color w:val="00D7FF"/>
-          <w:kern w:val="0"/>
-          <w:sz w:val="20"/>
-          <w:szCs w:val="20"/>
-          <w:lang w:eastAsia="en-GB"/>
-          <w14:ligatures w14:val="none"/>
-        </w:rPr>
-        <w:t>None</w:t>
-      </w:r>
-      <w:r>
-        <w:rPr>
-          <w:rFonts w:ascii="Consolas" w:eastAsia="Times New Roman" w:hAnsi="Consolas" w:cs="Courier New"/>
-          <w:kern w:val="0"/>
-          <w:sz w:val="20"/>
-          <w:szCs w:val="20"/>
-          <w:lang w:eastAsia="en-GB"/>
-          <w14:ligatures w14:val="none"/>
-        </w:rPr>
-        <w:t xml:space="preserve">, </w:t>
-      </w:r>
-      <w:r>
-        <w:rPr>
-          <w:rFonts w:ascii="Consolas" w:eastAsia="Times New Roman" w:hAnsi="Consolas" w:cs="Courier New"/>
-          <w:color w:val="00AF00"/>
-          <w:kern w:val="0"/>
-          <w:sz w:val="20"/>
-          <w:szCs w:val="20"/>
-          <w:lang w:eastAsia="en-GB"/>
-          <w14:ligatures w14:val="none"/>
-        </w:rPr>
-        <w:t>128</w:t>
-      </w:r>
-      <w:r>
-        <w:rPr>
-          <w:rFonts w:ascii="Consolas" w:eastAsia="Times New Roman" w:hAnsi="Consolas" w:cs="Courier New"/>
-          <w:kern w:val="0"/>
-          <w:sz w:val="20"/>
-          <w:szCs w:val="20"/>
-          <w:lang w:eastAsia="en-GB"/>
-          <w14:ligatures w14:val="none"/>
-        </w:rPr>
-        <w:t xml:space="preserve">)            │         </w:t>
-      </w:r>
-      <w:r>
-        <w:rPr>
-          <w:rFonts w:ascii="Consolas" w:eastAsia="Times New Roman" w:hAnsi="Consolas" w:cs="Courier New"/>
-          <w:color w:val="00AF00"/>
-          <w:kern w:val="0"/>
-          <w:sz w:val="20"/>
-          <w:szCs w:val="20"/>
-          <w:lang w:eastAsia="en-GB"/>
-          <w14:ligatures w14:val="none"/>
-        </w:rPr>
-        <w:t>2,560</w:t>
-      </w:r>
-      <w:r>
-        <w:rPr>
-          <w:rFonts w:ascii="Consolas" w:eastAsia="Times New Roman" w:hAnsi="Consolas" w:cs="Courier New"/>
-          <w:kern w:val="0"/>
-          <w:sz w:val="20"/>
-          <w:szCs w:val="20"/>
-          <w:lang w:eastAsia="en-GB"/>
-          <w14:ligatures w14:val="none"/>
-        </w:rPr>
-        <w:t xml:space="preserve"> │</w:t>
-      </w:r>
-    </w:p>
-    <w:p>
-      <w:pPr>
-        <w:shd w:val="clear" w:color="auto" w:fill="FFFFFF"/>
-        <w:tabs>
-          <w:tab w:val="left" w:pos="916"/>
-          <w:tab w:val="left" w:pos="1832"/>
-          <w:tab w:val="left" w:pos="2748"/>
-          <w:tab w:val="left" w:pos="3664"/>
-          <w:tab w:val="left" w:pos="4580"/>
-          <w:tab w:val="left" w:pos="5496"/>
-          <w:tab w:val="left" w:pos="6412"/>
-          <w:tab w:val="left" w:pos="7328"/>
-          <w:tab w:val="left" w:pos="8244"/>
-          <w:tab w:val="left" w:pos="9160"/>
-          <w:tab w:val="left" w:pos="10076"/>
-          <w:tab w:val="left" w:pos="10992"/>
-          <w:tab w:val="left" w:pos="11908"/>
-          <w:tab w:val="left" w:pos="12824"/>
-          <w:tab w:val="left" w:pos="13740"/>
-          <w:tab w:val="left" w:pos="14656"/>
-        </w:tabs>
-        <w:wordWrap w:val="0"/>
-        <w:spacing w:before="360" w:after="360" w:line="240" w:lineRule="auto"/>
-        <w:ind w:left="480" w:right="480"/>
-        <w:rPr>
-          <w:rFonts w:ascii="Consolas" w:eastAsia="Times New Roman" w:hAnsi="Consolas" w:cs="Courier New"/>
-          <w:kern w:val="0"/>
-          <w:sz w:val="20"/>
-          <w:szCs w:val="20"/>
-          <w:lang w:eastAsia="en-GB"/>
-          <w14:ligatures w14:val="none"/>
-        </w:rPr>
-      </w:pPr>
-      <w:r>
-        <w:rPr>
-          <w:rFonts w:ascii="Consolas" w:eastAsia="Times New Roman" w:hAnsi="Consolas" w:cs="Courier New"/>
-          <w:kern w:val="0"/>
-          <w:sz w:val="20"/>
-          <w:szCs w:val="20"/>
-          <w:lang w:eastAsia="en-GB"/>
-          <w14:ligatures w14:val="none"/>
-        </w:rPr>
-        <w:t>├─────────────────────────────────┼────────────────────────┼───────────────┤</w:t>
-      </w:r>
-    </w:p>
-    <w:p>
-      <w:pPr>
-        <w:shd w:val="clear" w:color="auto" w:fill="FFFFFF"/>
-        <w:tabs>
-          <w:tab w:val="left" w:pos="916"/>
-          <w:tab w:val="left" w:pos="1832"/>
-          <w:tab w:val="left" w:pos="2748"/>
-          <w:tab w:val="left" w:pos="3664"/>
-          <w:tab w:val="left" w:pos="4580"/>
-          <w:tab w:val="left" w:pos="5496"/>
-          <w:tab w:val="left" w:pos="6412"/>
-          <w:tab w:val="left" w:pos="7328"/>
-          <w:tab w:val="left" w:pos="8244"/>
-          <w:tab w:val="left" w:pos="9160"/>
-          <w:tab w:val="left" w:pos="10076"/>
-          <w:tab w:val="left" w:pos="10992"/>
-          <w:tab w:val="left" w:pos="11908"/>
-          <w:tab w:val="left" w:pos="12824"/>
-          <w:tab w:val="left" w:pos="13740"/>
-          <w:tab w:val="left" w:pos="14656"/>
-        </w:tabs>
-        <w:wordWrap w:val="0"/>
-        <w:spacing w:before="360" w:after="360" w:line="240" w:lineRule="auto"/>
-        <w:ind w:left="480" w:right="480"/>
-        <w:rPr>
-          <w:rFonts w:ascii="Consolas" w:eastAsia="Times New Roman" w:hAnsi="Consolas" w:cs="Courier New"/>
-          <w:kern w:val="0"/>
-          <w:sz w:val="20"/>
-          <w:szCs w:val="20"/>
-          <w:lang w:eastAsia="en-GB"/>
-          <w14:ligatures w14:val="none"/>
-        </w:rPr>
-      </w:pPr>
-      <w:r>
-        <w:rPr>
-          <w:rFonts w:ascii="Consolas" w:eastAsia="Times New Roman" w:hAnsi="Consolas" w:cs="Courier New"/>
-          <w:kern w:val="0"/>
-          <w:sz w:val="20"/>
-          <w:szCs w:val="20"/>
-          <w:lang w:eastAsia="en-GB"/>
-          <w14:ligatures w14:val="none"/>
-        </w:rPr>
-        <w:t>│ dense_1 (</w:t>
-      </w:r>
-      <w:proofErr w:type="gramStart"/>
-      <w:r>
-        <w:rPr>
-          <w:rFonts w:ascii="Consolas" w:eastAsia="Times New Roman" w:hAnsi="Consolas" w:cs="Courier New"/>
-          <w:color w:val="0087FF"/>
-          <w:kern w:val="0"/>
-          <w:sz w:val="20"/>
-          <w:szCs w:val="20"/>
-          <w:lang w:eastAsia="en-GB"/>
-          <w14:ligatures w14:val="none"/>
-        </w:rPr>
-        <w:t>Dense</w:t>
-      </w:r>
-      <w:r>
-        <w:rPr>
-          <w:rFonts w:ascii="Consolas" w:eastAsia="Times New Roman" w:hAnsi="Consolas" w:cs="Courier New"/>
-          <w:kern w:val="0"/>
-          <w:sz w:val="20"/>
-          <w:szCs w:val="20"/>
-          <w:lang w:eastAsia="en-GB"/>
-          <w14:ligatures w14:val="none"/>
-        </w:rPr>
-        <w:t xml:space="preserve">)   </w:t>
-      </w:r>
-      <w:proofErr w:type="gramEnd"/>
-      <w:r>
-        <w:rPr>
-          <w:rFonts w:ascii="Consolas" w:eastAsia="Times New Roman" w:hAnsi="Consolas" w:cs="Courier New"/>
-          <w:kern w:val="0"/>
-          <w:sz w:val="20"/>
-          <w:szCs w:val="20"/>
-          <w:lang w:eastAsia="en-GB"/>
-          <w14:ligatures w14:val="none"/>
-        </w:rPr>
-        <w:t xml:space="preserve">              │ (</w:t>
-      </w:r>
-      <w:r>
-        <w:rPr>
-          <w:rFonts w:ascii="Consolas" w:eastAsia="Times New Roman" w:hAnsi="Consolas" w:cs="Courier New"/>
-          <w:color w:val="00D7FF"/>
-          <w:kern w:val="0"/>
-          <w:sz w:val="20"/>
-          <w:szCs w:val="20"/>
-          <w:lang w:eastAsia="en-GB"/>
-          <w14:ligatures w14:val="none"/>
-        </w:rPr>
-        <w:t>None</w:t>
-      </w:r>
-      <w:r>
-        <w:rPr>
-          <w:rFonts w:ascii="Consolas" w:eastAsia="Times New Roman" w:hAnsi="Consolas" w:cs="Courier New"/>
-          <w:kern w:val="0"/>
-          <w:sz w:val="20"/>
-          <w:szCs w:val="20"/>
-          <w:lang w:eastAsia="en-GB"/>
-          <w14:ligatures w14:val="none"/>
-        </w:rPr>
-        <w:t xml:space="preserve">, </w:t>
-      </w:r>
-      <w:r>
-        <w:rPr>
-          <w:rFonts w:ascii="Consolas" w:eastAsia="Times New Roman" w:hAnsi="Consolas" w:cs="Courier New"/>
-          <w:color w:val="00AF00"/>
-          <w:kern w:val="0"/>
-          <w:sz w:val="20"/>
-          <w:szCs w:val="20"/>
-          <w:lang w:eastAsia="en-GB"/>
-          <w14:ligatures w14:val="none"/>
-        </w:rPr>
-        <w:t>64</w:t>
-      </w:r>
-      <w:r>
-        <w:rPr>
-          <w:rFonts w:ascii="Consolas" w:eastAsia="Times New Roman" w:hAnsi="Consolas" w:cs="Courier New"/>
-          <w:kern w:val="0"/>
-          <w:sz w:val="20"/>
-          <w:szCs w:val="20"/>
-          <w:lang w:eastAsia="en-GB"/>
-          <w14:ligatures w14:val="none"/>
-        </w:rPr>
-        <w:t xml:space="preserve">)             │         </w:t>
-      </w:r>
-      <w:r>
-        <w:rPr>
-          <w:rFonts w:ascii="Consolas" w:eastAsia="Times New Roman" w:hAnsi="Consolas" w:cs="Courier New"/>
-          <w:color w:val="00AF00"/>
-          <w:kern w:val="0"/>
-          <w:sz w:val="20"/>
-          <w:szCs w:val="20"/>
-          <w:lang w:eastAsia="en-GB"/>
-          <w14:ligatures w14:val="none"/>
-        </w:rPr>
-        <w:t>8,256</w:t>
-      </w:r>
-      <w:r>
-        <w:rPr>
-          <w:rFonts w:ascii="Consolas" w:eastAsia="Times New Roman" w:hAnsi="Consolas" w:cs="Courier New"/>
-          <w:kern w:val="0"/>
-          <w:sz w:val="20"/>
-          <w:szCs w:val="20"/>
-          <w:lang w:eastAsia="en-GB"/>
-          <w14:ligatures w14:val="none"/>
-        </w:rPr>
-        <w:t xml:space="preserve"> │</w:t>
-      </w:r>
-    </w:p>
-    <w:p>
-      <w:pPr>
-        <w:shd w:val="clear" w:color="auto" w:fill="FFFFFF"/>
-        <w:tabs>
-          <w:tab w:val="left" w:pos="916"/>
-          <w:tab w:val="left" w:pos="1832"/>
-          <w:tab w:val="left" w:pos="2748"/>
-          <w:tab w:val="left" w:pos="3664"/>
-          <w:tab w:val="left" w:pos="4580"/>
-          <w:tab w:val="left" w:pos="5496"/>
-          <w:tab w:val="left" w:pos="6412"/>
-          <w:tab w:val="left" w:pos="7328"/>
-          <w:tab w:val="left" w:pos="8244"/>
-          <w:tab w:val="left" w:pos="9160"/>
-          <w:tab w:val="left" w:pos="10076"/>
-          <w:tab w:val="left" w:pos="10992"/>
-          <w:tab w:val="left" w:pos="11908"/>
-          <w:tab w:val="left" w:pos="12824"/>
-          <w:tab w:val="left" w:pos="13740"/>
-          <w:tab w:val="left" w:pos="14656"/>
-        </w:tabs>
-        <w:wordWrap w:val="0"/>
-        <w:spacing w:before="360" w:after="360" w:line="240" w:lineRule="auto"/>
-        <w:ind w:left="480" w:right="480"/>
-        <w:rPr>
-          <w:rFonts w:ascii="Consolas" w:eastAsia="Times New Roman" w:hAnsi="Consolas" w:cs="Courier New"/>
-          <w:kern w:val="0"/>
-          <w:sz w:val="20"/>
-          <w:szCs w:val="20"/>
-          <w:lang w:eastAsia="en-GB"/>
-          <w14:ligatures w14:val="none"/>
-        </w:rPr>
-      </w:pPr>
-      <w:r>
-        <w:rPr>
-          <w:rFonts w:ascii="Consolas" w:eastAsia="Times New Roman" w:hAnsi="Consolas" w:cs="Courier New"/>
-          <w:kern w:val="0"/>
-          <w:sz w:val="20"/>
-          <w:szCs w:val="20"/>
-          <w:lang w:eastAsia="en-GB"/>
-          <w14:ligatures w14:val="none"/>
-        </w:rPr>
-        <w:t>├─────────────────────────────────┼────────────────────────┼───────────────┤</w:t>
-      </w:r>
-    </w:p>
-    <w:p>
-      <w:pPr>
-        <w:shd w:val="clear" w:color="auto" w:fill="FFFFFF"/>
-        <w:tabs>
-          <w:tab w:val="left" w:pos="916"/>
-          <w:tab w:val="left" w:pos="1832"/>
-          <w:tab w:val="left" w:pos="2748"/>
-          <w:tab w:val="left" w:pos="3664"/>
-          <w:tab w:val="left" w:pos="4580"/>
-          <w:tab w:val="left" w:pos="5496"/>
-          <w:tab w:val="left" w:pos="6412"/>
-          <w:tab w:val="left" w:pos="7328"/>
-          <w:tab w:val="left" w:pos="8244"/>
-          <w:tab w:val="left" w:pos="9160"/>
-          <w:tab w:val="left" w:pos="10076"/>
-          <w:tab w:val="left" w:pos="10992"/>
-          <w:tab w:val="left" w:pos="11908"/>
-          <w:tab w:val="left" w:pos="12824"/>
-          <w:tab w:val="left" w:pos="13740"/>
-          <w:tab w:val="left" w:pos="14656"/>
-        </w:tabs>
-        <w:wordWrap w:val="0"/>
-        <w:spacing w:before="360" w:after="360" w:line="240" w:lineRule="auto"/>
-        <w:ind w:left="480" w:right="480"/>
-        <w:rPr>
-          <w:rFonts w:ascii="Consolas" w:eastAsia="Times New Roman" w:hAnsi="Consolas" w:cs="Courier New"/>
-          <w:kern w:val="0"/>
-          <w:sz w:val="20"/>
-          <w:szCs w:val="20"/>
-          <w:lang w:eastAsia="en-GB"/>
-          <w14:ligatures w14:val="none"/>
-        </w:rPr>
-      </w:pPr>
-      <w:r>
-        <w:rPr>
-          <w:rFonts w:ascii="Consolas" w:eastAsia="Times New Roman" w:hAnsi="Consolas" w:cs="Courier New"/>
-          <w:kern w:val="0"/>
-          <w:sz w:val="20"/>
-          <w:szCs w:val="20"/>
-          <w:lang w:eastAsia="en-GB"/>
-          <w14:ligatures w14:val="none"/>
-        </w:rPr>
-        <w:lastRenderedPageBreak/>
-        <w:t>│ dense_2 (</w:t>
-      </w:r>
-      <w:proofErr w:type="gramStart"/>
-      <w:r>
-        <w:rPr>
-          <w:rFonts w:ascii="Consolas" w:eastAsia="Times New Roman" w:hAnsi="Consolas" w:cs="Courier New"/>
-          <w:color w:val="0087FF"/>
-          <w:kern w:val="0"/>
-          <w:sz w:val="20"/>
-          <w:szCs w:val="20"/>
-          <w:lang w:eastAsia="en-GB"/>
-          <w14:ligatures w14:val="none"/>
-        </w:rPr>
-        <w:t>Dense</w:t>
-      </w:r>
-      <w:r>
-        <w:rPr>
-          <w:rFonts w:ascii="Consolas" w:eastAsia="Times New Roman" w:hAnsi="Consolas" w:cs="Courier New"/>
-          <w:kern w:val="0"/>
-          <w:sz w:val="20"/>
-          <w:szCs w:val="20"/>
-          <w:lang w:eastAsia="en-GB"/>
-          <w14:ligatures w14:val="none"/>
-        </w:rPr>
-        <w:t xml:space="preserve">)   </w:t>
-      </w:r>
-      <w:proofErr w:type="gramEnd"/>
-      <w:r>
-        <w:rPr>
-          <w:rFonts w:ascii="Consolas" w:eastAsia="Times New Roman" w:hAnsi="Consolas" w:cs="Courier New"/>
-          <w:kern w:val="0"/>
-          <w:sz w:val="20"/>
-          <w:szCs w:val="20"/>
-          <w:lang w:eastAsia="en-GB"/>
-          <w14:ligatures w14:val="none"/>
-        </w:rPr>
-        <w:t xml:space="preserve">              │ (</w:t>
-      </w:r>
-      <w:r>
-        <w:rPr>
-          <w:rFonts w:ascii="Consolas" w:eastAsia="Times New Roman" w:hAnsi="Consolas" w:cs="Courier New"/>
-          <w:color w:val="00D7FF"/>
-          <w:kern w:val="0"/>
-          <w:sz w:val="20"/>
-          <w:szCs w:val="20"/>
-          <w:lang w:eastAsia="en-GB"/>
-          <w14:ligatures w14:val="none"/>
-        </w:rPr>
-        <w:t>None</w:t>
-      </w:r>
-      <w:r>
-        <w:rPr>
-          <w:rFonts w:ascii="Consolas" w:eastAsia="Times New Roman" w:hAnsi="Consolas" w:cs="Courier New"/>
-          <w:kern w:val="0"/>
-          <w:sz w:val="20"/>
-          <w:szCs w:val="20"/>
-          <w:lang w:eastAsia="en-GB"/>
-          <w14:ligatures w14:val="none"/>
-        </w:rPr>
-        <w:t xml:space="preserve">, </w:t>
-      </w:r>
-      <w:r>
-        <w:rPr>
-          <w:rFonts w:ascii="Consolas" w:eastAsia="Times New Roman" w:hAnsi="Consolas" w:cs="Courier New"/>
-          <w:color w:val="00AF00"/>
-          <w:kern w:val="0"/>
-          <w:sz w:val="20"/>
-          <w:szCs w:val="20"/>
-          <w:lang w:eastAsia="en-GB"/>
-          <w14:ligatures w14:val="none"/>
-        </w:rPr>
-        <w:t>32</w:t>
-      </w:r>
-      <w:r>
-        <w:rPr>
-          <w:rFonts w:ascii="Consolas" w:eastAsia="Times New Roman" w:hAnsi="Consolas" w:cs="Courier New"/>
-          <w:kern w:val="0"/>
-          <w:sz w:val="20"/>
-          <w:szCs w:val="20"/>
-          <w:lang w:eastAsia="en-GB"/>
-          <w14:ligatures w14:val="none"/>
-        </w:rPr>
-        <w:t xml:space="preserve">)             │         </w:t>
-      </w:r>
-      <w:r>
-        <w:rPr>
-          <w:rFonts w:ascii="Consolas" w:eastAsia="Times New Roman" w:hAnsi="Consolas" w:cs="Courier New"/>
-          <w:color w:val="00AF00"/>
-          <w:kern w:val="0"/>
-          <w:sz w:val="20"/>
-          <w:szCs w:val="20"/>
-          <w:lang w:eastAsia="en-GB"/>
-          <w14:ligatures w14:val="none"/>
-        </w:rPr>
-        <w:t>2,080</w:t>
-      </w:r>
-      <w:r>
-        <w:rPr>
-          <w:rFonts w:ascii="Consolas" w:eastAsia="Times New Roman" w:hAnsi="Consolas" w:cs="Courier New"/>
-          <w:kern w:val="0"/>
-          <w:sz w:val="20"/>
-          <w:szCs w:val="20"/>
-          <w:lang w:eastAsia="en-GB"/>
-          <w14:ligatures w14:val="none"/>
-        </w:rPr>
-        <w:t xml:space="preserve"> │</w:t>
-      </w:r>
-    </w:p>
-    <w:p>
-      <w:pPr>
-        <w:shd w:val="clear" w:color="auto" w:fill="FFFFFF"/>
-        <w:tabs>
-          <w:tab w:val="left" w:pos="916"/>
-          <w:tab w:val="left" w:pos="1832"/>
-          <w:tab w:val="left" w:pos="2748"/>
-          <w:tab w:val="left" w:pos="3664"/>
-          <w:tab w:val="left" w:pos="4580"/>
-          <w:tab w:val="left" w:pos="5496"/>
-          <w:tab w:val="left" w:pos="6412"/>
-          <w:tab w:val="left" w:pos="7328"/>
-          <w:tab w:val="left" w:pos="8244"/>
-          <w:tab w:val="left" w:pos="9160"/>
-          <w:tab w:val="left" w:pos="10076"/>
-          <w:tab w:val="left" w:pos="10992"/>
-          <w:tab w:val="left" w:pos="11908"/>
-          <w:tab w:val="left" w:pos="12824"/>
-          <w:tab w:val="left" w:pos="13740"/>
-          <w:tab w:val="left" w:pos="14656"/>
-        </w:tabs>
-        <w:wordWrap w:val="0"/>
-        <w:spacing w:before="360" w:after="360" w:line="240" w:lineRule="auto"/>
-        <w:ind w:left="480" w:right="480"/>
-        <w:rPr>
-          <w:rFonts w:ascii="Consolas" w:eastAsia="Times New Roman" w:hAnsi="Consolas" w:cs="Courier New"/>
-          <w:kern w:val="0"/>
-          <w:sz w:val="20"/>
-          <w:szCs w:val="20"/>
-          <w:lang w:eastAsia="en-GB"/>
-          <w14:ligatures w14:val="none"/>
-        </w:rPr>
-      </w:pPr>
-      <w:r>
-        <w:rPr>
-          <w:rFonts w:ascii="Consolas" w:eastAsia="Times New Roman" w:hAnsi="Consolas" w:cs="Courier New"/>
-          <w:kern w:val="0"/>
-          <w:sz w:val="20"/>
-          <w:szCs w:val="20"/>
-          <w:lang w:eastAsia="en-GB"/>
-          <w14:ligatures w14:val="none"/>
-        </w:rPr>
-        <w:t>├─────────────────────────────────┼────────────────────────┼───────────────┤</w:t>
-      </w:r>
-    </w:p>
-    <w:p>
-      <w:pPr>
-        <w:shd w:val="clear" w:color="auto" w:fill="FFFFFF"/>
-        <w:tabs>
-          <w:tab w:val="left" w:pos="916"/>
-          <w:tab w:val="left" w:pos="1832"/>
-          <w:tab w:val="left" w:pos="2748"/>
-          <w:tab w:val="left" w:pos="3664"/>
-          <w:tab w:val="left" w:pos="4580"/>
-          <w:tab w:val="left" w:pos="5496"/>
-          <w:tab w:val="left" w:pos="6412"/>
-          <w:tab w:val="left" w:pos="7328"/>
-          <w:tab w:val="left" w:pos="8244"/>
-          <w:tab w:val="left" w:pos="9160"/>
-          <w:tab w:val="left" w:pos="10076"/>
-          <w:tab w:val="left" w:pos="10992"/>
-          <w:tab w:val="left" w:pos="11908"/>
-          <w:tab w:val="left" w:pos="12824"/>
-          <w:tab w:val="left" w:pos="13740"/>
-          <w:tab w:val="left" w:pos="14656"/>
-        </w:tabs>
-        <w:wordWrap w:val="0"/>
-        <w:spacing w:before="360" w:after="360" w:line="240" w:lineRule="auto"/>
-        <w:ind w:left="480" w:right="480"/>
-        <w:rPr>
-          <w:rFonts w:ascii="Consolas" w:eastAsia="Times New Roman" w:hAnsi="Consolas" w:cs="Courier New"/>
-          <w:kern w:val="0"/>
-          <w:sz w:val="20"/>
-          <w:szCs w:val="20"/>
-          <w:lang w:eastAsia="en-GB"/>
-          <w14:ligatures w14:val="none"/>
-        </w:rPr>
-      </w:pPr>
-      <w:r>
-        <w:rPr>
-          <w:rFonts w:ascii="Consolas" w:eastAsia="Times New Roman" w:hAnsi="Consolas" w:cs="Courier New"/>
-          <w:kern w:val="0"/>
-          <w:sz w:val="20"/>
-          <w:szCs w:val="20"/>
-          <w:lang w:eastAsia="en-GB"/>
-          <w14:ligatures w14:val="none"/>
-        </w:rPr>
-        <w:t>│ dense_3 (</w:t>
-      </w:r>
-      <w:proofErr w:type="gramStart"/>
-      <w:r>
-        <w:rPr>
-          <w:rFonts w:ascii="Consolas" w:eastAsia="Times New Roman" w:hAnsi="Consolas" w:cs="Courier New"/>
-          <w:color w:val="0087FF"/>
-          <w:kern w:val="0"/>
-          <w:sz w:val="20"/>
-          <w:szCs w:val="20"/>
-          <w:lang w:eastAsia="en-GB"/>
-          <w14:ligatures w14:val="none"/>
-        </w:rPr>
-        <w:t>Dense</w:t>
-      </w:r>
-      <w:r>
-        <w:rPr>
-          <w:rFonts w:ascii="Consolas" w:eastAsia="Times New Roman" w:hAnsi="Consolas" w:cs="Courier New"/>
-          <w:kern w:val="0"/>
-          <w:sz w:val="20"/>
-          <w:szCs w:val="20"/>
-          <w:lang w:eastAsia="en-GB"/>
-          <w14:ligatures w14:val="none"/>
-        </w:rPr>
-        <w:t xml:space="preserve">)   </w:t>
-      </w:r>
-      <w:proofErr w:type="gramEnd"/>
-      <w:r>
-        <w:rPr>
-          <w:rFonts w:ascii="Consolas" w:eastAsia="Times New Roman" w:hAnsi="Consolas" w:cs="Courier New"/>
-          <w:kern w:val="0"/>
-          <w:sz w:val="20"/>
-          <w:szCs w:val="20"/>
-          <w:lang w:eastAsia="en-GB"/>
-          <w14:ligatures w14:val="none"/>
-        </w:rPr>
-        <w:t xml:space="preserve">              │ (</w:t>
-      </w:r>
-      <w:r>
-        <w:rPr>
-          <w:rFonts w:ascii="Consolas" w:eastAsia="Times New Roman" w:hAnsi="Consolas" w:cs="Courier New"/>
-          <w:color w:val="00D7FF"/>
-          <w:kern w:val="0"/>
-          <w:sz w:val="20"/>
-          <w:szCs w:val="20"/>
-          <w:lang w:eastAsia="en-GB"/>
-          <w14:ligatures w14:val="none"/>
-        </w:rPr>
-        <w:t>None</w:t>
-      </w:r>
-      <w:r>
-        <w:rPr>
-          <w:rFonts w:ascii="Consolas" w:eastAsia="Times New Roman" w:hAnsi="Consolas" w:cs="Courier New"/>
-          <w:kern w:val="0"/>
-          <w:sz w:val="20"/>
-          <w:szCs w:val="20"/>
-          <w:lang w:eastAsia="en-GB"/>
-          <w14:ligatures w14:val="none"/>
-        </w:rPr>
-        <w:t xml:space="preserve">, </w:t>
-      </w:r>
-      <w:r>
-        <w:rPr>
-          <w:rFonts w:ascii="Consolas" w:eastAsia="Times New Roman" w:hAnsi="Consolas" w:cs="Courier New"/>
-          <w:color w:val="00AF00"/>
-          <w:kern w:val="0"/>
-          <w:sz w:val="20"/>
-          <w:szCs w:val="20"/>
-          <w:lang w:eastAsia="en-GB"/>
-          <w14:ligatures w14:val="none"/>
-        </w:rPr>
-        <w:t>1</w:t>
-      </w:r>
-      <w:r>
-        <w:rPr>
-          <w:rFonts w:ascii="Consolas" w:eastAsia="Times New Roman" w:hAnsi="Consolas" w:cs="Courier New"/>
-          <w:kern w:val="0"/>
-          <w:sz w:val="20"/>
-          <w:szCs w:val="20"/>
-          <w:lang w:eastAsia="en-GB"/>
-          <w14:ligatures w14:val="none"/>
-        </w:rPr>
-        <w:t xml:space="preserve">)              │            </w:t>
-      </w:r>
-      <w:r>
-        <w:rPr>
-          <w:rFonts w:ascii="Consolas" w:eastAsia="Times New Roman" w:hAnsi="Consolas" w:cs="Courier New"/>
-          <w:color w:val="00AF00"/>
-          <w:kern w:val="0"/>
-          <w:sz w:val="20"/>
-          <w:szCs w:val="20"/>
-          <w:lang w:eastAsia="en-GB"/>
-          <w14:ligatures w14:val="none"/>
-        </w:rPr>
-        <w:t>33</w:t>
-      </w:r>
-      <w:r>
-        <w:rPr>
-          <w:rFonts w:ascii="Consolas" w:eastAsia="Times New Roman" w:hAnsi="Consolas" w:cs="Courier New"/>
-          <w:kern w:val="0"/>
-          <w:sz w:val="20"/>
-          <w:szCs w:val="20"/>
-          <w:lang w:eastAsia="en-GB"/>
-          <w14:ligatures w14:val="none"/>
-        </w:rPr>
-        <w:t xml:space="preserve"> │</w:t>
-      </w:r>
-    </w:p>
-    <w:p>
-      <w:pPr>
-        <w:shd w:val="clear" w:color="auto" w:fill="FFFFFF"/>
-        <w:tabs>
-          <w:tab w:val="left" w:pos="916"/>
-          <w:tab w:val="left" w:pos="1832"/>
-          <w:tab w:val="left" w:pos="2748"/>
-          <w:tab w:val="left" w:pos="3664"/>
-          <w:tab w:val="left" w:pos="4580"/>
-          <w:tab w:val="left" w:pos="5496"/>
-          <w:tab w:val="left" w:pos="6412"/>
-          <w:tab w:val="left" w:pos="7328"/>
-          <w:tab w:val="left" w:pos="8244"/>
-          <w:tab w:val="left" w:pos="9160"/>
-          <w:tab w:val="left" w:pos="10076"/>
-          <w:tab w:val="left" w:pos="10992"/>
-          <w:tab w:val="left" w:pos="11908"/>
-          <w:tab w:val="left" w:pos="12824"/>
-          <w:tab w:val="left" w:pos="13740"/>
-          <w:tab w:val="left" w:pos="14656"/>
-        </w:tabs>
-        <w:wordWrap w:val="0"/>
-        <w:spacing w:before="360" w:after="360" w:line="240" w:lineRule="auto"/>
-        <w:ind w:left="480" w:right="480"/>
-        <w:rPr>
-          <w:rFonts w:ascii="Consolas" w:eastAsia="Times New Roman" w:hAnsi="Consolas" w:cs="Courier New"/>
-          <w:kern w:val="0"/>
-          <w:sz w:val="20"/>
-          <w:szCs w:val="20"/>
-          <w:lang w:eastAsia="en-GB"/>
-          <w14:ligatures w14:val="none"/>
-        </w:rPr>
-      </w:pPr>
-      <w:r>
-        <w:rPr>
-          <w:rFonts w:ascii="Consolas" w:eastAsia="Times New Roman" w:hAnsi="Consolas" w:cs="Courier New"/>
-          <w:kern w:val="0"/>
-          <w:sz w:val="20"/>
-          <w:szCs w:val="20"/>
-          <w:lang w:eastAsia="en-GB"/>
-          <w14:ligatures w14:val="none"/>
-        </w:rPr>
-        <w:t>└─────────────────────────────────┴────────────────────────┴───────────────┘</w:t>
-      </w:r>
-    </w:p>
-    <w:p>
-      <w:pPr>
-        <w:shd w:val="clear" w:color="auto" w:fill="FFFFFF"/>
-        <w:tabs>
-          <w:tab w:val="left" w:pos="916"/>
-          <w:tab w:val="left" w:pos="1832"/>
-          <w:tab w:val="left" w:pos="2748"/>
-          <w:tab w:val="left" w:pos="3664"/>
-          <w:tab w:val="left" w:pos="4580"/>
-          <w:tab w:val="left" w:pos="5496"/>
-          <w:tab w:val="left" w:pos="6412"/>
-          <w:tab w:val="left" w:pos="7328"/>
-          <w:tab w:val="left" w:pos="8244"/>
-          <w:tab w:val="left" w:pos="9160"/>
-          <w:tab w:val="left" w:pos="10076"/>
-          <w:tab w:val="left" w:pos="10992"/>
-          <w:tab w:val="left" w:pos="11908"/>
-          <w:tab w:val="left" w:pos="12824"/>
-          <w:tab w:val="left" w:pos="13740"/>
-          <w:tab w:val="left" w:pos="14656"/>
-        </w:tabs>
-        <w:wordWrap w:val="0"/>
-        <w:spacing w:before="360" w:after="360" w:line="240" w:lineRule="auto"/>
-        <w:ind w:left="480" w:right="480"/>
-        <w:rPr>
-          <w:rFonts w:ascii="Consolas" w:eastAsia="Times New Roman" w:hAnsi="Consolas" w:cs="Courier New"/>
-          <w:kern w:val="0"/>
-          <w:sz w:val="20"/>
-          <w:szCs w:val="20"/>
-          <w:lang w:eastAsia="en-GB"/>
-          <w14:ligatures w14:val="none"/>
-        </w:rPr>
-      </w:pPr>
-      <w:r>
-        <w:rPr>
-          <w:rFonts w:ascii="Consolas" w:eastAsia="Times New Roman" w:hAnsi="Consolas" w:cs="Courier New"/>
-          <w:b/>
-          <w:bCs/>
-          <w:kern w:val="0"/>
-          <w:sz w:val="20"/>
-          <w:szCs w:val="20"/>
-          <w:lang w:eastAsia="en-GB"/>
-          <w14:ligatures w14:val="none"/>
-        </w:rPr>
-        <w:t xml:space="preserve"> Total params: </w:t>
-      </w:r>
-      <w:r>
-        <w:rPr>
-          <w:rFonts w:ascii="Consolas" w:eastAsia="Times New Roman" w:hAnsi="Consolas" w:cs="Courier New"/>
-          <w:color w:val="00AF00"/>
-          <w:kern w:val="0"/>
-          <w:sz w:val="20"/>
-          <w:szCs w:val="20"/>
-          <w:lang w:eastAsia="en-GB"/>
-          <w14:ligatures w14:val="none"/>
-        </w:rPr>
-        <w:t>38,789</w:t>
-      </w:r>
-      <w:r>
-        <w:rPr>
-          <w:rFonts w:ascii="Consolas" w:eastAsia="Times New Roman" w:hAnsi="Consolas" w:cs="Courier New"/>
-          <w:kern w:val="0"/>
-          <w:sz w:val="20"/>
-          <w:szCs w:val="20"/>
-          <w:lang w:eastAsia="en-GB"/>
-          <w14:ligatures w14:val="none"/>
-        </w:rPr>
-        <w:t xml:space="preserve"> (151.52 KB)</w:t>
-      </w:r>
-    </w:p>
-    <w:p>
-      <w:pPr>
-        <w:shd w:val="clear" w:color="auto" w:fill="FFFFFF"/>
-        <w:tabs>
-          <w:tab w:val="left" w:pos="916"/>
-          <w:tab w:val="left" w:pos="1832"/>
-          <w:tab w:val="left" w:pos="2748"/>
-          <w:tab w:val="left" w:pos="3664"/>
-          <w:tab w:val="left" w:pos="4580"/>
-          <w:tab w:val="left" w:pos="5496"/>
-          <w:tab w:val="left" w:pos="6412"/>
-          <w:tab w:val="left" w:pos="7328"/>
-          <w:tab w:val="left" w:pos="8244"/>
-          <w:tab w:val="left" w:pos="9160"/>
-          <w:tab w:val="left" w:pos="10076"/>
-          <w:tab w:val="left" w:pos="10992"/>
-          <w:tab w:val="left" w:pos="11908"/>
-          <w:tab w:val="left" w:pos="12824"/>
-          <w:tab w:val="left" w:pos="13740"/>
-          <w:tab w:val="left" w:pos="14656"/>
-        </w:tabs>
-        <w:wordWrap w:val="0"/>
-        <w:spacing w:before="360" w:after="360" w:line="240" w:lineRule="auto"/>
-        <w:ind w:left="480" w:right="480"/>
-        <w:rPr>
-          <w:rFonts w:ascii="Consolas" w:eastAsia="Times New Roman" w:hAnsi="Consolas" w:cs="Courier New"/>
-          <w:kern w:val="0"/>
-          <w:sz w:val="20"/>
-          <w:szCs w:val="20"/>
-          <w:lang w:eastAsia="en-GB"/>
-          <w14:ligatures w14:val="none"/>
-        </w:rPr>
-      </w:pPr>
-      <w:r>
-        <w:rPr>
-          <w:rFonts w:ascii="Consolas" w:eastAsia="Times New Roman" w:hAnsi="Consolas" w:cs="Courier New"/>
-          <w:b/>
-          <w:bCs/>
-          <w:kern w:val="0"/>
-          <w:sz w:val="20"/>
-          <w:szCs w:val="20"/>
-          <w:lang w:eastAsia="en-GB"/>
-          <w14:ligatures w14:val="none"/>
-        </w:rPr>
-        <w:t xml:space="preserve"> Trainable params: </w:t>
-      </w:r>
-      <w:r>
-        <w:rPr>
-          <w:rFonts w:ascii="Consolas" w:eastAsia="Times New Roman" w:hAnsi="Consolas" w:cs="Courier New"/>
-          <w:color w:val="00AF00"/>
-          <w:kern w:val="0"/>
-          <w:sz w:val="20"/>
-          <w:szCs w:val="20"/>
-          <w:lang w:eastAsia="en-GB"/>
-          <w14:ligatures w14:val="none"/>
-        </w:rPr>
-        <w:t>12,929</w:t>
-      </w:r>
-      <w:r>
-        <w:rPr>
-          <w:rFonts w:ascii="Consolas" w:eastAsia="Times New Roman" w:hAnsi="Consolas" w:cs="Courier New"/>
-          <w:kern w:val="0"/>
-          <w:sz w:val="20"/>
-          <w:szCs w:val="20"/>
-          <w:lang w:eastAsia="en-GB"/>
-          <w14:ligatures w14:val="none"/>
-        </w:rPr>
-        <w:t xml:space="preserve"> (50.50 KB)</w:t>
-      </w:r>
-    </w:p>
-    <w:p>
-      <w:pPr>
-        <w:shd w:val="clear" w:color="auto" w:fill="FFFFFF"/>
-        <w:tabs>
-          <w:tab w:val="left" w:pos="916"/>
-          <w:tab w:val="left" w:pos="1832"/>
-          <w:tab w:val="left" w:pos="2748"/>
-          <w:tab w:val="left" w:pos="3664"/>
-          <w:tab w:val="left" w:pos="4580"/>
-          <w:tab w:val="left" w:pos="5496"/>
-          <w:tab w:val="left" w:pos="6412"/>
-          <w:tab w:val="left" w:pos="7328"/>
-          <w:tab w:val="left" w:pos="8244"/>
-          <w:tab w:val="left" w:pos="9160"/>
-          <w:tab w:val="left" w:pos="10076"/>
-          <w:tab w:val="left" w:pos="10992"/>
-          <w:tab w:val="left" w:pos="11908"/>
-          <w:tab w:val="left" w:pos="12824"/>
-          <w:tab w:val="left" w:pos="13740"/>
-          <w:tab w:val="left" w:pos="14656"/>
-        </w:tabs>
-        <w:wordWrap w:val="0"/>
-        <w:spacing w:before="360" w:after="360" w:line="240" w:lineRule="auto"/>
-        <w:ind w:left="480" w:right="480"/>
-        <w:rPr>
-          <w:rFonts w:ascii="Consolas" w:eastAsia="Times New Roman" w:hAnsi="Consolas" w:cs="Courier New"/>
-          <w:kern w:val="0"/>
-          <w:sz w:val="20"/>
-          <w:szCs w:val="20"/>
-          <w:lang w:eastAsia="en-GB"/>
-          <w14:ligatures w14:val="none"/>
-        </w:rPr>
-      </w:pPr>
-      <w:r>
-        <w:rPr>
-          <w:rFonts w:ascii="Consolas" w:eastAsia="Times New Roman" w:hAnsi="Consolas" w:cs="Courier New"/>
-          <w:b/>
-          <w:bCs/>
-          <w:kern w:val="0"/>
-          <w:sz w:val="20"/>
-          <w:szCs w:val="20"/>
-          <w:lang w:eastAsia="en-GB"/>
-          <w14:ligatures w14:val="none"/>
-        </w:rPr>
-        <w:t xml:space="preserve"> Non-trainable params: </w:t>
-      </w:r>
-      <w:r>
-        <w:rPr>
-          <w:rFonts w:ascii="Consolas" w:eastAsia="Times New Roman" w:hAnsi="Consolas" w:cs="Courier New"/>
-          <w:color w:val="00AF00"/>
-          <w:kern w:val="0"/>
-          <w:sz w:val="20"/>
-          <w:szCs w:val="20"/>
-          <w:lang w:eastAsia="en-GB"/>
-          <w14:ligatures w14:val="none"/>
-        </w:rPr>
-        <w:t>0</w:t>
-      </w:r>
-      <w:r>
-        <w:rPr>
-          <w:rFonts w:ascii="Consolas" w:eastAsia="Times New Roman" w:hAnsi="Consolas" w:cs="Courier New"/>
-          <w:kern w:val="0"/>
-          <w:sz w:val="20"/>
-          <w:szCs w:val="20"/>
-          <w:lang w:eastAsia="en-GB"/>
-          <w14:ligatures w14:val="none"/>
-        </w:rPr>
-        <w:t xml:space="preserve"> (0.00 B)</w:t>
-      </w:r>
-    </w:p>
-    <w:p>
-      <w:pPr>
-        <w:shd w:val="clear" w:color="auto" w:fill="FFFFFF"/>
-        <w:tabs>
-          <w:tab w:val="left" w:pos="916"/>
-          <w:tab w:val="left" w:pos="1832"/>
-          <w:tab w:val="left" w:pos="2748"/>
-          <w:tab w:val="left" w:pos="3664"/>
-          <w:tab w:val="left" w:pos="4580"/>
-          <w:tab w:val="left" w:pos="5496"/>
-          <w:tab w:val="left" w:pos="6412"/>
-          <w:tab w:val="left" w:pos="7328"/>
-          <w:tab w:val="left" w:pos="8244"/>
-          <w:tab w:val="left" w:pos="9160"/>
-          <w:tab w:val="left" w:pos="10076"/>
-          <w:tab w:val="left" w:pos="10992"/>
-          <w:tab w:val="left" w:pos="11908"/>
-          <w:tab w:val="left" w:pos="12824"/>
-          <w:tab w:val="left" w:pos="13740"/>
-          <w:tab w:val="left" w:pos="14656"/>
-        </w:tabs>
-        <w:wordWrap w:val="0"/>
-        <w:spacing w:before="360" w:after="360" w:line="240" w:lineRule="auto"/>
-        <w:ind w:left="480" w:right="480"/>
-        <w:rPr>
-          <w:rFonts w:ascii="Consolas" w:eastAsia="Times New Roman" w:hAnsi="Consolas" w:cs="Courier New"/>
-          <w:kern w:val="0"/>
-          <w:sz w:val="20"/>
-          <w:szCs w:val="20"/>
-          <w:lang w:eastAsia="en-GB"/>
-          <w14:ligatures w14:val="none"/>
-        </w:rPr>
-      </w:pPr>
-      <w:r>
-        <w:rPr>
-          <w:rFonts w:ascii="Consolas" w:eastAsia="Times New Roman" w:hAnsi="Consolas" w:cs="Courier New"/>
-          <w:b/>
-          <w:bCs/>
-          <w:kern w:val="0"/>
-          <w:sz w:val="20"/>
-          <w:szCs w:val="20"/>
-          <w:lang w:eastAsia="en-GB"/>
-          <w14:ligatures w14:val="none"/>
-        </w:rPr>
-        <w:t xml:space="preserve"> Optimizer params: </w:t>
-      </w:r>
-      <w:r>
-        <w:rPr>
-          <w:rFonts w:ascii="Consolas" w:eastAsia="Times New Roman" w:hAnsi="Consolas" w:cs="Courier New"/>
-          <w:color w:val="00AF00"/>
-          <w:kern w:val="0"/>
-          <w:sz w:val="20"/>
-          <w:szCs w:val="20"/>
-          <w:lang w:eastAsia="en-GB"/>
-          <w14:ligatures w14:val="none"/>
-        </w:rPr>
-        <w:t>25,860</w:t>
-      </w:r>
-      <w:r>
-        <w:rPr>
-          <w:rFonts w:ascii="Consolas" w:eastAsia="Times New Roman" w:hAnsi="Consolas" w:cs="Courier New"/>
-          <w:kern w:val="0"/>
-          <w:sz w:val="20"/>
-          <w:szCs w:val="20"/>
-          <w:lang w:eastAsia="en-GB"/>
-          <w14:ligatures w14:val="none"/>
-        </w:rPr>
-        <w:t xml:space="preserve"> (101.02 KB)</w:t>
-      </w:r>
-    </w:p>
-    <w:p>
-      <w:pPr>
         <w:jc w:val="both"/>
         <w:rPr>
           <w:sz w:val="44"/>
@@ -3573,16 +1588,48 @@
           <w:u w:val="single"/>
         </w:rPr>
       </w:pPr>
-    </w:p>
-    <w:p>
-      <w:pPr>
-        <w:jc w:val="both"/>
+      <w:r>
         <w:rPr>
           <w:sz w:val="44"/>
           <w:szCs w:val="44"/>
           <w:u w:val="single"/>
         </w:rPr>
-      </w:pPr>
+        <w:drawing>
+          <wp:inline distT="0" distB="0" distL="0" distR="0" wp14:anchorId="1B709387" wp14:editId="31D2D122">
+            <wp:extent cx="5731510" cy="4072890"/>
+            <wp:effectExtent l="0" t="0" r="2540" b="3810"/>
+            <wp:docPr id="850927026" name="Picture 1"/>
+            <wp:cNvGraphicFramePr>
+              <a:graphicFrameLocks xmlns:a="http://schemas.openxmlformats.org/drawingml/2006/main" noChangeAspect="1"/>
+            </wp:cNvGraphicFramePr>
+            <a:graphic xmlns:a="http://schemas.openxmlformats.org/drawingml/2006/main">
+              <a:graphicData uri="http://schemas.openxmlformats.org/drawingml/2006/picture">
+                <pic:pic xmlns:pic="http://schemas.openxmlformats.org/drawingml/2006/picture">
+                  <pic:nvPicPr>
+                    <pic:cNvPr id="850927026" name=""/>
+                    <pic:cNvPicPr/>
+                  </pic:nvPicPr>
+                  <pic:blipFill>
+                    <a:blip r:embed="rId11"/>
+                    <a:stretch>
+                      <a:fillRect/>
+                    </a:stretch>
+                  </pic:blipFill>
+                  <pic:spPr>
+                    <a:xfrm>
+                      <a:off x="0" y="0"/>
+                      <a:ext cx="5731510" cy="4072890"/>
+                    </a:xfrm>
+                    <a:prstGeom prst="rect">
+                      <a:avLst/>
+                    </a:prstGeom>
+                  </pic:spPr>
+                </pic:pic>
+              </a:graphicData>
+            </a:graphic>
+          </wp:inline>
+        </w:drawing>
+      </w:r>
     </w:p>
     <w:p>
       <w:pPr>
@@ -3603,93 +1650,12 @@
           <w:u w:val="single"/>
         </w:rPr>
       </w:pPr>
-    </w:p>
-    <w:p>
-      <w:pPr>
-        <w:jc w:val="both"/>
+      <w:r>
         <w:rPr>
           <w:sz w:val="44"/>
           <w:szCs w:val="44"/>
           <w:u w:val="single"/>
         </w:rPr>
-      </w:pPr>
-    </w:p>
-    <w:p>
-      <w:pPr>
-        <w:jc w:val="both"/>
-        <w:rPr>
-          <w:sz w:val="44"/>
-          <w:szCs w:val="44"/>
-          <w:u w:val="single"/>
-        </w:rPr>
-      </w:pPr>
-    </w:p>
-    <w:p>
-      <w:pPr>
-        <w:jc w:val="both"/>
-        <w:rPr>
-          <w:sz w:val="44"/>
-          <w:szCs w:val="44"/>
-          <w:u w:val="single"/>
-        </w:rPr>
-      </w:pPr>
-    </w:p>
-    <w:p>
-      <w:pPr>
-        <w:jc w:val="both"/>
-        <w:rPr>
-          <w:sz w:val="44"/>
-          <w:szCs w:val="44"/>
-          <w:u w:val="single"/>
-        </w:rPr>
-      </w:pPr>
-    </w:p>
-    <w:p>
-      <w:pPr>
-        <w:jc w:val="both"/>
-        <w:rPr>
-          <w:sz w:val="44"/>
-          <w:szCs w:val="44"/>
-          <w:u w:val="single"/>
-        </w:rPr>
-      </w:pPr>
-    </w:p>
-    <w:p>
-      <w:pPr>
-        <w:jc w:val="both"/>
-        <w:rPr>
-          <w:sz w:val="44"/>
-          <w:szCs w:val="44"/>
-          <w:u w:val="single"/>
-        </w:rPr>
-      </w:pPr>
-    </w:p>
-    <w:p>
-      <w:pPr>
-        <w:jc w:val="both"/>
-        <w:rPr>
-          <w:sz w:val="44"/>
-          <w:szCs w:val="44"/>
-          <w:u w:val="single"/>
-        </w:rPr>
-      </w:pPr>
-    </w:p>
-    <w:p>
-      <w:pPr>
-        <w:jc w:val="both"/>
-        <w:rPr>
-          <w:sz w:val="44"/>
-          <w:szCs w:val="44"/>
-          <w:u w:val="single"/>
-        </w:rPr>
-      </w:pPr>
-      <w:r>
-        <w:rPr>
-          <w:sz w:val="44"/>
-          <w:szCs w:val="44"/>
-          <w:u w:val="single"/>
-        </w:rPr>
-        <w:lastRenderedPageBreak/>
         <w:t>Lab 5</w:t>
       </w:r>
     </w:p>
@@ -3735,7 +1701,7 @@
                     <pic:cNvPicPr/>
                   </pic:nvPicPr>
                   <pic:blipFill>
-                    <a:blip r:embed="rId7"/>
+                    <a:blip r:embed="rId12"/>
                     <a:stretch>
                       <a:fillRect/>
                     </a:stretch>
@@ -3798,7 +1764,7 @@
                     </pic:cNvPicPr>
                   </pic:nvPicPr>
                   <pic:blipFill>
-                    <a:blip r:embed="rId8">
+                    <a:blip r:embed="rId13">
                       <a:extLst>
                         <a:ext uri="{28A0092B-C50C-407E-A947-70E740481C1C}">
                           <a14:useLocalDpi xmlns:a14="http://schemas.microsoft.com/office/drawing/2010/main" val="0"/>
@@ -3899,14 +1865,2522 @@
           <w:szCs w:val="44"/>
           <w:u w:val="single"/>
         </w:rPr>
+        <w:t>Lab 6</w:t>
+      </w:r>
+    </w:p>
+    <w:p>
+      <w:pPr>
+        <w:jc w:val="both"/>
+        <w:rPr>
+          <w:sz w:val="28"/>
+          <w:szCs w:val="28"/>
+        </w:rPr>
+      </w:pPr>
+    </w:p>
+    <w:p>
+      <w:pPr>
+        <w:pStyle w:val="ListParagraph"/>
+        <w:numPr>
+          <w:ilvl w:val="0"/>
+          <w:numId w:val="12"/>
+        </w:numPr>
+        <w:jc w:val="both"/>
+        <w:rPr>
+          <w:rFonts w:cstheme="minorHAnsi"/>
+          <w:sz w:val="28"/>
+          <w:szCs w:val="28"/>
+        </w:rPr>
+      </w:pPr>
+      <w:r>
+        <w:rPr>
+          <w:rFonts w:cstheme="minorHAnsi"/>
+          <w:sz w:val="28"/>
+          <w:szCs w:val="28"/>
+        </w:rPr>
+        <w:t xml:space="preserve"> </w:t>
+      </w:r>
+      <w:r>
+        <w:rPr>
+          <w:rFonts w:cstheme="minorHAnsi"/>
+          <w:sz w:val="28"/>
+          <w:szCs w:val="28"/>
+        </w:rPr>
+        <w:drawing>
+          <wp:inline distT="0" distB="0" distL="0" distR="0" wp14:anchorId="5001E59E" wp14:editId="68F6DFB5">
+            <wp:extent cx="5731510" cy="3259455"/>
+            <wp:effectExtent l="0" t="0" r="2540" b="0"/>
+            <wp:docPr id="1993269014" name="Picture 1"/>
+            <wp:cNvGraphicFramePr>
+              <a:graphicFrameLocks xmlns:a="http://schemas.openxmlformats.org/drawingml/2006/main" noChangeAspect="1"/>
+            </wp:cNvGraphicFramePr>
+            <a:graphic xmlns:a="http://schemas.openxmlformats.org/drawingml/2006/main">
+              <a:graphicData uri="http://schemas.openxmlformats.org/drawingml/2006/picture">
+                <pic:pic xmlns:pic="http://schemas.openxmlformats.org/drawingml/2006/picture">
+                  <pic:nvPicPr>
+                    <pic:cNvPr id="1993269014" name=""/>
+                    <pic:cNvPicPr/>
+                  </pic:nvPicPr>
+                  <pic:blipFill>
+                    <a:blip r:embed="rId14"/>
+                    <a:stretch>
+                      <a:fillRect/>
+                    </a:stretch>
+                  </pic:blipFill>
+                  <pic:spPr>
+                    <a:xfrm>
+                      <a:off x="0" y="0"/>
+                      <a:ext cx="5731510" cy="3259455"/>
+                    </a:xfrm>
+                    <a:prstGeom prst="rect">
+                      <a:avLst/>
+                    </a:prstGeom>
+                  </pic:spPr>
+                </pic:pic>
+              </a:graphicData>
+            </a:graphic>
+          </wp:inline>
+        </w:drawing>
+      </w:r>
+    </w:p>
+    <w:p>
+      <w:pPr>
+        <w:pStyle w:val="ListParagraph"/>
+        <w:numPr>
+          <w:ilvl w:val="0"/>
+          <w:numId w:val="12"/>
+        </w:numPr>
+        <w:jc w:val="both"/>
+        <w:rPr>
+          <w:rFonts w:cstheme="minorHAnsi"/>
+          <w:sz w:val="28"/>
+          <w:szCs w:val="28"/>
+        </w:rPr>
+      </w:pPr>
+      <w:r>
+        <w:rPr>
+          <w:rFonts w:cstheme="minorHAnsi"/>
+          <w:sz w:val="28"/>
+          <w:szCs w:val="28"/>
+        </w:rPr>
+        <w:t xml:space="preserve">  </w:t>
+      </w:r>
+    </w:p>
+    <w:p>
+      <w:pPr>
+        <w:pStyle w:val="ListParagraph"/>
+        <w:jc w:val="both"/>
+        <w:rPr>
+          <w:rFonts w:cstheme="minorHAnsi"/>
+          <w:sz w:val="28"/>
+          <w:szCs w:val="28"/>
+        </w:rPr>
+      </w:pPr>
+      <w:r>
+        <w:rPr>
+          <w:rFonts w:cstheme="minorHAnsi"/>
+          <w:sz w:val="28"/>
+          <w:szCs w:val="28"/>
+        </w:rPr>
+        <w:drawing>
+          <wp:inline distT="0" distB="0" distL="0" distR="0" wp14:anchorId="7A8FFC83" wp14:editId="00D737B0">
+            <wp:extent cx="5578323" cy="1089754"/>
+            <wp:effectExtent l="0" t="0" r="3810" b="0"/>
+            <wp:docPr id="1201746588" name="Picture 1"/>
+            <wp:cNvGraphicFramePr>
+              <a:graphicFrameLocks xmlns:a="http://schemas.openxmlformats.org/drawingml/2006/main" noChangeAspect="1"/>
+            </wp:cNvGraphicFramePr>
+            <a:graphic xmlns:a="http://schemas.openxmlformats.org/drawingml/2006/main">
+              <a:graphicData uri="http://schemas.openxmlformats.org/drawingml/2006/picture">
+                <pic:pic xmlns:pic="http://schemas.openxmlformats.org/drawingml/2006/picture">
+                  <pic:nvPicPr>
+                    <pic:cNvPr id="1201746588" name=""/>
+                    <pic:cNvPicPr/>
+                  </pic:nvPicPr>
+                  <pic:blipFill>
+                    <a:blip r:embed="rId15"/>
+                    <a:stretch>
+                      <a:fillRect/>
+                    </a:stretch>
+                  </pic:blipFill>
+                  <pic:spPr>
+                    <a:xfrm>
+                      <a:off x="0" y="0"/>
+                      <a:ext cx="5578323" cy="1089754"/>
+                    </a:xfrm>
+                    <a:prstGeom prst="rect">
+                      <a:avLst/>
+                    </a:prstGeom>
+                  </pic:spPr>
+                </pic:pic>
+              </a:graphicData>
+            </a:graphic>
+          </wp:inline>
+        </w:drawing>
+      </w:r>
+    </w:p>
+    <w:p>
+      <w:pPr>
+        <w:pStyle w:val="ListParagraph"/>
+        <w:jc w:val="both"/>
+        <w:rPr>
+          <w:rFonts w:cstheme="minorHAnsi"/>
+          <w:sz w:val="28"/>
+          <w:szCs w:val="28"/>
+        </w:rPr>
+      </w:pPr>
+      <w:r>
+        <w:rPr>
+          <w:rFonts w:cstheme="minorHAnsi"/>
+          <w:sz w:val="28"/>
+          <w:szCs w:val="28"/>
+        </w:rPr>
+        <w:drawing>
+          <wp:inline distT="0" distB="0" distL="0" distR="0" wp14:anchorId="763B70A5" wp14:editId="615D546A">
+            <wp:extent cx="4176122" cy="891617"/>
+            <wp:effectExtent l="0" t="0" r="0" b="3810"/>
+            <wp:docPr id="376895200" name="Picture 1"/>
+            <wp:cNvGraphicFramePr>
+              <a:graphicFrameLocks xmlns:a="http://schemas.openxmlformats.org/drawingml/2006/main" noChangeAspect="1"/>
+            </wp:cNvGraphicFramePr>
+            <a:graphic xmlns:a="http://schemas.openxmlformats.org/drawingml/2006/main">
+              <a:graphicData uri="http://schemas.openxmlformats.org/drawingml/2006/picture">
+                <pic:pic xmlns:pic="http://schemas.openxmlformats.org/drawingml/2006/picture">
+                  <pic:nvPicPr>
+                    <pic:cNvPr id="376895200" name=""/>
+                    <pic:cNvPicPr/>
+                  </pic:nvPicPr>
+                  <pic:blipFill>
+                    <a:blip r:embed="rId16"/>
+                    <a:stretch>
+                      <a:fillRect/>
+                    </a:stretch>
+                  </pic:blipFill>
+                  <pic:spPr>
+                    <a:xfrm>
+                      <a:off x="0" y="0"/>
+                      <a:ext cx="4176122" cy="891617"/>
+                    </a:xfrm>
+                    <a:prstGeom prst="rect">
+                      <a:avLst/>
+                    </a:prstGeom>
+                  </pic:spPr>
+                </pic:pic>
+              </a:graphicData>
+            </a:graphic>
+          </wp:inline>
+        </w:drawing>
+      </w:r>
+    </w:p>
+    <w:p>
+      <w:pPr>
+        <w:pStyle w:val="ListParagraph"/>
+        <w:jc w:val="both"/>
+        <w:rPr>
+          <w:rFonts w:cstheme="minorHAnsi"/>
+          <w:sz w:val="28"/>
+          <w:szCs w:val="28"/>
+        </w:rPr>
+      </w:pPr>
+    </w:p>
+    <w:p>
+      <w:pPr>
+        <w:pStyle w:val="ListParagraph"/>
+        <w:jc w:val="both"/>
+        <w:rPr>
+          <w:rFonts w:cstheme="minorHAnsi"/>
+          <w:sz w:val="16"/>
+          <w:szCs w:val="16"/>
+        </w:rPr>
+      </w:pPr>
+      <w:r>
+        <w:rPr>
+          <w:rFonts w:cstheme="minorHAnsi"/>
+          <w:sz w:val="16"/>
+          <w:szCs w:val="16"/>
+        </w:rPr>
+        <w:t>Epoch 1/30</w:t>
+      </w:r>
+    </w:p>
+    <w:p>
+      <w:pPr>
+        <w:pStyle w:val="ListParagraph"/>
+        <w:jc w:val="both"/>
+        <w:rPr>
+          <w:rFonts w:cstheme="minorHAnsi"/>
+          <w:sz w:val="16"/>
+          <w:szCs w:val="16"/>
+        </w:rPr>
+      </w:pPr>
+      <w:r>
+        <w:rPr>
+          <w:rFonts w:cstheme="minorHAnsi"/>
+          <w:sz w:val="16"/>
+          <w:szCs w:val="16"/>
+        </w:rPr>
+        <w:t xml:space="preserve">384/384 </w:t>
+      </w:r>
+      <w:r>
+        <w:rPr>
+          <w:rFonts w:ascii="MS Gothic" w:eastAsia="MS Gothic" w:hAnsi="MS Gothic" w:cs="MS Gothic" w:hint="eastAsia"/>
+          <w:sz w:val="16"/>
+          <w:szCs w:val="16"/>
+        </w:rPr>
+        <w:t>━━━━━━━━━━━━━━━━━━━━</w:t>
+      </w:r>
+      <w:r>
+        <w:rPr>
+          <w:rFonts w:cstheme="minorHAnsi"/>
+          <w:sz w:val="16"/>
+          <w:szCs w:val="16"/>
+        </w:rPr>
+        <w:t xml:space="preserve"> 9s 9ms/step - loss: 0.0161 - </w:t>
+      </w:r>
+      <w:proofErr w:type="spellStart"/>
+      <w:r>
+        <w:rPr>
+          <w:rFonts w:cstheme="minorHAnsi"/>
+          <w:sz w:val="16"/>
+          <w:szCs w:val="16"/>
+        </w:rPr>
+        <w:t>val_loss</w:t>
+      </w:r>
+      <w:proofErr w:type="spellEnd"/>
+      <w:r>
+        <w:rPr>
+          <w:rFonts w:cstheme="minorHAnsi"/>
+          <w:sz w:val="16"/>
+          <w:szCs w:val="16"/>
+        </w:rPr>
+        <w:t>: 0.0257</w:t>
+      </w:r>
+    </w:p>
+    <w:p>
+      <w:pPr>
+        <w:pStyle w:val="ListParagraph"/>
+        <w:jc w:val="both"/>
+        <w:rPr>
+          <w:rFonts w:cstheme="minorHAnsi"/>
+          <w:sz w:val="16"/>
+          <w:szCs w:val="16"/>
+        </w:rPr>
+      </w:pPr>
+      <w:r>
+        <w:rPr>
+          <w:rFonts w:cstheme="minorHAnsi"/>
+          <w:sz w:val="16"/>
+          <w:szCs w:val="16"/>
+        </w:rPr>
+        <w:t>Epoch 2/30</w:t>
+      </w:r>
+    </w:p>
+    <w:p>
+      <w:pPr>
+        <w:pStyle w:val="ListParagraph"/>
+        <w:jc w:val="both"/>
+        <w:rPr>
+          <w:rFonts w:cstheme="minorHAnsi"/>
+          <w:sz w:val="16"/>
+          <w:szCs w:val="16"/>
+        </w:rPr>
+      </w:pPr>
+      <w:r>
+        <w:rPr>
+          <w:rFonts w:cstheme="minorHAnsi"/>
+          <w:sz w:val="16"/>
+          <w:szCs w:val="16"/>
+        </w:rPr>
+        <w:t xml:space="preserve">384/384 </w:t>
+      </w:r>
+      <w:r>
+        <w:rPr>
+          <w:rFonts w:ascii="MS Gothic" w:eastAsia="MS Gothic" w:hAnsi="MS Gothic" w:cs="MS Gothic" w:hint="eastAsia"/>
+          <w:sz w:val="16"/>
+          <w:szCs w:val="16"/>
+        </w:rPr>
+        <w:t>━━━━━━━━━━━━━━━━━━━━</w:t>
+      </w:r>
+      <w:r>
+        <w:rPr>
+          <w:rFonts w:cstheme="minorHAnsi"/>
+          <w:sz w:val="16"/>
+          <w:szCs w:val="16"/>
+        </w:rPr>
+        <w:t xml:space="preserve"> 3s 7ms/step - loss: 0.0129 - </w:t>
+      </w:r>
+      <w:proofErr w:type="spellStart"/>
+      <w:r>
+        <w:rPr>
+          <w:rFonts w:cstheme="minorHAnsi"/>
+          <w:sz w:val="16"/>
+          <w:szCs w:val="16"/>
+        </w:rPr>
+        <w:t>val_loss</w:t>
+      </w:r>
+      <w:proofErr w:type="spellEnd"/>
+      <w:r>
+        <w:rPr>
+          <w:rFonts w:cstheme="minorHAnsi"/>
+          <w:sz w:val="16"/>
+          <w:szCs w:val="16"/>
+        </w:rPr>
+        <w:t>: 0.0144</w:t>
+      </w:r>
+    </w:p>
+    <w:p>
+      <w:pPr>
+        <w:pStyle w:val="ListParagraph"/>
+        <w:jc w:val="both"/>
+        <w:rPr>
+          <w:rFonts w:cstheme="minorHAnsi"/>
+          <w:sz w:val="16"/>
+          <w:szCs w:val="16"/>
+        </w:rPr>
+      </w:pPr>
+      <w:r>
+        <w:rPr>
+          <w:rFonts w:cstheme="minorHAnsi"/>
+          <w:sz w:val="16"/>
+          <w:szCs w:val="16"/>
+        </w:rPr>
+        <w:t>Epoch 3/30</w:t>
+      </w:r>
+    </w:p>
+    <w:p>
+      <w:pPr>
+        <w:pStyle w:val="ListParagraph"/>
+        <w:jc w:val="both"/>
+        <w:rPr>
+          <w:rFonts w:cstheme="minorHAnsi"/>
+          <w:sz w:val="16"/>
+          <w:szCs w:val="16"/>
+        </w:rPr>
+      </w:pPr>
+      <w:r>
+        <w:rPr>
+          <w:rFonts w:cstheme="minorHAnsi"/>
+          <w:sz w:val="16"/>
+          <w:szCs w:val="16"/>
+        </w:rPr>
+        <w:t xml:space="preserve">384/384 </w:t>
+      </w:r>
+      <w:r>
+        <w:rPr>
+          <w:rFonts w:ascii="MS Gothic" w:eastAsia="MS Gothic" w:hAnsi="MS Gothic" w:cs="MS Gothic" w:hint="eastAsia"/>
+          <w:sz w:val="16"/>
+          <w:szCs w:val="16"/>
+        </w:rPr>
+        <w:t>━━━━━━━━━━━━━━━━━━━━</w:t>
+      </w:r>
+      <w:r>
+        <w:rPr>
+          <w:rFonts w:cstheme="minorHAnsi"/>
+          <w:sz w:val="16"/>
+          <w:szCs w:val="16"/>
+        </w:rPr>
+        <w:t xml:space="preserve"> 3s 8ms/step - loss: 0.0098 - </w:t>
+      </w:r>
+      <w:proofErr w:type="spellStart"/>
+      <w:r>
+        <w:rPr>
+          <w:rFonts w:cstheme="minorHAnsi"/>
+          <w:sz w:val="16"/>
+          <w:szCs w:val="16"/>
+        </w:rPr>
+        <w:t>val_loss</w:t>
+      </w:r>
+      <w:proofErr w:type="spellEnd"/>
+      <w:r>
+        <w:rPr>
+          <w:rFonts w:cstheme="minorHAnsi"/>
+          <w:sz w:val="16"/>
+          <w:szCs w:val="16"/>
+        </w:rPr>
+        <w:t>: 0.0048</w:t>
+      </w:r>
+    </w:p>
+    <w:p>
+      <w:pPr>
+        <w:pStyle w:val="ListParagraph"/>
+        <w:jc w:val="both"/>
+        <w:rPr>
+          <w:rFonts w:cstheme="minorHAnsi"/>
+          <w:sz w:val="16"/>
+          <w:szCs w:val="16"/>
+        </w:rPr>
+      </w:pPr>
+      <w:r>
+        <w:rPr>
+          <w:rFonts w:cstheme="minorHAnsi"/>
+          <w:sz w:val="16"/>
+          <w:szCs w:val="16"/>
+        </w:rPr>
+        <w:t>Epoch 4/30</w:t>
+      </w:r>
+    </w:p>
+    <w:p>
+      <w:pPr>
+        <w:pStyle w:val="ListParagraph"/>
+        <w:jc w:val="both"/>
+        <w:rPr>
+          <w:rFonts w:cstheme="minorHAnsi"/>
+          <w:sz w:val="16"/>
+          <w:szCs w:val="16"/>
+        </w:rPr>
+      </w:pPr>
+      <w:r>
+        <w:rPr>
+          <w:rFonts w:cstheme="minorHAnsi"/>
+          <w:sz w:val="16"/>
+          <w:szCs w:val="16"/>
+        </w:rPr>
+        <w:t xml:space="preserve">384/384 </w:t>
+      </w:r>
+      <w:r>
+        <w:rPr>
+          <w:rFonts w:ascii="MS Gothic" w:eastAsia="MS Gothic" w:hAnsi="MS Gothic" w:cs="MS Gothic" w:hint="eastAsia"/>
+          <w:sz w:val="16"/>
+          <w:szCs w:val="16"/>
+        </w:rPr>
+        <w:t>━━━━━━━━━━━━━━━━━━━━</w:t>
+      </w:r>
+      <w:r>
+        <w:rPr>
+          <w:rFonts w:cstheme="minorHAnsi"/>
+          <w:sz w:val="16"/>
+          <w:szCs w:val="16"/>
+        </w:rPr>
+        <w:t xml:space="preserve"> 3s 7ms/step - loss: 0.0066 - </w:t>
+      </w:r>
+      <w:proofErr w:type="spellStart"/>
+      <w:r>
+        <w:rPr>
+          <w:rFonts w:cstheme="minorHAnsi"/>
+          <w:sz w:val="16"/>
+          <w:szCs w:val="16"/>
+        </w:rPr>
+        <w:t>val_loss</w:t>
+      </w:r>
+      <w:proofErr w:type="spellEnd"/>
+      <w:r>
+        <w:rPr>
+          <w:rFonts w:cstheme="minorHAnsi"/>
+          <w:sz w:val="16"/>
+          <w:szCs w:val="16"/>
+        </w:rPr>
+        <w:t>: 0.0019</w:t>
+      </w:r>
+    </w:p>
+    <w:p>
+      <w:pPr>
+        <w:pStyle w:val="ListParagraph"/>
+        <w:jc w:val="both"/>
+        <w:rPr>
+          <w:rFonts w:cstheme="minorHAnsi"/>
+          <w:sz w:val="16"/>
+          <w:szCs w:val="16"/>
+        </w:rPr>
+      </w:pPr>
+      <w:r>
+        <w:rPr>
+          <w:rFonts w:cstheme="minorHAnsi"/>
+          <w:sz w:val="16"/>
+          <w:szCs w:val="16"/>
+        </w:rPr>
+        <w:t>Epoch 5/30</w:t>
+      </w:r>
+    </w:p>
+    <w:p>
+      <w:pPr>
+        <w:pStyle w:val="ListParagraph"/>
+        <w:jc w:val="both"/>
+        <w:rPr>
+          <w:rFonts w:cstheme="minorHAnsi"/>
+          <w:sz w:val="16"/>
+          <w:szCs w:val="16"/>
+        </w:rPr>
+      </w:pPr>
+      <w:r>
+        <w:rPr>
+          <w:rFonts w:cstheme="minorHAnsi"/>
+          <w:sz w:val="16"/>
+          <w:szCs w:val="16"/>
+        </w:rPr>
+        <w:t xml:space="preserve">384/384 </w:t>
+      </w:r>
+      <w:r>
+        <w:rPr>
+          <w:rFonts w:ascii="MS Gothic" w:eastAsia="MS Gothic" w:hAnsi="MS Gothic" w:cs="MS Gothic" w:hint="eastAsia"/>
+          <w:sz w:val="16"/>
+          <w:szCs w:val="16"/>
+        </w:rPr>
+        <w:t>━━━━━━━━━━━━━━━━━━━━</w:t>
+      </w:r>
+      <w:r>
+        <w:rPr>
+          <w:rFonts w:cstheme="minorHAnsi"/>
+          <w:sz w:val="16"/>
+          <w:szCs w:val="16"/>
+        </w:rPr>
+        <w:t xml:space="preserve"> 6s 9ms/step - loss: 0.0046 - </w:t>
+      </w:r>
+      <w:proofErr w:type="spellStart"/>
+      <w:r>
+        <w:rPr>
+          <w:rFonts w:cstheme="minorHAnsi"/>
+          <w:sz w:val="16"/>
+          <w:szCs w:val="16"/>
+        </w:rPr>
+        <w:t>val_loss</w:t>
+      </w:r>
+      <w:proofErr w:type="spellEnd"/>
+      <w:r>
+        <w:rPr>
+          <w:rFonts w:cstheme="minorHAnsi"/>
+          <w:sz w:val="16"/>
+          <w:szCs w:val="16"/>
+        </w:rPr>
+        <w:t>: 0.0075</w:t>
+      </w:r>
+    </w:p>
+    <w:p>
+      <w:pPr>
+        <w:pStyle w:val="ListParagraph"/>
+        <w:jc w:val="both"/>
+        <w:rPr>
+          <w:rFonts w:cstheme="minorHAnsi"/>
+          <w:sz w:val="16"/>
+          <w:szCs w:val="16"/>
+        </w:rPr>
+      </w:pPr>
+      <w:r>
+        <w:rPr>
+          <w:rFonts w:cstheme="minorHAnsi"/>
+          <w:sz w:val="16"/>
+          <w:szCs w:val="16"/>
+        </w:rPr>
+        <w:t>Epoch 6/30</w:t>
+      </w:r>
+    </w:p>
+    <w:p>
+      <w:pPr>
+        <w:pStyle w:val="ListParagraph"/>
+        <w:jc w:val="both"/>
+        <w:rPr>
+          <w:rFonts w:cstheme="minorHAnsi"/>
+          <w:sz w:val="16"/>
+          <w:szCs w:val="16"/>
+        </w:rPr>
+      </w:pPr>
+      <w:r>
+        <w:rPr>
+          <w:rFonts w:cstheme="minorHAnsi"/>
+          <w:sz w:val="16"/>
+          <w:szCs w:val="16"/>
+        </w:rPr>
         <w:lastRenderedPageBreak/>
-        <w:t>Lab 6</w:t>
-      </w:r>
-    </w:p>
-    <w:p>
-      <w:pPr>
-        <w:jc w:val="both"/>
-        <w:rPr>
+        <w:t xml:space="preserve">384/384 </w:t>
+      </w:r>
+      <w:r>
+        <w:rPr>
+          <w:rFonts w:ascii="MS Gothic" w:eastAsia="MS Gothic" w:hAnsi="MS Gothic" w:cs="MS Gothic" w:hint="eastAsia"/>
+          <w:sz w:val="16"/>
+          <w:szCs w:val="16"/>
+        </w:rPr>
+        <w:t>━━━━━━━━━━━━━━━━━━━━</w:t>
+      </w:r>
+      <w:r>
+        <w:rPr>
+          <w:rFonts w:cstheme="minorHAnsi"/>
+          <w:sz w:val="16"/>
+          <w:szCs w:val="16"/>
+        </w:rPr>
+        <w:t xml:space="preserve"> 3s 7ms/step - loss: 0.0045 - </w:t>
+      </w:r>
+      <w:proofErr w:type="spellStart"/>
+      <w:r>
+        <w:rPr>
+          <w:rFonts w:cstheme="minorHAnsi"/>
+          <w:sz w:val="16"/>
+          <w:szCs w:val="16"/>
+        </w:rPr>
+        <w:t>val_loss</w:t>
+      </w:r>
+      <w:proofErr w:type="spellEnd"/>
+      <w:r>
+        <w:rPr>
+          <w:rFonts w:cstheme="minorHAnsi"/>
+          <w:sz w:val="16"/>
+          <w:szCs w:val="16"/>
+        </w:rPr>
+        <w:t>: 0.0015</w:t>
+      </w:r>
+    </w:p>
+    <w:p>
+      <w:pPr>
+        <w:pStyle w:val="ListParagraph"/>
+        <w:jc w:val="both"/>
+        <w:rPr>
+          <w:rFonts w:cstheme="minorHAnsi"/>
+          <w:sz w:val="16"/>
+          <w:szCs w:val="16"/>
+        </w:rPr>
+      </w:pPr>
+      <w:r>
+        <w:rPr>
+          <w:rFonts w:cstheme="minorHAnsi"/>
+          <w:sz w:val="16"/>
+          <w:szCs w:val="16"/>
+        </w:rPr>
+        <w:t>Epoch 7/30</w:t>
+      </w:r>
+    </w:p>
+    <w:p>
+      <w:pPr>
+        <w:pStyle w:val="ListParagraph"/>
+        <w:jc w:val="both"/>
+        <w:rPr>
+          <w:rFonts w:cstheme="minorHAnsi"/>
+          <w:sz w:val="16"/>
+          <w:szCs w:val="16"/>
+        </w:rPr>
+      </w:pPr>
+      <w:r>
+        <w:rPr>
+          <w:rFonts w:cstheme="minorHAnsi"/>
+          <w:sz w:val="16"/>
+          <w:szCs w:val="16"/>
+        </w:rPr>
+        <w:t xml:space="preserve">384/384 </w:t>
+      </w:r>
+      <w:r>
+        <w:rPr>
+          <w:rFonts w:ascii="MS Gothic" w:eastAsia="MS Gothic" w:hAnsi="MS Gothic" w:cs="MS Gothic" w:hint="eastAsia"/>
+          <w:sz w:val="16"/>
+          <w:szCs w:val="16"/>
+        </w:rPr>
+        <w:t>━━━━━━━━━━━━━━━━━━━━</w:t>
+      </w:r>
+      <w:r>
+        <w:rPr>
+          <w:rFonts w:cstheme="minorHAnsi"/>
+          <w:sz w:val="16"/>
+          <w:szCs w:val="16"/>
+        </w:rPr>
+        <w:t xml:space="preserve"> 3s 7ms/step - loss: 0.0037 - </w:t>
+      </w:r>
+      <w:proofErr w:type="spellStart"/>
+      <w:r>
+        <w:rPr>
+          <w:rFonts w:cstheme="minorHAnsi"/>
+          <w:sz w:val="16"/>
+          <w:szCs w:val="16"/>
+        </w:rPr>
+        <w:t>val_loss</w:t>
+      </w:r>
+      <w:proofErr w:type="spellEnd"/>
+      <w:r>
+        <w:rPr>
+          <w:rFonts w:cstheme="minorHAnsi"/>
+          <w:sz w:val="16"/>
+          <w:szCs w:val="16"/>
+        </w:rPr>
+        <w:t>: 0.0110</w:t>
+      </w:r>
+    </w:p>
+    <w:p>
+      <w:pPr>
+        <w:pStyle w:val="ListParagraph"/>
+        <w:jc w:val="both"/>
+        <w:rPr>
+          <w:rFonts w:cstheme="minorHAnsi"/>
+          <w:sz w:val="16"/>
+          <w:szCs w:val="16"/>
+        </w:rPr>
+      </w:pPr>
+      <w:r>
+        <w:rPr>
+          <w:rFonts w:cstheme="minorHAnsi"/>
+          <w:sz w:val="16"/>
+          <w:szCs w:val="16"/>
+        </w:rPr>
+        <w:t>Epoch 8/30</w:t>
+      </w:r>
+    </w:p>
+    <w:p>
+      <w:pPr>
+        <w:pStyle w:val="ListParagraph"/>
+        <w:jc w:val="both"/>
+        <w:rPr>
+          <w:rFonts w:cstheme="minorHAnsi"/>
+          <w:sz w:val="16"/>
+          <w:szCs w:val="16"/>
+        </w:rPr>
+      </w:pPr>
+      <w:r>
+        <w:rPr>
+          <w:rFonts w:cstheme="minorHAnsi"/>
+          <w:sz w:val="16"/>
+          <w:szCs w:val="16"/>
+        </w:rPr>
+        <w:t xml:space="preserve">384/384 </w:t>
+      </w:r>
+      <w:r>
+        <w:rPr>
+          <w:rFonts w:ascii="MS Gothic" w:eastAsia="MS Gothic" w:hAnsi="MS Gothic" w:cs="MS Gothic" w:hint="eastAsia"/>
+          <w:sz w:val="16"/>
+          <w:szCs w:val="16"/>
+        </w:rPr>
+        <w:t>━━━━━━━━━━━━━━━━━━━━</w:t>
+      </w:r>
+      <w:r>
+        <w:rPr>
+          <w:rFonts w:cstheme="minorHAnsi"/>
+          <w:sz w:val="16"/>
+          <w:szCs w:val="16"/>
+        </w:rPr>
+        <w:t xml:space="preserve"> 3s 8ms/step - loss: 0.0041 - </w:t>
+      </w:r>
+      <w:proofErr w:type="spellStart"/>
+      <w:r>
+        <w:rPr>
+          <w:rFonts w:cstheme="minorHAnsi"/>
+          <w:sz w:val="16"/>
+          <w:szCs w:val="16"/>
+        </w:rPr>
+        <w:t>val_loss</w:t>
+      </w:r>
+      <w:proofErr w:type="spellEnd"/>
+      <w:r>
+        <w:rPr>
+          <w:rFonts w:cstheme="minorHAnsi"/>
+          <w:sz w:val="16"/>
+          <w:szCs w:val="16"/>
+        </w:rPr>
+        <w:t>: 0.0018</w:t>
+      </w:r>
+    </w:p>
+    <w:p>
+      <w:pPr>
+        <w:pStyle w:val="ListParagraph"/>
+        <w:jc w:val="both"/>
+        <w:rPr>
+          <w:rFonts w:cstheme="minorHAnsi"/>
+          <w:sz w:val="16"/>
+          <w:szCs w:val="16"/>
+        </w:rPr>
+      </w:pPr>
+      <w:r>
+        <w:rPr>
+          <w:rFonts w:cstheme="minorHAnsi"/>
+          <w:sz w:val="16"/>
+          <w:szCs w:val="16"/>
+        </w:rPr>
+        <w:t>Epoch 9/30</w:t>
+      </w:r>
+    </w:p>
+    <w:p>
+      <w:pPr>
+        <w:pStyle w:val="ListParagraph"/>
+        <w:jc w:val="both"/>
+        <w:rPr>
+          <w:rFonts w:cstheme="minorHAnsi"/>
+          <w:sz w:val="16"/>
+          <w:szCs w:val="16"/>
+        </w:rPr>
+      </w:pPr>
+      <w:r>
+        <w:rPr>
+          <w:rFonts w:cstheme="minorHAnsi"/>
+          <w:sz w:val="16"/>
+          <w:szCs w:val="16"/>
+        </w:rPr>
+        <w:t xml:space="preserve">384/384 </w:t>
+      </w:r>
+      <w:r>
+        <w:rPr>
+          <w:rFonts w:ascii="MS Gothic" w:eastAsia="MS Gothic" w:hAnsi="MS Gothic" w:cs="MS Gothic" w:hint="eastAsia"/>
+          <w:sz w:val="16"/>
+          <w:szCs w:val="16"/>
+        </w:rPr>
+        <w:t>━━━━━━━━━━━━━━━━━━━━</w:t>
+      </w:r>
+      <w:r>
+        <w:rPr>
+          <w:rFonts w:cstheme="minorHAnsi"/>
+          <w:sz w:val="16"/>
+          <w:szCs w:val="16"/>
+        </w:rPr>
+        <w:t xml:space="preserve"> 3s 8ms/step - loss: 0.0035 - </w:t>
+      </w:r>
+      <w:proofErr w:type="spellStart"/>
+      <w:r>
+        <w:rPr>
+          <w:rFonts w:cstheme="minorHAnsi"/>
+          <w:sz w:val="16"/>
+          <w:szCs w:val="16"/>
+        </w:rPr>
+        <w:t>val_loss</w:t>
+      </w:r>
+      <w:proofErr w:type="spellEnd"/>
+      <w:r>
+        <w:rPr>
+          <w:rFonts w:cstheme="minorHAnsi"/>
+          <w:sz w:val="16"/>
+          <w:szCs w:val="16"/>
+        </w:rPr>
+        <w:t>: 0.0039</w:t>
+      </w:r>
+    </w:p>
+    <w:p>
+      <w:pPr>
+        <w:pStyle w:val="ListParagraph"/>
+        <w:jc w:val="both"/>
+        <w:rPr>
+          <w:rFonts w:cstheme="minorHAnsi"/>
+          <w:sz w:val="16"/>
+          <w:szCs w:val="16"/>
+        </w:rPr>
+      </w:pPr>
+      <w:r>
+        <w:rPr>
+          <w:rFonts w:cstheme="minorHAnsi"/>
+          <w:sz w:val="16"/>
+          <w:szCs w:val="16"/>
+        </w:rPr>
+        <w:t>Epoch 10/30</w:t>
+      </w:r>
+    </w:p>
+    <w:p>
+      <w:pPr>
+        <w:pStyle w:val="ListParagraph"/>
+        <w:jc w:val="both"/>
+        <w:rPr>
+          <w:rFonts w:cstheme="minorHAnsi"/>
+          <w:sz w:val="16"/>
+          <w:szCs w:val="16"/>
+        </w:rPr>
+      </w:pPr>
+      <w:r>
+        <w:rPr>
+          <w:rFonts w:cstheme="minorHAnsi"/>
+          <w:sz w:val="16"/>
+          <w:szCs w:val="16"/>
+        </w:rPr>
+        <w:t xml:space="preserve">384/384 </w:t>
+      </w:r>
+      <w:r>
+        <w:rPr>
+          <w:rFonts w:ascii="MS Gothic" w:eastAsia="MS Gothic" w:hAnsi="MS Gothic" w:cs="MS Gothic" w:hint="eastAsia"/>
+          <w:sz w:val="16"/>
+          <w:szCs w:val="16"/>
+        </w:rPr>
+        <w:t>━━━━━━━━━━━━━━━━━━━━</w:t>
+      </w:r>
+      <w:r>
+        <w:rPr>
+          <w:rFonts w:cstheme="minorHAnsi"/>
+          <w:sz w:val="16"/>
+          <w:szCs w:val="16"/>
+        </w:rPr>
+        <w:t xml:space="preserve"> 3s 8ms/step - loss: 0.0038 - </w:t>
+      </w:r>
+      <w:proofErr w:type="spellStart"/>
+      <w:r>
+        <w:rPr>
+          <w:rFonts w:cstheme="minorHAnsi"/>
+          <w:sz w:val="16"/>
+          <w:szCs w:val="16"/>
+        </w:rPr>
+        <w:t>val_loss</w:t>
+      </w:r>
+      <w:proofErr w:type="spellEnd"/>
+      <w:r>
+        <w:rPr>
+          <w:rFonts w:cstheme="minorHAnsi"/>
+          <w:sz w:val="16"/>
+          <w:szCs w:val="16"/>
+        </w:rPr>
+        <w:t>: 0.0055</w:t>
+      </w:r>
+    </w:p>
+    <w:p>
+      <w:pPr>
+        <w:pStyle w:val="ListParagraph"/>
+        <w:jc w:val="both"/>
+        <w:rPr>
+          <w:rFonts w:cstheme="minorHAnsi"/>
+          <w:sz w:val="16"/>
+          <w:szCs w:val="16"/>
+        </w:rPr>
+      </w:pPr>
+      <w:r>
+        <w:rPr>
+          <w:rFonts w:cstheme="minorHAnsi"/>
+          <w:sz w:val="16"/>
+          <w:szCs w:val="16"/>
+        </w:rPr>
+        <w:t>Epoch 11/30</w:t>
+      </w:r>
+    </w:p>
+    <w:p>
+      <w:pPr>
+        <w:pStyle w:val="ListParagraph"/>
+        <w:jc w:val="both"/>
+        <w:rPr>
+          <w:rFonts w:cstheme="minorHAnsi"/>
+          <w:sz w:val="16"/>
+          <w:szCs w:val="16"/>
+        </w:rPr>
+      </w:pPr>
+      <w:r>
+        <w:rPr>
+          <w:rFonts w:cstheme="minorHAnsi"/>
+          <w:sz w:val="16"/>
+          <w:szCs w:val="16"/>
+        </w:rPr>
+        <w:t xml:space="preserve">384/384 </w:t>
+      </w:r>
+      <w:r>
+        <w:rPr>
+          <w:rFonts w:ascii="MS Gothic" w:eastAsia="MS Gothic" w:hAnsi="MS Gothic" w:cs="MS Gothic" w:hint="eastAsia"/>
+          <w:sz w:val="16"/>
+          <w:szCs w:val="16"/>
+        </w:rPr>
+        <w:t>━━━━━━━━━━━━━━━━━━━━</w:t>
+      </w:r>
+      <w:r>
+        <w:rPr>
+          <w:rFonts w:cstheme="minorHAnsi"/>
+          <w:sz w:val="16"/>
+          <w:szCs w:val="16"/>
+        </w:rPr>
+        <w:t xml:space="preserve"> 5s 8ms/step - loss: 0.0046 - </w:t>
+      </w:r>
+      <w:proofErr w:type="spellStart"/>
+      <w:r>
+        <w:rPr>
+          <w:rFonts w:cstheme="minorHAnsi"/>
+          <w:sz w:val="16"/>
+          <w:szCs w:val="16"/>
+        </w:rPr>
+        <w:t>val_loss</w:t>
+      </w:r>
+      <w:proofErr w:type="spellEnd"/>
+      <w:r>
+        <w:rPr>
+          <w:rFonts w:cstheme="minorHAnsi"/>
+          <w:sz w:val="16"/>
+          <w:szCs w:val="16"/>
+        </w:rPr>
+        <w:t>: 0.0011</w:t>
+      </w:r>
+    </w:p>
+    <w:p>
+      <w:pPr>
+        <w:pStyle w:val="ListParagraph"/>
+        <w:jc w:val="both"/>
+        <w:rPr>
+          <w:rFonts w:cstheme="minorHAnsi"/>
+          <w:sz w:val="16"/>
+          <w:szCs w:val="16"/>
+        </w:rPr>
+      </w:pPr>
+      <w:r>
+        <w:rPr>
+          <w:rFonts w:cstheme="minorHAnsi"/>
+          <w:sz w:val="16"/>
+          <w:szCs w:val="16"/>
+        </w:rPr>
+        <w:t>Epoch 12/30</w:t>
+      </w:r>
+    </w:p>
+    <w:p>
+      <w:pPr>
+        <w:pStyle w:val="ListParagraph"/>
+        <w:jc w:val="both"/>
+        <w:rPr>
+          <w:rFonts w:cstheme="minorHAnsi"/>
+          <w:sz w:val="16"/>
+          <w:szCs w:val="16"/>
+        </w:rPr>
+      </w:pPr>
+      <w:r>
+        <w:rPr>
+          <w:rFonts w:cstheme="minorHAnsi"/>
+          <w:sz w:val="16"/>
+          <w:szCs w:val="16"/>
+        </w:rPr>
+        <w:t xml:space="preserve">384/384 </w:t>
+      </w:r>
+      <w:r>
+        <w:rPr>
+          <w:rFonts w:ascii="MS Gothic" w:eastAsia="MS Gothic" w:hAnsi="MS Gothic" w:cs="MS Gothic" w:hint="eastAsia"/>
+          <w:sz w:val="16"/>
+          <w:szCs w:val="16"/>
+        </w:rPr>
+        <w:t>━━━━━━━━━━━━━━━━━━━━</w:t>
+      </w:r>
+      <w:r>
+        <w:rPr>
+          <w:rFonts w:cstheme="minorHAnsi"/>
+          <w:sz w:val="16"/>
+          <w:szCs w:val="16"/>
+        </w:rPr>
+        <w:t xml:space="preserve"> 5s 7ms/step - loss: 0.0037 - </w:t>
+      </w:r>
+      <w:proofErr w:type="spellStart"/>
+      <w:r>
+        <w:rPr>
+          <w:rFonts w:cstheme="minorHAnsi"/>
+          <w:sz w:val="16"/>
+          <w:szCs w:val="16"/>
+        </w:rPr>
+        <w:t>val_loss</w:t>
+      </w:r>
+      <w:proofErr w:type="spellEnd"/>
+      <w:r>
+        <w:rPr>
+          <w:rFonts w:cstheme="minorHAnsi"/>
+          <w:sz w:val="16"/>
+          <w:szCs w:val="16"/>
+        </w:rPr>
+        <w:t>: 9.8213e-04</w:t>
+      </w:r>
+    </w:p>
+    <w:p>
+      <w:pPr>
+        <w:pStyle w:val="ListParagraph"/>
+        <w:jc w:val="both"/>
+        <w:rPr>
+          <w:rFonts w:cstheme="minorHAnsi"/>
+          <w:sz w:val="16"/>
+          <w:szCs w:val="16"/>
+        </w:rPr>
+      </w:pPr>
+      <w:r>
+        <w:rPr>
+          <w:rFonts w:cstheme="minorHAnsi"/>
+          <w:sz w:val="16"/>
+          <w:szCs w:val="16"/>
+        </w:rPr>
+        <w:t>Epoch 13/30</w:t>
+      </w:r>
+    </w:p>
+    <w:p>
+      <w:pPr>
+        <w:pStyle w:val="ListParagraph"/>
+        <w:jc w:val="both"/>
+        <w:rPr>
+          <w:rFonts w:cstheme="minorHAnsi"/>
+          <w:sz w:val="16"/>
+          <w:szCs w:val="16"/>
+        </w:rPr>
+      </w:pPr>
+      <w:r>
+        <w:rPr>
+          <w:rFonts w:cstheme="minorHAnsi"/>
+          <w:sz w:val="16"/>
+          <w:szCs w:val="16"/>
+        </w:rPr>
+        <w:t xml:space="preserve">384/384 </w:t>
+      </w:r>
+      <w:r>
+        <w:rPr>
+          <w:rFonts w:ascii="MS Gothic" w:eastAsia="MS Gothic" w:hAnsi="MS Gothic" w:cs="MS Gothic" w:hint="eastAsia"/>
+          <w:sz w:val="16"/>
+          <w:szCs w:val="16"/>
+        </w:rPr>
+        <w:t>━━━━━━━━━━━━━━━━━━━━</w:t>
+      </w:r>
+      <w:r>
+        <w:rPr>
+          <w:rFonts w:cstheme="minorHAnsi"/>
+          <w:sz w:val="16"/>
+          <w:szCs w:val="16"/>
+        </w:rPr>
+        <w:t xml:space="preserve"> 3s 8ms/step - loss: 0.0031 - </w:t>
+      </w:r>
+      <w:proofErr w:type="spellStart"/>
+      <w:r>
+        <w:rPr>
+          <w:rFonts w:cstheme="minorHAnsi"/>
+          <w:sz w:val="16"/>
+          <w:szCs w:val="16"/>
+        </w:rPr>
+        <w:t>val_loss</w:t>
+      </w:r>
+      <w:proofErr w:type="spellEnd"/>
+      <w:r>
+        <w:rPr>
+          <w:rFonts w:cstheme="minorHAnsi"/>
+          <w:sz w:val="16"/>
+          <w:szCs w:val="16"/>
+        </w:rPr>
+        <w:t>: 0.0021</w:t>
+      </w:r>
+    </w:p>
+    <w:p>
+      <w:pPr>
+        <w:pStyle w:val="ListParagraph"/>
+        <w:jc w:val="both"/>
+        <w:rPr>
+          <w:rFonts w:cstheme="minorHAnsi"/>
+          <w:sz w:val="16"/>
+          <w:szCs w:val="16"/>
+        </w:rPr>
+      </w:pPr>
+      <w:r>
+        <w:rPr>
+          <w:rFonts w:cstheme="minorHAnsi"/>
+          <w:sz w:val="16"/>
+          <w:szCs w:val="16"/>
+        </w:rPr>
+        <w:t>Epoch 14/30</w:t>
+      </w:r>
+    </w:p>
+    <w:p>
+      <w:pPr>
+        <w:pStyle w:val="ListParagraph"/>
+        <w:jc w:val="both"/>
+        <w:rPr>
+          <w:rFonts w:cstheme="minorHAnsi"/>
+          <w:sz w:val="16"/>
+          <w:szCs w:val="16"/>
+        </w:rPr>
+      </w:pPr>
+      <w:r>
+        <w:rPr>
+          <w:rFonts w:cstheme="minorHAnsi"/>
+          <w:sz w:val="16"/>
+          <w:szCs w:val="16"/>
+        </w:rPr>
+        <w:t xml:space="preserve">384/384 </w:t>
+      </w:r>
+      <w:r>
+        <w:rPr>
+          <w:rFonts w:ascii="MS Gothic" w:eastAsia="MS Gothic" w:hAnsi="MS Gothic" w:cs="MS Gothic" w:hint="eastAsia"/>
+          <w:sz w:val="16"/>
+          <w:szCs w:val="16"/>
+        </w:rPr>
+        <w:t>━━━━━━━━━━━━━━━━━━━━</w:t>
+      </w:r>
+      <w:r>
+        <w:rPr>
+          <w:rFonts w:cstheme="minorHAnsi"/>
+          <w:sz w:val="16"/>
+          <w:szCs w:val="16"/>
+        </w:rPr>
+        <w:t xml:space="preserve"> 3s 8ms/step - loss: 0.0031 - </w:t>
+      </w:r>
+      <w:proofErr w:type="spellStart"/>
+      <w:r>
+        <w:rPr>
+          <w:rFonts w:cstheme="minorHAnsi"/>
+          <w:sz w:val="16"/>
+          <w:szCs w:val="16"/>
+        </w:rPr>
+        <w:t>val_loss</w:t>
+      </w:r>
+      <w:proofErr w:type="spellEnd"/>
+      <w:r>
+        <w:rPr>
+          <w:rFonts w:cstheme="minorHAnsi"/>
+          <w:sz w:val="16"/>
+          <w:szCs w:val="16"/>
+        </w:rPr>
+        <w:t>: 0.0017</w:t>
+      </w:r>
+    </w:p>
+    <w:p>
+      <w:pPr>
+        <w:pStyle w:val="ListParagraph"/>
+        <w:jc w:val="both"/>
+        <w:rPr>
+          <w:rFonts w:cstheme="minorHAnsi"/>
+          <w:sz w:val="16"/>
+          <w:szCs w:val="16"/>
+        </w:rPr>
+      </w:pPr>
+      <w:r>
+        <w:rPr>
+          <w:rFonts w:cstheme="minorHAnsi"/>
+          <w:sz w:val="16"/>
+          <w:szCs w:val="16"/>
+        </w:rPr>
+        <w:t>Epoch 15/30</w:t>
+      </w:r>
+    </w:p>
+    <w:p>
+      <w:pPr>
+        <w:pStyle w:val="ListParagraph"/>
+        <w:jc w:val="both"/>
+        <w:rPr>
+          <w:rFonts w:cstheme="minorHAnsi"/>
+          <w:sz w:val="16"/>
+          <w:szCs w:val="16"/>
+        </w:rPr>
+      </w:pPr>
+      <w:r>
+        <w:rPr>
+          <w:rFonts w:cstheme="minorHAnsi"/>
+          <w:sz w:val="16"/>
+          <w:szCs w:val="16"/>
+        </w:rPr>
+        <w:t xml:space="preserve">384/384 </w:t>
+      </w:r>
+      <w:r>
+        <w:rPr>
+          <w:rFonts w:ascii="MS Gothic" w:eastAsia="MS Gothic" w:hAnsi="MS Gothic" w:cs="MS Gothic" w:hint="eastAsia"/>
+          <w:sz w:val="16"/>
+          <w:szCs w:val="16"/>
+        </w:rPr>
+        <w:t>━━━━━━━━━━━━━━━━━━━━</w:t>
+      </w:r>
+      <w:r>
+        <w:rPr>
+          <w:rFonts w:cstheme="minorHAnsi"/>
+          <w:sz w:val="16"/>
+          <w:szCs w:val="16"/>
+        </w:rPr>
+        <w:t xml:space="preserve"> 3s 8ms/step - loss: 0.0029 - </w:t>
+      </w:r>
+      <w:proofErr w:type="spellStart"/>
+      <w:r>
+        <w:rPr>
+          <w:rFonts w:cstheme="minorHAnsi"/>
+          <w:sz w:val="16"/>
+          <w:szCs w:val="16"/>
+        </w:rPr>
+        <w:t>val_loss</w:t>
+      </w:r>
+      <w:proofErr w:type="spellEnd"/>
+      <w:r>
+        <w:rPr>
+          <w:rFonts w:cstheme="minorHAnsi"/>
+          <w:sz w:val="16"/>
+          <w:szCs w:val="16"/>
+        </w:rPr>
+        <w:t>: 5.9627e-04</w:t>
+      </w:r>
+    </w:p>
+    <w:p>
+      <w:pPr>
+        <w:pStyle w:val="ListParagraph"/>
+        <w:jc w:val="both"/>
+        <w:rPr>
+          <w:rFonts w:cstheme="minorHAnsi"/>
+          <w:sz w:val="16"/>
+          <w:szCs w:val="16"/>
+        </w:rPr>
+      </w:pPr>
+      <w:r>
+        <w:rPr>
+          <w:rFonts w:cstheme="minorHAnsi"/>
+          <w:sz w:val="16"/>
+          <w:szCs w:val="16"/>
+        </w:rPr>
+        <w:t>Epoch 16/30</w:t>
+      </w:r>
+    </w:p>
+    <w:p>
+      <w:pPr>
+        <w:pStyle w:val="ListParagraph"/>
+        <w:jc w:val="both"/>
+        <w:rPr>
+          <w:rFonts w:cstheme="minorHAnsi"/>
+          <w:sz w:val="16"/>
+          <w:szCs w:val="16"/>
+        </w:rPr>
+      </w:pPr>
+      <w:r>
+        <w:rPr>
+          <w:rFonts w:cstheme="minorHAnsi"/>
+          <w:sz w:val="16"/>
+          <w:szCs w:val="16"/>
+        </w:rPr>
+        <w:t xml:space="preserve">384/384 </w:t>
+      </w:r>
+      <w:r>
+        <w:rPr>
+          <w:rFonts w:ascii="MS Gothic" w:eastAsia="MS Gothic" w:hAnsi="MS Gothic" w:cs="MS Gothic" w:hint="eastAsia"/>
+          <w:sz w:val="16"/>
+          <w:szCs w:val="16"/>
+        </w:rPr>
+        <w:t>━━━━━━━━━━━━━━━━━━━━</w:t>
+      </w:r>
+      <w:r>
+        <w:rPr>
+          <w:rFonts w:cstheme="minorHAnsi"/>
+          <w:sz w:val="16"/>
+          <w:szCs w:val="16"/>
+        </w:rPr>
+        <w:t xml:space="preserve"> 3s 8ms/step - loss: 0.0030 - </w:t>
+      </w:r>
+      <w:proofErr w:type="spellStart"/>
+      <w:r>
+        <w:rPr>
+          <w:rFonts w:cstheme="minorHAnsi"/>
+          <w:sz w:val="16"/>
+          <w:szCs w:val="16"/>
+        </w:rPr>
+        <w:t>val_loss</w:t>
+      </w:r>
+      <w:proofErr w:type="spellEnd"/>
+      <w:r>
+        <w:rPr>
+          <w:rFonts w:cstheme="minorHAnsi"/>
+          <w:sz w:val="16"/>
+          <w:szCs w:val="16"/>
+        </w:rPr>
+        <w:t>: 3.3442e-04</w:t>
+      </w:r>
+    </w:p>
+    <w:p>
+      <w:pPr>
+        <w:pStyle w:val="ListParagraph"/>
+        <w:jc w:val="both"/>
+        <w:rPr>
+          <w:rFonts w:cstheme="minorHAnsi"/>
+          <w:sz w:val="16"/>
+          <w:szCs w:val="16"/>
+        </w:rPr>
+      </w:pPr>
+      <w:r>
+        <w:rPr>
+          <w:rFonts w:cstheme="minorHAnsi"/>
+          <w:sz w:val="16"/>
+          <w:szCs w:val="16"/>
+        </w:rPr>
+        <w:t>Epoch 17/30</w:t>
+      </w:r>
+    </w:p>
+    <w:p>
+      <w:pPr>
+        <w:pStyle w:val="ListParagraph"/>
+        <w:jc w:val="both"/>
+        <w:rPr>
+          <w:rFonts w:cstheme="minorHAnsi"/>
+          <w:sz w:val="16"/>
+          <w:szCs w:val="16"/>
+        </w:rPr>
+      </w:pPr>
+      <w:r>
+        <w:rPr>
+          <w:rFonts w:cstheme="minorHAnsi"/>
+          <w:sz w:val="16"/>
+          <w:szCs w:val="16"/>
+        </w:rPr>
+        <w:t xml:space="preserve">384/384 </w:t>
+      </w:r>
+      <w:r>
+        <w:rPr>
+          <w:rFonts w:ascii="MS Gothic" w:eastAsia="MS Gothic" w:hAnsi="MS Gothic" w:cs="MS Gothic" w:hint="eastAsia"/>
+          <w:sz w:val="16"/>
+          <w:szCs w:val="16"/>
+        </w:rPr>
+        <w:t>━━━━━━━━━━━━━━━━━━━━</w:t>
+      </w:r>
+      <w:r>
+        <w:rPr>
+          <w:rFonts w:cstheme="minorHAnsi"/>
+          <w:sz w:val="16"/>
+          <w:szCs w:val="16"/>
+        </w:rPr>
+        <w:t xml:space="preserve"> 3s 8ms/step - loss: 0.0030 - </w:t>
+      </w:r>
+      <w:proofErr w:type="spellStart"/>
+      <w:r>
+        <w:rPr>
+          <w:rFonts w:cstheme="minorHAnsi"/>
+          <w:sz w:val="16"/>
+          <w:szCs w:val="16"/>
+        </w:rPr>
+        <w:t>val_loss</w:t>
+      </w:r>
+      <w:proofErr w:type="spellEnd"/>
+      <w:r>
+        <w:rPr>
+          <w:rFonts w:cstheme="minorHAnsi"/>
+          <w:sz w:val="16"/>
+          <w:szCs w:val="16"/>
+        </w:rPr>
+        <w:t>: 0.0016</w:t>
+      </w:r>
+    </w:p>
+    <w:p>
+      <w:pPr>
+        <w:pStyle w:val="ListParagraph"/>
+        <w:jc w:val="both"/>
+        <w:rPr>
+          <w:rFonts w:cstheme="minorHAnsi"/>
+          <w:sz w:val="16"/>
+          <w:szCs w:val="16"/>
+        </w:rPr>
+      </w:pPr>
+      <w:r>
+        <w:rPr>
+          <w:rFonts w:cstheme="minorHAnsi"/>
+          <w:sz w:val="16"/>
+          <w:szCs w:val="16"/>
+        </w:rPr>
+        <w:t>Epoch 18/30</w:t>
+      </w:r>
+    </w:p>
+    <w:p>
+      <w:pPr>
+        <w:pStyle w:val="ListParagraph"/>
+        <w:jc w:val="both"/>
+        <w:rPr>
+          <w:rFonts w:cstheme="minorHAnsi"/>
+          <w:sz w:val="16"/>
+          <w:szCs w:val="16"/>
+        </w:rPr>
+      </w:pPr>
+      <w:r>
+        <w:rPr>
+          <w:rFonts w:cstheme="minorHAnsi"/>
+          <w:sz w:val="16"/>
+          <w:szCs w:val="16"/>
+        </w:rPr>
+        <w:t xml:space="preserve">384/384 </w:t>
+      </w:r>
+      <w:r>
+        <w:rPr>
+          <w:rFonts w:ascii="MS Gothic" w:eastAsia="MS Gothic" w:hAnsi="MS Gothic" w:cs="MS Gothic" w:hint="eastAsia"/>
+          <w:sz w:val="16"/>
+          <w:szCs w:val="16"/>
+        </w:rPr>
+        <w:t>━━━━━━━━━━━━━━━━━━━━</w:t>
+      </w:r>
+      <w:r>
+        <w:rPr>
+          <w:rFonts w:cstheme="minorHAnsi"/>
+          <w:sz w:val="16"/>
+          <w:szCs w:val="16"/>
+        </w:rPr>
+        <w:t xml:space="preserve"> 4s 10ms/step - loss: 0.0035 - </w:t>
+      </w:r>
+      <w:proofErr w:type="spellStart"/>
+      <w:r>
+        <w:rPr>
+          <w:rFonts w:cstheme="minorHAnsi"/>
+          <w:sz w:val="16"/>
+          <w:szCs w:val="16"/>
+        </w:rPr>
+        <w:t>val_loss</w:t>
+      </w:r>
+      <w:proofErr w:type="spellEnd"/>
+      <w:r>
+        <w:rPr>
+          <w:rFonts w:cstheme="minorHAnsi"/>
+          <w:sz w:val="16"/>
+          <w:szCs w:val="16"/>
+        </w:rPr>
+        <w:t>: 0.0082</w:t>
+      </w:r>
+    </w:p>
+    <w:p>
+      <w:pPr>
+        <w:pStyle w:val="ListParagraph"/>
+        <w:jc w:val="both"/>
+        <w:rPr>
+          <w:rFonts w:cstheme="minorHAnsi"/>
+          <w:sz w:val="16"/>
+          <w:szCs w:val="16"/>
+        </w:rPr>
+      </w:pPr>
+      <w:r>
+        <w:rPr>
+          <w:rFonts w:cstheme="minorHAnsi"/>
+          <w:sz w:val="16"/>
+          <w:szCs w:val="16"/>
+        </w:rPr>
+        <w:t>Epoch 19/30</w:t>
+      </w:r>
+    </w:p>
+    <w:p>
+      <w:pPr>
+        <w:pStyle w:val="ListParagraph"/>
+        <w:jc w:val="both"/>
+        <w:rPr>
+          <w:rFonts w:cstheme="minorHAnsi"/>
+          <w:sz w:val="16"/>
+          <w:szCs w:val="16"/>
+        </w:rPr>
+      </w:pPr>
+      <w:r>
+        <w:rPr>
+          <w:rFonts w:cstheme="minorHAnsi"/>
+          <w:sz w:val="16"/>
+          <w:szCs w:val="16"/>
+        </w:rPr>
+        <w:t xml:space="preserve">384/384 </w:t>
+      </w:r>
+      <w:r>
+        <w:rPr>
+          <w:rFonts w:ascii="MS Gothic" w:eastAsia="MS Gothic" w:hAnsi="MS Gothic" w:cs="MS Gothic" w:hint="eastAsia"/>
+          <w:sz w:val="16"/>
+          <w:szCs w:val="16"/>
+        </w:rPr>
+        <w:t>━━━━━━━━━━━━━━━━━━━━</w:t>
+      </w:r>
+      <w:r>
+        <w:rPr>
+          <w:rFonts w:cstheme="minorHAnsi"/>
+          <w:sz w:val="16"/>
+          <w:szCs w:val="16"/>
+        </w:rPr>
+        <w:t xml:space="preserve"> 3s 8ms/step - loss: 0.0034 - </w:t>
+      </w:r>
+      <w:proofErr w:type="spellStart"/>
+      <w:r>
+        <w:rPr>
+          <w:rFonts w:cstheme="minorHAnsi"/>
+          <w:sz w:val="16"/>
+          <w:szCs w:val="16"/>
+        </w:rPr>
+        <w:t>val_loss</w:t>
+      </w:r>
+      <w:proofErr w:type="spellEnd"/>
+      <w:r>
+        <w:rPr>
+          <w:rFonts w:cstheme="minorHAnsi"/>
+          <w:sz w:val="16"/>
+          <w:szCs w:val="16"/>
+        </w:rPr>
+        <w:t>: 5.8251e-04</w:t>
+      </w:r>
+    </w:p>
+    <w:p>
+      <w:pPr>
+        <w:pStyle w:val="ListParagraph"/>
+        <w:jc w:val="both"/>
+        <w:rPr>
+          <w:rFonts w:cstheme="minorHAnsi"/>
+          <w:sz w:val="16"/>
+          <w:szCs w:val="16"/>
+        </w:rPr>
+      </w:pPr>
+      <w:r>
+        <w:rPr>
+          <w:rFonts w:cstheme="minorHAnsi"/>
+          <w:sz w:val="16"/>
+          <w:szCs w:val="16"/>
+        </w:rPr>
+        <w:t>Epoch 20/30</w:t>
+      </w:r>
+    </w:p>
+    <w:p>
+      <w:pPr>
+        <w:pStyle w:val="ListParagraph"/>
+        <w:jc w:val="both"/>
+        <w:rPr>
+          <w:rFonts w:cstheme="minorHAnsi"/>
+          <w:sz w:val="16"/>
+          <w:szCs w:val="16"/>
+        </w:rPr>
+      </w:pPr>
+      <w:r>
+        <w:rPr>
+          <w:rFonts w:cstheme="minorHAnsi"/>
+          <w:sz w:val="16"/>
+          <w:szCs w:val="16"/>
+        </w:rPr>
+        <w:t xml:space="preserve">384/384 </w:t>
+      </w:r>
+      <w:r>
+        <w:rPr>
+          <w:rFonts w:ascii="MS Gothic" w:eastAsia="MS Gothic" w:hAnsi="MS Gothic" w:cs="MS Gothic" w:hint="eastAsia"/>
+          <w:sz w:val="16"/>
+          <w:szCs w:val="16"/>
+        </w:rPr>
+        <w:t>━━━━━━━━━━━━━━━━━━━━</w:t>
+      </w:r>
+      <w:r>
+        <w:rPr>
+          <w:rFonts w:cstheme="minorHAnsi"/>
+          <w:sz w:val="16"/>
+          <w:szCs w:val="16"/>
+        </w:rPr>
+        <w:t xml:space="preserve"> 3s 8ms/step - loss: 0.0028 - </w:t>
+      </w:r>
+      <w:proofErr w:type="spellStart"/>
+      <w:r>
+        <w:rPr>
+          <w:rFonts w:cstheme="minorHAnsi"/>
+          <w:sz w:val="16"/>
+          <w:szCs w:val="16"/>
+        </w:rPr>
+        <w:t>val_loss</w:t>
+      </w:r>
+      <w:proofErr w:type="spellEnd"/>
+      <w:r>
+        <w:rPr>
+          <w:rFonts w:cstheme="minorHAnsi"/>
+          <w:sz w:val="16"/>
+          <w:szCs w:val="16"/>
+        </w:rPr>
+        <w:t>: 4.6127e-04</w:t>
+      </w:r>
+    </w:p>
+    <w:p>
+      <w:pPr>
+        <w:pStyle w:val="ListParagraph"/>
+        <w:jc w:val="both"/>
+        <w:rPr>
+          <w:rFonts w:cstheme="minorHAnsi"/>
+          <w:sz w:val="16"/>
+          <w:szCs w:val="16"/>
+        </w:rPr>
+      </w:pPr>
+      <w:r>
+        <w:rPr>
+          <w:rFonts w:cstheme="minorHAnsi"/>
+          <w:sz w:val="16"/>
+          <w:szCs w:val="16"/>
+        </w:rPr>
+        <w:t>Epoch 21/30</w:t>
+      </w:r>
+    </w:p>
+    <w:p>
+      <w:pPr>
+        <w:pStyle w:val="ListParagraph"/>
+        <w:jc w:val="both"/>
+        <w:rPr>
+          <w:rFonts w:cstheme="minorHAnsi"/>
+          <w:sz w:val="16"/>
+          <w:szCs w:val="16"/>
+        </w:rPr>
+      </w:pPr>
+      <w:r>
+        <w:rPr>
+          <w:rFonts w:cstheme="minorHAnsi"/>
+          <w:sz w:val="16"/>
+          <w:szCs w:val="16"/>
+        </w:rPr>
+        <w:t xml:space="preserve">384/384 </w:t>
+      </w:r>
+      <w:r>
+        <w:rPr>
+          <w:rFonts w:ascii="MS Gothic" w:eastAsia="MS Gothic" w:hAnsi="MS Gothic" w:cs="MS Gothic" w:hint="eastAsia"/>
+          <w:sz w:val="16"/>
+          <w:szCs w:val="16"/>
+        </w:rPr>
+        <w:t>━━━━━━━━━━━━━━━━━━━━</w:t>
+      </w:r>
+      <w:r>
+        <w:rPr>
+          <w:rFonts w:cstheme="minorHAnsi"/>
+          <w:sz w:val="16"/>
+          <w:szCs w:val="16"/>
+        </w:rPr>
+        <w:t xml:space="preserve"> 4s 9ms/step - loss: 0.0027 - </w:t>
+      </w:r>
+      <w:proofErr w:type="spellStart"/>
+      <w:r>
+        <w:rPr>
+          <w:rFonts w:cstheme="minorHAnsi"/>
+          <w:sz w:val="16"/>
+          <w:szCs w:val="16"/>
+        </w:rPr>
+        <w:t>val_loss</w:t>
+      </w:r>
+      <w:proofErr w:type="spellEnd"/>
+      <w:r>
+        <w:rPr>
+          <w:rFonts w:cstheme="minorHAnsi"/>
+          <w:sz w:val="16"/>
+          <w:szCs w:val="16"/>
+        </w:rPr>
+        <w:t>: 0.0012</w:t>
+      </w:r>
+    </w:p>
+    <w:p>
+      <w:pPr>
+        <w:pStyle w:val="ListParagraph"/>
+        <w:jc w:val="both"/>
+        <w:rPr>
+          <w:rFonts w:cstheme="minorHAnsi"/>
+          <w:sz w:val="16"/>
+          <w:szCs w:val="16"/>
+        </w:rPr>
+      </w:pPr>
+      <w:r>
+        <w:rPr>
+          <w:rFonts w:cstheme="minorHAnsi"/>
+          <w:sz w:val="16"/>
+          <w:szCs w:val="16"/>
+        </w:rPr>
+        <w:t>Epoch 22/30</w:t>
+      </w:r>
+    </w:p>
+    <w:p>
+      <w:pPr>
+        <w:pStyle w:val="ListParagraph"/>
+        <w:jc w:val="both"/>
+        <w:rPr>
+          <w:rFonts w:cstheme="minorHAnsi"/>
+          <w:sz w:val="16"/>
+          <w:szCs w:val="16"/>
+        </w:rPr>
+      </w:pPr>
+      <w:r>
+        <w:rPr>
+          <w:rFonts w:cstheme="minorHAnsi"/>
+          <w:sz w:val="16"/>
+          <w:szCs w:val="16"/>
+        </w:rPr>
+        <w:t xml:space="preserve">384/384 </w:t>
+      </w:r>
+      <w:r>
+        <w:rPr>
+          <w:rFonts w:ascii="MS Gothic" w:eastAsia="MS Gothic" w:hAnsi="MS Gothic" w:cs="MS Gothic" w:hint="eastAsia"/>
+          <w:sz w:val="16"/>
+          <w:szCs w:val="16"/>
+        </w:rPr>
+        <w:t>━━━━━━━━━━━━━━━━━━━━</w:t>
+      </w:r>
+      <w:r>
+        <w:rPr>
+          <w:rFonts w:cstheme="minorHAnsi"/>
+          <w:sz w:val="16"/>
+          <w:szCs w:val="16"/>
+        </w:rPr>
+        <w:t xml:space="preserve"> 3s 8ms/step - loss: 0.0028 - </w:t>
+      </w:r>
+      <w:proofErr w:type="spellStart"/>
+      <w:r>
+        <w:rPr>
+          <w:rFonts w:cstheme="minorHAnsi"/>
+          <w:sz w:val="16"/>
+          <w:szCs w:val="16"/>
+        </w:rPr>
+        <w:t>val_loss</w:t>
+      </w:r>
+      <w:proofErr w:type="spellEnd"/>
+      <w:r>
+        <w:rPr>
+          <w:rFonts w:cstheme="minorHAnsi"/>
+          <w:sz w:val="16"/>
+          <w:szCs w:val="16"/>
+        </w:rPr>
+        <w:t>: 0.0019</w:t>
+      </w:r>
+    </w:p>
+    <w:p>
+      <w:pPr>
+        <w:pStyle w:val="ListParagraph"/>
+        <w:jc w:val="both"/>
+        <w:rPr>
+          <w:rFonts w:cstheme="minorHAnsi"/>
+          <w:sz w:val="16"/>
+          <w:szCs w:val="16"/>
+        </w:rPr>
+      </w:pPr>
+      <w:r>
+        <w:rPr>
+          <w:rFonts w:cstheme="minorHAnsi"/>
+          <w:sz w:val="16"/>
+          <w:szCs w:val="16"/>
+        </w:rPr>
+        <w:t>Epoch 23/30</w:t>
+      </w:r>
+    </w:p>
+    <w:p>
+      <w:pPr>
+        <w:pStyle w:val="ListParagraph"/>
+        <w:jc w:val="both"/>
+        <w:rPr>
+          <w:rFonts w:cstheme="minorHAnsi"/>
+          <w:sz w:val="16"/>
+          <w:szCs w:val="16"/>
+        </w:rPr>
+      </w:pPr>
+      <w:r>
+        <w:rPr>
+          <w:rFonts w:cstheme="minorHAnsi"/>
+          <w:sz w:val="16"/>
+          <w:szCs w:val="16"/>
+        </w:rPr>
+        <w:t xml:space="preserve">384/384 </w:t>
+      </w:r>
+      <w:r>
+        <w:rPr>
+          <w:rFonts w:ascii="MS Gothic" w:eastAsia="MS Gothic" w:hAnsi="MS Gothic" w:cs="MS Gothic" w:hint="eastAsia"/>
+          <w:sz w:val="16"/>
+          <w:szCs w:val="16"/>
+        </w:rPr>
+        <w:t>━━━━━━━━━━━━━━━━━━━━</w:t>
+      </w:r>
+      <w:r>
+        <w:rPr>
+          <w:rFonts w:cstheme="minorHAnsi"/>
+          <w:sz w:val="16"/>
+          <w:szCs w:val="16"/>
+        </w:rPr>
+        <w:t xml:space="preserve"> 4s 10ms/step - loss: 0.0028 - </w:t>
+      </w:r>
+      <w:proofErr w:type="spellStart"/>
+      <w:r>
+        <w:rPr>
+          <w:rFonts w:cstheme="minorHAnsi"/>
+          <w:sz w:val="16"/>
+          <w:szCs w:val="16"/>
+        </w:rPr>
+        <w:t>val_loss</w:t>
+      </w:r>
+      <w:proofErr w:type="spellEnd"/>
+      <w:r>
+        <w:rPr>
+          <w:rFonts w:cstheme="minorHAnsi"/>
+          <w:sz w:val="16"/>
+          <w:szCs w:val="16"/>
+        </w:rPr>
+        <w:t>: 0.0049</w:t>
+      </w:r>
+    </w:p>
+    <w:p>
+      <w:pPr>
+        <w:pStyle w:val="ListParagraph"/>
+        <w:jc w:val="both"/>
+        <w:rPr>
+          <w:rFonts w:cstheme="minorHAnsi"/>
+          <w:sz w:val="16"/>
+          <w:szCs w:val="16"/>
+        </w:rPr>
+      </w:pPr>
+      <w:r>
+        <w:rPr>
+          <w:rFonts w:cstheme="minorHAnsi"/>
+          <w:sz w:val="16"/>
+          <w:szCs w:val="16"/>
+        </w:rPr>
+        <w:t>Epoch 24/30</w:t>
+      </w:r>
+    </w:p>
+    <w:p>
+      <w:pPr>
+        <w:pStyle w:val="ListParagraph"/>
+        <w:jc w:val="both"/>
+        <w:rPr>
+          <w:rFonts w:cstheme="minorHAnsi"/>
+          <w:sz w:val="16"/>
+          <w:szCs w:val="16"/>
+        </w:rPr>
+      </w:pPr>
+      <w:r>
+        <w:rPr>
+          <w:rFonts w:cstheme="minorHAnsi"/>
+          <w:sz w:val="16"/>
+          <w:szCs w:val="16"/>
+        </w:rPr>
+        <w:t xml:space="preserve">384/384 </w:t>
+      </w:r>
+      <w:r>
+        <w:rPr>
+          <w:rFonts w:ascii="MS Gothic" w:eastAsia="MS Gothic" w:hAnsi="MS Gothic" w:cs="MS Gothic" w:hint="eastAsia"/>
+          <w:sz w:val="16"/>
+          <w:szCs w:val="16"/>
+        </w:rPr>
+        <w:t>━━━━━━━━━━━━━━━━━━━━</w:t>
+      </w:r>
+      <w:r>
+        <w:rPr>
+          <w:rFonts w:cstheme="minorHAnsi"/>
+          <w:sz w:val="16"/>
+          <w:szCs w:val="16"/>
+        </w:rPr>
+        <w:t xml:space="preserve"> 5s 9ms/step - loss: 0.0026 - </w:t>
+      </w:r>
+      <w:proofErr w:type="spellStart"/>
+      <w:r>
+        <w:rPr>
+          <w:rFonts w:cstheme="minorHAnsi"/>
+          <w:sz w:val="16"/>
+          <w:szCs w:val="16"/>
+        </w:rPr>
+        <w:t>val_loss</w:t>
+      </w:r>
+      <w:proofErr w:type="spellEnd"/>
+      <w:r>
+        <w:rPr>
+          <w:rFonts w:cstheme="minorHAnsi"/>
+          <w:sz w:val="16"/>
+          <w:szCs w:val="16"/>
+        </w:rPr>
+        <w:t>: 4.1241e-04</w:t>
+      </w:r>
+    </w:p>
+    <w:p>
+      <w:pPr>
+        <w:pStyle w:val="ListParagraph"/>
+        <w:jc w:val="both"/>
+        <w:rPr>
+          <w:rFonts w:cstheme="minorHAnsi"/>
+          <w:sz w:val="16"/>
+          <w:szCs w:val="16"/>
+        </w:rPr>
+      </w:pPr>
+      <w:r>
+        <w:rPr>
+          <w:rFonts w:cstheme="minorHAnsi"/>
+          <w:sz w:val="16"/>
+          <w:szCs w:val="16"/>
+        </w:rPr>
+        <w:t>Epoch 25/30</w:t>
+      </w:r>
+    </w:p>
+    <w:p>
+      <w:pPr>
+        <w:pStyle w:val="ListParagraph"/>
+        <w:jc w:val="both"/>
+        <w:rPr>
+          <w:rFonts w:cstheme="minorHAnsi"/>
+          <w:sz w:val="16"/>
+          <w:szCs w:val="16"/>
+        </w:rPr>
+      </w:pPr>
+      <w:r>
+        <w:rPr>
+          <w:rFonts w:cstheme="minorHAnsi"/>
+          <w:sz w:val="16"/>
+          <w:szCs w:val="16"/>
+        </w:rPr>
+        <w:t xml:space="preserve">384/384 </w:t>
+      </w:r>
+      <w:r>
+        <w:rPr>
+          <w:rFonts w:ascii="MS Gothic" w:eastAsia="MS Gothic" w:hAnsi="MS Gothic" w:cs="MS Gothic" w:hint="eastAsia"/>
+          <w:sz w:val="16"/>
+          <w:szCs w:val="16"/>
+        </w:rPr>
+        <w:t>━━━━━━━━━━━━━━━━━━━━</w:t>
+      </w:r>
+      <w:r>
+        <w:rPr>
+          <w:rFonts w:cstheme="minorHAnsi"/>
+          <w:sz w:val="16"/>
+          <w:szCs w:val="16"/>
+        </w:rPr>
+        <w:t xml:space="preserve"> 3s 9ms/step - loss: 0.0026 - </w:t>
+      </w:r>
+      <w:proofErr w:type="spellStart"/>
+      <w:r>
+        <w:rPr>
+          <w:rFonts w:cstheme="minorHAnsi"/>
+          <w:sz w:val="16"/>
+          <w:szCs w:val="16"/>
+        </w:rPr>
+        <w:t>val_loss</w:t>
+      </w:r>
+      <w:proofErr w:type="spellEnd"/>
+      <w:r>
+        <w:rPr>
+          <w:rFonts w:cstheme="minorHAnsi"/>
+          <w:sz w:val="16"/>
+          <w:szCs w:val="16"/>
+        </w:rPr>
+        <w:t>: 0.0014</w:t>
+      </w:r>
+    </w:p>
+    <w:p>
+      <w:pPr>
+        <w:pStyle w:val="ListParagraph"/>
+        <w:jc w:val="both"/>
+        <w:rPr>
+          <w:rFonts w:cstheme="minorHAnsi"/>
+          <w:sz w:val="16"/>
+          <w:szCs w:val="16"/>
+        </w:rPr>
+      </w:pPr>
+      <w:r>
+        <w:rPr>
+          <w:rFonts w:cstheme="minorHAnsi"/>
+          <w:sz w:val="16"/>
+          <w:szCs w:val="16"/>
+        </w:rPr>
+        <w:t>Epoch 26/30</w:t>
+      </w:r>
+    </w:p>
+    <w:p>
+      <w:pPr>
+        <w:pStyle w:val="ListParagraph"/>
+        <w:jc w:val="both"/>
+        <w:rPr>
+          <w:rFonts w:cstheme="minorHAnsi"/>
+          <w:sz w:val="16"/>
+          <w:szCs w:val="16"/>
+        </w:rPr>
+      </w:pPr>
+      <w:r>
+        <w:rPr>
+          <w:rFonts w:cstheme="minorHAnsi"/>
+          <w:sz w:val="16"/>
+          <w:szCs w:val="16"/>
+        </w:rPr>
+        <w:t xml:space="preserve">384/384 </w:t>
+      </w:r>
+      <w:r>
+        <w:rPr>
+          <w:rFonts w:ascii="MS Gothic" w:eastAsia="MS Gothic" w:hAnsi="MS Gothic" w:cs="MS Gothic" w:hint="eastAsia"/>
+          <w:sz w:val="16"/>
+          <w:szCs w:val="16"/>
+        </w:rPr>
+        <w:t>━━━━━━━━━━━━━━━━━━━━</w:t>
+      </w:r>
+      <w:r>
+        <w:rPr>
+          <w:rFonts w:cstheme="minorHAnsi"/>
+          <w:sz w:val="16"/>
+          <w:szCs w:val="16"/>
+        </w:rPr>
+        <w:t xml:space="preserve"> 4s 9ms/step - loss: 0.0027 - </w:t>
+      </w:r>
+      <w:proofErr w:type="spellStart"/>
+      <w:r>
+        <w:rPr>
+          <w:rFonts w:cstheme="minorHAnsi"/>
+          <w:sz w:val="16"/>
+          <w:szCs w:val="16"/>
+        </w:rPr>
+        <w:t>val_loss</w:t>
+      </w:r>
+      <w:proofErr w:type="spellEnd"/>
+      <w:r>
+        <w:rPr>
+          <w:rFonts w:cstheme="minorHAnsi"/>
+          <w:sz w:val="16"/>
+          <w:szCs w:val="16"/>
+        </w:rPr>
+        <w:t>: 0.0018</w:t>
+      </w:r>
+    </w:p>
+    <w:p>
+      <w:pPr>
+        <w:jc w:val="both"/>
+        <w:rPr>
+          <w:rFonts w:cstheme="minorHAnsi"/>
+          <w:sz w:val="16"/>
+          <w:szCs w:val="16"/>
+        </w:rPr>
+      </w:pPr>
+    </w:p>
+    <w:p>
+      <w:pPr>
+        <w:jc w:val="both"/>
+        <w:rPr>
+          <w:rFonts w:cstheme="minorHAnsi"/>
+          <w:sz w:val="16"/>
+          <w:szCs w:val="16"/>
+        </w:rPr>
+      </w:pPr>
+    </w:p>
+    <w:p>
+      <w:pPr>
+        <w:jc w:val="both"/>
+        <w:rPr>
+          <w:rFonts w:cstheme="minorHAnsi"/>
+          <w:sz w:val="16"/>
+          <w:szCs w:val="16"/>
+        </w:rPr>
+      </w:pPr>
+    </w:p>
+    <w:p>
+      <w:pPr>
+        <w:jc w:val="both"/>
+        <w:rPr>
+          <w:rFonts w:cstheme="minorHAnsi"/>
+          <w:sz w:val="16"/>
+          <w:szCs w:val="16"/>
+        </w:rPr>
+      </w:pPr>
+    </w:p>
+    <w:p>
+      <w:pPr>
+        <w:jc w:val="both"/>
+        <w:rPr>
+          <w:rFonts w:cstheme="minorHAnsi"/>
+          <w:sz w:val="16"/>
+          <w:szCs w:val="16"/>
+        </w:rPr>
+      </w:pPr>
+    </w:p>
+    <w:p>
+      <w:pPr>
+        <w:jc w:val="both"/>
+        <w:rPr>
+          <w:rFonts w:cstheme="minorHAnsi"/>
+          <w:sz w:val="16"/>
+          <w:szCs w:val="16"/>
+        </w:rPr>
+      </w:pPr>
+    </w:p>
+    <w:p>
+      <w:pPr>
+        <w:jc w:val="both"/>
+        <w:rPr>
+          <w:rFonts w:cstheme="minorHAnsi"/>
+          <w:sz w:val="16"/>
+          <w:szCs w:val="16"/>
+        </w:rPr>
+      </w:pPr>
+    </w:p>
+    <w:p>
+      <w:pPr>
+        <w:jc w:val="both"/>
+        <w:rPr>
+          <w:rFonts w:cstheme="minorHAnsi"/>
+          <w:sz w:val="16"/>
+          <w:szCs w:val="16"/>
+        </w:rPr>
+      </w:pPr>
+    </w:p>
+    <w:p>
+      <w:pPr>
+        <w:jc w:val="both"/>
+        <w:rPr>
+          <w:rFonts w:cstheme="minorHAnsi"/>
+          <w:sz w:val="16"/>
+          <w:szCs w:val="16"/>
+        </w:rPr>
+      </w:pPr>
+    </w:p>
+    <w:p>
+      <w:pPr>
+        <w:jc w:val="both"/>
+        <w:rPr>
+          <w:rFonts w:cstheme="minorHAnsi"/>
+          <w:sz w:val="16"/>
+          <w:szCs w:val="16"/>
+        </w:rPr>
+      </w:pPr>
+    </w:p>
+    <w:p>
+      <w:pPr>
+        <w:jc w:val="both"/>
+        <w:rPr>
+          <w:rFonts w:cstheme="minorHAnsi"/>
+          <w:sz w:val="16"/>
+          <w:szCs w:val="16"/>
+        </w:rPr>
+      </w:pPr>
+    </w:p>
+    <w:p>
+      <w:pPr>
+        <w:jc w:val="both"/>
+        <w:rPr>
+          <w:rFonts w:cstheme="minorHAnsi"/>
+          <w:sz w:val="16"/>
+          <w:szCs w:val="16"/>
+        </w:rPr>
+      </w:pPr>
+    </w:p>
+    <w:p>
+      <w:pPr>
+        <w:jc w:val="both"/>
+        <w:rPr>
+          <w:rFonts w:cstheme="minorHAnsi"/>
+          <w:sz w:val="16"/>
+          <w:szCs w:val="16"/>
+        </w:rPr>
+      </w:pPr>
+    </w:p>
+    <w:p>
+      <w:pPr>
+        <w:pStyle w:val="ListParagraph"/>
+        <w:numPr>
+          <w:ilvl w:val="0"/>
+          <w:numId w:val="12"/>
+        </w:numPr>
+        <w:jc w:val="both"/>
+        <w:rPr>
+          <w:rFonts w:cstheme="minorHAnsi"/>
+          <w:sz w:val="28"/>
+          <w:szCs w:val="28"/>
+        </w:rPr>
+      </w:pPr>
+      <w:r>
+        <w:rPr>
+          <w:rFonts w:cstheme="minorHAnsi"/>
+          <w:sz w:val="28"/>
+          <w:szCs w:val="28"/>
+        </w:rPr>
+        <w:lastRenderedPageBreak/>
+        <w:t xml:space="preserve"> </w:t>
+      </w:r>
+    </w:p>
+    <w:p>
+      <w:pPr>
+        <w:pStyle w:val="ListParagraph"/>
+        <w:jc w:val="both"/>
+        <w:rPr>
+          <w:rFonts w:cstheme="minorHAnsi"/>
+          <w:sz w:val="28"/>
+          <w:szCs w:val="28"/>
+        </w:rPr>
+      </w:pPr>
+      <w:r>
+        <w:rPr>
+          <w:noProof/>
+        </w:rPr>
+        <w:drawing>
+          <wp:inline distT="0" distB="0" distL="0" distR="0" wp14:anchorId="2867D80F" wp14:editId="4F8E49C4">
+            <wp:extent cx="5311140" cy="2554949"/>
+            <wp:effectExtent l="0" t="0" r="3810" b="0"/>
+            <wp:docPr id="1109894038" name="Picture 1"/>
+            <wp:cNvGraphicFramePr>
+              <a:graphicFrameLocks xmlns:a="http://schemas.openxmlformats.org/drawingml/2006/main" noChangeAspect="1"/>
+            </wp:cNvGraphicFramePr>
+            <a:graphic xmlns:a="http://schemas.openxmlformats.org/drawingml/2006/main">
+              <a:graphicData uri="http://schemas.openxmlformats.org/drawingml/2006/picture">
+                <pic:pic xmlns:pic="http://schemas.openxmlformats.org/drawingml/2006/picture">
+                  <pic:nvPicPr>
+                    <pic:cNvPr id="0" name="Picture 1"/>
+                    <pic:cNvPicPr>
+                      <a:picLocks noChangeAspect="1" noChangeArrowheads="1"/>
+                    </pic:cNvPicPr>
+                  </pic:nvPicPr>
+                  <pic:blipFill>
+                    <a:blip r:embed="rId17">
+                      <a:extLst>
+                        <a:ext uri="{28A0092B-C50C-407E-A947-70E740481C1C}">
+                          <a14:useLocalDpi xmlns:a14="http://schemas.microsoft.com/office/drawing/2010/main" val="0"/>
+                        </a:ext>
+                      </a:extLst>
+                    </a:blip>
+                    <a:srcRect/>
+                    <a:stretch>
+                      <a:fillRect/>
+                    </a:stretch>
+                  </pic:blipFill>
+                  <pic:spPr bwMode="auto">
+                    <a:xfrm>
+                      <a:off x="0" y="0"/>
+                      <a:ext cx="5316038" cy="2557305"/>
+                    </a:xfrm>
+                    <a:prstGeom prst="rect">
+                      <a:avLst/>
+                    </a:prstGeom>
+                    <a:noFill/>
+                    <a:ln>
+                      <a:noFill/>
+                    </a:ln>
+                  </pic:spPr>
+                </pic:pic>
+              </a:graphicData>
+            </a:graphic>
+          </wp:inline>
+        </w:drawing>
+      </w:r>
+    </w:p>
+    <w:p>
+      <w:pPr>
+        <w:pStyle w:val="ListParagraph"/>
+        <w:jc w:val="both"/>
+        <w:rPr>
+          <w:rFonts w:cstheme="minorHAnsi"/>
+          <w:sz w:val="28"/>
+          <w:szCs w:val="28"/>
+        </w:rPr>
+      </w:pPr>
+    </w:p>
+    <w:p>
+      <w:pPr>
+        <w:pStyle w:val="ListParagraph"/>
+        <w:jc w:val="both"/>
+        <w:rPr>
+          <w:rFonts w:cstheme="minorHAnsi"/>
+          <w:sz w:val="28"/>
+          <w:szCs w:val="28"/>
+        </w:rPr>
+      </w:pPr>
+    </w:p>
+    <w:p>
+      <w:pPr>
+        <w:pStyle w:val="ListParagraph"/>
+        <w:numPr>
+          <w:ilvl w:val="0"/>
+          <w:numId w:val="12"/>
+        </w:numPr>
+        <w:jc w:val="both"/>
+        <w:rPr>
+          <w:rFonts w:cstheme="minorHAnsi"/>
+          <w:sz w:val="28"/>
+          <w:szCs w:val="28"/>
+        </w:rPr>
+      </w:pPr>
+      <w:r>
+        <w:rPr>
+          <w:rFonts w:cstheme="minorHAnsi"/>
+          <w:sz w:val="28"/>
+          <w:szCs w:val="28"/>
+        </w:rPr>
+        <w:t>The optimal number of epochs is 1</w:t>
+      </w:r>
+      <w:r>
+        <w:rPr>
+          <w:rFonts w:cstheme="minorHAnsi"/>
+          <w:sz w:val="28"/>
+          <w:szCs w:val="28"/>
+        </w:rPr>
+        <w:t xml:space="preserve">6 </w:t>
+      </w:r>
+    </w:p>
+    <w:p>
+      <w:pPr>
+        <w:jc w:val="both"/>
+        <w:rPr>
+          <w:rFonts w:cstheme="minorHAnsi"/>
+          <w:sz w:val="28"/>
+          <w:szCs w:val="28"/>
+        </w:rPr>
+      </w:pPr>
+    </w:p>
+    <w:p>
+      <w:pPr>
+        <w:jc w:val="both"/>
+        <w:rPr>
+          <w:rFonts w:cstheme="minorHAnsi"/>
+          <w:sz w:val="28"/>
+          <w:szCs w:val="28"/>
+        </w:rPr>
+      </w:pPr>
+    </w:p>
+    <w:p>
+      <w:pPr>
+        <w:jc w:val="both"/>
+        <w:rPr>
+          <w:rFonts w:cstheme="minorHAnsi"/>
+          <w:sz w:val="28"/>
+          <w:szCs w:val="28"/>
+        </w:rPr>
+      </w:pPr>
+    </w:p>
+    <w:p>
+      <w:pPr>
+        <w:jc w:val="both"/>
+        <w:rPr>
+          <w:rFonts w:cstheme="minorHAnsi"/>
+          <w:sz w:val="28"/>
+          <w:szCs w:val="28"/>
+        </w:rPr>
+      </w:pPr>
+    </w:p>
+    <w:p>
+      <w:pPr>
+        <w:jc w:val="both"/>
+        <w:rPr>
+          <w:rFonts w:cstheme="minorHAnsi"/>
+          <w:sz w:val="28"/>
+          <w:szCs w:val="28"/>
+        </w:rPr>
+      </w:pPr>
+    </w:p>
+    <w:p>
+      <w:pPr>
+        <w:jc w:val="both"/>
+        <w:rPr>
+          <w:rFonts w:cstheme="minorHAnsi"/>
+          <w:sz w:val="28"/>
+          <w:szCs w:val="28"/>
+        </w:rPr>
+      </w:pPr>
+    </w:p>
+    <w:p>
+      <w:pPr>
+        <w:jc w:val="both"/>
+        <w:rPr>
+          <w:rFonts w:cstheme="minorHAnsi"/>
+          <w:sz w:val="28"/>
+          <w:szCs w:val="28"/>
+        </w:rPr>
+      </w:pPr>
+    </w:p>
+    <w:p>
+      <w:pPr>
+        <w:jc w:val="both"/>
+        <w:rPr>
+          <w:rFonts w:cstheme="minorHAnsi"/>
+          <w:sz w:val="28"/>
+          <w:szCs w:val="28"/>
+        </w:rPr>
+      </w:pPr>
+    </w:p>
+    <w:p>
+      <w:pPr>
+        <w:jc w:val="both"/>
+        <w:rPr>
+          <w:rFonts w:cstheme="minorHAnsi"/>
+          <w:sz w:val="28"/>
+          <w:szCs w:val="28"/>
+        </w:rPr>
+      </w:pPr>
+    </w:p>
+    <w:p>
+      <w:pPr>
+        <w:jc w:val="both"/>
+        <w:rPr>
+          <w:rFonts w:cstheme="minorHAnsi"/>
+          <w:sz w:val="28"/>
+          <w:szCs w:val="28"/>
+        </w:rPr>
+      </w:pPr>
+    </w:p>
+    <w:p>
+      <w:pPr>
+        <w:jc w:val="both"/>
+        <w:rPr>
+          <w:rFonts w:cstheme="minorHAnsi"/>
+          <w:sz w:val="28"/>
+          <w:szCs w:val="28"/>
+        </w:rPr>
+      </w:pPr>
+    </w:p>
+    <w:p>
+      <w:pPr>
+        <w:jc w:val="both"/>
+        <w:rPr>
+          <w:rFonts w:cstheme="minorHAnsi"/>
+          <w:sz w:val="28"/>
+          <w:szCs w:val="28"/>
+        </w:rPr>
+      </w:pPr>
+    </w:p>
+    <w:p>
+      <w:pPr>
+        <w:jc w:val="both"/>
+        <w:rPr>
+          <w:rFonts w:cstheme="minorHAnsi"/>
+          <w:sz w:val="28"/>
+          <w:szCs w:val="28"/>
+        </w:rPr>
+      </w:pPr>
+    </w:p>
+    <w:p>
+      <w:pPr>
+        <w:jc w:val="both"/>
+        <w:rPr>
+          <w:rFonts w:cstheme="minorHAnsi"/>
+          <w:sz w:val="28"/>
+          <w:szCs w:val="28"/>
+        </w:rPr>
+      </w:pPr>
+    </w:p>
+    <w:p>
+      <w:pPr>
+        <w:jc w:val="both"/>
+        <w:rPr>
+          <w:rFonts w:cstheme="minorHAnsi"/>
+          <w:sz w:val="28"/>
+          <w:szCs w:val="28"/>
+        </w:rPr>
+      </w:pPr>
+    </w:p>
+    <w:p>
+      <w:pPr>
+        <w:jc w:val="both"/>
+        <w:rPr>
+          <w:rFonts w:cstheme="minorHAnsi"/>
           <w:sz w:val="28"/>
           <w:szCs w:val="28"/>
         </w:rPr>
@@ -3927,6 +4401,7 @@
           <w:szCs w:val="44"/>
           <w:u w:val="single"/>
         </w:rPr>
+        <w:lastRenderedPageBreak/>
         <w:t>Lab 7</w:t>
       </w:r>
     </w:p>
@@ -3992,7 +4467,7 @@
                     </pic:cNvPicPr>
                   </pic:nvPicPr>
                   <pic:blipFill>
-                    <a:blip r:embed="rId9">
+                    <a:blip r:embed="rId18">
                       <a:extLst>
                         <a:ext uri="{28A0092B-C50C-407E-A947-70E740481C1C}">
                           <a14:useLocalDpi xmlns:a14="http://schemas.microsoft.com/office/drawing/2010/main" val="0"/>
@@ -4089,7 +4564,7 @@
                     </pic:cNvPicPr>
                   </pic:nvPicPr>
                   <pic:blipFill>
-                    <a:blip r:embed="rId10">
+                    <a:blip r:embed="rId19">
                       <a:extLst>
                         <a:ext uri="{28A0092B-C50C-407E-A947-70E740481C1C}">
                           <a14:useLocalDpi xmlns:a14="http://schemas.microsoft.com/office/drawing/2010/main" val="0"/>
@@ -4737,7 +5212,7 @@
                     </pic:cNvPicPr>
                   </pic:nvPicPr>
                   <pic:blipFill>
-                    <a:blip r:embed="rId11">
+                    <a:blip r:embed="rId20">
                       <a:extLst>
                         <a:ext uri="{28A0092B-C50C-407E-A947-70E740481C1C}">
                           <a14:useLocalDpi xmlns:a14="http://schemas.microsoft.com/office/drawing/2010/main" val="0"/>
@@ -4788,24 +5263,339 @@
           <w:u w:val="single"/>
         </w:rPr>
       </w:pPr>
-      <w:r>
+    </w:p>
+    <w:p>
+      <w:pPr>
+        <w:jc w:val="both"/>
         <w:rPr>
           <w:sz w:val="44"/>
           <w:szCs w:val="44"/>
           <w:u w:val="single"/>
         </w:rPr>
-        <w:t>Lab 8</w:t>
-      </w:r>
-    </w:p>
-    <w:p>
-      <w:pPr>
-        <w:jc w:val="both"/>
+      </w:pPr>
+      <w:r>
         <w:rPr>
           <w:sz w:val="44"/>
           <w:szCs w:val="44"/>
           <w:u w:val="single"/>
         </w:rPr>
-      </w:pPr>
+        <w:t>Lab 8</w:t>
+      </w:r>
+    </w:p>
+    <w:p>
+      <w:pPr>
+        <w:jc w:val="both"/>
+        <w:rPr>
+          <w:sz w:val="44"/>
+          <w:szCs w:val="44"/>
+          <w:u w:val="single"/>
+        </w:rPr>
+      </w:pPr>
+    </w:p>
+    <w:p>
+      <w:pPr>
+        <w:jc w:val="both"/>
+        <w:rPr>
+          <w:sz w:val="44"/>
+          <w:szCs w:val="44"/>
+          <w:u w:val="single"/>
+        </w:rPr>
+      </w:pPr>
+      <w:r>
+        <w:rPr>
+          <w:sz w:val="44"/>
+          <w:szCs w:val="44"/>
+          <w:u w:val="single"/>
+        </w:rPr>
+        <w:drawing>
+          <wp:inline distT="0" distB="0" distL="0" distR="0" wp14:anchorId="7F03825C" wp14:editId="001541FC">
+            <wp:extent cx="4892040" cy="2550625"/>
+            <wp:effectExtent l="0" t="0" r="3810" b="2540"/>
+            <wp:docPr id="1352849967" name="Picture 1"/>
+            <wp:cNvGraphicFramePr>
+              <a:graphicFrameLocks xmlns:a="http://schemas.openxmlformats.org/drawingml/2006/main" noChangeAspect="1"/>
+            </wp:cNvGraphicFramePr>
+            <a:graphic xmlns:a="http://schemas.openxmlformats.org/drawingml/2006/main">
+              <a:graphicData uri="http://schemas.openxmlformats.org/drawingml/2006/picture">
+                <pic:pic xmlns:pic="http://schemas.openxmlformats.org/drawingml/2006/picture">
+                  <pic:nvPicPr>
+                    <pic:cNvPr id="1352849967" name=""/>
+                    <pic:cNvPicPr/>
+                  </pic:nvPicPr>
+                  <pic:blipFill>
+                    <a:blip r:embed="rId21"/>
+                    <a:stretch>
+                      <a:fillRect/>
+                    </a:stretch>
+                  </pic:blipFill>
+                  <pic:spPr>
+                    <a:xfrm>
+                      <a:off x="0" y="0"/>
+                      <a:ext cx="4908570" cy="2559244"/>
+                    </a:xfrm>
+                    <a:prstGeom prst="rect">
+                      <a:avLst/>
+                    </a:prstGeom>
+                  </pic:spPr>
+                </pic:pic>
+              </a:graphicData>
+            </a:graphic>
+          </wp:inline>
+        </w:drawing>
+      </w:r>
+    </w:p>
+    <w:p>
+      <w:pPr>
+        <w:jc w:val="both"/>
+        <w:rPr>
+          <w:sz w:val="44"/>
+          <w:szCs w:val="44"/>
+          <w:u w:val="single"/>
+        </w:rPr>
+      </w:pPr>
+    </w:p>
+    <w:p>
+      <w:pPr>
+        <w:jc w:val="both"/>
+        <w:rPr>
+          <w:sz w:val="44"/>
+          <w:szCs w:val="44"/>
+          <w:u w:val="single"/>
+        </w:rPr>
+      </w:pPr>
+      <w:r>
+        <w:rPr>
+          <w:sz w:val="44"/>
+          <w:szCs w:val="44"/>
+          <w:u w:val="single"/>
+        </w:rPr>
+        <w:lastRenderedPageBreak/>
+        <w:drawing>
+          <wp:inline distT="0" distB="0" distL="0" distR="0" wp14:anchorId="4315566A" wp14:editId="23C69E57">
+            <wp:extent cx="6111240" cy="4564811"/>
+            <wp:effectExtent l="0" t="0" r="3810" b="7620"/>
+            <wp:docPr id="369475513" name="Picture 1"/>
+            <wp:cNvGraphicFramePr>
+              <a:graphicFrameLocks xmlns:a="http://schemas.openxmlformats.org/drawingml/2006/main" noChangeAspect="1"/>
+            </wp:cNvGraphicFramePr>
+            <a:graphic xmlns:a="http://schemas.openxmlformats.org/drawingml/2006/main">
+              <a:graphicData uri="http://schemas.openxmlformats.org/drawingml/2006/picture">
+                <pic:pic xmlns:pic="http://schemas.openxmlformats.org/drawingml/2006/picture">
+                  <pic:nvPicPr>
+                    <pic:cNvPr id="369475513" name=""/>
+                    <pic:cNvPicPr/>
+                  </pic:nvPicPr>
+                  <pic:blipFill>
+                    <a:blip r:embed="rId22"/>
+                    <a:stretch>
+                      <a:fillRect/>
+                    </a:stretch>
+                  </pic:blipFill>
+                  <pic:spPr>
+                    <a:xfrm>
+                      <a:off x="0" y="0"/>
+                      <a:ext cx="6117272" cy="4569316"/>
+                    </a:xfrm>
+                    <a:prstGeom prst="rect">
+                      <a:avLst/>
+                    </a:prstGeom>
+                  </pic:spPr>
+                </pic:pic>
+              </a:graphicData>
+            </a:graphic>
+          </wp:inline>
+        </w:drawing>
+      </w:r>
+    </w:p>
+    <w:p>
+      <w:pPr>
+        <w:jc w:val="both"/>
+        <w:rPr>
+          <w:sz w:val="44"/>
+          <w:szCs w:val="44"/>
+          <w:u w:val="single"/>
+        </w:rPr>
+      </w:pPr>
+      <w:r>
+        <w:rPr>
+          <w:noProof/>
+        </w:rPr>
+        <w:drawing>
+          <wp:inline distT="0" distB="0" distL="0" distR="0" wp14:anchorId="6106289B" wp14:editId="096FFA58">
+            <wp:extent cx="5731510" cy="2763520"/>
+            <wp:effectExtent l="0" t="0" r="2540" b="0"/>
+            <wp:docPr id="199119935" name="Picture 3"/>
+            <wp:cNvGraphicFramePr>
+              <a:graphicFrameLocks xmlns:a="http://schemas.openxmlformats.org/drawingml/2006/main" noChangeAspect="1"/>
+            </wp:cNvGraphicFramePr>
+            <a:graphic xmlns:a="http://schemas.openxmlformats.org/drawingml/2006/main">
+              <a:graphicData uri="http://schemas.openxmlformats.org/drawingml/2006/picture">
+                <pic:pic xmlns:pic="http://schemas.openxmlformats.org/drawingml/2006/picture">
+                  <pic:nvPicPr>
+                    <pic:cNvPr id="0" name="Picture 5"/>
+                    <pic:cNvPicPr>
+                      <a:picLocks noChangeAspect="1" noChangeArrowheads="1"/>
+                    </pic:cNvPicPr>
+                  </pic:nvPicPr>
+                  <pic:blipFill>
+                    <a:blip r:embed="rId23">
+                      <a:extLst>
+                        <a:ext uri="{28A0092B-C50C-407E-A947-70E740481C1C}">
+                          <a14:useLocalDpi xmlns:a14="http://schemas.microsoft.com/office/drawing/2010/main" val="0"/>
+                        </a:ext>
+                      </a:extLst>
+                    </a:blip>
+                    <a:srcRect/>
+                    <a:stretch>
+                      <a:fillRect/>
+                    </a:stretch>
+                  </pic:blipFill>
+                  <pic:spPr bwMode="auto">
+                    <a:xfrm>
+                      <a:off x="0" y="0"/>
+                      <a:ext cx="5731510" cy="2763520"/>
+                    </a:xfrm>
+                    <a:prstGeom prst="rect">
+                      <a:avLst/>
+                    </a:prstGeom>
+                    <a:noFill/>
+                    <a:ln>
+                      <a:noFill/>
+                    </a:ln>
+                  </pic:spPr>
+                </pic:pic>
+              </a:graphicData>
+            </a:graphic>
+          </wp:inline>
+        </w:drawing>
+      </w:r>
+    </w:p>
+    <w:p>
+      <w:pPr>
+        <w:jc w:val="both"/>
+        <w:rPr>
+          <w:sz w:val="44"/>
+          <w:szCs w:val="44"/>
+          <w:u w:val="single"/>
+        </w:rPr>
+      </w:pPr>
+      <w:r>
+        <w:rPr>
+          <w:noProof/>
+        </w:rPr>
+        <w:lastRenderedPageBreak/>
+        <w:drawing>
+          <wp:inline distT="0" distB="0" distL="0" distR="0" wp14:anchorId="71415133" wp14:editId="43165DF7">
+            <wp:extent cx="5731510" cy="2747645"/>
+            <wp:effectExtent l="0" t="0" r="2540" b="0"/>
+            <wp:docPr id="1417745372" name="Picture 4"/>
+            <wp:cNvGraphicFramePr>
+              <a:graphicFrameLocks xmlns:a="http://schemas.openxmlformats.org/drawingml/2006/main" noChangeAspect="1"/>
+            </wp:cNvGraphicFramePr>
+            <a:graphic xmlns:a="http://schemas.openxmlformats.org/drawingml/2006/main">
+              <a:graphicData uri="http://schemas.openxmlformats.org/drawingml/2006/picture">
+                <pic:pic xmlns:pic="http://schemas.openxmlformats.org/drawingml/2006/picture">
+                  <pic:nvPicPr>
+                    <pic:cNvPr id="0" name="Picture 7"/>
+                    <pic:cNvPicPr>
+                      <a:picLocks noChangeAspect="1" noChangeArrowheads="1"/>
+                    </pic:cNvPicPr>
+                  </pic:nvPicPr>
+                  <pic:blipFill>
+                    <a:blip r:embed="rId24">
+                      <a:extLst>
+                        <a:ext uri="{28A0092B-C50C-407E-A947-70E740481C1C}">
+                          <a14:useLocalDpi xmlns:a14="http://schemas.microsoft.com/office/drawing/2010/main" val="0"/>
+                        </a:ext>
+                      </a:extLst>
+                    </a:blip>
+                    <a:srcRect/>
+                    <a:stretch>
+                      <a:fillRect/>
+                    </a:stretch>
+                  </pic:blipFill>
+                  <pic:spPr bwMode="auto">
+                    <a:xfrm>
+                      <a:off x="0" y="0"/>
+                      <a:ext cx="5731510" cy="2747645"/>
+                    </a:xfrm>
+                    <a:prstGeom prst="rect">
+                      <a:avLst/>
+                    </a:prstGeom>
+                    <a:noFill/>
+                    <a:ln>
+                      <a:noFill/>
+                    </a:ln>
+                  </pic:spPr>
+                </pic:pic>
+              </a:graphicData>
+            </a:graphic>
+          </wp:inline>
+        </w:drawing>
+      </w:r>
+    </w:p>
+    <w:p>
+      <w:pPr>
+        <w:jc w:val="both"/>
+        <w:rPr>
+          <w:sz w:val="44"/>
+          <w:szCs w:val="44"/>
+          <w:u w:val="single"/>
+        </w:rPr>
+      </w:pPr>
+      <w:r>
+        <w:rPr>
+          <w:noProof/>
+        </w:rPr>
+        <w:drawing>
+          <wp:inline distT="0" distB="0" distL="0" distR="0" wp14:anchorId="7EAF200B" wp14:editId="7704A1E7">
+            <wp:extent cx="5731510" cy="2793365"/>
+            <wp:effectExtent l="0" t="0" r="2540" b="6985"/>
+            <wp:docPr id="368452595" name="Picture 5"/>
+            <wp:cNvGraphicFramePr>
+              <a:graphicFrameLocks xmlns:a="http://schemas.openxmlformats.org/drawingml/2006/main" noChangeAspect="1"/>
+            </wp:cNvGraphicFramePr>
+            <a:graphic xmlns:a="http://schemas.openxmlformats.org/drawingml/2006/main">
+              <a:graphicData uri="http://schemas.openxmlformats.org/drawingml/2006/picture">
+                <pic:pic xmlns:pic="http://schemas.openxmlformats.org/drawingml/2006/picture">
+                  <pic:nvPicPr>
+                    <pic:cNvPr id="0" name="Picture 9"/>
+                    <pic:cNvPicPr>
+                      <a:picLocks noChangeAspect="1" noChangeArrowheads="1"/>
+                    </pic:cNvPicPr>
+                  </pic:nvPicPr>
+                  <pic:blipFill>
+                    <a:blip r:embed="rId25">
+                      <a:extLst>
+                        <a:ext uri="{28A0092B-C50C-407E-A947-70E740481C1C}">
+                          <a14:useLocalDpi xmlns:a14="http://schemas.microsoft.com/office/drawing/2010/main" val="0"/>
+                        </a:ext>
+                      </a:extLst>
+                    </a:blip>
+                    <a:srcRect/>
+                    <a:stretch>
+                      <a:fillRect/>
+                    </a:stretch>
+                  </pic:blipFill>
+                  <pic:spPr bwMode="auto">
+                    <a:xfrm>
+                      <a:off x="0" y="0"/>
+                      <a:ext cx="5731510" cy="2793365"/>
+                    </a:xfrm>
+                    <a:prstGeom prst="rect">
+                      <a:avLst/>
+                    </a:prstGeom>
+                    <a:noFill/>
+                    <a:ln>
+                      <a:noFill/>
+                    </a:ln>
+                  </pic:spPr>
+                </pic:pic>
+              </a:graphicData>
+            </a:graphic>
+          </wp:inline>
+        </w:drawing>
+      </w:r>
     </w:p>
     <w:p>
       <w:pPr>
@@ -5047,7 +5837,7 @@
                     <pic:cNvPicPr/>
                   </pic:nvPicPr>
                   <pic:blipFill>
-                    <a:blip r:embed="rId12"/>
+                    <a:blip r:embed="rId26"/>
                     <a:stretch>
                       <a:fillRect/>
                     </a:stretch>
@@ -5129,7 +5919,7 @@
                     <pic:cNvPicPr/>
                   </pic:nvPicPr>
                   <pic:blipFill>
-                    <a:blip r:embed="rId13"/>
+                    <a:blip r:embed="rId27"/>
                     <a:stretch>
                       <a:fillRect/>
                     </a:stretch>
@@ -5190,7 +5980,7 @@
                     <pic:cNvPicPr/>
                   </pic:nvPicPr>
                   <pic:blipFill>
-                    <a:blip r:embed="rId14"/>
+                    <a:blip r:embed="rId28"/>
                     <a:stretch>
                       <a:fillRect/>
                     </a:stretch>
@@ -5243,7 +6033,7 @@
                     <pic:cNvPicPr/>
                   </pic:nvPicPr>
                   <pic:blipFill>
-                    <a:blip r:embed="rId15"/>
+                    <a:blip r:embed="rId29"/>
                     <a:stretch>
                       <a:fillRect/>
                     </a:stretch>
@@ -5305,7 +6095,7 @@
                     <pic:cNvPicPr/>
                   </pic:nvPicPr>
                   <pic:blipFill>
-                    <a:blip r:embed="rId16"/>
+                    <a:blip r:embed="rId30"/>
                     <a:stretch>
                       <a:fillRect/>
                     </a:stretch>
@@ -5388,7 +6178,7 @@
                     <pic:cNvPicPr/>
                   </pic:nvPicPr>
                   <pic:blipFill>
-                    <a:blip r:embed="rId17"/>
+                    <a:blip r:embed="rId31"/>
                     <a:stretch>
                       <a:fillRect/>
                     </a:stretch>
@@ -5484,7 +6274,7 @@
                     </pic:cNvPicPr>
                   </pic:nvPicPr>
                   <pic:blipFill>
-                    <a:blip r:embed="rId18">
+                    <a:blip r:embed="rId32">
                       <a:extLst>
                         <a:ext uri="{28A0092B-C50C-407E-A947-70E740481C1C}">
                           <a14:useLocalDpi xmlns:a14="http://schemas.microsoft.com/office/drawing/2010/main" val="0"/>
@@ -5518,277 +6308,6 @@
     </w:p>
     <w:p>
       <w:pPr>
-        <w:pStyle w:val="ListParagraph"/>
-        <w:jc w:val="both"/>
-        <w:rPr>
-          <w:sz w:val="24"/>
-          <w:szCs w:val="24"/>
-        </w:rPr>
-      </w:pPr>
-    </w:p>
-    <w:p>
-      <w:pPr>
-        <w:pStyle w:val="ListParagraph"/>
-        <w:jc w:val="both"/>
-        <w:rPr>
-          <w:sz w:val="24"/>
-          <w:szCs w:val="24"/>
-        </w:rPr>
-      </w:pPr>
-    </w:p>
-    <w:p>
-      <w:pPr>
-        <w:pStyle w:val="ListParagraph"/>
-        <w:jc w:val="both"/>
-        <w:rPr>
-          <w:sz w:val="24"/>
-          <w:szCs w:val="24"/>
-        </w:rPr>
-      </w:pPr>
-    </w:p>
-    <w:p>
-      <w:pPr>
-        <w:pStyle w:val="ListParagraph"/>
-        <w:jc w:val="both"/>
-        <w:rPr>
-          <w:sz w:val="24"/>
-          <w:szCs w:val="24"/>
-        </w:rPr>
-      </w:pPr>
-    </w:p>
-    <w:p>
-      <w:pPr>
-        <w:pStyle w:val="ListParagraph"/>
-        <w:jc w:val="both"/>
-        <w:rPr>
-          <w:sz w:val="24"/>
-          <w:szCs w:val="24"/>
-        </w:rPr>
-      </w:pPr>
-    </w:p>
-    <w:p>
-      <w:pPr>
-        <w:pStyle w:val="ListParagraph"/>
-        <w:jc w:val="both"/>
-        <w:rPr>
-          <w:sz w:val="24"/>
-          <w:szCs w:val="24"/>
-        </w:rPr>
-      </w:pPr>
-    </w:p>
-    <w:p>
-      <w:pPr>
-        <w:pStyle w:val="ListParagraph"/>
-        <w:jc w:val="both"/>
-        <w:rPr>
-          <w:sz w:val="24"/>
-          <w:szCs w:val="24"/>
-        </w:rPr>
-      </w:pPr>
-    </w:p>
-    <w:p>
-      <w:pPr>
-        <w:pStyle w:val="ListParagraph"/>
-        <w:jc w:val="both"/>
-        <w:rPr>
-          <w:sz w:val="24"/>
-          <w:szCs w:val="24"/>
-        </w:rPr>
-      </w:pPr>
-    </w:p>
-    <w:p>
-      <w:pPr>
-        <w:pStyle w:val="ListParagraph"/>
-        <w:jc w:val="both"/>
-        <w:rPr>
-          <w:sz w:val="24"/>
-          <w:szCs w:val="24"/>
-        </w:rPr>
-      </w:pPr>
-    </w:p>
-    <w:p>
-      <w:pPr>
-        <w:pStyle w:val="ListParagraph"/>
-        <w:jc w:val="both"/>
-        <w:rPr>
-          <w:sz w:val="24"/>
-          <w:szCs w:val="24"/>
-        </w:rPr>
-      </w:pPr>
-    </w:p>
-    <w:p>
-      <w:pPr>
-        <w:pStyle w:val="ListParagraph"/>
-        <w:jc w:val="both"/>
-        <w:rPr>
-          <w:sz w:val="24"/>
-          <w:szCs w:val="24"/>
-        </w:rPr>
-      </w:pPr>
-    </w:p>
-    <w:p>
-      <w:pPr>
-        <w:pStyle w:val="ListParagraph"/>
-        <w:jc w:val="both"/>
-        <w:rPr>
-          <w:sz w:val="24"/>
-          <w:szCs w:val="24"/>
-        </w:rPr>
-      </w:pPr>
-    </w:p>
-    <w:p>
-      <w:pPr>
-        <w:pStyle w:val="ListParagraph"/>
-        <w:jc w:val="both"/>
-        <w:rPr>
-          <w:sz w:val="24"/>
-          <w:szCs w:val="24"/>
-        </w:rPr>
-      </w:pPr>
-    </w:p>
-    <w:p>
-      <w:pPr>
-        <w:pStyle w:val="ListParagraph"/>
-        <w:jc w:val="both"/>
-        <w:rPr>
-          <w:sz w:val="24"/>
-          <w:szCs w:val="24"/>
-        </w:rPr>
-      </w:pPr>
-    </w:p>
-    <w:p>
-      <w:pPr>
-        <w:pStyle w:val="ListParagraph"/>
-        <w:jc w:val="both"/>
-        <w:rPr>
-          <w:sz w:val="24"/>
-          <w:szCs w:val="24"/>
-        </w:rPr>
-      </w:pPr>
-    </w:p>
-    <w:p>
-      <w:pPr>
-        <w:pStyle w:val="ListParagraph"/>
-        <w:jc w:val="both"/>
-        <w:rPr>
-          <w:sz w:val="24"/>
-          <w:szCs w:val="24"/>
-        </w:rPr>
-      </w:pPr>
-    </w:p>
-    <w:p>
-      <w:pPr>
-        <w:pStyle w:val="ListParagraph"/>
-        <w:jc w:val="both"/>
-        <w:rPr>
-          <w:sz w:val="24"/>
-          <w:szCs w:val="24"/>
-        </w:rPr>
-      </w:pPr>
-    </w:p>
-    <w:p>
-      <w:pPr>
-        <w:pStyle w:val="ListParagraph"/>
-        <w:jc w:val="both"/>
-        <w:rPr>
-          <w:sz w:val="24"/>
-          <w:szCs w:val="24"/>
-        </w:rPr>
-      </w:pPr>
-    </w:p>
-    <w:p>
-      <w:pPr>
-        <w:pStyle w:val="ListParagraph"/>
-        <w:jc w:val="both"/>
-        <w:rPr>
-          <w:sz w:val="24"/>
-          <w:szCs w:val="24"/>
-        </w:rPr>
-      </w:pPr>
-    </w:p>
-    <w:p>
-      <w:pPr>
-        <w:pStyle w:val="ListParagraph"/>
-        <w:jc w:val="both"/>
-        <w:rPr>
-          <w:sz w:val="24"/>
-          <w:szCs w:val="24"/>
-        </w:rPr>
-      </w:pPr>
-    </w:p>
-    <w:p>
-      <w:pPr>
-        <w:pStyle w:val="ListParagraph"/>
-        <w:jc w:val="both"/>
-        <w:rPr>
-          <w:sz w:val="24"/>
-          <w:szCs w:val="24"/>
-        </w:rPr>
-      </w:pPr>
-    </w:p>
-    <w:p>
-      <w:pPr>
-        <w:pStyle w:val="ListParagraph"/>
-        <w:jc w:val="both"/>
-        <w:rPr>
-          <w:sz w:val="24"/>
-          <w:szCs w:val="24"/>
-        </w:rPr>
-      </w:pPr>
-    </w:p>
-    <w:p>
-      <w:pPr>
-        <w:pStyle w:val="ListParagraph"/>
-        <w:jc w:val="both"/>
-        <w:rPr>
-          <w:sz w:val="24"/>
-          <w:szCs w:val="24"/>
-        </w:rPr>
-      </w:pPr>
-    </w:p>
-    <w:p>
-      <w:pPr>
-        <w:pStyle w:val="ListParagraph"/>
-        <w:jc w:val="both"/>
-        <w:rPr>
-          <w:sz w:val="24"/>
-          <w:szCs w:val="24"/>
-        </w:rPr>
-      </w:pPr>
-    </w:p>
-    <w:p>
-      <w:pPr>
-        <w:pStyle w:val="ListParagraph"/>
-        <w:jc w:val="both"/>
-        <w:rPr>
-          <w:sz w:val="24"/>
-          <w:szCs w:val="24"/>
-        </w:rPr>
-      </w:pPr>
-    </w:p>
-    <w:p>
-      <w:pPr>
-        <w:pStyle w:val="ListParagraph"/>
-        <w:jc w:val="both"/>
-        <w:rPr>
-          <w:sz w:val="24"/>
-          <w:szCs w:val="24"/>
-        </w:rPr>
-      </w:pPr>
-    </w:p>
-    <w:p>
-      <w:pPr>
-        <w:pStyle w:val="ListParagraph"/>
-        <w:jc w:val="both"/>
-        <w:rPr>
-          <w:sz w:val="24"/>
-          <w:szCs w:val="24"/>
-        </w:rPr>
-      </w:pPr>
-    </w:p>
-    <w:p>
-      <w:pPr>
-        <w:pStyle w:val="ListParagraph"/>
         <w:jc w:val="both"/>
         <w:rPr>
           <w:sz w:val="24"/>
@@ -5811,7 +6330,6 @@
           <w:szCs w:val="44"/>
           <w:u w:val="single"/>
         </w:rPr>
-        <w:lastRenderedPageBreak/>
         <w:t>Lab 10</w:t>
       </w:r>
     </w:p>
@@ -5914,7 +6432,7 @@
                     <pic:cNvPicPr/>
                   </pic:nvPicPr>
                   <pic:blipFill>
-                    <a:blip r:embed="rId19"/>
+                    <a:blip r:embed="rId33"/>
                     <a:stretch>
                       <a:fillRect/>
                     </a:stretch>
@@ -5991,7 +6509,6 @@
           <w:sz w:val="28"/>
           <w:szCs w:val="28"/>
         </w:rPr>
-        <w:lastRenderedPageBreak/>
         <w:drawing>
           <wp:inline distT="0" distB="0" distL="0" distR="0" wp14:anchorId="7571CF90" wp14:editId="6265E8E5">
             <wp:extent cx="5731510" cy="3380105"/>
@@ -6008,7 +6525,7 @@
                     <pic:cNvPicPr/>
                   </pic:nvPicPr>
                   <pic:blipFill>
-                    <a:blip r:embed="rId20"/>
+                    <a:blip r:embed="rId34"/>
                     <a:stretch>
                       <a:fillRect/>
                     </a:stretch>
@@ -6100,7 +6617,7 @@
                     <pic:cNvPicPr/>
                   </pic:nvPicPr>
                   <pic:blipFill>
-                    <a:blip r:embed="rId21"/>
+                    <a:blip r:embed="rId35"/>
                     <a:stretch>
                       <a:fillRect/>
                     </a:stretch>
@@ -6166,7 +6683,6 @@
           <w:szCs w:val="28"/>
           <w:u w:val="single"/>
         </w:rPr>
-        <w:lastRenderedPageBreak/>
         <w:t>Notebook 2: - Week-10_CNN_autoencoder_std_2025</w:t>
       </w:r>
     </w:p>
@@ -6241,7 +6757,7 @@
                     <pic:cNvPicPr/>
                   </pic:nvPicPr>
                   <pic:blipFill>
-                    <a:blip r:embed="rId22"/>
+                    <a:blip r:embed="rId36"/>
                     <a:stretch>
                       <a:fillRect/>
                     </a:stretch>
@@ -6370,7 +6886,7 @@
                     <pic:cNvPicPr/>
                   </pic:nvPicPr>
                   <pic:blipFill>
-                    <a:blip r:embed="rId23"/>
+                    <a:blip r:embed="rId37"/>
                     <a:stretch>
                       <a:fillRect/>
                     </a:stretch>
@@ -6463,7 +6979,7 @@
                     </pic:cNvPicPr>
                   </pic:nvPicPr>
                   <pic:blipFill>
-                    <a:blip r:embed="rId24">
+                    <a:blip r:embed="rId38">
                       <a:extLst>
                         <a:ext uri="{28A0092B-C50C-407E-A947-70E740481C1C}">
                           <a14:useLocalDpi xmlns:a14="http://schemas.microsoft.com/office/drawing/2010/main" val="0"/>
@@ -6550,7 +7066,7 @@
           <w:noProof/>
         </w:rPr>
         <w:drawing>
-          <wp:inline distT="0" distB="0" distL="0" distR="0" wp14:anchorId="415D9CE1" wp14:editId="6AD6C47C">
+          <wp:inline distT="0" distB="0" distL="0" distR="0" wp14:anchorId="415D9CE1" wp14:editId="6146BD83">
             <wp:extent cx="5731510" cy="1266825"/>
             <wp:effectExtent l="0" t="0" r="2540" b="9525"/>
             <wp:docPr id="1455561053" name="Picture 3"/>
@@ -6567,7 +7083,7 @@
                     </pic:cNvPicPr>
                   </pic:nvPicPr>
                   <pic:blipFill>
-                    <a:blip r:embed="rId25" cstate="print">
+                    <a:blip r:embed="rId39" cstate="print">
                       <a:extLst>
                         <a:ext uri="{28A0092B-C50C-407E-A947-70E740481C1C}">
                           <a14:useLocalDpi xmlns:a14="http://schemas.microsoft.com/office/drawing/2010/main" val="0"/>
@@ -6858,6 +7374,7 @@
       </w:pPr>
       <w:r>
         <w:rPr>
+          <w:noProof/>
           <w:sz w:val="44"/>
           <w:szCs w:val="44"/>
         </w:rPr>
@@ -6877,7 +7394,7 @@
                     <pic:cNvPicPr/>
                   </pic:nvPicPr>
                   <pic:blipFill>
-                    <a:blip r:embed="rId26"/>
+                    <a:blip r:embed="rId40"/>
                     <a:stretch>
                       <a:fillRect/>
                     </a:stretch>
@@ -6958,26 +7475,82 @@
         <w:rPr>
           <w:sz w:val="44"/>
           <w:szCs w:val="44"/>
-        </w:rPr>
-      </w:pPr>
-    </w:p>
-    <w:p>
-      <w:pPr>
-        <w:jc w:val="both"/>
+          <w:u w:val="single"/>
+        </w:rPr>
+      </w:pPr>
+      <w:r>
         <w:rPr>
           <w:sz w:val="44"/>
           <w:szCs w:val="44"/>
           <w:u w:val="single"/>
         </w:rPr>
-      </w:pPr>
-      <w:r>
+        <w:lastRenderedPageBreak/>
+        <w:t>Lab 12</w:t>
+      </w:r>
+    </w:p>
+    <w:p>
+      <w:pPr>
+        <w:jc w:val="both"/>
+        <w:rPr>
+          <w:sz w:val="44"/>
+          <w:szCs w:val="44"/>
+        </w:rPr>
+      </w:pPr>
+    </w:p>
+    <w:p>
+      <w:pPr>
+        <w:jc w:val="both"/>
+        <w:rPr>
+          <w:sz w:val="44"/>
+          <w:szCs w:val="44"/>
+        </w:rPr>
+      </w:pPr>
+    </w:p>
+    <w:p>
+      <w:pPr>
+        <w:jc w:val="both"/>
+        <w:rPr>
+          <w:sz w:val="44"/>
+          <w:szCs w:val="44"/>
+        </w:rPr>
+      </w:pPr>
+    </w:p>
+    <w:p>
+      <w:pPr>
+        <w:jc w:val="both"/>
+        <w:rPr>
+          <w:sz w:val="44"/>
+          <w:szCs w:val="44"/>
+        </w:rPr>
+      </w:pPr>
+    </w:p>
+    <w:p>
+      <w:pPr>
+        <w:jc w:val="both"/>
+        <w:rPr>
+          <w:sz w:val="44"/>
+          <w:szCs w:val="44"/>
+        </w:rPr>
+      </w:pPr>
+    </w:p>
+    <w:p>
+      <w:pPr>
+        <w:jc w:val="both"/>
+        <w:rPr>
+          <w:sz w:val="44"/>
+          <w:szCs w:val="44"/>
+        </w:rPr>
+      </w:pPr>
+    </w:p>
+    <w:p>
+      <w:pPr>
+        <w:jc w:val="both"/>
         <w:rPr>
           <w:sz w:val="44"/>
           <w:szCs w:val="44"/>
           <w:u w:val="single"/>
         </w:rPr>
-        <w:t>Lab 12</w:t>
-      </w:r>
+      </w:pPr>
     </w:p>
     <w:sectPr>
       <w:pgSz w:w="11906" w:h="16838"/>
@@ -7437,6 +8010,273 @@
     </w:lvl>
   </w:abstractNum>
   <w:abstractNum w:abstractNumId="5" w15:restartNumberingAfterBreak="0">
+    <w:nsid w:val="5CF57A38"/>
+    <w:multiLevelType w:val="hybridMultilevel"/>
+    <w:tmpl w:val="A38A7702"/>
+    <w:lvl w:ilvl="0" w:tplc="0809000F">
+      <w:start w:val="1"/>
+      <w:numFmt w:val="decimal"/>
+      <w:lvlText w:val="%1."/>
+      <w:lvlJc w:val="left"/>
+      <w:pPr>
+        <w:ind w:left="720" w:hanging="360"/>
+      </w:pPr>
+      <w:rPr>
+        <w:rFonts w:hint="default"/>
+      </w:rPr>
+    </w:lvl>
+    <w:lvl w:ilvl="1" w:tplc="08090019" w:tentative="1">
+      <w:start w:val="1"/>
+      <w:numFmt w:val="lowerLetter"/>
+      <w:lvlText w:val="%2."/>
+      <w:lvlJc w:val="left"/>
+      <w:pPr>
+        <w:ind w:left="1440" w:hanging="360"/>
+      </w:pPr>
+    </w:lvl>
+    <w:lvl w:ilvl="2" w:tplc="0809001B" w:tentative="1">
+      <w:start w:val="1"/>
+      <w:numFmt w:val="lowerRoman"/>
+      <w:lvlText w:val="%3."/>
+      <w:lvlJc w:val="right"/>
+      <w:pPr>
+        <w:ind w:left="2160" w:hanging="180"/>
+      </w:pPr>
+    </w:lvl>
+    <w:lvl w:ilvl="3" w:tplc="0809000F" w:tentative="1">
+      <w:start w:val="1"/>
+      <w:numFmt w:val="decimal"/>
+      <w:lvlText w:val="%4."/>
+      <w:lvlJc w:val="left"/>
+      <w:pPr>
+        <w:ind w:left="2880" w:hanging="360"/>
+      </w:pPr>
+    </w:lvl>
+    <w:lvl w:ilvl="4" w:tplc="08090019" w:tentative="1">
+      <w:start w:val="1"/>
+      <w:numFmt w:val="lowerLetter"/>
+      <w:lvlText w:val="%5."/>
+      <w:lvlJc w:val="left"/>
+      <w:pPr>
+        <w:ind w:left="3600" w:hanging="360"/>
+      </w:pPr>
+    </w:lvl>
+    <w:lvl w:ilvl="5" w:tplc="0809001B" w:tentative="1">
+      <w:start w:val="1"/>
+      <w:numFmt w:val="lowerRoman"/>
+      <w:lvlText w:val="%6."/>
+      <w:lvlJc w:val="right"/>
+      <w:pPr>
+        <w:ind w:left="4320" w:hanging="180"/>
+      </w:pPr>
+    </w:lvl>
+    <w:lvl w:ilvl="6" w:tplc="0809000F" w:tentative="1">
+      <w:start w:val="1"/>
+      <w:numFmt w:val="decimal"/>
+      <w:lvlText w:val="%7."/>
+      <w:lvlJc w:val="left"/>
+      <w:pPr>
+        <w:ind w:left="5040" w:hanging="360"/>
+      </w:pPr>
+    </w:lvl>
+    <w:lvl w:ilvl="7" w:tplc="08090019" w:tentative="1">
+      <w:start w:val="1"/>
+      <w:numFmt w:val="lowerLetter"/>
+      <w:lvlText w:val="%8."/>
+      <w:lvlJc w:val="left"/>
+      <w:pPr>
+        <w:ind w:left="5760" w:hanging="360"/>
+      </w:pPr>
+    </w:lvl>
+    <w:lvl w:ilvl="8" w:tplc="0809001B" w:tentative="1">
+      <w:start w:val="1"/>
+      <w:numFmt w:val="lowerRoman"/>
+      <w:lvlText w:val="%9."/>
+      <w:lvlJc w:val="right"/>
+      <w:pPr>
+        <w:ind w:left="6480" w:hanging="180"/>
+      </w:pPr>
+    </w:lvl>
+  </w:abstractNum>
+  <w:abstractNum w:abstractNumId="6" w15:restartNumberingAfterBreak="0">
+    <w:nsid w:val="69A10384"/>
+    <w:multiLevelType w:val="hybridMultilevel"/>
+    <w:tmpl w:val="86247D22"/>
+    <w:lvl w:ilvl="0" w:tplc="0809000F">
+      <w:start w:val="1"/>
+      <w:numFmt w:val="decimal"/>
+      <w:lvlText w:val="%1."/>
+      <w:lvlJc w:val="left"/>
+      <w:pPr>
+        <w:ind w:left="720" w:hanging="360"/>
+      </w:pPr>
+      <w:rPr>
+        <w:rFonts w:hint="default"/>
+      </w:rPr>
+    </w:lvl>
+    <w:lvl w:ilvl="1" w:tplc="08090019" w:tentative="1">
+      <w:start w:val="1"/>
+      <w:numFmt w:val="lowerLetter"/>
+      <w:lvlText w:val="%2."/>
+      <w:lvlJc w:val="left"/>
+      <w:pPr>
+        <w:ind w:left="1440" w:hanging="360"/>
+      </w:pPr>
+    </w:lvl>
+    <w:lvl w:ilvl="2" w:tplc="0809001B" w:tentative="1">
+      <w:start w:val="1"/>
+      <w:numFmt w:val="lowerRoman"/>
+      <w:lvlText w:val="%3."/>
+      <w:lvlJc w:val="right"/>
+      <w:pPr>
+        <w:ind w:left="2160" w:hanging="180"/>
+      </w:pPr>
+    </w:lvl>
+    <w:lvl w:ilvl="3" w:tplc="0809000F" w:tentative="1">
+      <w:start w:val="1"/>
+      <w:numFmt w:val="decimal"/>
+      <w:lvlText w:val="%4."/>
+      <w:lvlJc w:val="left"/>
+      <w:pPr>
+        <w:ind w:left="2880" w:hanging="360"/>
+      </w:pPr>
+    </w:lvl>
+    <w:lvl w:ilvl="4" w:tplc="08090019" w:tentative="1">
+      <w:start w:val="1"/>
+      <w:numFmt w:val="lowerLetter"/>
+      <w:lvlText w:val="%5."/>
+      <w:lvlJc w:val="left"/>
+      <w:pPr>
+        <w:ind w:left="3600" w:hanging="360"/>
+      </w:pPr>
+    </w:lvl>
+    <w:lvl w:ilvl="5" w:tplc="0809001B" w:tentative="1">
+      <w:start w:val="1"/>
+      <w:numFmt w:val="lowerRoman"/>
+      <w:lvlText w:val="%6."/>
+      <w:lvlJc w:val="right"/>
+      <w:pPr>
+        <w:ind w:left="4320" w:hanging="180"/>
+      </w:pPr>
+    </w:lvl>
+    <w:lvl w:ilvl="6" w:tplc="0809000F" w:tentative="1">
+      <w:start w:val="1"/>
+      <w:numFmt w:val="decimal"/>
+      <w:lvlText w:val="%7."/>
+      <w:lvlJc w:val="left"/>
+      <w:pPr>
+        <w:ind w:left="5040" w:hanging="360"/>
+      </w:pPr>
+    </w:lvl>
+    <w:lvl w:ilvl="7" w:tplc="08090019" w:tentative="1">
+      <w:start w:val="1"/>
+      <w:numFmt w:val="lowerLetter"/>
+      <w:lvlText w:val="%8."/>
+      <w:lvlJc w:val="left"/>
+      <w:pPr>
+        <w:ind w:left="5760" w:hanging="360"/>
+      </w:pPr>
+    </w:lvl>
+    <w:lvl w:ilvl="8" w:tplc="0809001B" w:tentative="1">
+      <w:start w:val="1"/>
+      <w:numFmt w:val="lowerRoman"/>
+      <w:lvlText w:val="%9."/>
+      <w:lvlJc w:val="right"/>
+      <w:pPr>
+        <w:ind w:left="6480" w:hanging="180"/>
+      </w:pPr>
+    </w:lvl>
+  </w:abstractNum>
+  <w:abstractNum w:abstractNumId="7" w15:restartNumberingAfterBreak="0">
+    <w:nsid w:val="6FDD3FCA"/>
+    <w:multiLevelType w:val="hybridMultilevel"/>
+    <w:tmpl w:val="915AA91E"/>
+    <w:lvl w:ilvl="0" w:tplc="0809000F">
+      <w:start w:val="1"/>
+      <w:numFmt w:val="decimal"/>
+      <w:lvlText w:val="%1."/>
+      <w:lvlJc w:val="left"/>
+      <w:pPr>
+        <w:ind w:left="720" w:hanging="360"/>
+      </w:pPr>
+      <w:rPr>
+        <w:rFonts w:hint="default"/>
+      </w:rPr>
+    </w:lvl>
+    <w:lvl w:ilvl="1" w:tplc="08090019" w:tentative="1">
+      <w:start w:val="1"/>
+      <w:numFmt w:val="lowerLetter"/>
+      <w:lvlText w:val="%2."/>
+      <w:lvlJc w:val="left"/>
+      <w:pPr>
+        <w:ind w:left="1440" w:hanging="360"/>
+      </w:pPr>
+    </w:lvl>
+    <w:lvl w:ilvl="2" w:tplc="0809001B" w:tentative="1">
+      <w:start w:val="1"/>
+      <w:numFmt w:val="lowerRoman"/>
+      <w:lvlText w:val="%3."/>
+      <w:lvlJc w:val="right"/>
+      <w:pPr>
+        <w:ind w:left="2160" w:hanging="180"/>
+      </w:pPr>
+    </w:lvl>
+    <w:lvl w:ilvl="3" w:tplc="0809000F" w:tentative="1">
+      <w:start w:val="1"/>
+      <w:numFmt w:val="decimal"/>
+      <w:lvlText w:val="%4."/>
+      <w:lvlJc w:val="left"/>
+      <w:pPr>
+        <w:ind w:left="2880" w:hanging="360"/>
+      </w:pPr>
+    </w:lvl>
+    <w:lvl w:ilvl="4" w:tplc="08090019" w:tentative="1">
+      <w:start w:val="1"/>
+      <w:numFmt w:val="lowerLetter"/>
+      <w:lvlText w:val="%5."/>
+      <w:lvlJc w:val="left"/>
+      <w:pPr>
+        <w:ind w:left="3600" w:hanging="360"/>
+      </w:pPr>
+    </w:lvl>
+    <w:lvl w:ilvl="5" w:tplc="0809001B" w:tentative="1">
+      <w:start w:val="1"/>
+      <w:numFmt w:val="lowerRoman"/>
+      <w:lvlText w:val="%6."/>
+      <w:lvlJc w:val="right"/>
+      <w:pPr>
+        <w:ind w:left="4320" w:hanging="180"/>
+      </w:pPr>
+    </w:lvl>
+    <w:lvl w:ilvl="6" w:tplc="0809000F" w:tentative="1">
+      <w:start w:val="1"/>
+      <w:numFmt w:val="decimal"/>
+      <w:lvlText w:val="%7."/>
+      <w:lvlJc w:val="left"/>
+      <w:pPr>
+        <w:ind w:left="5040" w:hanging="360"/>
+      </w:pPr>
+    </w:lvl>
+    <w:lvl w:ilvl="7" w:tplc="08090019" w:tentative="1">
+      <w:start w:val="1"/>
+      <w:numFmt w:val="lowerLetter"/>
+      <w:lvlText w:val="%8."/>
+      <w:lvlJc w:val="left"/>
+      <w:pPr>
+        <w:ind w:left="5760" w:hanging="360"/>
+      </w:pPr>
+    </w:lvl>
+    <w:lvl w:ilvl="8" w:tplc="0809001B" w:tentative="1">
+      <w:start w:val="1"/>
+      <w:numFmt w:val="lowerRoman"/>
+      <w:lvlText w:val="%9."/>
+      <w:lvlJc w:val="right"/>
+      <w:pPr>
+        <w:ind w:left="6480" w:hanging="180"/>
+      </w:pPr>
+    </w:lvl>
+  </w:abstractNum>
+  <w:abstractNum w:abstractNumId="8" w15:restartNumberingAfterBreak="0">
     <w:nsid w:val="70DA39CB"/>
     <w:multiLevelType w:val="hybridMultilevel"/>
     <w:tmpl w:val="1846B662"/>
@@ -7525,7 +8365,7 @@
       </w:pPr>
     </w:lvl>
   </w:abstractNum>
-  <w:abstractNum w:abstractNumId="6" w15:restartNumberingAfterBreak="0">
+  <w:abstractNum w:abstractNumId="9" w15:restartNumberingAfterBreak="0">
     <w:nsid w:val="73D459CA"/>
     <w:multiLevelType w:val="hybridMultilevel"/>
     <w:tmpl w:val="3AE831AA"/>
@@ -7614,7 +8454,7 @@
       </w:pPr>
     </w:lvl>
   </w:abstractNum>
-  <w:abstractNum w:abstractNumId="7" w15:restartNumberingAfterBreak="0">
+  <w:abstractNum w:abstractNumId="10" w15:restartNumberingAfterBreak="0">
     <w:nsid w:val="7E6D6DFA"/>
     <w:multiLevelType w:val="hybridMultilevel"/>
     <w:tmpl w:val="0284BBA2"/>
@@ -7703,7 +8543,7 @@
       </w:pPr>
     </w:lvl>
   </w:abstractNum>
-  <w:abstractNum w:abstractNumId="8" w15:restartNumberingAfterBreak="0">
+  <w:abstractNum w:abstractNumId="11" w15:restartNumberingAfterBreak="0">
     <w:nsid w:val="7F582DAA"/>
     <w:multiLevelType w:val="hybridMultilevel"/>
     <w:tmpl w:val="9BA6BDCC"/>
@@ -7793,22 +8633,22 @@
     </w:lvl>
   </w:abstractNum>
   <w:num w:numId="1" w16cid:durableId="537739397">
-    <w:abstractNumId w:val="7"/>
+    <w:abstractNumId w:val="10"/>
   </w:num>
   <w:num w:numId="2" w16cid:durableId="2010984536">
-    <w:abstractNumId w:val="8"/>
+    <w:abstractNumId w:val="11"/>
   </w:num>
   <w:num w:numId="3" w16cid:durableId="1053046251">
     <w:abstractNumId w:val="4"/>
   </w:num>
   <w:num w:numId="4" w16cid:durableId="2088382603">
-    <w:abstractNumId w:val="5"/>
+    <w:abstractNumId w:val="8"/>
   </w:num>
   <w:num w:numId="5" w16cid:durableId="1995066455">
     <w:abstractNumId w:val="2"/>
   </w:num>
   <w:num w:numId="6" w16cid:durableId="225334775">
-    <w:abstractNumId w:val="6"/>
+    <w:abstractNumId w:val="9"/>
   </w:num>
   <w:num w:numId="7" w16cid:durableId="105513565">
     <w:abstractNumId w:val="0"/>
@@ -7818,6 +8658,15 @@
   </w:num>
   <w:num w:numId="9" w16cid:durableId="687146478">
     <w:abstractNumId w:val="3"/>
+  </w:num>
+  <w:num w:numId="10" w16cid:durableId="1241255734">
+    <w:abstractNumId w:val="6"/>
+  </w:num>
+  <w:num w:numId="11" w16cid:durableId="1569415589">
+    <w:abstractNumId w:val="7"/>
+  </w:num>
+  <w:num w:numId="12" w16cid:durableId="1106000691">
+    <w:abstractNumId w:val="5"/>
   </w:num>
 </w:numbering>
 </file>
@@ -8226,7 +9075,6 @@
   <w:style w:type="character" w:default="1" w:styleId="DefaultParagraphFont">
     <w:name w:val="Default Paragraph Font"/>
     <w:uiPriority w:val="1"/>
-    <w:semiHidden/>
     <w:unhideWhenUsed/>
   </w:style>
   <w:style w:type="table" w:default="1" w:styleId="TableNormal">
@@ -8260,6 +9108,29 @@
       <w:ind w:left="720"/>
       <w:contextualSpacing/>
     </w:pPr>
+  </w:style>
+  <w:style w:type="character" w:styleId="Hyperlink">
+    <w:name w:val="Hyperlink"/>
+    <w:basedOn w:val="DefaultParagraphFont"/>
+    <w:uiPriority w:val="99"/>
+    <w:unhideWhenUsed/>
+    <w:rsid w:val="002D02FE"/>
+    <w:rPr>
+      <w:color w:val="0563C1" w:themeColor="hyperlink"/>
+      <w:u w:val="single"/>
+    </w:rPr>
+  </w:style>
+  <w:style w:type="character" w:styleId="UnresolvedMention">
+    <w:name w:val="Unresolved Mention"/>
+    <w:basedOn w:val="DefaultParagraphFont"/>
+    <w:uiPriority w:val="99"/>
+    <w:semiHidden/>
+    <w:unhideWhenUsed/>
+    <w:rsid w:val="002D02FE"/>
+    <w:rPr>
+      <w:color w:val="605E5C"/>
+      <w:shd w:val="clear" w:color="auto" w:fill="E1DFDD"/>
+    </w:rPr>
   </w:style>
 </w:styles>
 </file>

--- a/LABlogbook_2517680.docx
+++ b/LABlogbook_2517680.docx
@@ -53,23 +53,7 @@
           <w:sz w:val="28"/>
           <w:szCs w:val="28"/>
         </w:rPr>
-        <w:t xml:space="preserve">Student Name: - Madushan </w:t>
-      </w:r>
-      <w:proofErr w:type="spellStart"/>
-      <w:r>
-        <w:rPr>
-          <w:sz w:val="28"/>
-          <w:szCs w:val="28"/>
-        </w:rPr>
-        <w:t>Bhashana</w:t>
-      </w:r>
-      <w:proofErr w:type="spellEnd"/>
-      <w:r>
-        <w:rPr>
-          <w:sz w:val="28"/>
-          <w:szCs w:val="28"/>
-        </w:rPr>
-        <w:t xml:space="preserve"> Dissanayake </w:t>
+        <w:t xml:space="preserve">Student Name: - Madushan Bhashana Dissanayake </w:t>
       </w:r>
     </w:p>
     <w:p>
@@ -396,23 +380,7 @@
           <w:sz w:val="24"/>
           <w:szCs w:val="24"/>
         </w:rPr>
-        <w:t xml:space="preserve">My </w:t>
-      </w:r>
-      <w:proofErr w:type="gramStart"/>
-      <w:r>
-        <w:rPr>
-          <w:sz w:val="24"/>
-          <w:szCs w:val="24"/>
-        </w:rPr>
-        <w:t>SSID :</w:t>
-      </w:r>
-      <w:proofErr w:type="gramEnd"/>
-      <w:r>
-        <w:rPr>
-          <w:sz w:val="24"/>
-          <w:szCs w:val="24"/>
-        </w:rPr>
-        <w:t>- 2517680</w:t>
+        <w:t>My SSID :- 2517680</w:t>
       </w:r>
     </w:p>
     <w:p>
@@ -991,31 +959,7 @@
           <w:lang w:eastAsia="en-GB"/>
           <w14:ligatures w14:val="none"/>
         </w:rPr>
-        <w:t xml:space="preserve">A fully connected Dense layer with 128 neurons and </w:t>
-      </w:r>
-      <w:proofErr w:type="spellStart"/>
-      <w:r>
-        <w:rPr>
-          <w:rFonts w:eastAsia="Times New Roman" w:cstheme="minorHAnsi"/>
-          <w:kern w:val="0"/>
-          <w:sz w:val="20"/>
-          <w:szCs w:val="20"/>
-          <w:lang w:eastAsia="en-GB"/>
-          <w14:ligatures w14:val="none"/>
-        </w:rPr>
-        <w:t>ReLU</w:t>
-      </w:r>
-      <w:proofErr w:type="spellEnd"/>
-      <w:r>
-        <w:rPr>
-          <w:rFonts w:eastAsia="Times New Roman" w:cstheme="minorHAnsi"/>
-          <w:kern w:val="0"/>
-          <w:sz w:val="20"/>
-          <w:szCs w:val="20"/>
-          <w:lang w:eastAsia="en-GB"/>
-          <w14:ligatures w14:val="none"/>
-        </w:rPr>
-        <w:t xml:space="preserve"> activation was added to learn image features.</w:t>
+        <w:t>A fully connected Dense layer with 128 neurons and ReLU activation was added to learn image features.</w:t>
       </w:r>
     </w:p>
     <w:p>
@@ -1169,31 +1113,7 @@
           <w:lang w:eastAsia="en-GB"/>
           <w14:ligatures w14:val="none"/>
         </w:rPr>
-        <w:t xml:space="preserve">The model was compiled using the Adam optimizer and Sparse Categorical </w:t>
-      </w:r>
-      <w:proofErr w:type="spellStart"/>
-      <w:r>
-        <w:rPr>
-          <w:rFonts w:eastAsia="Times New Roman" w:cstheme="minorHAnsi"/>
-          <w:kern w:val="0"/>
-          <w:sz w:val="20"/>
-          <w:szCs w:val="20"/>
-          <w:lang w:eastAsia="en-GB"/>
-          <w14:ligatures w14:val="none"/>
-        </w:rPr>
-        <w:t>Crossentropy</w:t>
-      </w:r>
-      <w:proofErr w:type="spellEnd"/>
-      <w:r>
-        <w:rPr>
-          <w:rFonts w:eastAsia="Times New Roman" w:cstheme="minorHAnsi"/>
-          <w:kern w:val="0"/>
-          <w:sz w:val="20"/>
-          <w:szCs w:val="20"/>
-          <w:lang w:eastAsia="en-GB"/>
-          <w14:ligatures w14:val="none"/>
-        </w:rPr>
-        <w:t xml:space="preserve"> loss function.</w:t>
+        <w:t>The model was compiled using the Adam optimizer and Sparse Categorical Crossentropy loss function.</w:t>
       </w:r>
     </w:p>
     <w:p>
@@ -1816,21 +1736,12 @@
         </w:rPr>
         <w:t xml:space="preserve">7 </w:t>
       </w:r>
-      <w:proofErr w:type="gramStart"/>
-      <w:r>
-        <w:rPr>
-          <w:sz w:val="28"/>
-          <w:szCs w:val="28"/>
-        </w:rPr>
-        <w:t>epochs ,</w:t>
-      </w:r>
-      <w:proofErr w:type="gramEnd"/>
-      <w:r>
-        <w:rPr>
-          <w:sz w:val="28"/>
-          <w:szCs w:val="28"/>
-        </w:rPr>
-        <w:t xml:space="preserve"> because after that validation loss is not going down</w:t>
+      <w:r>
+        <w:rPr>
+          <w:sz w:val="28"/>
+          <w:szCs w:val="28"/>
+        </w:rPr>
+        <w:t>epochs , because after that validation loss is not going down</w:t>
       </w:r>
       <w:r>
         <w:rPr>
@@ -2133,25 +2044,7 @@
           <w:sz w:val="16"/>
           <w:szCs w:val="16"/>
         </w:rPr>
-        <w:t xml:space="preserve"> 9s 9ms/step - loss: 0.0161 - </w:t>
-      </w:r>
-      <w:proofErr w:type="spellStart"/>
-      <w:r>
-        <w:rPr>
-          <w:rFonts w:cstheme="minorHAnsi"/>
-          <w:sz w:val="16"/>
-          <w:szCs w:val="16"/>
-        </w:rPr>
-        <w:t>val_loss</w:t>
-      </w:r>
-      <w:proofErr w:type="spellEnd"/>
-      <w:r>
-        <w:rPr>
-          <w:rFonts w:cstheme="minorHAnsi"/>
-          <w:sz w:val="16"/>
-          <w:szCs w:val="16"/>
-        </w:rPr>
-        <w:t>: 0.0257</w:t>
+        <w:t xml:space="preserve"> 9s 9ms/step - loss: 0.0161 - val_loss: 0.0257</w:t>
       </w:r>
     </w:p>
     <w:p>
@@ -2205,25 +2098,7 @@
           <w:sz w:val="16"/>
           <w:szCs w:val="16"/>
         </w:rPr>
-        <w:t xml:space="preserve"> 3s 7ms/step - loss: 0.0129 - </w:t>
-      </w:r>
-      <w:proofErr w:type="spellStart"/>
-      <w:r>
-        <w:rPr>
-          <w:rFonts w:cstheme="minorHAnsi"/>
-          <w:sz w:val="16"/>
-          <w:szCs w:val="16"/>
-        </w:rPr>
-        <w:t>val_loss</w:t>
-      </w:r>
-      <w:proofErr w:type="spellEnd"/>
-      <w:r>
-        <w:rPr>
-          <w:rFonts w:cstheme="minorHAnsi"/>
-          <w:sz w:val="16"/>
-          <w:szCs w:val="16"/>
-        </w:rPr>
-        <w:t>: 0.0144</w:t>
+        <w:t xml:space="preserve"> 3s 7ms/step - loss: 0.0129 - val_loss: 0.0144</w:t>
       </w:r>
     </w:p>
     <w:p>
@@ -2277,25 +2152,7 @@
           <w:sz w:val="16"/>
           <w:szCs w:val="16"/>
         </w:rPr>
-        <w:t xml:space="preserve"> 3s 8ms/step - loss: 0.0098 - </w:t>
-      </w:r>
-      <w:proofErr w:type="spellStart"/>
-      <w:r>
-        <w:rPr>
-          <w:rFonts w:cstheme="minorHAnsi"/>
-          <w:sz w:val="16"/>
-          <w:szCs w:val="16"/>
-        </w:rPr>
-        <w:t>val_loss</w:t>
-      </w:r>
-      <w:proofErr w:type="spellEnd"/>
-      <w:r>
-        <w:rPr>
-          <w:rFonts w:cstheme="minorHAnsi"/>
-          <w:sz w:val="16"/>
-          <w:szCs w:val="16"/>
-        </w:rPr>
-        <w:t>: 0.0048</w:t>
+        <w:t xml:space="preserve"> 3s 8ms/step - loss: 0.0098 - val_loss: 0.0048</w:t>
       </w:r>
     </w:p>
     <w:p>
@@ -2349,25 +2206,7 @@
           <w:sz w:val="16"/>
           <w:szCs w:val="16"/>
         </w:rPr>
-        <w:t xml:space="preserve"> 3s 7ms/step - loss: 0.0066 - </w:t>
-      </w:r>
-      <w:proofErr w:type="spellStart"/>
-      <w:r>
-        <w:rPr>
-          <w:rFonts w:cstheme="minorHAnsi"/>
-          <w:sz w:val="16"/>
-          <w:szCs w:val="16"/>
-        </w:rPr>
-        <w:t>val_loss</w:t>
-      </w:r>
-      <w:proofErr w:type="spellEnd"/>
-      <w:r>
-        <w:rPr>
-          <w:rFonts w:cstheme="minorHAnsi"/>
-          <w:sz w:val="16"/>
-          <w:szCs w:val="16"/>
-        </w:rPr>
-        <w:t>: 0.0019</w:t>
+        <w:t xml:space="preserve"> 3s 7ms/step - loss: 0.0066 - val_loss: 0.0019</w:t>
       </w:r>
     </w:p>
     <w:p>
@@ -2421,25 +2260,7 @@
           <w:sz w:val="16"/>
           <w:szCs w:val="16"/>
         </w:rPr>
-        <w:t xml:space="preserve"> 6s 9ms/step - loss: 0.0046 - </w:t>
-      </w:r>
-      <w:proofErr w:type="spellStart"/>
-      <w:r>
-        <w:rPr>
-          <w:rFonts w:cstheme="minorHAnsi"/>
-          <w:sz w:val="16"/>
-          <w:szCs w:val="16"/>
-        </w:rPr>
-        <w:t>val_loss</w:t>
-      </w:r>
-      <w:proofErr w:type="spellEnd"/>
-      <w:r>
-        <w:rPr>
-          <w:rFonts w:cstheme="minorHAnsi"/>
-          <w:sz w:val="16"/>
-          <w:szCs w:val="16"/>
-        </w:rPr>
-        <w:t>: 0.0075</w:t>
+        <w:t xml:space="preserve"> 6s 9ms/step - loss: 0.0046 - val_loss: 0.0075</w:t>
       </w:r>
     </w:p>
     <w:p>
@@ -2494,25 +2315,7 @@
           <w:sz w:val="16"/>
           <w:szCs w:val="16"/>
         </w:rPr>
-        <w:t xml:space="preserve"> 3s 7ms/step - loss: 0.0045 - </w:t>
-      </w:r>
-      <w:proofErr w:type="spellStart"/>
-      <w:r>
-        <w:rPr>
-          <w:rFonts w:cstheme="minorHAnsi"/>
-          <w:sz w:val="16"/>
-          <w:szCs w:val="16"/>
-        </w:rPr>
-        <w:t>val_loss</w:t>
-      </w:r>
-      <w:proofErr w:type="spellEnd"/>
-      <w:r>
-        <w:rPr>
-          <w:rFonts w:cstheme="minorHAnsi"/>
-          <w:sz w:val="16"/>
-          <w:szCs w:val="16"/>
-        </w:rPr>
-        <w:t>: 0.0015</w:t>
+        <w:t xml:space="preserve"> 3s 7ms/step - loss: 0.0045 - val_loss: 0.0015</w:t>
       </w:r>
     </w:p>
     <w:p>
@@ -2566,25 +2369,7 @@
           <w:sz w:val="16"/>
           <w:szCs w:val="16"/>
         </w:rPr>
-        <w:t xml:space="preserve"> 3s 7ms/step - loss: 0.0037 - </w:t>
-      </w:r>
-      <w:proofErr w:type="spellStart"/>
-      <w:r>
-        <w:rPr>
-          <w:rFonts w:cstheme="minorHAnsi"/>
-          <w:sz w:val="16"/>
-          <w:szCs w:val="16"/>
-        </w:rPr>
-        <w:t>val_loss</w:t>
-      </w:r>
-      <w:proofErr w:type="spellEnd"/>
-      <w:r>
-        <w:rPr>
-          <w:rFonts w:cstheme="minorHAnsi"/>
-          <w:sz w:val="16"/>
-          <w:szCs w:val="16"/>
-        </w:rPr>
-        <w:t>: 0.0110</w:t>
+        <w:t xml:space="preserve"> 3s 7ms/step - loss: 0.0037 - val_loss: 0.0110</w:t>
       </w:r>
     </w:p>
     <w:p>
@@ -2638,25 +2423,7 @@
           <w:sz w:val="16"/>
           <w:szCs w:val="16"/>
         </w:rPr>
-        <w:t xml:space="preserve"> 3s 8ms/step - loss: 0.0041 - </w:t>
-      </w:r>
-      <w:proofErr w:type="spellStart"/>
-      <w:r>
-        <w:rPr>
-          <w:rFonts w:cstheme="minorHAnsi"/>
-          <w:sz w:val="16"/>
-          <w:szCs w:val="16"/>
-        </w:rPr>
-        <w:t>val_loss</w:t>
-      </w:r>
-      <w:proofErr w:type="spellEnd"/>
-      <w:r>
-        <w:rPr>
-          <w:rFonts w:cstheme="minorHAnsi"/>
-          <w:sz w:val="16"/>
-          <w:szCs w:val="16"/>
-        </w:rPr>
-        <w:t>: 0.0018</w:t>
+        <w:t xml:space="preserve"> 3s 8ms/step - loss: 0.0041 - val_loss: 0.0018</w:t>
       </w:r>
     </w:p>
     <w:p>
@@ -2710,25 +2477,7 @@
           <w:sz w:val="16"/>
           <w:szCs w:val="16"/>
         </w:rPr>
-        <w:t xml:space="preserve"> 3s 8ms/step - loss: 0.0035 - </w:t>
-      </w:r>
-      <w:proofErr w:type="spellStart"/>
-      <w:r>
-        <w:rPr>
-          <w:rFonts w:cstheme="minorHAnsi"/>
-          <w:sz w:val="16"/>
-          <w:szCs w:val="16"/>
-        </w:rPr>
-        <w:t>val_loss</w:t>
-      </w:r>
-      <w:proofErr w:type="spellEnd"/>
-      <w:r>
-        <w:rPr>
-          <w:rFonts w:cstheme="minorHAnsi"/>
-          <w:sz w:val="16"/>
-          <w:szCs w:val="16"/>
-        </w:rPr>
-        <w:t>: 0.0039</w:t>
+        <w:t xml:space="preserve"> 3s 8ms/step - loss: 0.0035 - val_loss: 0.0039</w:t>
       </w:r>
     </w:p>
     <w:p>
@@ -2782,25 +2531,7 @@
           <w:sz w:val="16"/>
           <w:szCs w:val="16"/>
         </w:rPr>
-        <w:t xml:space="preserve"> 3s 8ms/step - loss: 0.0038 - </w:t>
-      </w:r>
-      <w:proofErr w:type="spellStart"/>
-      <w:r>
-        <w:rPr>
-          <w:rFonts w:cstheme="minorHAnsi"/>
-          <w:sz w:val="16"/>
-          <w:szCs w:val="16"/>
-        </w:rPr>
-        <w:t>val_loss</w:t>
-      </w:r>
-      <w:proofErr w:type="spellEnd"/>
-      <w:r>
-        <w:rPr>
-          <w:rFonts w:cstheme="minorHAnsi"/>
-          <w:sz w:val="16"/>
-          <w:szCs w:val="16"/>
-        </w:rPr>
-        <w:t>: 0.0055</w:t>
+        <w:t xml:space="preserve"> 3s 8ms/step - loss: 0.0038 - val_loss: 0.0055</w:t>
       </w:r>
     </w:p>
     <w:p>
@@ -2854,25 +2585,7 @@
           <w:sz w:val="16"/>
           <w:szCs w:val="16"/>
         </w:rPr>
-        <w:t xml:space="preserve"> 5s 8ms/step - loss: 0.0046 - </w:t>
-      </w:r>
-      <w:proofErr w:type="spellStart"/>
-      <w:r>
-        <w:rPr>
-          <w:rFonts w:cstheme="minorHAnsi"/>
-          <w:sz w:val="16"/>
-          <w:szCs w:val="16"/>
-        </w:rPr>
-        <w:t>val_loss</w:t>
-      </w:r>
-      <w:proofErr w:type="spellEnd"/>
-      <w:r>
-        <w:rPr>
-          <w:rFonts w:cstheme="minorHAnsi"/>
-          <w:sz w:val="16"/>
-          <w:szCs w:val="16"/>
-        </w:rPr>
-        <w:t>: 0.0011</w:t>
+        <w:t xml:space="preserve"> 5s 8ms/step - loss: 0.0046 - val_loss: 0.0011</w:t>
       </w:r>
     </w:p>
     <w:p>
@@ -2926,25 +2639,7 @@
           <w:sz w:val="16"/>
           <w:szCs w:val="16"/>
         </w:rPr>
-        <w:t xml:space="preserve"> 5s 7ms/step - loss: 0.0037 - </w:t>
-      </w:r>
-      <w:proofErr w:type="spellStart"/>
-      <w:r>
-        <w:rPr>
-          <w:rFonts w:cstheme="minorHAnsi"/>
-          <w:sz w:val="16"/>
-          <w:szCs w:val="16"/>
-        </w:rPr>
-        <w:t>val_loss</w:t>
-      </w:r>
-      <w:proofErr w:type="spellEnd"/>
-      <w:r>
-        <w:rPr>
-          <w:rFonts w:cstheme="minorHAnsi"/>
-          <w:sz w:val="16"/>
-          <w:szCs w:val="16"/>
-        </w:rPr>
-        <w:t>: 9.8213e-04</w:t>
+        <w:t xml:space="preserve"> 5s 7ms/step - loss: 0.0037 - val_loss: 9.8213e-04</w:t>
       </w:r>
     </w:p>
     <w:p>
@@ -2998,25 +2693,7 @@
           <w:sz w:val="16"/>
           <w:szCs w:val="16"/>
         </w:rPr>
-        <w:t xml:space="preserve"> 3s 8ms/step - loss: 0.0031 - </w:t>
-      </w:r>
-      <w:proofErr w:type="spellStart"/>
-      <w:r>
-        <w:rPr>
-          <w:rFonts w:cstheme="minorHAnsi"/>
-          <w:sz w:val="16"/>
-          <w:szCs w:val="16"/>
-        </w:rPr>
-        <w:t>val_loss</w:t>
-      </w:r>
-      <w:proofErr w:type="spellEnd"/>
-      <w:r>
-        <w:rPr>
-          <w:rFonts w:cstheme="minorHAnsi"/>
-          <w:sz w:val="16"/>
-          <w:szCs w:val="16"/>
-        </w:rPr>
-        <w:t>: 0.0021</w:t>
+        <w:t xml:space="preserve"> 3s 8ms/step - loss: 0.0031 - val_loss: 0.0021</w:t>
       </w:r>
     </w:p>
     <w:p>
@@ -3070,25 +2747,7 @@
           <w:sz w:val="16"/>
           <w:szCs w:val="16"/>
         </w:rPr>
-        <w:t xml:space="preserve"> 3s 8ms/step - loss: 0.0031 - </w:t>
-      </w:r>
-      <w:proofErr w:type="spellStart"/>
-      <w:r>
-        <w:rPr>
-          <w:rFonts w:cstheme="minorHAnsi"/>
-          <w:sz w:val="16"/>
-          <w:szCs w:val="16"/>
-        </w:rPr>
-        <w:t>val_loss</w:t>
-      </w:r>
-      <w:proofErr w:type="spellEnd"/>
-      <w:r>
-        <w:rPr>
-          <w:rFonts w:cstheme="minorHAnsi"/>
-          <w:sz w:val="16"/>
-          <w:szCs w:val="16"/>
-        </w:rPr>
-        <w:t>: 0.0017</w:t>
+        <w:t xml:space="preserve"> 3s 8ms/step - loss: 0.0031 - val_loss: 0.0017</w:t>
       </w:r>
     </w:p>
     <w:p>
@@ -3142,25 +2801,7 @@
           <w:sz w:val="16"/>
           <w:szCs w:val="16"/>
         </w:rPr>
-        <w:t xml:space="preserve"> 3s 8ms/step - loss: 0.0029 - </w:t>
-      </w:r>
-      <w:proofErr w:type="spellStart"/>
-      <w:r>
-        <w:rPr>
-          <w:rFonts w:cstheme="minorHAnsi"/>
-          <w:sz w:val="16"/>
-          <w:szCs w:val="16"/>
-        </w:rPr>
-        <w:t>val_loss</w:t>
-      </w:r>
-      <w:proofErr w:type="spellEnd"/>
-      <w:r>
-        <w:rPr>
-          <w:rFonts w:cstheme="minorHAnsi"/>
-          <w:sz w:val="16"/>
-          <w:szCs w:val="16"/>
-        </w:rPr>
-        <w:t>: 5.9627e-04</w:t>
+        <w:t xml:space="preserve"> 3s 8ms/step - loss: 0.0029 - val_loss: 5.9627e-04</w:t>
       </w:r>
     </w:p>
     <w:p>
@@ -3214,25 +2855,7 @@
           <w:sz w:val="16"/>
           <w:szCs w:val="16"/>
         </w:rPr>
-        <w:t xml:space="preserve"> 3s 8ms/step - loss: 0.0030 - </w:t>
-      </w:r>
-      <w:proofErr w:type="spellStart"/>
-      <w:r>
-        <w:rPr>
-          <w:rFonts w:cstheme="minorHAnsi"/>
-          <w:sz w:val="16"/>
-          <w:szCs w:val="16"/>
-        </w:rPr>
-        <w:t>val_loss</w:t>
-      </w:r>
-      <w:proofErr w:type="spellEnd"/>
-      <w:r>
-        <w:rPr>
-          <w:rFonts w:cstheme="minorHAnsi"/>
-          <w:sz w:val="16"/>
-          <w:szCs w:val="16"/>
-        </w:rPr>
-        <w:t>: 3.3442e-04</w:t>
+        <w:t xml:space="preserve"> 3s 8ms/step - loss: 0.0030 - val_loss: 3.3442e-04</w:t>
       </w:r>
     </w:p>
     <w:p>
@@ -3286,25 +2909,7 @@
           <w:sz w:val="16"/>
           <w:szCs w:val="16"/>
         </w:rPr>
-        <w:t xml:space="preserve"> 3s 8ms/step - loss: 0.0030 - </w:t>
-      </w:r>
-      <w:proofErr w:type="spellStart"/>
-      <w:r>
-        <w:rPr>
-          <w:rFonts w:cstheme="minorHAnsi"/>
-          <w:sz w:val="16"/>
-          <w:szCs w:val="16"/>
-        </w:rPr>
-        <w:t>val_loss</w:t>
-      </w:r>
-      <w:proofErr w:type="spellEnd"/>
-      <w:r>
-        <w:rPr>
-          <w:rFonts w:cstheme="minorHAnsi"/>
-          <w:sz w:val="16"/>
-          <w:szCs w:val="16"/>
-        </w:rPr>
-        <w:t>: 0.0016</w:t>
+        <w:t xml:space="preserve"> 3s 8ms/step - loss: 0.0030 - val_loss: 0.0016</w:t>
       </w:r>
     </w:p>
     <w:p>
@@ -3358,25 +2963,7 @@
           <w:sz w:val="16"/>
           <w:szCs w:val="16"/>
         </w:rPr>
-        <w:t xml:space="preserve"> 4s 10ms/step - loss: 0.0035 - </w:t>
-      </w:r>
-      <w:proofErr w:type="spellStart"/>
-      <w:r>
-        <w:rPr>
-          <w:rFonts w:cstheme="minorHAnsi"/>
-          <w:sz w:val="16"/>
-          <w:szCs w:val="16"/>
-        </w:rPr>
-        <w:t>val_loss</w:t>
-      </w:r>
-      <w:proofErr w:type="spellEnd"/>
-      <w:r>
-        <w:rPr>
-          <w:rFonts w:cstheme="minorHAnsi"/>
-          <w:sz w:val="16"/>
-          <w:szCs w:val="16"/>
-        </w:rPr>
-        <w:t>: 0.0082</w:t>
+        <w:t xml:space="preserve"> 4s 10ms/step - loss: 0.0035 - val_loss: 0.0082</w:t>
       </w:r>
     </w:p>
     <w:p>
@@ -3430,25 +3017,7 @@
           <w:sz w:val="16"/>
           <w:szCs w:val="16"/>
         </w:rPr>
-        <w:t xml:space="preserve"> 3s 8ms/step - loss: 0.0034 - </w:t>
-      </w:r>
-      <w:proofErr w:type="spellStart"/>
-      <w:r>
-        <w:rPr>
-          <w:rFonts w:cstheme="minorHAnsi"/>
-          <w:sz w:val="16"/>
-          <w:szCs w:val="16"/>
-        </w:rPr>
-        <w:t>val_loss</w:t>
-      </w:r>
-      <w:proofErr w:type="spellEnd"/>
-      <w:r>
-        <w:rPr>
-          <w:rFonts w:cstheme="minorHAnsi"/>
-          <w:sz w:val="16"/>
-          <w:szCs w:val="16"/>
-        </w:rPr>
-        <w:t>: 5.8251e-04</w:t>
+        <w:t xml:space="preserve"> 3s 8ms/step - loss: 0.0034 - val_loss: 5.8251e-04</w:t>
       </w:r>
     </w:p>
     <w:p>
@@ -3502,25 +3071,7 @@
           <w:sz w:val="16"/>
           <w:szCs w:val="16"/>
         </w:rPr>
-        <w:t xml:space="preserve"> 3s 8ms/step - loss: 0.0028 - </w:t>
-      </w:r>
-      <w:proofErr w:type="spellStart"/>
-      <w:r>
-        <w:rPr>
-          <w:rFonts w:cstheme="minorHAnsi"/>
-          <w:sz w:val="16"/>
-          <w:szCs w:val="16"/>
-        </w:rPr>
-        <w:t>val_loss</w:t>
-      </w:r>
-      <w:proofErr w:type="spellEnd"/>
-      <w:r>
-        <w:rPr>
-          <w:rFonts w:cstheme="minorHAnsi"/>
-          <w:sz w:val="16"/>
-          <w:szCs w:val="16"/>
-        </w:rPr>
-        <w:t>: 4.6127e-04</w:t>
+        <w:t xml:space="preserve"> 3s 8ms/step - loss: 0.0028 - val_loss: 4.6127e-04</w:t>
       </w:r>
     </w:p>
     <w:p>
@@ -3574,25 +3125,7 @@
           <w:sz w:val="16"/>
           <w:szCs w:val="16"/>
         </w:rPr>
-        <w:t xml:space="preserve"> 4s 9ms/step - loss: 0.0027 - </w:t>
-      </w:r>
-      <w:proofErr w:type="spellStart"/>
-      <w:r>
-        <w:rPr>
-          <w:rFonts w:cstheme="minorHAnsi"/>
-          <w:sz w:val="16"/>
-          <w:szCs w:val="16"/>
-        </w:rPr>
-        <w:t>val_loss</w:t>
-      </w:r>
-      <w:proofErr w:type="spellEnd"/>
-      <w:r>
-        <w:rPr>
-          <w:rFonts w:cstheme="minorHAnsi"/>
-          <w:sz w:val="16"/>
-          <w:szCs w:val="16"/>
-        </w:rPr>
-        <w:t>: 0.0012</w:t>
+        <w:t xml:space="preserve"> 4s 9ms/step - loss: 0.0027 - val_loss: 0.0012</w:t>
       </w:r>
     </w:p>
     <w:p>
@@ -3646,25 +3179,7 @@
           <w:sz w:val="16"/>
           <w:szCs w:val="16"/>
         </w:rPr>
-        <w:t xml:space="preserve"> 3s 8ms/step - loss: 0.0028 - </w:t>
-      </w:r>
-      <w:proofErr w:type="spellStart"/>
-      <w:r>
-        <w:rPr>
-          <w:rFonts w:cstheme="minorHAnsi"/>
-          <w:sz w:val="16"/>
-          <w:szCs w:val="16"/>
-        </w:rPr>
-        <w:t>val_loss</w:t>
-      </w:r>
-      <w:proofErr w:type="spellEnd"/>
-      <w:r>
-        <w:rPr>
-          <w:rFonts w:cstheme="minorHAnsi"/>
-          <w:sz w:val="16"/>
-          <w:szCs w:val="16"/>
-        </w:rPr>
-        <w:t>: 0.0019</w:t>
+        <w:t xml:space="preserve"> 3s 8ms/step - loss: 0.0028 - val_loss: 0.0019</w:t>
       </w:r>
     </w:p>
     <w:p>
@@ -3718,25 +3233,7 @@
           <w:sz w:val="16"/>
           <w:szCs w:val="16"/>
         </w:rPr>
-        <w:t xml:space="preserve"> 4s 10ms/step - loss: 0.0028 - </w:t>
-      </w:r>
-      <w:proofErr w:type="spellStart"/>
-      <w:r>
-        <w:rPr>
-          <w:rFonts w:cstheme="minorHAnsi"/>
-          <w:sz w:val="16"/>
-          <w:szCs w:val="16"/>
-        </w:rPr>
-        <w:t>val_loss</w:t>
-      </w:r>
-      <w:proofErr w:type="spellEnd"/>
-      <w:r>
-        <w:rPr>
-          <w:rFonts w:cstheme="minorHAnsi"/>
-          <w:sz w:val="16"/>
-          <w:szCs w:val="16"/>
-        </w:rPr>
-        <w:t>: 0.0049</w:t>
+        <w:t xml:space="preserve"> 4s 10ms/step - loss: 0.0028 - val_loss: 0.0049</w:t>
       </w:r>
     </w:p>
     <w:p>
@@ -3790,25 +3287,7 @@
           <w:sz w:val="16"/>
           <w:szCs w:val="16"/>
         </w:rPr>
-        <w:t xml:space="preserve"> 5s 9ms/step - loss: 0.0026 - </w:t>
-      </w:r>
-      <w:proofErr w:type="spellStart"/>
-      <w:r>
-        <w:rPr>
-          <w:rFonts w:cstheme="minorHAnsi"/>
-          <w:sz w:val="16"/>
-          <w:szCs w:val="16"/>
-        </w:rPr>
-        <w:t>val_loss</w:t>
-      </w:r>
-      <w:proofErr w:type="spellEnd"/>
-      <w:r>
-        <w:rPr>
-          <w:rFonts w:cstheme="minorHAnsi"/>
-          <w:sz w:val="16"/>
-          <w:szCs w:val="16"/>
-        </w:rPr>
-        <w:t>: 4.1241e-04</w:t>
+        <w:t xml:space="preserve"> 5s 9ms/step - loss: 0.0026 - val_loss: 4.1241e-04</w:t>
       </w:r>
     </w:p>
     <w:p>
@@ -3862,25 +3341,7 @@
           <w:sz w:val="16"/>
           <w:szCs w:val="16"/>
         </w:rPr>
-        <w:t xml:space="preserve"> 3s 9ms/step - loss: 0.0026 - </w:t>
-      </w:r>
-      <w:proofErr w:type="spellStart"/>
-      <w:r>
-        <w:rPr>
-          <w:rFonts w:cstheme="minorHAnsi"/>
-          <w:sz w:val="16"/>
-          <w:szCs w:val="16"/>
-        </w:rPr>
-        <w:t>val_loss</w:t>
-      </w:r>
-      <w:proofErr w:type="spellEnd"/>
-      <w:r>
-        <w:rPr>
-          <w:rFonts w:cstheme="minorHAnsi"/>
-          <w:sz w:val="16"/>
-          <w:szCs w:val="16"/>
-        </w:rPr>
-        <w:t>: 0.0014</w:t>
+        <w:t xml:space="preserve"> 3s 9ms/step - loss: 0.0026 - val_loss: 0.0014</w:t>
       </w:r>
     </w:p>
     <w:p>
@@ -3934,25 +3395,7 @@
           <w:sz w:val="16"/>
           <w:szCs w:val="16"/>
         </w:rPr>
-        <w:t xml:space="preserve"> 4s 9ms/step - loss: 0.0027 - </w:t>
-      </w:r>
-      <w:proofErr w:type="spellStart"/>
-      <w:r>
-        <w:rPr>
-          <w:rFonts w:cstheme="minorHAnsi"/>
-          <w:sz w:val="16"/>
-          <w:szCs w:val="16"/>
-        </w:rPr>
-        <w:t>val_loss</w:t>
-      </w:r>
-      <w:proofErr w:type="spellEnd"/>
-      <w:r>
-        <w:rPr>
-          <w:rFonts w:cstheme="minorHAnsi"/>
-          <w:sz w:val="16"/>
-          <w:szCs w:val="16"/>
-        </w:rPr>
-        <w:t>: 0.0018</w:t>
+        <w:t xml:space="preserve"> 4s 9ms/step - loss: 0.0027 - val_loss: 0.0018</w:t>
       </w:r>
     </w:p>
     <w:p>
@@ -4621,39 +4064,7 @@
           <w:sz w:val="28"/>
           <w:szCs w:val="28"/>
         </w:rPr>
-        <w:t xml:space="preserve">Optimum number </w:t>
-      </w:r>
-      <w:proofErr w:type="gramStart"/>
-      <w:r>
-        <w:rPr>
-          <w:sz w:val="28"/>
-          <w:szCs w:val="28"/>
-        </w:rPr>
-        <w:t>of  epochs</w:t>
-      </w:r>
-      <w:proofErr w:type="gramEnd"/>
-      <w:r>
-        <w:rPr>
-          <w:sz w:val="28"/>
-          <w:szCs w:val="28"/>
-        </w:rPr>
-        <w:t xml:space="preserve"> for training VGG16 </w:t>
-      </w:r>
-      <w:proofErr w:type="gramStart"/>
-      <w:r>
-        <w:rPr>
-          <w:sz w:val="28"/>
-          <w:szCs w:val="28"/>
-        </w:rPr>
-        <w:t>model :</w:t>
-      </w:r>
-      <w:proofErr w:type="gramEnd"/>
-      <w:r>
-        <w:rPr>
-          <w:sz w:val="28"/>
-          <w:szCs w:val="28"/>
-        </w:rPr>
-        <w:t xml:space="preserve">- </w:t>
+        <w:t xml:space="preserve">Optimum number of  epochs for training VGG16 model :- </w:t>
       </w:r>
       <w:r>
         <w:rPr>
@@ -5699,80 +5110,23 @@
           <w:sz w:val="28"/>
           <w:szCs w:val="28"/>
         </w:rPr>
-        <w:t xml:space="preserve">My </w:t>
-      </w:r>
-      <w:proofErr w:type="gramStart"/>
-      <w:r>
-        <w:rPr>
-          <w:sz w:val="28"/>
-          <w:szCs w:val="28"/>
-        </w:rPr>
-        <w:t>SID :</w:t>
-      </w:r>
-      <w:proofErr w:type="gramEnd"/>
-      <w:r>
-        <w:rPr>
-          <w:sz w:val="28"/>
-          <w:szCs w:val="28"/>
-        </w:rPr>
-        <w:t xml:space="preserve">- </w:t>
-      </w:r>
-      <w:proofErr w:type="gramStart"/>
-      <w:r>
-        <w:rPr>
-          <w:sz w:val="28"/>
-          <w:szCs w:val="28"/>
-        </w:rPr>
-        <w:t>2517680 ,</w:t>
-      </w:r>
-      <w:proofErr w:type="gramEnd"/>
-      <w:r>
-        <w:rPr>
-          <w:sz w:val="28"/>
-          <w:szCs w:val="28"/>
-        </w:rPr>
-        <w:t xml:space="preserve"> Therefore Z = 0 </w:t>
-      </w:r>
-    </w:p>
-    <w:p>
-      <w:pPr>
-        <w:jc w:val="both"/>
-        <w:rPr>
-          <w:sz w:val="28"/>
-          <w:szCs w:val="28"/>
-        </w:rPr>
-      </w:pPr>
-      <w:proofErr w:type="gramStart"/>
-      <w:r>
-        <w:rPr>
-          <w:sz w:val="28"/>
-          <w:szCs w:val="28"/>
-        </w:rPr>
-        <w:t>Therefore :</w:t>
-      </w:r>
-      <w:proofErr w:type="gramEnd"/>
-      <w:r>
-        <w:rPr>
-          <w:sz w:val="28"/>
-          <w:szCs w:val="28"/>
-        </w:rPr>
-        <w:t xml:space="preserve">- epochs = </w:t>
-      </w:r>
-      <w:proofErr w:type="gramStart"/>
-      <w:r>
-        <w:rPr>
-          <w:sz w:val="28"/>
-          <w:szCs w:val="28"/>
-        </w:rPr>
-        <w:t>30 ,</w:t>
-      </w:r>
-      <w:proofErr w:type="gramEnd"/>
-      <w:r>
-        <w:rPr>
-          <w:sz w:val="28"/>
-          <w:szCs w:val="28"/>
-        </w:rPr>
-        <w:t xml:space="preserve"> Batch size = 10</w:t>
+        <w:t xml:space="preserve">My SID :- 2517680 , Therefore Z = 0 </w:t>
+      </w:r>
+    </w:p>
+    <w:p>
+      <w:pPr>
+        <w:jc w:val="both"/>
+        <w:rPr>
+          <w:sz w:val="28"/>
+          <w:szCs w:val="28"/>
+        </w:rPr>
+      </w:pPr>
+      <w:r>
+        <w:rPr>
+          <w:sz w:val="28"/>
+          <w:szCs w:val="28"/>
+        </w:rPr>
+        <w:t>Therefore :- epochs = 30 , Batch size = 10</w:t>
       </w:r>
     </w:p>
     <w:p>
@@ -6812,30 +6166,14 @@
           <w:sz w:val="28"/>
           <w:szCs w:val="28"/>
         </w:rPr>
-        <w:t xml:space="preserve">autoencoder. </w:t>
-      </w:r>
-      <w:proofErr w:type="gramStart"/>
-      <w:r>
-        <w:rPr>
-          <w:sz w:val="28"/>
-          <w:szCs w:val="28"/>
-        </w:rPr>
-        <w:t>Fit</w:t>
-      </w:r>
-      <w:r>
-        <w:rPr>
-          <w:sz w:val="28"/>
-          <w:szCs w:val="28"/>
-        </w:rPr>
-        <w:t>(</w:t>
-      </w:r>
-      <w:proofErr w:type="gramEnd"/>
-      <w:r>
-        <w:rPr>
-          <w:sz w:val="28"/>
-          <w:szCs w:val="28"/>
-        </w:rPr>
-        <w:t>)</w:t>
+        <w:t>autoencoder. Fit</w:t>
+      </w:r>
+      <w:r>
+        <w:rPr>
+          <w:sz w:val="28"/>
+          <w:szCs w:val="28"/>
+        </w:rPr>
+        <w:t>()</w:t>
       </w:r>
       <w:r>
         <w:rPr>
@@ -7247,55 +6585,23 @@
           <w:sz w:val="28"/>
           <w:szCs w:val="28"/>
         </w:rPr>
-        <w:t xml:space="preserve">My </w:t>
-      </w:r>
-      <w:proofErr w:type="gramStart"/>
-      <w:r>
-        <w:rPr>
-          <w:sz w:val="28"/>
-          <w:szCs w:val="28"/>
-        </w:rPr>
-        <w:t>SID:-</w:t>
-      </w:r>
-      <w:proofErr w:type="gramEnd"/>
-      <w:r>
-        <w:rPr>
-          <w:sz w:val="28"/>
-          <w:szCs w:val="28"/>
-        </w:rPr>
-        <w:t xml:space="preserve"> 2517680</w:t>
-      </w:r>
-    </w:p>
-    <w:p>
-      <w:pPr>
-        <w:jc w:val="both"/>
-        <w:rPr>
-          <w:sz w:val="28"/>
-          <w:szCs w:val="28"/>
-        </w:rPr>
-      </w:pPr>
-      <w:r>
-        <w:rPr>
-          <w:sz w:val="28"/>
-          <w:szCs w:val="28"/>
-        </w:rPr>
-        <w:t xml:space="preserve">Last two </w:t>
-      </w:r>
-      <w:proofErr w:type="gramStart"/>
-      <w:r>
-        <w:rPr>
-          <w:sz w:val="28"/>
-          <w:szCs w:val="28"/>
-        </w:rPr>
-        <w:t>digits :</w:t>
-      </w:r>
-      <w:proofErr w:type="gramEnd"/>
-      <w:r>
-        <w:rPr>
-          <w:sz w:val="28"/>
-          <w:szCs w:val="28"/>
-        </w:rPr>
-        <w:t>- 80</w:t>
+        <w:t>My SID:- 2517680</w:t>
+      </w:r>
+    </w:p>
+    <w:p>
+      <w:pPr>
+        <w:jc w:val="both"/>
+        <w:rPr>
+          <w:sz w:val="28"/>
+          <w:szCs w:val="28"/>
+        </w:rPr>
+      </w:pPr>
+      <w:r>
+        <w:rPr>
+          <w:sz w:val="28"/>
+          <w:szCs w:val="28"/>
+        </w:rPr>
+        <w:t>Last two digits :- 80</w:t>
       </w:r>
     </w:p>
     <w:p>
@@ -7322,37 +6628,12 @@
           <w:szCs w:val="28"/>
         </w:rPr>
       </w:pPr>
-      <w:proofErr w:type="gramStart"/>
-      <w:r>
-        <w:rPr>
-          <w:sz w:val="28"/>
-          <w:szCs w:val="28"/>
-        </w:rPr>
-        <w:t>Therefore</w:t>
-      </w:r>
-      <w:proofErr w:type="gramEnd"/>
-      <w:r>
-        <w:rPr>
-          <w:sz w:val="28"/>
-          <w:szCs w:val="28"/>
-        </w:rPr>
-        <w:t xml:space="preserve"> no of </w:t>
-      </w:r>
-      <w:proofErr w:type="gramStart"/>
-      <w:r>
-        <w:rPr>
-          <w:sz w:val="28"/>
-          <w:szCs w:val="28"/>
-        </w:rPr>
-        <w:t>epochs :</w:t>
-      </w:r>
-      <w:proofErr w:type="gramEnd"/>
-      <w:r>
-        <w:rPr>
-          <w:sz w:val="28"/>
-          <w:szCs w:val="28"/>
-        </w:rPr>
-        <w:t xml:space="preserve">-  80/2 = 40 </w:t>
+      <w:r>
+        <w:rPr>
+          <w:sz w:val="28"/>
+          <w:szCs w:val="28"/>
+        </w:rPr>
+        <w:t xml:space="preserve">Therefore no of epochs :-  80/2 = 40 </w:t>
       </w:r>
     </w:p>
     <w:p>
@@ -7490,15 +6771,2116 @@
     </w:p>
     <w:p>
       <w:pPr>
-        <w:jc w:val="both"/>
+        <w:pStyle w:val="ListParagraph"/>
+        <w:numPr>
+          <w:ilvl w:val="0"/>
+          <w:numId w:val="14"/>
+        </w:numPr>
+        <w:jc w:val="both"/>
+        <w:rPr>
+          <w:sz w:val="32"/>
+          <w:szCs w:val="32"/>
+        </w:rPr>
+      </w:pPr>
+      <w:r>
+        <w:rPr>
+          <w:sz w:val="32"/>
+          <w:szCs w:val="32"/>
+        </w:rPr>
+        <w:t xml:space="preserve">   </w:t>
+      </w:r>
+    </w:p>
+    <w:p>
+      <w:pPr>
+        <w:pStyle w:val="ListParagraph"/>
+        <w:jc w:val="both"/>
+        <w:rPr>
+          <w:sz w:val="32"/>
+          <w:szCs w:val="32"/>
+        </w:rPr>
+      </w:pPr>
+      <w:r>
         <w:rPr>
           <w:sz w:val="44"/>
           <w:szCs w:val="44"/>
         </w:rPr>
-      </w:pPr>
-    </w:p>
-    <w:p>
-      <w:pPr>
+        <w:drawing>
+          <wp:inline distT="0" distB="0" distL="0" distR="0" wp14:anchorId="42610018" wp14:editId="1E4D672C">
+            <wp:extent cx="4807434" cy="2361202"/>
+            <wp:effectExtent l="0" t="0" r="0" b="1270"/>
+            <wp:docPr id="1987806432" name="Picture 1"/>
+            <wp:cNvGraphicFramePr>
+              <a:graphicFrameLocks xmlns:a="http://schemas.openxmlformats.org/drawingml/2006/main" noChangeAspect="1"/>
+            </wp:cNvGraphicFramePr>
+            <a:graphic xmlns:a="http://schemas.openxmlformats.org/drawingml/2006/main">
+              <a:graphicData uri="http://schemas.openxmlformats.org/drawingml/2006/picture">
+                <pic:pic xmlns:pic="http://schemas.openxmlformats.org/drawingml/2006/picture">
+                  <pic:nvPicPr>
+                    <pic:cNvPr id="1987806432" name=""/>
+                    <pic:cNvPicPr/>
+                  </pic:nvPicPr>
+                  <pic:blipFill>
+                    <a:blip r:embed="rId41"/>
+                    <a:stretch>
+                      <a:fillRect/>
+                    </a:stretch>
+                  </pic:blipFill>
+                  <pic:spPr>
+                    <a:xfrm>
+                      <a:off x="0" y="0"/>
+                      <a:ext cx="4814929" cy="2364883"/>
+                    </a:xfrm>
+                    <a:prstGeom prst="rect">
+                      <a:avLst/>
+                    </a:prstGeom>
+                  </pic:spPr>
+                </pic:pic>
+              </a:graphicData>
+            </a:graphic>
+          </wp:inline>
+        </w:drawing>
+      </w:r>
+    </w:p>
+    <w:p>
+      <w:pPr>
+        <w:pStyle w:val="ListParagraph"/>
+        <w:numPr>
+          <w:ilvl w:val="0"/>
+          <w:numId w:val="14"/>
+        </w:numPr>
+        <w:jc w:val="both"/>
+        <w:rPr>
+          <w:sz w:val="32"/>
+          <w:szCs w:val="32"/>
+        </w:rPr>
+      </w:pPr>
+      <w:r>
+        <w:rPr>
+          <w:sz w:val="32"/>
+          <w:szCs w:val="32"/>
+        </w:rPr>
+        <w:t xml:space="preserve">  </w:t>
+      </w:r>
+      <w:r>
+        <w:rPr>
+          <w:sz w:val="32"/>
+          <w:szCs w:val="32"/>
+        </w:rPr>
+        <w:t xml:space="preserve">  </w:t>
+      </w:r>
+    </w:p>
+    <w:p>
+      <w:pPr>
+        <w:pStyle w:val="ListParagraph"/>
+        <w:jc w:val="both"/>
+        <w:rPr>
+          <w:sz w:val="32"/>
+          <w:szCs w:val="32"/>
+        </w:rPr>
+      </w:pPr>
+    </w:p>
+    <w:p>
+      <w:pPr>
+        <w:pStyle w:val="ListParagraph"/>
+        <w:jc w:val="both"/>
+        <w:rPr>
+          <w:sz w:val="32"/>
+          <w:szCs w:val="32"/>
+        </w:rPr>
+      </w:pPr>
+      <w:r>
+        <w:rPr>
+          <w:sz w:val="32"/>
+          <w:szCs w:val="32"/>
+        </w:rPr>
+        <w:drawing>
+          <wp:inline distT="0" distB="0" distL="0" distR="0" wp14:anchorId="575D88A2" wp14:editId="3A4F88FE">
+            <wp:extent cx="4808637" cy="1729890"/>
+            <wp:effectExtent l="0" t="0" r="0" b="3810"/>
+            <wp:docPr id="1228969130" name="Picture 1"/>
+            <wp:cNvGraphicFramePr>
+              <a:graphicFrameLocks xmlns:a="http://schemas.openxmlformats.org/drawingml/2006/main" noChangeAspect="1"/>
+            </wp:cNvGraphicFramePr>
+            <a:graphic xmlns:a="http://schemas.openxmlformats.org/drawingml/2006/main">
+              <a:graphicData uri="http://schemas.openxmlformats.org/drawingml/2006/picture">
+                <pic:pic xmlns:pic="http://schemas.openxmlformats.org/drawingml/2006/picture">
+                  <pic:nvPicPr>
+                    <pic:cNvPr id="1228969130" name=""/>
+                    <pic:cNvPicPr/>
+                  </pic:nvPicPr>
+                  <pic:blipFill>
+                    <a:blip r:embed="rId42"/>
+                    <a:stretch>
+                      <a:fillRect/>
+                    </a:stretch>
+                  </pic:blipFill>
+                  <pic:spPr>
+                    <a:xfrm>
+                      <a:off x="0" y="0"/>
+                      <a:ext cx="4808637" cy="1729890"/>
+                    </a:xfrm>
+                    <a:prstGeom prst="rect">
+                      <a:avLst/>
+                    </a:prstGeom>
+                  </pic:spPr>
+                </pic:pic>
+              </a:graphicData>
+            </a:graphic>
+          </wp:inline>
+        </w:drawing>
+      </w:r>
+    </w:p>
+    <w:p>
+      <w:pPr>
+        <w:pStyle w:val="ListParagraph"/>
+        <w:numPr>
+          <w:ilvl w:val="0"/>
+          <w:numId w:val="14"/>
+        </w:numPr>
+        <w:jc w:val="both"/>
+        <w:rPr>
+          <w:sz w:val="32"/>
+          <w:szCs w:val="32"/>
+        </w:rPr>
+      </w:pPr>
+      <w:r>
+        <w:rPr>
+          <w:sz w:val="32"/>
+          <w:szCs w:val="32"/>
+        </w:rPr>
+        <w:t xml:space="preserve">  </w:t>
+      </w:r>
+    </w:p>
+    <w:p>
+      <w:pPr>
+        <w:pStyle w:val="ListParagraph"/>
+        <w:jc w:val="both"/>
+        <w:rPr>
+          <w:sz w:val="32"/>
+          <w:szCs w:val="32"/>
+        </w:rPr>
+      </w:pPr>
+      <w:r>
+        <w:rPr>
+          <w:sz w:val="32"/>
+          <w:szCs w:val="32"/>
+        </w:rPr>
+        <w:drawing>
+          <wp:inline distT="0" distB="0" distL="0" distR="0" wp14:anchorId="355772DE" wp14:editId="76DE8BEE">
+            <wp:extent cx="4435224" cy="1074513"/>
+            <wp:effectExtent l="0" t="0" r="3810" b="0"/>
+            <wp:docPr id="30717304" name="Picture 1"/>
+            <wp:cNvGraphicFramePr>
+              <a:graphicFrameLocks xmlns:a="http://schemas.openxmlformats.org/drawingml/2006/main" noChangeAspect="1"/>
+            </wp:cNvGraphicFramePr>
+            <a:graphic xmlns:a="http://schemas.openxmlformats.org/drawingml/2006/main">
+              <a:graphicData uri="http://schemas.openxmlformats.org/drawingml/2006/picture">
+                <pic:pic xmlns:pic="http://schemas.openxmlformats.org/drawingml/2006/picture">
+                  <pic:nvPicPr>
+                    <pic:cNvPr id="30717304" name=""/>
+                    <pic:cNvPicPr/>
+                  </pic:nvPicPr>
+                  <pic:blipFill>
+                    <a:blip r:embed="rId43"/>
+                    <a:stretch>
+                      <a:fillRect/>
+                    </a:stretch>
+                  </pic:blipFill>
+                  <pic:spPr>
+                    <a:xfrm>
+                      <a:off x="0" y="0"/>
+                      <a:ext cx="4435224" cy="1074513"/>
+                    </a:xfrm>
+                    <a:prstGeom prst="rect">
+                      <a:avLst/>
+                    </a:prstGeom>
+                  </pic:spPr>
+                </pic:pic>
+              </a:graphicData>
+            </a:graphic>
+          </wp:inline>
+        </w:drawing>
+      </w:r>
+    </w:p>
+    <w:p>
+      <w:pPr>
+        <w:pStyle w:val="ListParagraph"/>
+        <w:jc w:val="both"/>
+        <w:rPr>
+          <w:sz w:val="16"/>
+          <w:szCs w:val="16"/>
+        </w:rPr>
+      </w:pPr>
+      <w:r>
+        <w:rPr>
+          <w:sz w:val="16"/>
+          <w:szCs w:val="16"/>
+        </w:rPr>
+        <w:t>Epoch 33: finished saving model to best_attention_model.keras</w:t>
+      </w:r>
+    </w:p>
+    <w:p>
+      <w:pPr>
+        <w:pStyle w:val="ListParagraph"/>
+        <w:jc w:val="both"/>
+        <w:rPr>
+          <w:sz w:val="16"/>
+          <w:szCs w:val="16"/>
+        </w:rPr>
+      </w:pPr>
+      <w:r>
+        <w:rPr>
+          <w:b/>
+          <w:bCs/>
+          <w:sz w:val="16"/>
+          <w:szCs w:val="16"/>
+        </w:rPr>
+        <w:t>826/826</w:t>
+      </w:r>
+      <w:r>
+        <w:rPr>
+          <w:sz w:val="16"/>
+          <w:szCs w:val="16"/>
+        </w:rPr>
+        <w:t xml:space="preserve"> </w:t>
+      </w:r>
+      <w:r>
+        <w:rPr>
+          <w:rFonts w:ascii="MS Gothic" w:eastAsia="MS Gothic" w:hAnsi="MS Gothic" w:cs="MS Gothic" w:hint="eastAsia"/>
+          <w:sz w:val="16"/>
+          <w:szCs w:val="16"/>
+        </w:rPr>
+        <w:t>━━━━━━━━━━━━━━━━━━━━</w:t>
+      </w:r>
+      <w:r>
+        <w:rPr>
+          <w:sz w:val="16"/>
+          <w:szCs w:val="16"/>
+        </w:rPr>
+        <w:t xml:space="preserve"> </w:t>
+      </w:r>
+      <w:r>
+        <w:rPr>
+          <w:b/>
+          <w:bCs/>
+          <w:sz w:val="16"/>
+          <w:szCs w:val="16"/>
+        </w:rPr>
+        <w:t>4s</w:t>
+      </w:r>
+      <w:r>
+        <w:rPr>
+          <w:sz w:val="16"/>
+          <w:szCs w:val="16"/>
+        </w:rPr>
+        <w:t xml:space="preserve"> 4ms/step - loss: 9.0679e-05 - val_loss: 2.4671e-06</w:t>
+      </w:r>
+    </w:p>
+    <w:p>
+      <w:pPr>
+        <w:pStyle w:val="ListParagraph"/>
+        <w:jc w:val="both"/>
+        <w:rPr>
+          <w:sz w:val="16"/>
+          <w:szCs w:val="16"/>
+        </w:rPr>
+      </w:pPr>
+      <w:r>
+        <w:rPr>
+          <w:sz w:val="16"/>
+          <w:szCs w:val="16"/>
+        </w:rPr>
+        <w:t>Epoch 34/50</w:t>
+      </w:r>
+    </w:p>
+    <w:p>
+      <w:pPr>
+        <w:pStyle w:val="ListParagraph"/>
+        <w:jc w:val="both"/>
+        <w:rPr>
+          <w:sz w:val="16"/>
+          <w:szCs w:val="16"/>
+        </w:rPr>
+      </w:pPr>
+      <w:r>
+        <w:rPr>
+          <w:b/>
+          <w:bCs/>
+          <w:sz w:val="16"/>
+          <w:szCs w:val="16"/>
+        </w:rPr>
+        <w:t>822/826</w:t>
+      </w:r>
+      <w:r>
+        <w:rPr>
+          <w:sz w:val="16"/>
+          <w:szCs w:val="16"/>
+        </w:rPr>
+        <w:t xml:space="preserve"> </w:t>
+      </w:r>
+      <w:r>
+        <w:rPr>
+          <w:rFonts w:ascii="MS Gothic" w:eastAsia="MS Gothic" w:hAnsi="MS Gothic" w:cs="MS Gothic" w:hint="eastAsia"/>
+          <w:sz w:val="16"/>
+          <w:szCs w:val="16"/>
+        </w:rPr>
+        <w:t>━━━━━━━━━━━━━━━━━━━━</w:t>
+      </w:r>
+      <w:r>
+        <w:rPr>
+          <w:sz w:val="16"/>
+          <w:szCs w:val="16"/>
+        </w:rPr>
+        <w:t xml:space="preserve"> </w:t>
+      </w:r>
+      <w:r>
+        <w:rPr>
+          <w:b/>
+          <w:bCs/>
+          <w:sz w:val="16"/>
+          <w:szCs w:val="16"/>
+        </w:rPr>
+        <w:t>0s</w:t>
+      </w:r>
+      <w:r>
+        <w:rPr>
+          <w:sz w:val="16"/>
+          <w:szCs w:val="16"/>
+        </w:rPr>
+        <w:t xml:space="preserve"> 4ms/step - loss: 1.5657e-05 </w:t>
+      </w:r>
+    </w:p>
+    <w:p>
+      <w:pPr>
+        <w:pStyle w:val="ListParagraph"/>
+        <w:jc w:val="both"/>
+        <w:rPr>
+          <w:sz w:val="16"/>
+          <w:szCs w:val="16"/>
+        </w:rPr>
+      </w:pPr>
+      <w:r>
+        <w:rPr>
+          <w:sz w:val="16"/>
+          <w:szCs w:val="16"/>
+        </w:rPr>
+        <w:t>Epoch 34: val_loss did not improve from 0.00000</w:t>
+      </w:r>
+    </w:p>
+    <w:p>
+      <w:pPr>
+        <w:pStyle w:val="ListParagraph"/>
+        <w:jc w:val="both"/>
+        <w:rPr>
+          <w:sz w:val="16"/>
+          <w:szCs w:val="16"/>
+        </w:rPr>
+      </w:pPr>
+      <w:r>
+        <w:rPr>
+          <w:b/>
+          <w:bCs/>
+          <w:sz w:val="16"/>
+          <w:szCs w:val="16"/>
+        </w:rPr>
+        <w:t>826/826</w:t>
+      </w:r>
+      <w:r>
+        <w:rPr>
+          <w:sz w:val="16"/>
+          <w:szCs w:val="16"/>
+        </w:rPr>
+        <w:t xml:space="preserve"> </w:t>
+      </w:r>
+      <w:r>
+        <w:rPr>
+          <w:rFonts w:ascii="MS Gothic" w:eastAsia="MS Gothic" w:hAnsi="MS Gothic" w:cs="MS Gothic" w:hint="eastAsia"/>
+          <w:sz w:val="16"/>
+          <w:szCs w:val="16"/>
+        </w:rPr>
+        <w:t>━━━━━━━━━━━━━━━━━━━━</w:t>
+      </w:r>
+      <w:r>
+        <w:rPr>
+          <w:sz w:val="16"/>
+          <w:szCs w:val="16"/>
+        </w:rPr>
+        <w:t xml:space="preserve"> </w:t>
+      </w:r>
+      <w:r>
+        <w:rPr>
+          <w:b/>
+          <w:bCs/>
+          <w:sz w:val="16"/>
+          <w:szCs w:val="16"/>
+        </w:rPr>
+        <w:t>5s</w:t>
+      </w:r>
+      <w:r>
+        <w:rPr>
+          <w:sz w:val="16"/>
+          <w:szCs w:val="16"/>
+        </w:rPr>
+        <w:t xml:space="preserve"> 6ms/step - loss: 7.7243e-05 - val_loss: 2.6852e-04</w:t>
+      </w:r>
+    </w:p>
+    <w:p>
+      <w:pPr>
+        <w:pStyle w:val="ListParagraph"/>
+        <w:jc w:val="both"/>
+        <w:rPr>
+          <w:sz w:val="16"/>
+          <w:szCs w:val="16"/>
+        </w:rPr>
+      </w:pPr>
+      <w:r>
+        <w:rPr>
+          <w:sz w:val="16"/>
+          <w:szCs w:val="16"/>
+        </w:rPr>
+        <w:t>Epoch 35/50</w:t>
+      </w:r>
+    </w:p>
+    <w:p>
+      <w:pPr>
+        <w:pStyle w:val="ListParagraph"/>
+        <w:jc w:val="both"/>
+        <w:rPr>
+          <w:sz w:val="16"/>
+          <w:szCs w:val="16"/>
+        </w:rPr>
+      </w:pPr>
+      <w:r>
+        <w:rPr>
+          <w:b/>
+          <w:bCs/>
+          <w:sz w:val="16"/>
+          <w:szCs w:val="16"/>
+        </w:rPr>
+        <w:t>825/826</w:t>
+      </w:r>
+      <w:r>
+        <w:rPr>
+          <w:sz w:val="16"/>
+          <w:szCs w:val="16"/>
+        </w:rPr>
+        <w:t xml:space="preserve"> </w:t>
+      </w:r>
+      <w:r>
+        <w:rPr>
+          <w:rFonts w:ascii="MS Gothic" w:eastAsia="MS Gothic" w:hAnsi="MS Gothic" w:cs="MS Gothic" w:hint="eastAsia"/>
+          <w:sz w:val="16"/>
+          <w:szCs w:val="16"/>
+        </w:rPr>
+        <w:t>━━━━━━━━━━━━━━━━━━━━</w:t>
+      </w:r>
+      <w:r>
+        <w:rPr>
+          <w:sz w:val="16"/>
+          <w:szCs w:val="16"/>
+        </w:rPr>
+        <w:t xml:space="preserve"> </w:t>
+      </w:r>
+      <w:r>
+        <w:rPr>
+          <w:b/>
+          <w:bCs/>
+          <w:sz w:val="16"/>
+          <w:szCs w:val="16"/>
+        </w:rPr>
+        <w:t>0s</w:t>
+      </w:r>
+      <w:r>
+        <w:rPr>
+          <w:sz w:val="16"/>
+          <w:szCs w:val="16"/>
+        </w:rPr>
+        <w:t xml:space="preserve"> 5ms/step - loss: 1.5266e-04</w:t>
+      </w:r>
+    </w:p>
+    <w:p>
+      <w:pPr>
+        <w:pStyle w:val="ListParagraph"/>
+        <w:jc w:val="both"/>
+        <w:rPr>
+          <w:sz w:val="16"/>
+          <w:szCs w:val="16"/>
+        </w:rPr>
+      </w:pPr>
+      <w:r>
+        <w:rPr>
+          <w:sz w:val="16"/>
+          <w:szCs w:val="16"/>
+        </w:rPr>
+        <w:t>Epoch 35: val_loss did not improve from 0.00000</w:t>
+      </w:r>
+    </w:p>
+    <w:p>
+      <w:pPr>
+        <w:pStyle w:val="ListParagraph"/>
+        <w:jc w:val="both"/>
+        <w:rPr>
+          <w:sz w:val="16"/>
+          <w:szCs w:val="16"/>
+        </w:rPr>
+      </w:pPr>
+      <w:r>
+        <w:rPr>
+          <w:b/>
+          <w:bCs/>
+          <w:sz w:val="16"/>
+          <w:szCs w:val="16"/>
+        </w:rPr>
+        <w:t>826/826</w:t>
+      </w:r>
+      <w:r>
+        <w:rPr>
+          <w:sz w:val="16"/>
+          <w:szCs w:val="16"/>
+        </w:rPr>
+        <w:t xml:space="preserve"> </w:t>
+      </w:r>
+      <w:r>
+        <w:rPr>
+          <w:rFonts w:ascii="MS Gothic" w:eastAsia="MS Gothic" w:hAnsi="MS Gothic" w:cs="MS Gothic" w:hint="eastAsia"/>
+          <w:sz w:val="16"/>
+          <w:szCs w:val="16"/>
+        </w:rPr>
+        <w:t>━━━━━━━━━━━━━━━━━━━━</w:t>
+      </w:r>
+      <w:r>
+        <w:rPr>
+          <w:sz w:val="16"/>
+          <w:szCs w:val="16"/>
+        </w:rPr>
+        <w:t xml:space="preserve"> </w:t>
+      </w:r>
+      <w:r>
+        <w:rPr>
+          <w:b/>
+          <w:bCs/>
+          <w:sz w:val="16"/>
+          <w:szCs w:val="16"/>
+        </w:rPr>
+        <w:t>7s</w:t>
+      </w:r>
+      <w:r>
+        <w:rPr>
+          <w:sz w:val="16"/>
+          <w:szCs w:val="16"/>
+        </w:rPr>
+        <w:t xml:space="preserve"> 8ms/step - loss: 7.7720e-05 - val_loss: 5.2890e-05</w:t>
+      </w:r>
+    </w:p>
+    <w:p>
+      <w:pPr>
+        <w:pStyle w:val="ListParagraph"/>
+        <w:jc w:val="both"/>
+        <w:rPr>
+          <w:sz w:val="16"/>
+          <w:szCs w:val="16"/>
+        </w:rPr>
+      </w:pPr>
+      <w:r>
+        <w:rPr>
+          <w:sz w:val="16"/>
+          <w:szCs w:val="16"/>
+        </w:rPr>
+        <w:t>Epoch 36/50</w:t>
+      </w:r>
+    </w:p>
+    <w:p>
+      <w:pPr>
+        <w:pStyle w:val="ListParagraph"/>
+        <w:jc w:val="both"/>
+        <w:rPr>
+          <w:sz w:val="16"/>
+          <w:szCs w:val="16"/>
+        </w:rPr>
+      </w:pPr>
+      <w:r>
+        <w:rPr>
+          <w:b/>
+          <w:bCs/>
+          <w:sz w:val="16"/>
+          <w:szCs w:val="16"/>
+        </w:rPr>
+        <w:t>825/826</w:t>
+      </w:r>
+      <w:r>
+        <w:rPr>
+          <w:sz w:val="16"/>
+          <w:szCs w:val="16"/>
+        </w:rPr>
+        <w:t xml:space="preserve"> </w:t>
+      </w:r>
+      <w:r>
+        <w:rPr>
+          <w:rFonts w:ascii="MS Gothic" w:eastAsia="MS Gothic" w:hAnsi="MS Gothic" w:cs="MS Gothic" w:hint="eastAsia"/>
+          <w:sz w:val="16"/>
+          <w:szCs w:val="16"/>
+        </w:rPr>
+        <w:t>━━━━━━━━━━━━━━━━━━━━</w:t>
+      </w:r>
+      <w:r>
+        <w:rPr>
+          <w:sz w:val="16"/>
+          <w:szCs w:val="16"/>
+        </w:rPr>
+        <w:t xml:space="preserve"> </w:t>
+      </w:r>
+      <w:r>
+        <w:rPr>
+          <w:b/>
+          <w:bCs/>
+          <w:sz w:val="16"/>
+          <w:szCs w:val="16"/>
+        </w:rPr>
+        <w:t>0s</w:t>
+      </w:r>
+      <w:r>
+        <w:rPr>
+          <w:sz w:val="16"/>
+          <w:szCs w:val="16"/>
+        </w:rPr>
+        <w:t xml:space="preserve"> 4ms/step - loss: 4.6893e-05 </w:t>
+      </w:r>
+    </w:p>
+    <w:p>
+      <w:pPr>
+        <w:pStyle w:val="ListParagraph"/>
+        <w:jc w:val="both"/>
+        <w:rPr>
+          <w:sz w:val="16"/>
+          <w:szCs w:val="16"/>
+        </w:rPr>
+      </w:pPr>
+      <w:r>
+        <w:rPr>
+          <w:sz w:val="16"/>
+          <w:szCs w:val="16"/>
+        </w:rPr>
+        <w:t>Epoch 36: val_loss did not improve from 0.00000</w:t>
+      </w:r>
+    </w:p>
+    <w:p>
+      <w:pPr>
+        <w:pStyle w:val="ListParagraph"/>
+        <w:jc w:val="both"/>
+        <w:rPr>
+          <w:sz w:val="16"/>
+          <w:szCs w:val="16"/>
+        </w:rPr>
+      </w:pPr>
+      <w:r>
+        <w:rPr>
+          <w:b/>
+          <w:bCs/>
+          <w:sz w:val="16"/>
+          <w:szCs w:val="16"/>
+        </w:rPr>
+        <w:t>826/826</w:t>
+      </w:r>
+      <w:r>
+        <w:rPr>
+          <w:sz w:val="16"/>
+          <w:szCs w:val="16"/>
+        </w:rPr>
+        <w:t xml:space="preserve"> </w:t>
+      </w:r>
+      <w:r>
+        <w:rPr>
+          <w:rFonts w:ascii="MS Gothic" w:eastAsia="MS Gothic" w:hAnsi="MS Gothic" w:cs="MS Gothic" w:hint="eastAsia"/>
+          <w:sz w:val="16"/>
+          <w:szCs w:val="16"/>
+        </w:rPr>
+        <w:t>━━━━━━━━━━━━━━━━━━━━</w:t>
+      </w:r>
+      <w:r>
+        <w:rPr>
+          <w:sz w:val="16"/>
+          <w:szCs w:val="16"/>
+        </w:rPr>
+        <w:t xml:space="preserve"> </w:t>
+      </w:r>
+      <w:r>
+        <w:rPr>
+          <w:b/>
+          <w:bCs/>
+          <w:sz w:val="16"/>
+          <w:szCs w:val="16"/>
+        </w:rPr>
+        <w:t>8s</w:t>
+      </w:r>
+      <w:r>
+        <w:rPr>
+          <w:sz w:val="16"/>
+          <w:szCs w:val="16"/>
+        </w:rPr>
+        <w:t xml:space="preserve"> 6ms/step - loss: 7.2064e-05 - val_loss: 7.8327e-06</w:t>
+      </w:r>
+    </w:p>
+    <w:p>
+      <w:pPr>
+        <w:pStyle w:val="ListParagraph"/>
+        <w:jc w:val="both"/>
+        <w:rPr>
+          <w:sz w:val="16"/>
+          <w:szCs w:val="16"/>
+        </w:rPr>
+      </w:pPr>
+      <w:r>
+        <w:rPr>
+          <w:sz w:val="16"/>
+          <w:szCs w:val="16"/>
+        </w:rPr>
+        <w:t>Epoch 37/50</w:t>
+      </w:r>
+    </w:p>
+    <w:p>
+      <w:pPr>
+        <w:pStyle w:val="ListParagraph"/>
+        <w:jc w:val="both"/>
+        <w:rPr>
+          <w:sz w:val="16"/>
+          <w:szCs w:val="16"/>
+        </w:rPr>
+      </w:pPr>
+      <w:r>
+        <w:rPr>
+          <w:b/>
+          <w:bCs/>
+          <w:sz w:val="16"/>
+          <w:szCs w:val="16"/>
+        </w:rPr>
+        <w:lastRenderedPageBreak/>
+        <w:t>825/826</w:t>
+      </w:r>
+      <w:r>
+        <w:rPr>
+          <w:sz w:val="16"/>
+          <w:szCs w:val="16"/>
+        </w:rPr>
+        <w:t xml:space="preserve"> </w:t>
+      </w:r>
+      <w:r>
+        <w:rPr>
+          <w:rFonts w:ascii="MS Gothic" w:eastAsia="MS Gothic" w:hAnsi="MS Gothic" w:cs="MS Gothic" w:hint="eastAsia"/>
+          <w:sz w:val="16"/>
+          <w:szCs w:val="16"/>
+        </w:rPr>
+        <w:t>━━━━━━━━━━━━━━━━━━━━</w:t>
+      </w:r>
+      <w:r>
+        <w:rPr>
+          <w:sz w:val="16"/>
+          <w:szCs w:val="16"/>
+        </w:rPr>
+        <w:t xml:space="preserve"> </w:t>
+      </w:r>
+      <w:r>
+        <w:rPr>
+          <w:b/>
+          <w:bCs/>
+          <w:sz w:val="16"/>
+          <w:szCs w:val="16"/>
+        </w:rPr>
+        <w:t>0s</w:t>
+      </w:r>
+      <w:r>
+        <w:rPr>
+          <w:sz w:val="16"/>
+          <w:szCs w:val="16"/>
+        </w:rPr>
+        <w:t xml:space="preserve"> 4ms/step - loss: 1.1925e-04</w:t>
+      </w:r>
+    </w:p>
+    <w:p>
+      <w:pPr>
+        <w:pStyle w:val="ListParagraph"/>
+        <w:jc w:val="both"/>
+        <w:rPr>
+          <w:sz w:val="16"/>
+          <w:szCs w:val="16"/>
+        </w:rPr>
+      </w:pPr>
+      <w:r>
+        <w:rPr>
+          <w:sz w:val="16"/>
+          <w:szCs w:val="16"/>
+        </w:rPr>
+        <w:t>Epoch 37: val_loss did not improve from 0.00000</w:t>
+      </w:r>
+    </w:p>
+    <w:p>
+      <w:pPr>
+        <w:pStyle w:val="ListParagraph"/>
+        <w:jc w:val="both"/>
+        <w:rPr>
+          <w:sz w:val="16"/>
+          <w:szCs w:val="16"/>
+        </w:rPr>
+      </w:pPr>
+      <w:r>
+        <w:rPr>
+          <w:b/>
+          <w:bCs/>
+          <w:sz w:val="16"/>
+          <w:szCs w:val="16"/>
+        </w:rPr>
+        <w:t>826/826</w:t>
+      </w:r>
+      <w:r>
+        <w:rPr>
+          <w:sz w:val="16"/>
+          <w:szCs w:val="16"/>
+        </w:rPr>
+        <w:t xml:space="preserve"> </w:t>
+      </w:r>
+      <w:r>
+        <w:rPr>
+          <w:rFonts w:ascii="MS Gothic" w:eastAsia="MS Gothic" w:hAnsi="MS Gothic" w:cs="MS Gothic" w:hint="eastAsia"/>
+          <w:sz w:val="16"/>
+          <w:szCs w:val="16"/>
+        </w:rPr>
+        <w:t>━━━━━━━━━━━━━━━━━━━━</w:t>
+      </w:r>
+      <w:r>
+        <w:rPr>
+          <w:sz w:val="16"/>
+          <w:szCs w:val="16"/>
+        </w:rPr>
+        <w:t xml:space="preserve"> </w:t>
+      </w:r>
+      <w:r>
+        <w:rPr>
+          <w:b/>
+          <w:bCs/>
+          <w:sz w:val="16"/>
+          <w:szCs w:val="16"/>
+        </w:rPr>
+        <w:t>5s</w:t>
+      </w:r>
+      <w:r>
+        <w:rPr>
+          <w:sz w:val="16"/>
+          <w:szCs w:val="16"/>
+        </w:rPr>
+        <w:t xml:space="preserve"> 5ms/step - loss: 7.1504e-05 - val_loss: 6.5865e-06</w:t>
+      </w:r>
+    </w:p>
+    <w:p>
+      <w:pPr>
+        <w:pStyle w:val="ListParagraph"/>
+        <w:jc w:val="both"/>
+        <w:rPr>
+          <w:sz w:val="16"/>
+          <w:szCs w:val="16"/>
+        </w:rPr>
+      </w:pPr>
+      <w:r>
+        <w:rPr>
+          <w:sz w:val="16"/>
+          <w:szCs w:val="16"/>
+        </w:rPr>
+        <w:t>Epoch 38/50</w:t>
+      </w:r>
+    </w:p>
+    <w:p>
+      <w:pPr>
+        <w:pStyle w:val="ListParagraph"/>
+        <w:jc w:val="both"/>
+        <w:rPr>
+          <w:sz w:val="16"/>
+          <w:szCs w:val="16"/>
+        </w:rPr>
+      </w:pPr>
+      <w:r>
+        <w:rPr>
+          <w:b/>
+          <w:bCs/>
+          <w:sz w:val="16"/>
+          <w:szCs w:val="16"/>
+        </w:rPr>
+        <w:t>817/826</w:t>
+      </w:r>
+      <w:r>
+        <w:rPr>
+          <w:sz w:val="16"/>
+          <w:szCs w:val="16"/>
+        </w:rPr>
+        <w:t xml:space="preserve"> </w:t>
+      </w:r>
+      <w:r>
+        <w:rPr>
+          <w:rFonts w:ascii="MS Gothic" w:eastAsia="MS Gothic" w:hAnsi="MS Gothic" w:cs="MS Gothic" w:hint="eastAsia"/>
+          <w:sz w:val="16"/>
+          <w:szCs w:val="16"/>
+        </w:rPr>
+        <w:t>━━━━━━━━━━━━━━━━━━━━</w:t>
+      </w:r>
+      <w:r>
+        <w:rPr>
+          <w:sz w:val="16"/>
+          <w:szCs w:val="16"/>
+        </w:rPr>
+        <w:t xml:space="preserve"> </w:t>
+      </w:r>
+      <w:r>
+        <w:rPr>
+          <w:b/>
+          <w:bCs/>
+          <w:sz w:val="16"/>
+          <w:szCs w:val="16"/>
+        </w:rPr>
+        <w:t>0s</w:t>
+      </w:r>
+      <w:r>
+        <w:rPr>
+          <w:sz w:val="16"/>
+          <w:szCs w:val="16"/>
+        </w:rPr>
+        <w:t xml:space="preserve"> 4ms/step - loss: 7.5749e-06</w:t>
+      </w:r>
+    </w:p>
+    <w:p>
+      <w:pPr>
+        <w:pStyle w:val="ListParagraph"/>
+        <w:jc w:val="both"/>
+        <w:rPr>
+          <w:sz w:val="16"/>
+          <w:szCs w:val="16"/>
+        </w:rPr>
+      </w:pPr>
+      <w:r>
+        <w:rPr>
+          <w:sz w:val="16"/>
+          <w:szCs w:val="16"/>
+        </w:rPr>
+        <w:t>Epoch 38: val_loss did not improve from 0.00000</w:t>
+      </w:r>
+    </w:p>
+    <w:p>
+      <w:pPr>
+        <w:pStyle w:val="ListParagraph"/>
+        <w:jc w:val="both"/>
+        <w:rPr>
+          <w:sz w:val="16"/>
+          <w:szCs w:val="16"/>
+        </w:rPr>
+      </w:pPr>
+      <w:r>
+        <w:rPr>
+          <w:b/>
+          <w:bCs/>
+          <w:sz w:val="16"/>
+          <w:szCs w:val="16"/>
+        </w:rPr>
+        <w:t>826/826</w:t>
+      </w:r>
+      <w:r>
+        <w:rPr>
+          <w:sz w:val="16"/>
+          <w:szCs w:val="16"/>
+        </w:rPr>
+        <w:t xml:space="preserve"> </w:t>
+      </w:r>
+      <w:r>
+        <w:rPr>
+          <w:rFonts w:ascii="MS Gothic" w:eastAsia="MS Gothic" w:hAnsi="MS Gothic" w:cs="MS Gothic" w:hint="eastAsia"/>
+          <w:sz w:val="16"/>
+          <w:szCs w:val="16"/>
+        </w:rPr>
+        <w:t>━━━━━━━━━━━━━━━━━━━━</w:t>
+      </w:r>
+      <w:r>
+        <w:rPr>
+          <w:sz w:val="16"/>
+          <w:szCs w:val="16"/>
+        </w:rPr>
+        <w:t xml:space="preserve"> </w:t>
+      </w:r>
+      <w:r>
+        <w:rPr>
+          <w:b/>
+          <w:bCs/>
+          <w:sz w:val="16"/>
+          <w:szCs w:val="16"/>
+        </w:rPr>
+        <w:t>4s</w:t>
+      </w:r>
+      <w:r>
+        <w:rPr>
+          <w:sz w:val="16"/>
+          <w:szCs w:val="16"/>
+        </w:rPr>
+        <w:t xml:space="preserve"> 5ms/step - loss: 7.1102e-05 - val_loss: 4.8998e-05</w:t>
+      </w:r>
+    </w:p>
+    <w:p>
+      <w:pPr>
+        <w:pStyle w:val="ListParagraph"/>
+        <w:jc w:val="both"/>
+        <w:rPr>
+          <w:sz w:val="16"/>
+          <w:szCs w:val="16"/>
+        </w:rPr>
+      </w:pPr>
+      <w:r>
+        <w:rPr>
+          <w:sz w:val="16"/>
+          <w:szCs w:val="16"/>
+        </w:rPr>
+        <w:t>Epoch 39/50</w:t>
+      </w:r>
+    </w:p>
+    <w:p>
+      <w:pPr>
+        <w:pStyle w:val="ListParagraph"/>
+        <w:jc w:val="both"/>
+        <w:rPr>
+          <w:sz w:val="16"/>
+          <w:szCs w:val="16"/>
+        </w:rPr>
+      </w:pPr>
+      <w:r>
+        <w:rPr>
+          <w:b/>
+          <w:bCs/>
+          <w:sz w:val="16"/>
+          <w:szCs w:val="16"/>
+        </w:rPr>
+        <w:t>824/826</w:t>
+      </w:r>
+      <w:r>
+        <w:rPr>
+          <w:sz w:val="16"/>
+          <w:szCs w:val="16"/>
+        </w:rPr>
+        <w:t xml:space="preserve"> </w:t>
+      </w:r>
+      <w:r>
+        <w:rPr>
+          <w:rFonts w:ascii="MS Gothic" w:eastAsia="MS Gothic" w:hAnsi="MS Gothic" w:cs="MS Gothic" w:hint="eastAsia"/>
+          <w:sz w:val="16"/>
+          <w:szCs w:val="16"/>
+        </w:rPr>
+        <w:t>━━━━━━━━━━━━━━━━━━━━</w:t>
+      </w:r>
+      <w:r>
+        <w:rPr>
+          <w:sz w:val="16"/>
+          <w:szCs w:val="16"/>
+        </w:rPr>
+        <w:t xml:space="preserve"> </w:t>
+      </w:r>
+      <w:r>
+        <w:rPr>
+          <w:b/>
+          <w:bCs/>
+          <w:sz w:val="16"/>
+          <w:szCs w:val="16"/>
+        </w:rPr>
+        <w:t>0s</w:t>
+      </w:r>
+      <w:r>
+        <w:rPr>
+          <w:sz w:val="16"/>
+          <w:szCs w:val="16"/>
+        </w:rPr>
+        <w:t xml:space="preserve"> 4ms/step - loss: 7.0393e-05</w:t>
+      </w:r>
+    </w:p>
+    <w:p>
+      <w:pPr>
+        <w:pStyle w:val="ListParagraph"/>
+        <w:jc w:val="both"/>
+        <w:rPr>
+          <w:sz w:val="16"/>
+          <w:szCs w:val="16"/>
+        </w:rPr>
+      </w:pPr>
+      <w:r>
+        <w:rPr>
+          <w:sz w:val="16"/>
+          <w:szCs w:val="16"/>
+        </w:rPr>
+        <w:t>Epoch 39: val_loss did not improve from 0.00000</w:t>
+      </w:r>
+    </w:p>
+    <w:p>
+      <w:pPr>
+        <w:pStyle w:val="ListParagraph"/>
+        <w:jc w:val="both"/>
+        <w:rPr>
+          <w:sz w:val="16"/>
+          <w:szCs w:val="16"/>
+        </w:rPr>
+      </w:pPr>
+      <w:r>
+        <w:rPr>
+          <w:b/>
+          <w:bCs/>
+          <w:sz w:val="16"/>
+          <w:szCs w:val="16"/>
+        </w:rPr>
+        <w:t>826/826</w:t>
+      </w:r>
+      <w:r>
+        <w:rPr>
+          <w:sz w:val="16"/>
+          <w:szCs w:val="16"/>
+        </w:rPr>
+        <w:t xml:space="preserve"> </w:t>
+      </w:r>
+      <w:r>
+        <w:rPr>
+          <w:rFonts w:ascii="MS Gothic" w:eastAsia="MS Gothic" w:hAnsi="MS Gothic" w:cs="MS Gothic" w:hint="eastAsia"/>
+          <w:sz w:val="16"/>
+          <w:szCs w:val="16"/>
+        </w:rPr>
+        <w:t>━━━━━━━━━━━━━━━━━━━━</w:t>
+      </w:r>
+      <w:r>
+        <w:rPr>
+          <w:sz w:val="16"/>
+          <w:szCs w:val="16"/>
+        </w:rPr>
+        <w:t xml:space="preserve"> </w:t>
+      </w:r>
+      <w:r>
+        <w:rPr>
+          <w:b/>
+          <w:bCs/>
+          <w:sz w:val="16"/>
+          <w:szCs w:val="16"/>
+        </w:rPr>
+        <w:t>4s</w:t>
+      </w:r>
+      <w:r>
+        <w:rPr>
+          <w:sz w:val="16"/>
+          <w:szCs w:val="16"/>
+        </w:rPr>
+        <w:t xml:space="preserve"> 5ms/step - loss: 7.4382e-05 - val_loss: 2.5153e-05</w:t>
+      </w:r>
+    </w:p>
+    <w:p>
+      <w:pPr>
+        <w:pStyle w:val="ListParagraph"/>
+        <w:jc w:val="both"/>
+        <w:rPr>
+          <w:sz w:val="16"/>
+          <w:szCs w:val="16"/>
+        </w:rPr>
+      </w:pPr>
+      <w:r>
+        <w:rPr>
+          <w:sz w:val="16"/>
+          <w:szCs w:val="16"/>
+        </w:rPr>
+        <w:t>Epoch 40/50</w:t>
+      </w:r>
+    </w:p>
+    <w:p>
+      <w:pPr>
+        <w:pStyle w:val="ListParagraph"/>
+        <w:jc w:val="both"/>
+        <w:rPr>
+          <w:sz w:val="16"/>
+          <w:szCs w:val="16"/>
+        </w:rPr>
+      </w:pPr>
+      <w:r>
+        <w:rPr>
+          <w:b/>
+          <w:bCs/>
+          <w:sz w:val="16"/>
+          <w:szCs w:val="16"/>
+        </w:rPr>
+        <w:t>820/826</w:t>
+      </w:r>
+      <w:r>
+        <w:rPr>
+          <w:sz w:val="16"/>
+          <w:szCs w:val="16"/>
+        </w:rPr>
+        <w:t xml:space="preserve"> </w:t>
+      </w:r>
+      <w:r>
+        <w:rPr>
+          <w:rFonts w:ascii="MS Gothic" w:eastAsia="MS Gothic" w:hAnsi="MS Gothic" w:cs="MS Gothic" w:hint="eastAsia"/>
+          <w:sz w:val="16"/>
+          <w:szCs w:val="16"/>
+        </w:rPr>
+        <w:t>━━━━━━━━━━━━━━━━━━━━</w:t>
+      </w:r>
+      <w:r>
+        <w:rPr>
+          <w:sz w:val="16"/>
+          <w:szCs w:val="16"/>
+        </w:rPr>
+        <w:t xml:space="preserve"> </w:t>
+      </w:r>
+      <w:r>
+        <w:rPr>
+          <w:b/>
+          <w:bCs/>
+          <w:sz w:val="16"/>
+          <w:szCs w:val="16"/>
+        </w:rPr>
+        <w:t>0s</w:t>
+      </w:r>
+      <w:r>
+        <w:rPr>
+          <w:sz w:val="16"/>
+          <w:szCs w:val="16"/>
+        </w:rPr>
+        <w:t xml:space="preserve"> 4ms/step - loss: 4.3435e-05</w:t>
+      </w:r>
+    </w:p>
+    <w:p>
+      <w:pPr>
+        <w:pStyle w:val="ListParagraph"/>
+        <w:jc w:val="both"/>
+        <w:rPr>
+          <w:sz w:val="16"/>
+          <w:szCs w:val="16"/>
+        </w:rPr>
+      </w:pPr>
+      <w:r>
+        <w:rPr>
+          <w:sz w:val="16"/>
+          <w:szCs w:val="16"/>
+        </w:rPr>
+        <w:t>Epoch 40: val_loss did not improve from 0.00000</w:t>
+      </w:r>
+    </w:p>
+    <w:p>
+      <w:pPr>
+        <w:pStyle w:val="ListParagraph"/>
+        <w:jc w:val="both"/>
+        <w:rPr>
+          <w:sz w:val="16"/>
+          <w:szCs w:val="16"/>
+        </w:rPr>
+      </w:pPr>
+      <w:r>
+        <w:rPr>
+          <w:b/>
+          <w:bCs/>
+          <w:sz w:val="16"/>
+          <w:szCs w:val="16"/>
+        </w:rPr>
+        <w:t>826/826</w:t>
+      </w:r>
+      <w:r>
+        <w:rPr>
+          <w:sz w:val="16"/>
+          <w:szCs w:val="16"/>
+        </w:rPr>
+        <w:t xml:space="preserve"> </w:t>
+      </w:r>
+      <w:r>
+        <w:rPr>
+          <w:rFonts w:ascii="MS Gothic" w:eastAsia="MS Gothic" w:hAnsi="MS Gothic" w:cs="MS Gothic" w:hint="eastAsia"/>
+          <w:sz w:val="16"/>
+          <w:szCs w:val="16"/>
+        </w:rPr>
+        <w:t>━━━━━━━━━━━━━━━━━━━━</w:t>
+      </w:r>
+      <w:r>
+        <w:rPr>
+          <w:sz w:val="16"/>
+          <w:szCs w:val="16"/>
+        </w:rPr>
+        <w:t xml:space="preserve"> </w:t>
+      </w:r>
+      <w:r>
+        <w:rPr>
+          <w:b/>
+          <w:bCs/>
+          <w:sz w:val="16"/>
+          <w:szCs w:val="16"/>
+        </w:rPr>
+        <w:t>5s</w:t>
+      </w:r>
+      <w:r>
+        <w:rPr>
+          <w:sz w:val="16"/>
+          <w:szCs w:val="16"/>
+        </w:rPr>
+        <w:t xml:space="preserve"> 6ms/step - loss: 6.7236e-05 - val_loss: 1.1386e-05</w:t>
+      </w:r>
+    </w:p>
+    <w:p>
+      <w:pPr>
+        <w:pStyle w:val="ListParagraph"/>
+        <w:jc w:val="both"/>
+        <w:rPr>
+          <w:sz w:val="16"/>
+          <w:szCs w:val="16"/>
+        </w:rPr>
+      </w:pPr>
+      <w:r>
+        <w:rPr>
+          <w:sz w:val="16"/>
+          <w:szCs w:val="16"/>
+        </w:rPr>
+        <w:t>Epoch 41/50</w:t>
+      </w:r>
+    </w:p>
+    <w:p>
+      <w:pPr>
+        <w:pStyle w:val="ListParagraph"/>
+        <w:jc w:val="both"/>
+        <w:rPr>
+          <w:sz w:val="16"/>
+          <w:szCs w:val="16"/>
+        </w:rPr>
+      </w:pPr>
+      <w:r>
+        <w:rPr>
+          <w:b/>
+          <w:bCs/>
+          <w:sz w:val="16"/>
+          <w:szCs w:val="16"/>
+        </w:rPr>
+        <w:t>816/826</w:t>
+      </w:r>
+      <w:r>
+        <w:rPr>
+          <w:sz w:val="16"/>
+          <w:szCs w:val="16"/>
+        </w:rPr>
+        <w:t xml:space="preserve"> </w:t>
+      </w:r>
+      <w:r>
+        <w:rPr>
+          <w:rFonts w:ascii="MS Gothic" w:eastAsia="MS Gothic" w:hAnsi="MS Gothic" w:cs="MS Gothic" w:hint="eastAsia"/>
+          <w:sz w:val="16"/>
+          <w:szCs w:val="16"/>
+        </w:rPr>
+        <w:t>━━━━━━━━━━━━━━━━━━━━</w:t>
+      </w:r>
+      <w:r>
+        <w:rPr>
+          <w:sz w:val="16"/>
+          <w:szCs w:val="16"/>
+        </w:rPr>
+        <w:t xml:space="preserve"> </w:t>
+      </w:r>
+      <w:r>
+        <w:rPr>
+          <w:b/>
+          <w:bCs/>
+          <w:sz w:val="16"/>
+          <w:szCs w:val="16"/>
+        </w:rPr>
+        <w:t>0s</w:t>
+      </w:r>
+      <w:r>
+        <w:rPr>
+          <w:sz w:val="16"/>
+          <w:szCs w:val="16"/>
+        </w:rPr>
+        <w:t xml:space="preserve"> 4ms/step - loss: 3.8544e-05</w:t>
+      </w:r>
+    </w:p>
+    <w:p>
+      <w:pPr>
+        <w:pStyle w:val="ListParagraph"/>
+        <w:jc w:val="both"/>
+        <w:rPr>
+          <w:sz w:val="16"/>
+          <w:szCs w:val="16"/>
+        </w:rPr>
+      </w:pPr>
+      <w:r>
+        <w:rPr>
+          <w:sz w:val="16"/>
+          <w:szCs w:val="16"/>
+        </w:rPr>
+        <w:t>Epoch 41: val_loss did not improve from 0.00000</w:t>
+      </w:r>
+    </w:p>
+    <w:p>
+      <w:pPr>
+        <w:pStyle w:val="ListParagraph"/>
+        <w:jc w:val="both"/>
+        <w:rPr>
+          <w:sz w:val="16"/>
+          <w:szCs w:val="16"/>
+        </w:rPr>
+      </w:pPr>
+      <w:r>
+        <w:rPr>
+          <w:b/>
+          <w:bCs/>
+          <w:sz w:val="16"/>
+          <w:szCs w:val="16"/>
+        </w:rPr>
+        <w:t>826/826</w:t>
+      </w:r>
+      <w:r>
+        <w:rPr>
+          <w:sz w:val="16"/>
+          <w:szCs w:val="16"/>
+        </w:rPr>
+        <w:t xml:space="preserve"> </w:t>
+      </w:r>
+      <w:r>
+        <w:rPr>
+          <w:rFonts w:ascii="MS Gothic" w:eastAsia="MS Gothic" w:hAnsi="MS Gothic" w:cs="MS Gothic" w:hint="eastAsia"/>
+          <w:sz w:val="16"/>
+          <w:szCs w:val="16"/>
+        </w:rPr>
+        <w:t>━━━━━━━━━━━━━━━━━━━━</w:t>
+      </w:r>
+      <w:r>
+        <w:rPr>
+          <w:sz w:val="16"/>
+          <w:szCs w:val="16"/>
+        </w:rPr>
+        <w:t xml:space="preserve"> </w:t>
+      </w:r>
+      <w:r>
+        <w:rPr>
+          <w:b/>
+          <w:bCs/>
+          <w:sz w:val="16"/>
+          <w:szCs w:val="16"/>
+        </w:rPr>
+        <w:t>5s</w:t>
+      </w:r>
+      <w:r>
+        <w:rPr>
+          <w:sz w:val="16"/>
+          <w:szCs w:val="16"/>
+        </w:rPr>
+        <w:t xml:space="preserve"> 5ms/step - loss: 5.5775e-05 - val_loss: 1.6387e-05</w:t>
+      </w:r>
+    </w:p>
+    <w:p>
+      <w:pPr>
+        <w:pStyle w:val="ListParagraph"/>
+        <w:jc w:val="both"/>
+        <w:rPr>
+          <w:sz w:val="16"/>
+          <w:szCs w:val="16"/>
+        </w:rPr>
+      </w:pPr>
+      <w:r>
+        <w:rPr>
+          <w:sz w:val="16"/>
+          <w:szCs w:val="16"/>
+        </w:rPr>
+        <w:t>Epoch 42/50</w:t>
+      </w:r>
+    </w:p>
+    <w:p>
+      <w:pPr>
+        <w:pStyle w:val="ListParagraph"/>
+        <w:jc w:val="both"/>
+        <w:rPr>
+          <w:sz w:val="16"/>
+          <w:szCs w:val="16"/>
+        </w:rPr>
+      </w:pPr>
+      <w:r>
+        <w:rPr>
+          <w:b/>
+          <w:bCs/>
+          <w:sz w:val="16"/>
+          <w:szCs w:val="16"/>
+        </w:rPr>
+        <w:t>824/826</w:t>
+      </w:r>
+      <w:r>
+        <w:rPr>
+          <w:sz w:val="16"/>
+          <w:szCs w:val="16"/>
+        </w:rPr>
+        <w:t xml:space="preserve"> </w:t>
+      </w:r>
+      <w:r>
+        <w:rPr>
+          <w:rFonts w:ascii="MS Gothic" w:eastAsia="MS Gothic" w:hAnsi="MS Gothic" w:cs="MS Gothic" w:hint="eastAsia"/>
+          <w:sz w:val="16"/>
+          <w:szCs w:val="16"/>
+        </w:rPr>
+        <w:t>━━━━━━━━━━━━━━━━━━━━</w:t>
+      </w:r>
+      <w:r>
+        <w:rPr>
+          <w:sz w:val="16"/>
+          <w:szCs w:val="16"/>
+        </w:rPr>
+        <w:t xml:space="preserve"> </w:t>
+      </w:r>
+      <w:r>
+        <w:rPr>
+          <w:b/>
+          <w:bCs/>
+          <w:sz w:val="16"/>
+          <w:szCs w:val="16"/>
+        </w:rPr>
+        <w:t>0s</w:t>
+      </w:r>
+      <w:r>
+        <w:rPr>
+          <w:sz w:val="16"/>
+          <w:szCs w:val="16"/>
+        </w:rPr>
+        <w:t xml:space="preserve"> 4ms/step - loss: 3.5457e-05</w:t>
+      </w:r>
+    </w:p>
+    <w:p>
+      <w:pPr>
+        <w:pStyle w:val="ListParagraph"/>
+        <w:jc w:val="both"/>
+        <w:rPr>
+          <w:sz w:val="16"/>
+          <w:szCs w:val="16"/>
+        </w:rPr>
+      </w:pPr>
+      <w:r>
+        <w:rPr>
+          <w:sz w:val="16"/>
+          <w:szCs w:val="16"/>
+        </w:rPr>
+        <w:t>Epoch 42: val_loss did not improve from 0.00000</w:t>
+      </w:r>
+    </w:p>
+    <w:p>
+      <w:pPr>
+        <w:pStyle w:val="ListParagraph"/>
+        <w:jc w:val="both"/>
+        <w:rPr>
+          <w:sz w:val="16"/>
+          <w:szCs w:val="16"/>
+        </w:rPr>
+      </w:pPr>
+      <w:r>
+        <w:rPr>
+          <w:b/>
+          <w:bCs/>
+          <w:sz w:val="16"/>
+          <w:szCs w:val="16"/>
+        </w:rPr>
+        <w:t>826/826</w:t>
+      </w:r>
+      <w:r>
+        <w:rPr>
+          <w:sz w:val="16"/>
+          <w:szCs w:val="16"/>
+        </w:rPr>
+        <w:t xml:space="preserve"> </w:t>
+      </w:r>
+      <w:r>
+        <w:rPr>
+          <w:rFonts w:ascii="MS Gothic" w:eastAsia="MS Gothic" w:hAnsi="MS Gothic" w:cs="MS Gothic" w:hint="eastAsia"/>
+          <w:sz w:val="16"/>
+          <w:szCs w:val="16"/>
+        </w:rPr>
+        <w:t>━━━━━━━━━━━━━━━━━━━━</w:t>
+      </w:r>
+      <w:r>
+        <w:rPr>
+          <w:sz w:val="16"/>
+          <w:szCs w:val="16"/>
+        </w:rPr>
+        <w:t xml:space="preserve"> </w:t>
+      </w:r>
+      <w:r>
+        <w:rPr>
+          <w:b/>
+          <w:bCs/>
+          <w:sz w:val="16"/>
+          <w:szCs w:val="16"/>
+        </w:rPr>
+        <w:t>4s</w:t>
+      </w:r>
+      <w:r>
+        <w:rPr>
+          <w:sz w:val="16"/>
+          <w:szCs w:val="16"/>
+        </w:rPr>
+        <w:t xml:space="preserve"> 5ms/step - loss: 5.6933e-05 - val_loss: 2.9587e-06</w:t>
+      </w:r>
+    </w:p>
+    <w:p>
+      <w:pPr>
+        <w:pStyle w:val="ListParagraph"/>
+        <w:jc w:val="both"/>
+        <w:rPr>
+          <w:sz w:val="16"/>
+          <w:szCs w:val="16"/>
+        </w:rPr>
+      </w:pPr>
+      <w:r>
+        <w:rPr>
+          <w:sz w:val="16"/>
+          <w:szCs w:val="16"/>
+        </w:rPr>
+        <w:t>Epoch 43/50</w:t>
+      </w:r>
+    </w:p>
+    <w:p>
+      <w:pPr>
+        <w:pStyle w:val="ListParagraph"/>
+        <w:jc w:val="both"/>
+        <w:rPr>
+          <w:sz w:val="16"/>
+          <w:szCs w:val="16"/>
+        </w:rPr>
+      </w:pPr>
+      <w:r>
+        <w:rPr>
+          <w:b/>
+          <w:bCs/>
+          <w:sz w:val="16"/>
+          <w:szCs w:val="16"/>
+        </w:rPr>
+        <w:t>816/826</w:t>
+      </w:r>
+      <w:r>
+        <w:rPr>
+          <w:sz w:val="16"/>
+          <w:szCs w:val="16"/>
+        </w:rPr>
+        <w:t xml:space="preserve"> </w:t>
+      </w:r>
+      <w:r>
+        <w:rPr>
+          <w:rFonts w:ascii="MS Gothic" w:eastAsia="MS Gothic" w:hAnsi="MS Gothic" w:cs="MS Gothic" w:hint="eastAsia"/>
+          <w:sz w:val="16"/>
+          <w:szCs w:val="16"/>
+        </w:rPr>
+        <w:t>━━━━━━━━━━━━━━━━━━━━</w:t>
+      </w:r>
+      <w:r>
+        <w:rPr>
+          <w:sz w:val="16"/>
+          <w:szCs w:val="16"/>
+        </w:rPr>
+        <w:t xml:space="preserve"> </w:t>
+      </w:r>
+      <w:r>
+        <w:rPr>
+          <w:b/>
+          <w:bCs/>
+          <w:sz w:val="16"/>
+          <w:szCs w:val="16"/>
+        </w:rPr>
+        <w:t>0s</w:t>
+      </w:r>
+      <w:r>
+        <w:rPr>
+          <w:sz w:val="16"/>
+          <w:szCs w:val="16"/>
+        </w:rPr>
+        <w:t xml:space="preserve"> 5ms/step - loss: 1.6033e-04</w:t>
+      </w:r>
+    </w:p>
+    <w:p>
+      <w:pPr>
+        <w:pStyle w:val="ListParagraph"/>
+        <w:jc w:val="both"/>
+        <w:rPr>
+          <w:sz w:val="16"/>
+          <w:szCs w:val="16"/>
+        </w:rPr>
+      </w:pPr>
+      <w:r>
+        <w:rPr>
+          <w:sz w:val="16"/>
+          <w:szCs w:val="16"/>
+        </w:rPr>
+        <w:t>Epoch 43: val_loss did not improve from 0.00000</w:t>
+      </w:r>
+    </w:p>
+    <w:p>
+      <w:pPr>
+        <w:pStyle w:val="ListParagraph"/>
+        <w:jc w:val="both"/>
+        <w:rPr>
+          <w:sz w:val="16"/>
+          <w:szCs w:val="16"/>
+        </w:rPr>
+      </w:pPr>
+      <w:r>
+        <w:rPr>
+          <w:b/>
+          <w:bCs/>
+          <w:sz w:val="16"/>
+          <w:szCs w:val="16"/>
+        </w:rPr>
+        <w:t>826/826</w:t>
+      </w:r>
+      <w:r>
+        <w:rPr>
+          <w:sz w:val="16"/>
+          <w:szCs w:val="16"/>
+        </w:rPr>
+        <w:t xml:space="preserve"> </w:t>
+      </w:r>
+      <w:r>
+        <w:rPr>
+          <w:rFonts w:ascii="MS Gothic" w:eastAsia="MS Gothic" w:hAnsi="MS Gothic" w:cs="MS Gothic" w:hint="eastAsia"/>
+          <w:sz w:val="16"/>
+          <w:szCs w:val="16"/>
+        </w:rPr>
+        <w:t>━━━━━━━━━━━━━━━━━━━━</w:t>
+      </w:r>
+      <w:r>
+        <w:rPr>
+          <w:sz w:val="16"/>
+          <w:szCs w:val="16"/>
+        </w:rPr>
+        <w:t xml:space="preserve"> </w:t>
+      </w:r>
+      <w:r>
+        <w:rPr>
+          <w:b/>
+          <w:bCs/>
+          <w:sz w:val="16"/>
+          <w:szCs w:val="16"/>
+        </w:rPr>
+        <w:t>5s</w:t>
+      </w:r>
+      <w:r>
+        <w:rPr>
+          <w:sz w:val="16"/>
+          <w:szCs w:val="16"/>
+        </w:rPr>
+        <w:t xml:space="preserve"> 6ms/step - loss: 5.5716e-05 - val_loss: 4.2587e-06</w:t>
+      </w:r>
+    </w:p>
+    <w:p>
+      <w:pPr>
+        <w:pStyle w:val="ListParagraph"/>
+        <w:jc w:val="both"/>
+        <w:rPr>
+          <w:sz w:val="16"/>
+          <w:szCs w:val="16"/>
+        </w:rPr>
+      </w:pPr>
+      <w:r>
+        <w:rPr>
+          <w:sz w:val="16"/>
+          <w:szCs w:val="16"/>
+        </w:rPr>
+        <w:t>Epoch 43: early stopping</w:t>
+      </w:r>
+    </w:p>
+    <w:p>
+      <w:pPr>
+        <w:pStyle w:val="ListParagraph"/>
+        <w:jc w:val="both"/>
+        <w:rPr>
+          <w:sz w:val="16"/>
+          <w:szCs w:val="16"/>
+        </w:rPr>
+      </w:pPr>
+      <w:r>
+        <w:rPr>
+          <w:sz w:val="16"/>
+          <w:szCs w:val="16"/>
+        </w:rPr>
+        <w:t>Restoring model weights from the end of the best epoch: 33.</w:t>
+      </w:r>
+    </w:p>
+    <w:p>
+      <w:pPr>
+        <w:pStyle w:val="ListParagraph"/>
+        <w:numPr>
+          <w:ilvl w:val="0"/>
+          <w:numId w:val="14"/>
+        </w:numPr>
+        <w:jc w:val="both"/>
+        <w:rPr>
+          <w:sz w:val="32"/>
+          <w:szCs w:val="32"/>
+        </w:rPr>
+      </w:pPr>
+      <w:r>
+        <w:rPr>
+          <w:sz w:val="32"/>
+          <w:szCs w:val="32"/>
+        </w:rPr>
+        <w:t xml:space="preserve">  </w:t>
+      </w:r>
+    </w:p>
+    <w:p>
+      <w:pPr>
+        <w:pStyle w:val="ListParagraph"/>
+        <w:jc w:val="both"/>
+        <w:rPr>
+          <w:sz w:val="32"/>
+          <w:szCs w:val="32"/>
+        </w:rPr>
+      </w:pPr>
+      <w:r>
+        <w:rPr>
+          <w:sz w:val="32"/>
+          <w:szCs w:val="32"/>
+        </w:rPr>
+        <w:drawing>
+          <wp:inline distT="0" distB="0" distL="0" distR="0" wp14:anchorId="3CABC6C0" wp14:editId="24F4959C">
+            <wp:extent cx="2408129" cy="579170"/>
+            <wp:effectExtent l="0" t="0" r="0" b="0"/>
+            <wp:docPr id="2020340674" name="Picture 1"/>
+            <wp:cNvGraphicFramePr>
+              <a:graphicFrameLocks xmlns:a="http://schemas.openxmlformats.org/drawingml/2006/main" noChangeAspect="1"/>
+            </wp:cNvGraphicFramePr>
+            <a:graphic xmlns:a="http://schemas.openxmlformats.org/drawingml/2006/main">
+              <a:graphicData uri="http://schemas.openxmlformats.org/drawingml/2006/picture">
+                <pic:pic xmlns:pic="http://schemas.openxmlformats.org/drawingml/2006/picture">
+                  <pic:nvPicPr>
+                    <pic:cNvPr id="2020340674" name=""/>
+                    <pic:cNvPicPr/>
+                  </pic:nvPicPr>
+                  <pic:blipFill>
+                    <a:blip r:embed="rId44"/>
+                    <a:stretch>
+                      <a:fillRect/>
+                    </a:stretch>
+                  </pic:blipFill>
+                  <pic:spPr>
+                    <a:xfrm>
+                      <a:off x="0" y="0"/>
+                      <a:ext cx="2408129" cy="579170"/>
+                    </a:xfrm>
+                    <a:prstGeom prst="rect">
+                      <a:avLst/>
+                    </a:prstGeom>
+                  </pic:spPr>
+                </pic:pic>
+              </a:graphicData>
+            </a:graphic>
+          </wp:inline>
+        </w:drawing>
+      </w:r>
+    </w:p>
+    <w:p>
+      <w:pPr>
+        <w:jc w:val="both"/>
+        <w:rPr>
+          <w:sz w:val="32"/>
+          <w:szCs w:val="32"/>
+        </w:rPr>
+      </w:pPr>
+    </w:p>
+    <w:p>
+      <w:pPr>
+        <w:pStyle w:val="ListParagraph"/>
+        <w:numPr>
+          <w:ilvl w:val="0"/>
+          <w:numId w:val="14"/>
+        </w:numPr>
+        <w:jc w:val="both"/>
+        <w:rPr>
+          <w:sz w:val="32"/>
+          <w:szCs w:val="32"/>
+        </w:rPr>
+      </w:pPr>
+      <w:r>
+        <w:rPr>
+          <w:sz w:val="32"/>
+          <w:szCs w:val="32"/>
+        </w:rPr>
+        <w:t xml:space="preserve"> </w:t>
+      </w:r>
+    </w:p>
+    <w:p>
+      <w:pPr>
+        <w:pStyle w:val="ListParagraph"/>
+        <w:jc w:val="both"/>
+        <w:rPr>
+          <w:sz w:val="32"/>
+          <w:szCs w:val="32"/>
+        </w:rPr>
+      </w:pPr>
+      <w:r>
+        <w:rPr>
+          <w:noProof/>
+        </w:rPr>
+        <w:drawing>
+          <wp:inline distT="0" distB="0" distL="0" distR="0" wp14:anchorId="61C27E0C" wp14:editId="71088F4D">
+            <wp:extent cx="5946457" cy="2933700"/>
+            <wp:effectExtent l="0" t="0" r="0" b="0"/>
+            <wp:docPr id="260944387" name="Picture 6"/>
+            <wp:cNvGraphicFramePr>
+              <a:graphicFrameLocks xmlns:a="http://schemas.openxmlformats.org/drawingml/2006/main" noChangeAspect="1"/>
+            </wp:cNvGraphicFramePr>
+            <a:graphic xmlns:a="http://schemas.openxmlformats.org/drawingml/2006/main">
+              <a:graphicData uri="http://schemas.openxmlformats.org/drawingml/2006/picture">
+                <pic:pic xmlns:pic="http://schemas.openxmlformats.org/drawingml/2006/picture">
+                  <pic:nvPicPr>
+                    <pic:cNvPr id="0" name="Picture 11"/>
+                    <pic:cNvPicPr>
+                      <a:picLocks noChangeAspect="1" noChangeArrowheads="1"/>
+                    </pic:cNvPicPr>
+                  </pic:nvPicPr>
+                  <pic:blipFill>
+                    <a:blip r:embed="rId45">
+                      <a:extLst>
+                        <a:ext uri="{28A0092B-C50C-407E-A947-70E740481C1C}">
+                          <a14:useLocalDpi xmlns:a14="http://schemas.microsoft.com/office/drawing/2010/main" val="0"/>
+                        </a:ext>
+                      </a:extLst>
+                    </a:blip>
+                    <a:srcRect/>
+                    <a:stretch>
+                      <a:fillRect/>
+                    </a:stretch>
+                  </pic:blipFill>
+                  <pic:spPr bwMode="auto">
+                    <a:xfrm>
+                      <a:off x="0" y="0"/>
+                      <a:ext cx="5966706" cy="2943690"/>
+                    </a:xfrm>
+                    <a:prstGeom prst="rect">
+                      <a:avLst/>
+                    </a:prstGeom>
+                    <a:noFill/>
+                    <a:ln>
+                      <a:noFill/>
+                    </a:ln>
+                  </pic:spPr>
+                </pic:pic>
+              </a:graphicData>
+            </a:graphic>
+          </wp:inline>
+        </w:drawing>
+      </w:r>
+    </w:p>
+    <w:p>
+      <w:pPr>
+        <w:pStyle w:val="ListParagraph"/>
+        <w:jc w:val="both"/>
+        <w:rPr>
+          <w:sz w:val="32"/>
+          <w:szCs w:val="32"/>
+        </w:rPr>
+      </w:pPr>
+    </w:p>
+    <w:p>
+      <w:pPr>
+        <w:pStyle w:val="ListParagraph"/>
+        <w:jc w:val="both"/>
+        <w:rPr>
+          <w:sz w:val="32"/>
+          <w:szCs w:val="32"/>
+        </w:rPr>
+      </w:pPr>
+    </w:p>
+    <w:p>
+      <w:pPr>
+        <w:pStyle w:val="ListParagraph"/>
+        <w:numPr>
+          <w:ilvl w:val="0"/>
+          <w:numId w:val="14"/>
+        </w:numPr>
+        <w:jc w:val="both"/>
+        <w:rPr>
+          <w:sz w:val="32"/>
+          <w:szCs w:val="32"/>
+        </w:rPr>
+      </w:pPr>
+      <w:r>
+        <w:rPr>
+          <w:sz w:val="32"/>
+          <w:szCs w:val="32"/>
+        </w:rPr>
+        <w:t xml:space="preserve"> </w:t>
+      </w:r>
+    </w:p>
+    <w:p>
+      <w:pPr>
+        <w:pStyle w:val="ListParagraph"/>
+        <w:jc w:val="both"/>
+        <w:rPr>
+          <w:sz w:val="32"/>
+          <w:szCs w:val="32"/>
+        </w:rPr>
+      </w:pPr>
+      <w:r>
+        <w:rPr>
+          <w:sz w:val="32"/>
+          <w:szCs w:val="32"/>
+        </w:rPr>
+        <w:drawing>
+          <wp:inline distT="0" distB="0" distL="0" distR="0" wp14:anchorId="273BECBA" wp14:editId="33774FBF">
+            <wp:extent cx="5731510" cy="3352165"/>
+            <wp:effectExtent l="0" t="0" r="2540" b="635"/>
+            <wp:docPr id="2046275365" name="Picture 1"/>
+            <wp:cNvGraphicFramePr>
+              <a:graphicFrameLocks xmlns:a="http://schemas.openxmlformats.org/drawingml/2006/main" noChangeAspect="1"/>
+            </wp:cNvGraphicFramePr>
+            <a:graphic xmlns:a="http://schemas.openxmlformats.org/drawingml/2006/main">
+              <a:graphicData uri="http://schemas.openxmlformats.org/drawingml/2006/picture">
+                <pic:pic xmlns:pic="http://schemas.openxmlformats.org/drawingml/2006/picture">
+                  <pic:nvPicPr>
+                    <pic:cNvPr id="2046275365" name=""/>
+                    <pic:cNvPicPr/>
+                  </pic:nvPicPr>
+                  <pic:blipFill>
+                    <a:blip r:embed="rId46"/>
+                    <a:stretch>
+                      <a:fillRect/>
+                    </a:stretch>
+                  </pic:blipFill>
+                  <pic:spPr>
+                    <a:xfrm>
+                      <a:off x="0" y="0"/>
+                      <a:ext cx="5731510" cy="3352165"/>
+                    </a:xfrm>
+                    <a:prstGeom prst="rect">
+                      <a:avLst/>
+                    </a:prstGeom>
+                  </pic:spPr>
+                </pic:pic>
+              </a:graphicData>
+            </a:graphic>
+          </wp:inline>
+        </w:drawing>
+      </w:r>
+    </w:p>
+    <w:p>
+      <w:pPr>
+        <w:pStyle w:val="ListParagraph"/>
+        <w:jc w:val="both"/>
+        <w:rPr>
+          <w:sz w:val="16"/>
+          <w:szCs w:val="16"/>
+        </w:rPr>
+      </w:pPr>
+    </w:p>
+    <w:p>
+      <w:pPr>
+        <w:pStyle w:val="ListParagraph"/>
+        <w:jc w:val="both"/>
+        <w:rPr>
+          <w:sz w:val="16"/>
+          <w:szCs w:val="16"/>
+        </w:rPr>
+      </w:pPr>
+    </w:p>
+    <w:p>
+      <w:pPr>
+        <w:pStyle w:val="ListParagraph"/>
+        <w:jc w:val="both"/>
+        <w:rPr>
+          <w:sz w:val="32"/>
+          <w:szCs w:val="32"/>
+        </w:rPr>
+      </w:pPr>
+    </w:p>
+    <w:p>
+      <w:pPr>
+        <w:pStyle w:val="ListParagraph"/>
         <w:jc w:val="both"/>
         <w:rPr>
           <w:sz w:val="44"/>
@@ -7921,6 +9303,95 @@
     </w:lvl>
   </w:abstractNum>
   <w:abstractNum w:abstractNumId="4" w15:restartNumberingAfterBreak="0">
+    <w:nsid w:val="51486B21"/>
+    <w:multiLevelType w:val="hybridMultilevel"/>
+    <w:tmpl w:val="0A165858"/>
+    <w:lvl w:ilvl="0" w:tplc="0809000F">
+      <w:start w:val="1"/>
+      <w:numFmt w:val="decimal"/>
+      <w:lvlText w:val="%1."/>
+      <w:lvlJc w:val="left"/>
+      <w:pPr>
+        <w:ind w:left="720" w:hanging="360"/>
+      </w:pPr>
+      <w:rPr>
+        <w:rFonts w:hint="default"/>
+      </w:rPr>
+    </w:lvl>
+    <w:lvl w:ilvl="1" w:tplc="08090019" w:tentative="1">
+      <w:start w:val="1"/>
+      <w:numFmt w:val="lowerLetter"/>
+      <w:lvlText w:val="%2."/>
+      <w:lvlJc w:val="left"/>
+      <w:pPr>
+        <w:ind w:left="1440" w:hanging="360"/>
+      </w:pPr>
+    </w:lvl>
+    <w:lvl w:ilvl="2" w:tplc="0809001B" w:tentative="1">
+      <w:start w:val="1"/>
+      <w:numFmt w:val="lowerRoman"/>
+      <w:lvlText w:val="%3."/>
+      <w:lvlJc w:val="right"/>
+      <w:pPr>
+        <w:ind w:left="2160" w:hanging="180"/>
+      </w:pPr>
+    </w:lvl>
+    <w:lvl w:ilvl="3" w:tplc="0809000F" w:tentative="1">
+      <w:start w:val="1"/>
+      <w:numFmt w:val="decimal"/>
+      <w:lvlText w:val="%4."/>
+      <w:lvlJc w:val="left"/>
+      <w:pPr>
+        <w:ind w:left="2880" w:hanging="360"/>
+      </w:pPr>
+    </w:lvl>
+    <w:lvl w:ilvl="4" w:tplc="08090019" w:tentative="1">
+      <w:start w:val="1"/>
+      <w:numFmt w:val="lowerLetter"/>
+      <w:lvlText w:val="%5."/>
+      <w:lvlJc w:val="left"/>
+      <w:pPr>
+        <w:ind w:left="3600" w:hanging="360"/>
+      </w:pPr>
+    </w:lvl>
+    <w:lvl w:ilvl="5" w:tplc="0809001B" w:tentative="1">
+      <w:start w:val="1"/>
+      <w:numFmt w:val="lowerRoman"/>
+      <w:lvlText w:val="%6."/>
+      <w:lvlJc w:val="right"/>
+      <w:pPr>
+        <w:ind w:left="4320" w:hanging="180"/>
+      </w:pPr>
+    </w:lvl>
+    <w:lvl w:ilvl="6" w:tplc="0809000F" w:tentative="1">
+      <w:start w:val="1"/>
+      <w:numFmt w:val="decimal"/>
+      <w:lvlText w:val="%7."/>
+      <w:lvlJc w:val="left"/>
+      <w:pPr>
+        <w:ind w:left="5040" w:hanging="360"/>
+      </w:pPr>
+    </w:lvl>
+    <w:lvl w:ilvl="7" w:tplc="08090019" w:tentative="1">
+      <w:start w:val="1"/>
+      <w:numFmt w:val="lowerLetter"/>
+      <w:lvlText w:val="%8."/>
+      <w:lvlJc w:val="left"/>
+      <w:pPr>
+        <w:ind w:left="5760" w:hanging="360"/>
+      </w:pPr>
+    </w:lvl>
+    <w:lvl w:ilvl="8" w:tplc="0809001B" w:tentative="1">
+      <w:start w:val="1"/>
+      <w:numFmt w:val="lowerRoman"/>
+      <w:lvlText w:val="%9."/>
+      <w:lvlJc w:val="right"/>
+      <w:pPr>
+        <w:ind w:left="6480" w:hanging="180"/>
+      </w:pPr>
+    </w:lvl>
+  </w:abstractNum>
+  <w:abstractNum w:abstractNumId="5" w15:restartNumberingAfterBreak="0">
     <w:nsid w:val="57D541CF"/>
     <w:multiLevelType w:val="hybridMultilevel"/>
     <w:tmpl w:val="913880B0"/>
@@ -8009,7 +9480,7 @@
       </w:pPr>
     </w:lvl>
   </w:abstractNum>
-  <w:abstractNum w:abstractNumId="5" w15:restartNumberingAfterBreak="0">
+  <w:abstractNum w:abstractNumId="6" w15:restartNumberingAfterBreak="0">
     <w:nsid w:val="5CF57A38"/>
     <w:multiLevelType w:val="hybridMultilevel"/>
     <w:tmpl w:val="A38A7702"/>
@@ -8098,7 +9569,7 @@
       </w:pPr>
     </w:lvl>
   </w:abstractNum>
-  <w:abstractNum w:abstractNumId="6" w15:restartNumberingAfterBreak="0">
+  <w:abstractNum w:abstractNumId="7" w15:restartNumberingAfterBreak="0">
     <w:nsid w:val="69A10384"/>
     <w:multiLevelType w:val="hybridMultilevel"/>
     <w:tmpl w:val="86247D22"/>
@@ -8187,7 +9658,7 @@
       </w:pPr>
     </w:lvl>
   </w:abstractNum>
-  <w:abstractNum w:abstractNumId="7" w15:restartNumberingAfterBreak="0">
+  <w:abstractNum w:abstractNumId="8" w15:restartNumberingAfterBreak="0">
     <w:nsid w:val="6FDD3FCA"/>
     <w:multiLevelType w:val="hybridMultilevel"/>
     <w:tmpl w:val="915AA91E"/>
@@ -8276,7 +9747,7 @@
       </w:pPr>
     </w:lvl>
   </w:abstractNum>
-  <w:abstractNum w:abstractNumId="8" w15:restartNumberingAfterBreak="0">
+  <w:abstractNum w:abstractNumId="9" w15:restartNumberingAfterBreak="0">
     <w:nsid w:val="70DA39CB"/>
     <w:multiLevelType w:val="hybridMultilevel"/>
     <w:tmpl w:val="1846B662"/>
@@ -8365,7 +9836,7 @@
       </w:pPr>
     </w:lvl>
   </w:abstractNum>
-  <w:abstractNum w:abstractNumId="9" w15:restartNumberingAfterBreak="0">
+  <w:abstractNum w:abstractNumId="10" w15:restartNumberingAfterBreak="0">
     <w:nsid w:val="73D459CA"/>
     <w:multiLevelType w:val="hybridMultilevel"/>
     <w:tmpl w:val="3AE831AA"/>
@@ -8454,7 +9925,96 @@
       </w:pPr>
     </w:lvl>
   </w:abstractNum>
-  <w:abstractNum w:abstractNumId="10" w15:restartNumberingAfterBreak="0">
+  <w:abstractNum w:abstractNumId="11" w15:restartNumberingAfterBreak="0">
+    <w:nsid w:val="7B280DD7"/>
+    <w:multiLevelType w:val="hybridMultilevel"/>
+    <w:tmpl w:val="6E8EB962"/>
+    <w:lvl w:ilvl="0" w:tplc="0809000F">
+      <w:start w:val="1"/>
+      <w:numFmt w:val="decimal"/>
+      <w:lvlText w:val="%1."/>
+      <w:lvlJc w:val="left"/>
+      <w:pPr>
+        <w:ind w:left="720" w:hanging="360"/>
+      </w:pPr>
+      <w:rPr>
+        <w:rFonts w:hint="default"/>
+      </w:rPr>
+    </w:lvl>
+    <w:lvl w:ilvl="1" w:tplc="08090019" w:tentative="1">
+      <w:start w:val="1"/>
+      <w:numFmt w:val="lowerLetter"/>
+      <w:lvlText w:val="%2."/>
+      <w:lvlJc w:val="left"/>
+      <w:pPr>
+        <w:ind w:left="1440" w:hanging="360"/>
+      </w:pPr>
+    </w:lvl>
+    <w:lvl w:ilvl="2" w:tplc="0809001B" w:tentative="1">
+      <w:start w:val="1"/>
+      <w:numFmt w:val="lowerRoman"/>
+      <w:lvlText w:val="%3."/>
+      <w:lvlJc w:val="right"/>
+      <w:pPr>
+        <w:ind w:left="2160" w:hanging="180"/>
+      </w:pPr>
+    </w:lvl>
+    <w:lvl w:ilvl="3" w:tplc="0809000F" w:tentative="1">
+      <w:start w:val="1"/>
+      <w:numFmt w:val="decimal"/>
+      <w:lvlText w:val="%4."/>
+      <w:lvlJc w:val="left"/>
+      <w:pPr>
+        <w:ind w:left="2880" w:hanging="360"/>
+      </w:pPr>
+    </w:lvl>
+    <w:lvl w:ilvl="4" w:tplc="08090019" w:tentative="1">
+      <w:start w:val="1"/>
+      <w:numFmt w:val="lowerLetter"/>
+      <w:lvlText w:val="%5."/>
+      <w:lvlJc w:val="left"/>
+      <w:pPr>
+        <w:ind w:left="3600" w:hanging="360"/>
+      </w:pPr>
+    </w:lvl>
+    <w:lvl w:ilvl="5" w:tplc="0809001B" w:tentative="1">
+      <w:start w:val="1"/>
+      <w:numFmt w:val="lowerRoman"/>
+      <w:lvlText w:val="%6."/>
+      <w:lvlJc w:val="right"/>
+      <w:pPr>
+        <w:ind w:left="4320" w:hanging="180"/>
+      </w:pPr>
+    </w:lvl>
+    <w:lvl w:ilvl="6" w:tplc="0809000F" w:tentative="1">
+      <w:start w:val="1"/>
+      <w:numFmt w:val="decimal"/>
+      <w:lvlText w:val="%7."/>
+      <w:lvlJc w:val="left"/>
+      <w:pPr>
+        <w:ind w:left="5040" w:hanging="360"/>
+      </w:pPr>
+    </w:lvl>
+    <w:lvl w:ilvl="7" w:tplc="08090019" w:tentative="1">
+      <w:start w:val="1"/>
+      <w:numFmt w:val="lowerLetter"/>
+      <w:lvlText w:val="%8."/>
+      <w:lvlJc w:val="left"/>
+      <w:pPr>
+        <w:ind w:left="5760" w:hanging="360"/>
+      </w:pPr>
+    </w:lvl>
+    <w:lvl w:ilvl="8" w:tplc="0809001B" w:tentative="1">
+      <w:start w:val="1"/>
+      <w:numFmt w:val="lowerRoman"/>
+      <w:lvlText w:val="%9."/>
+      <w:lvlJc w:val="right"/>
+      <w:pPr>
+        <w:ind w:left="6480" w:hanging="180"/>
+      </w:pPr>
+    </w:lvl>
+  </w:abstractNum>
+  <w:abstractNum w:abstractNumId="12" w15:restartNumberingAfterBreak="0">
     <w:nsid w:val="7E6D6DFA"/>
     <w:multiLevelType w:val="hybridMultilevel"/>
     <w:tmpl w:val="0284BBA2"/>
@@ -8543,7 +10103,7 @@
       </w:pPr>
     </w:lvl>
   </w:abstractNum>
-  <w:abstractNum w:abstractNumId="11" w15:restartNumberingAfterBreak="0">
+  <w:abstractNum w:abstractNumId="13" w15:restartNumberingAfterBreak="0">
     <w:nsid w:val="7F582DAA"/>
     <w:multiLevelType w:val="hybridMultilevel"/>
     <w:tmpl w:val="9BA6BDCC"/>
@@ -8633,22 +10193,22 @@
     </w:lvl>
   </w:abstractNum>
   <w:num w:numId="1" w16cid:durableId="537739397">
-    <w:abstractNumId w:val="10"/>
+    <w:abstractNumId w:val="12"/>
   </w:num>
   <w:num w:numId="2" w16cid:durableId="2010984536">
-    <w:abstractNumId w:val="11"/>
+    <w:abstractNumId w:val="13"/>
   </w:num>
   <w:num w:numId="3" w16cid:durableId="1053046251">
-    <w:abstractNumId w:val="4"/>
+    <w:abstractNumId w:val="5"/>
   </w:num>
   <w:num w:numId="4" w16cid:durableId="2088382603">
-    <w:abstractNumId w:val="8"/>
+    <w:abstractNumId w:val="9"/>
   </w:num>
   <w:num w:numId="5" w16cid:durableId="1995066455">
     <w:abstractNumId w:val="2"/>
   </w:num>
   <w:num w:numId="6" w16cid:durableId="225334775">
-    <w:abstractNumId w:val="9"/>
+    <w:abstractNumId w:val="10"/>
   </w:num>
   <w:num w:numId="7" w16cid:durableId="105513565">
     <w:abstractNumId w:val="0"/>
@@ -8660,13 +10220,19 @@
     <w:abstractNumId w:val="3"/>
   </w:num>
   <w:num w:numId="10" w16cid:durableId="1241255734">
+    <w:abstractNumId w:val="7"/>
+  </w:num>
+  <w:num w:numId="11" w16cid:durableId="1569415589">
+    <w:abstractNumId w:val="8"/>
+  </w:num>
+  <w:num w:numId="12" w16cid:durableId="1106000691">
     <w:abstractNumId w:val="6"/>
   </w:num>
-  <w:num w:numId="11" w16cid:durableId="1569415589">
-    <w:abstractNumId w:val="7"/>
+  <w:num w:numId="13" w16cid:durableId="162742159">
+    <w:abstractNumId w:val="4"/>
   </w:num>
-  <w:num w:numId="12" w16cid:durableId="1106000691">
-    <w:abstractNumId w:val="5"/>
+  <w:num w:numId="14" w16cid:durableId="1403990657">
+    <w:abstractNumId w:val="11"/>
   </w:num>
 </w:numbering>
 </file>
